--- a/jquery_migration_design.docx
+++ b/jquery_migration_design.docx
@@ -5,39 +5,44 @@
     <w:p>
       <w:pPr>
         <w:jc w:val="center"/>
-      </w:pPr>
-      <w:r>
         <w:rPr>
           <w:b/>
           <w:color w:val="1F4E79"/>
           <w:sz w:val="44"/>
         </w:rPr>
-        <w:t>MPS Auto Framing</w:t>
-      </w:r>
-      <w:r>
+      </w:pPr>
+    </w:p>
+    <w:p>
+      <w:pPr>
+        <w:jc w:val="center"/>
         <w:rPr>
           <w:b/>
           <w:color w:val="1F4E79"/>
           <w:sz w:val="44"/>
         </w:rPr>
-        <w:br/>
-        <w:t>jQuery</w:t>
-      </w:r>
-      <w:r>
+      </w:pPr>
+    </w:p>
+    <w:p>
+      <w:pPr>
+        <w:jc w:val="center"/>
         <w:rPr>
           <w:b/>
           <w:color w:val="1F4E79"/>
           <w:sz w:val="44"/>
         </w:rPr>
-        <w:t>移植版</w:t>
-      </w:r>
+      </w:pPr>
+    </w:p>
+    <w:p>
+      <w:pPr>
+        <w:jc w:val="center"/>
+      </w:pPr>
       <w:r>
         <w:rPr>
           <w:b/>
           <w:color w:val="1F4E79"/>
           <w:sz w:val="44"/>
         </w:rPr>
-        <w:t xml:space="preserve"> </w:t>
+        <w:t>MPS Auto Framing</w:t>
       </w:r>
       <w:r>
         <w:rPr>
@@ -45,6 +50,31 @@
           <w:color w:val="1F4E79"/>
           <w:sz w:val="44"/>
         </w:rPr>
+        <w:br/>
+        <w:t>jQuery</w:t>
+      </w:r>
+      <w:r>
+        <w:rPr>
+          <w:b/>
+          <w:color w:val="1F4E79"/>
+          <w:sz w:val="44"/>
+        </w:rPr>
+        <w:t>移植版</w:t>
+      </w:r>
+      <w:r>
+        <w:rPr>
+          <w:b/>
+          <w:color w:val="1F4E79"/>
+          <w:sz w:val="44"/>
+        </w:rPr>
+        <w:t xml:space="preserve"> </w:t>
+      </w:r>
+      <w:r>
+        <w:rPr>
+          <w:b/>
+          <w:color w:val="1F4E79"/>
+          <w:sz w:val="44"/>
+        </w:rPr>
         <w:t>設計書</w:t>
       </w:r>
     </w:p>
@@ -52,24 +82,18 @@
       <w:pPr>
         <w:jc w:val="center"/>
         <w:rPr>
-          <w:lang w:eastAsia="ja-JP"/>
-        </w:rPr>
-      </w:pPr>
-      <w:r>
-        <w:rPr>
           <w:color w:val="5A5A5A"/>
           <w:sz w:val="22"/>
           <w:lang w:eastAsia="ja-JP"/>
         </w:rPr>
-        <w:t>既存</w:t>
-      </w:r>
+      </w:pPr>
       <w:r>
         <w:rPr>
           <w:color w:val="5A5A5A"/>
           <w:sz w:val="22"/>
           <w:lang w:eastAsia="ja-JP"/>
         </w:rPr>
-        <w:t xml:space="preserve"> React/Redux </w:t>
+        <w:t>既存</w:t>
       </w:r>
       <w:r>
         <w:rPr>
@@ -77,7 +101,7 @@
           <w:sz w:val="22"/>
           <w:lang w:eastAsia="ja-JP"/>
         </w:rPr>
-        <w:t>構成を、組込み</w:t>
+        <w:t xml:space="preserve"> React/Redux </w:t>
       </w:r>
       <w:r>
         <w:rPr>
@@ -85,7 +109,7 @@
           <w:sz w:val="22"/>
           <w:lang w:eastAsia="ja-JP"/>
         </w:rPr>
-        <w:t>Web</w:t>
+        <w:t>構成を、組込み</w:t>
       </w:r>
       <w:r>
         <w:rPr>
@@ -93,7 +117,7 @@
           <w:sz w:val="22"/>
           <w:lang w:eastAsia="ja-JP"/>
         </w:rPr>
-        <w:t>カメラ向けの</w:t>
+        <w:t>Web</w:t>
       </w:r>
       <w:r>
         <w:rPr>
@@ -101,6 +125,14 @@
           <w:sz w:val="22"/>
           <w:lang w:eastAsia="ja-JP"/>
         </w:rPr>
+        <w:t>カメラ向けの</w:t>
+      </w:r>
+      <w:r>
+        <w:rPr>
+          <w:color w:val="5A5A5A"/>
+          <w:sz w:val="22"/>
+          <w:lang w:eastAsia="ja-JP"/>
+        </w:rPr>
         <w:br/>
         <w:t>jQuery</w:t>
       </w:r>
@@ -112,6 +144,79 @@
         </w:rPr>
         <w:t>ベース実装へ置き換えるための設計方針</w:t>
       </w:r>
+    </w:p>
+    <w:p>
+      <w:pPr>
+        <w:jc w:val="center"/>
+        <w:rPr>
+          <w:color w:val="5A5A5A"/>
+          <w:sz w:val="22"/>
+          <w:lang w:eastAsia="ja-JP"/>
+        </w:rPr>
+      </w:pPr>
+    </w:p>
+    <w:p>
+      <w:pPr>
+        <w:jc w:val="center"/>
+        <w:rPr>
+          <w:color w:val="5A5A5A"/>
+          <w:sz w:val="22"/>
+          <w:lang w:eastAsia="ja-JP"/>
+        </w:rPr>
+      </w:pPr>
+    </w:p>
+    <w:p>
+      <w:pPr>
+        <w:jc w:val="center"/>
+        <w:rPr>
+          <w:color w:val="5A5A5A"/>
+          <w:sz w:val="22"/>
+          <w:lang w:eastAsia="ja-JP"/>
+        </w:rPr>
+      </w:pPr>
+    </w:p>
+    <w:p>
+      <w:pPr>
+        <w:jc w:val="center"/>
+        <w:rPr>
+          <w:color w:val="5A5A5A"/>
+          <w:sz w:val="22"/>
+          <w:lang w:eastAsia="ja-JP"/>
+        </w:rPr>
+      </w:pPr>
+    </w:p>
+    <w:p>
+      <w:pPr>
+        <w:rPr>
+          <w:color w:val="5A5A5A"/>
+          <w:sz w:val="22"/>
+          <w:lang w:eastAsia="ja-JP"/>
+        </w:rPr>
+      </w:pPr>
+      <w:r>
+        <w:rPr>
+          <w:color w:val="5A5A5A"/>
+          <w:sz w:val="22"/>
+          <w:lang w:eastAsia="ja-JP"/>
+        </w:rPr>
+        <w:br w:type="page"/>
+      </w:r>
+    </w:p>
+    <w:p>
+      <w:pPr>
+        <w:rPr>
+          <w:color w:val="5A5A5A"/>
+          <w:sz w:val="22"/>
+          <w:lang w:eastAsia="ja-JP"/>
+        </w:rPr>
+      </w:pPr>
+    </w:p>
+    <w:p>
+      <w:pPr>
+        <w:rPr>
+          <w:lang w:eastAsia="ja-JP"/>
+        </w:rPr>
+      </w:pPr>
     </w:p>
     <w:tbl>
       <w:tblPr>
@@ -129,8 +234,8 @@
         <w:tblLook w:val="04A0" w:firstRow="1" w:lastRow="0" w:firstColumn="1" w:lastColumn="0" w:noHBand="0" w:noVBand="1"/>
       </w:tblPr>
       <w:tblGrid>
-        <w:gridCol w:w="2268"/>
-        <w:gridCol w:w="6803"/>
+        <w:gridCol w:w="1208"/>
+        <w:gridCol w:w="8896"/>
       </w:tblGrid>
       <w:tr>
         <w:trPr>
@@ -138,7 +243,7 @@
         </w:trPr>
         <w:tc>
           <w:tcPr>
-            <w:tcW w:w="2268" w:type="dxa"/>
+            <w:tcW w:w="1208" w:type="dxa"/>
             <w:shd w:val="clear" w:color="auto" w:fill="DCE6F1"/>
             <w:vAlign w:val="center"/>
           </w:tcPr>
@@ -153,7 +258,7 @@
         </w:tc>
         <w:tc>
           <w:tcPr>
-            <w:tcW w:w="6803" w:type="dxa"/>
+            <w:tcW w:w="8896" w:type="dxa"/>
             <w:shd w:val="clear" w:color="auto" w:fill="F8FBFF"/>
             <w:vAlign w:val="center"/>
           </w:tcPr>
@@ -182,7 +287,7 @@
         </w:trPr>
         <w:tc>
           <w:tcPr>
-            <w:tcW w:w="2268" w:type="dxa"/>
+            <w:tcW w:w="1208" w:type="dxa"/>
             <w:shd w:val="clear" w:color="auto" w:fill="DCE6F1"/>
             <w:vAlign w:val="center"/>
           </w:tcPr>
@@ -197,7 +302,7 @@
         </w:tc>
         <w:tc>
           <w:tcPr>
-            <w:tcW w:w="6803" w:type="dxa"/>
+            <w:tcW w:w="8896" w:type="dxa"/>
             <w:shd w:val="clear" w:color="auto" w:fill="F8FBFF"/>
             <w:vAlign w:val="center"/>
           </w:tcPr>
@@ -217,7 +322,7 @@
         </w:trPr>
         <w:tc>
           <w:tcPr>
-            <w:tcW w:w="2268" w:type="dxa"/>
+            <w:tcW w:w="1208" w:type="dxa"/>
             <w:shd w:val="clear" w:color="auto" w:fill="DCE6F1"/>
             <w:vAlign w:val="center"/>
           </w:tcPr>
@@ -232,7 +337,7 @@
         </w:tc>
         <w:tc>
           <w:tcPr>
-            <w:tcW w:w="6803" w:type="dxa"/>
+            <w:tcW w:w="8896" w:type="dxa"/>
             <w:shd w:val="clear" w:color="auto" w:fill="F8FBFF"/>
             <w:vAlign w:val="center"/>
           </w:tcPr>
@@ -300,7 +405,7 @@
         </w:trPr>
         <w:tc>
           <w:tcPr>
-            <w:tcW w:w="2268" w:type="dxa"/>
+            <w:tcW w:w="1208" w:type="dxa"/>
             <w:shd w:val="clear" w:color="auto" w:fill="DCE6F1"/>
             <w:vAlign w:val="center"/>
           </w:tcPr>
@@ -315,7 +420,7 @@
         </w:tc>
         <w:tc>
           <w:tcPr>
-            <w:tcW w:w="6803" w:type="dxa"/>
+            <w:tcW w:w="8896" w:type="dxa"/>
             <w:shd w:val="clear" w:color="auto" w:fill="F8FBFF"/>
             <w:vAlign w:val="center"/>
           </w:tcPr>
@@ -708,11 +813,9 @@
             <w:pPr>
               <w:spacing w:after="40"/>
             </w:pPr>
-            <w:proofErr w:type="spellStart"/>
             <w:r>
               <w:t>画面</w:t>
             </w:r>
-            <w:proofErr w:type="spellEnd"/>
           </w:p>
         </w:tc>
         <w:tc>
@@ -769,11 +872,9 @@
             <w:pPr>
               <w:spacing w:after="40"/>
             </w:pPr>
-            <w:proofErr w:type="spellStart"/>
             <w:r>
               <w:t>部品</w:t>
             </w:r>
-            <w:proofErr w:type="spellEnd"/>
           </w:p>
         </w:tc>
         <w:tc>
@@ -836,11 +937,9 @@
             <w:pPr>
               <w:spacing w:after="40"/>
             </w:pPr>
-            <w:proofErr w:type="spellStart"/>
             <w:r>
               <w:t>状態</w:t>
             </w:r>
-            <w:proofErr w:type="spellEnd"/>
           </w:p>
         </w:tc>
         <w:tc>
@@ -891,11 +990,9 @@
             <w:pPr>
               <w:spacing w:after="40"/>
             </w:pPr>
-            <w:proofErr w:type="spellStart"/>
             <w:r>
               <w:t>通信</w:t>
             </w:r>
-            <w:proofErr w:type="spellEnd"/>
           </w:p>
         </w:tc>
         <w:tc>
@@ -1001,16 +1098,11 @@
         <w:pStyle w:val="1"/>
       </w:pPr>
       <w:r>
-        <w:t xml:space="preserve">3. </w:t>
-      </w:r>
-      <w:proofErr w:type="spellStart"/>
-      <w:r>
-        <w:t>jQuery</w:t>
+        <w:t>3. jQuery</w:t>
       </w:r>
       <w:r>
         <w:t>移植の基本方針</w:t>
       </w:r>
-      <w:proofErr w:type="spellEnd"/>
     </w:p>
     <w:p>
       <w:pPr>
@@ -1102,17 +1194,8 @@
         <w:t>と</w:t>
       </w:r>
       <w:r>
-        <w:t xml:space="preserve"> HTTP/</w:t>
-      </w:r>
-      <w:proofErr w:type="spellStart"/>
-      <w:r>
-        <w:t>axios</w:t>
-      </w:r>
-      <w:proofErr w:type="spellEnd"/>
-      <w:r>
-        <w:t xml:space="preserve"> </w:t>
-      </w:r>
-      <w:proofErr w:type="spellStart"/>
+        <w:t xml:space="preserve"> HTTP/axios </w:t>
+      </w:r>
       <w:r>
         <w:t>は、</w:t>
       </w:r>
@@ -1122,7 +1205,6 @@
       <w:r>
         <w:t>から直接呼ばず</w:t>
       </w:r>
-      <w:proofErr w:type="spellEnd"/>
       <w:r>
         <w:t xml:space="preserve"> service </w:t>
       </w:r>
@@ -1239,15 +1321,7 @@
         <w:pStyle w:val="27"/>
       </w:pPr>
       <w:r>
-        <w:t xml:space="preserve">page module  →  </w:t>
-      </w:r>
-      <w:proofErr w:type="spellStart"/>
-      <w:r>
-        <w:t>ui</w:t>
-      </w:r>
-      <w:proofErr w:type="spellEnd"/>
-      <w:r>
-        <w:t xml:space="preserve"> component  →  state/store  →  service(api/stomp)</w:t>
+        <w:t>page module  →  ui component  →  state/store  →  service(api/stomp)</w:t>
       </w:r>
     </w:p>
     <w:p>
@@ -1261,7 +1335,7 @@
     </w:p>
     <w:tbl>
       <w:tblPr>
-        <w:tblW w:w="0" w:type="auto"/>
+        <w:tblW w:w="10096" w:type="dxa"/>
         <w:jc w:val="center"/>
         <w:tblBorders>
           <w:top w:val="single" w:sz="8" w:space="0" w:color="B6D7A8"/>
@@ -1275,10 +1349,10 @@
         <w:tblLook w:val="04A0" w:firstRow="1" w:lastRow="0" w:firstColumn="1" w:lastColumn="0" w:noHBand="0" w:noVBand="1"/>
       </w:tblPr>
       <w:tblGrid>
-        <w:gridCol w:w="2550"/>
-        <w:gridCol w:w="2550"/>
-        <w:gridCol w:w="2551"/>
-        <w:gridCol w:w="3005"/>
+        <w:gridCol w:w="1366"/>
+        <w:gridCol w:w="2126"/>
+        <w:gridCol w:w="3686"/>
+        <w:gridCol w:w="2918"/>
       </w:tblGrid>
       <w:tr>
         <w:trPr>
@@ -1286,44 +1360,88 @@
         </w:trPr>
         <w:tc>
           <w:tcPr>
-            <w:tcW w:w="1587" w:type="dxa"/>
+            <w:tcW w:w="1366" w:type="dxa"/>
             <w:shd w:val="clear" w:color="auto" w:fill="D9EAD3"/>
           </w:tcPr>
           <w:p>
-            <w:r>
+            <w:pPr>
+              <w:spacing w:after="0" w:line="240" w:lineRule="auto"/>
+              <w:rPr>
+                <w:sz w:val="18"/>
+                <w:szCs w:val="18"/>
+              </w:rPr>
+            </w:pPr>
+            <w:r>
+              <w:rPr>
+                <w:sz w:val="18"/>
+                <w:szCs w:val="18"/>
+              </w:rPr>
               <w:t>層</w:t>
             </w:r>
           </w:p>
         </w:tc>
         <w:tc>
           <w:tcPr>
-            <w:tcW w:w="2381" w:type="dxa"/>
+            <w:tcW w:w="2126" w:type="dxa"/>
             <w:shd w:val="clear" w:color="auto" w:fill="D9EAD3"/>
           </w:tcPr>
           <w:p>
-            <w:r>
+            <w:pPr>
+              <w:spacing w:after="0" w:line="240" w:lineRule="auto"/>
+              <w:rPr>
+                <w:sz w:val="18"/>
+                <w:szCs w:val="18"/>
+              </w:rPr>
+            </w:pPr>
+            <w:r>
+              <w:rPr>
+                <w:sz w:val="18"/>
+                <w:szCs w:val="18"/>
+              </w:rPr>
               <w:t>主責務</w:t>
             </w:r>
           </w:p>
         </w:tc>
         <w:tc>
           <w:tcPr>
-            <w:tcW w:w="2551" w:type="dxa"/>
+            <w:tcW w:w="3686" w:type="dxa"/>
             <w:shd w:val="clear" w:color="auto" w:fill="D9EAD3"/>
           </w:tcPr>
           <w:p>
-            <w:r>
+            <w:pPr>
+              <w:spacing w:after="0" w:line="240" w:lineRule="auto"/>
+              <w:rPr>
+                <w:sz w:val="18"/>
+                <w:szCs w:val="18"/>
+              </w:rPr>
+            </w:pPr>
+            <w:r>
+              <w:rPr>
+                <w:sz w:val="18"/>
+                <w:szCs w:val="18"/>
+              </w:rPr>
               <w:t>主な内容</w:t>
             </w:r>
           </w:p>
         </w:tc>
         <w:tc>
           <w:tcPr>
-            <w:tcW w:w="3005" w:type="dxa"/>
+            <w:tcW w:w="2918" w:type="dxa"/>
             <w:shd w:val="clear" w:color="auto" w:fill="D9EAD3"/>
           </w:tcPr>
           <w:p>
-            <w:r>
+            <w:pPr>
+              <w:spacing w:after="0" w:line="240" w:lineRule="auto"/>
+              <w:rPr>
+                <w:sz w:val="18"/>
+                <w:szCs w:val="18"/>
+              </w:rPr>
+            </w:pPr>
+            <w:r>
+              <w:rPr>
+                <w:sz w:val="18"/>
+                <w:szCs w:val="18"/>
+              </w:rPr>
               <w:t>備考</w:t>
             </w:r>
           </w:p>
@@ -1335,28 +1453,44 @@
         </w:trPr>
         <w:tc>
           <w:tcPr>
-            <w:tcW w:w="2550" w:type="dxa"/>
+            <w:tcW w:w="1366" w:type="dxa"/>
             <w:vAlign w:val="center"/>
           </w:tcPr>
           <w:p>
-            <w:r>
+            <w:pPr>
+              <w:spacing w:after="0" w:line="240" w:lineRule="auto"/>
+              <w:rPr>
+                <w:sz w:val="18"/>
+                <w:szCs w:val="18"/>
+              </w:rPr>
+            </w:pPr>
+            <w:r>
+              <w:rPr>
+                <w:sz w:val="18"/>
+                <w:szCs w:val="18"/>
+              </w:rPr>
               <w:t>page module</w:t>
             </w:r>
           </w:p>
         </w:tc>
         <w:tc>
           <w:tcPr>
-            <w:tcW w:w="2550" w:type="dxa"/>
+            <w:tcW w:w="2126" w:type="dxa"/>
             <w:vAlign w:val="center"/>
           </w:tcPr>
           <w:p>
             <w:pPr>
-              <w:rPr>
+              <w:spacing w:after="0" w:line="240" w:lineRule="auto"/>
+              <w:rPr>
+                <w:sz w:val="18"/>
+                <w:szCs w:val="18"/>
                 <w:lang w:eastAsia="ja-JP"/>
               </w:rPr>
             </w:pPr>
             <w:r>
               <w:rPr>
+                <w:sz w:val="18"/>
+                <w:szCs w:val="18"/>
                 <w:lang w:eastAsia="ja-JP"/>
               </w:rPr>
               <w:t>画面単位の構成と制御</w:t>
@@ -1365,46 +1499,51 @@
         </w:tc>
         <w:tc>
           <w:tcPr>
-            <w:tcW w:w="2550" w:type="dxa"/>
+            <w:tcW w:w="3686" w:type="dxa"/>
             <w:vAlign w:val="center"/>
           </w:tcPr>
           <w:p>
-            <w:proofErr w:type="spellStart"/>
-            <w:r>
-              <w:t>singlecamera</w:t>
-            </w:r>
-            <w:proofErr w:type="spellEnd"/>
-            <w:r>
-              <w:t xml:space="preserve">, </w:t>
-            </w:r>
-            <w:proofErr w:type="spellStart"/>
-            <w:r>
-              <w:t>autoframing</w:t>
-            </w:r>
-            <w:proofErr w:type="spellEnd"/>
-            <w:r>
-              <w:t xml:space="preserve">, setup </w:t>
-            </w:r>
-            <w:proofErr w:type="spellStart"/>
-            <w:r>
+            <w:pPr>
+              <w:spacing w:after="0" w:line="240" w:lineRule="auto"/>
+              <w:rPr>
+                <w:sz w:val="18"/>
+                <w:szCs w:val="18"/>
+              </w:rPr>
+            </w:pPr>
+            <w:r>
+              <w:rPr>
+                <w:sz w:val="18"/>
+                <w:szCs w:val="18"/>
+              </w:rPr>
+              <w:t xml:space="preserve">singlecamera, autoframing, setup </w:t>
+            </w:r>
+            <w:r>
+              <w:rPr>
+                <w:sz w:val="18"/>
+                <w:szCs w:val="18"/>
+              </w:rPr>
               <w:t>など</w:t>
             </w:r>
-            <w:proofErr w:type="spellEnd"/>
           </w:p>
         </w:tc>
         <w:tc>
           <w:tcPr>
-            <w:tcW w:w="2550" w:type="dxa"/>
+            <w:tcW w:w="2918" w:type="dxa"/>
             <w:vAlign w:val="center"/>
           </w:tcPr>
           <w:p>
             <w:pPr>
-              <w:rPr>
+              <w:spacing w:after="0" w:line="240" w:lineRule="auto"/>
+              <w:rPr>
+                <w:sz w:val="18"/>
+                <w:szCs w:val="18"/>
                 <w:lang w:eastAsia="ja-JP"/>
               </w:rPr>
             </w:pPr>
             <w:r>
               <w:rPr>
+                <w:sz w:val="18"/>
+                <w:szCs w:val="18"/>
                 <w:lang w:eastAsia="ja-JP"/>
               </w:rPr>
               <w:t>初期化と画面更新の起点</w:t>
@@ -1418,55 +1557,102 @@
         </w:trPr>
         <w:tc>
           <w:tcPr>
-            <w:tcW w:w="2550" w:type="dxa"/>
+            <w:tcW w:w="1366" w:type="dxa"/>
             <w:vAlign w:val="center"/>
           </w:tcPr>
           <w:p>
-            <w:proofErr w:type="spellStart"/>
-            <w:r>
-              <w:t>ui</w:t>
-            </w:r>
-            <w:proofErr w:type="spellEnd"/>
-            <w:r>
-              <w:t xml:space="preserve"> component</w:t>
+            <w:pPr>
+              <w:spacing w:after="0" w:line="240" w:lineRule="auto"/>
+              <w:rPr>
+                <w:sz w:val="18"/>
+                <w:szCs w:val="18"/>
+              </w:rPr>
+            </w:pPr>
+            <w:r>
+              <w:rPr>
+                <w:sz w:val="18"/>
+                <w:szCs w:val="18"/>
+              </w:rPr>
+              <w:t>ui component</w:t>
             </w:r>
           </w:p>
         </w:tc>
         <w:tc>
           <w:tcPr>
-            <w:tcW w:w="2550" w:type="dxa"/>
+            <w:tcW w:w="2126" w:type="dxa"/>
             <w:vAlign w:val="center"/>
           </w:tcPr>
           <w:p>
-            <w:r>
+            <w:pPr>
+              <w:spacing w:after="0" w:line="240" w:lineRule="auto"/>
+              <w:rPr>
+                <w:sz w:val="18"/>
+                <w:szCs w:val="18"/>
+              </w:rPr>
+            </w:pPr>
+            <w:r>
+              <w:rPr>
+                <w:sz w:val="18"/>
+                <w:szCs w:val="18"/>
+              </w:rPr>
               <w:t>再利用部品</w:t>
             </w:r>
           </w:p>
         </w:tc>
         <w:tc>
           <w:tcPr>
-            <w:tcW w:w="2550" w:type="dxa"/>
+            <w:tcW w:w="3686" w:type="dxa"/>
             <w:vAlign w:val="center"/>
           </w:tcPr>
           <w:p>
-            <w:r>
+            <w:pPr>
+              <w:spacing w:after="0" w:line="240" w:lineRule="auto"/>
+              <w:rPr>
+                <w:sz w:val="18"/>
+                <w:szCs w:val="18"/>
+              </w:rPr>
+            </w:pPr>
+            <w:r>
+              <w:rPr>
+                <w:sz w:val="18"/>
+                <w:szCs w:val="18"/>
+              </w:rPr>
               <w:t>slider, modal, select, button</w:t>
             </w:r>
           </w:p>
         </w:tc>
         <w:tc>
           <w:tcPr>
-            <w:tcW w:w="2550" w:type="dxa"/>
+            <w:tcW w:w="2918" w:type="dxa"/>
             <w:vAlign w:val="center"/>
           </w:tcPr>
           <w:p>
-            <w:r>
+            <w:pPr>
+              <w:spacing w:after="0" w:line="240" w:lineRule="auto"/>
+              <w:rPr>
+                <w:sz w:val="18"/>
+                <w:szCs w:val="18"/>
+              </w:rPr>
+            </w:pPr>
+            <w:r>
+              <w:rPr>
+                <w:sz w:val="18"/>
+                <w:szCs w:val="18"/>
+              </w:rPr>
               <w:t>クラス</w:t>
             </w:r>
             <w:r>
+              <w:rPr>
+                <w:sz w:val="18"/>
+                <w:szCs w:val="18"/>
+              </w:rPr>
               <w:t>/</w:t>
             </w:r>
             <w:r>
+              <w:rPr>
+                <w:sz w:val="18"/>
+                <w:szCs w:val="18"/>
+              </w:rPr>
               <w:t>関数で部品化</w:t>
             </w:r>
           </w:p>
@@ -1478,28 +1664,44 @@
         </w:trPr>
         <w:tc>
           <w:tcPr>
-            <w:tcW w:w="2550" w:type="dxa"/>
+            <w:tcW w:w="1366" w:type="dxa"/>
             <w:vAlign w:val="center"/>
           </w:tcPr>
           <w:p>
-            <w:r>
+            <w:pPr>
+              <w:spacing w:after="0" w:line="240" w:lineRule="auto"/>
+              <w:rPr>
+                <w:sz w:val="18"/>
+                <w:szCs w:val="18"/>
+              </w:rPr>
+            </w:pPr>
+            <w:r>
+              <w:rPr>
+                <w:sz w:val="18"/>
+                <w:szCs w:val="18"/>
+              </w:rPr>
               <w:t>state/store</w:t>
             </w:r>
           </w:p>
         </w:tc>
         <w:tc>
           <w:tcPr>
-            <w:tcW w:w="2550" w:type="dxa"/>
+            <w:tcW w:w="2126" w:type="dxa"/>
             <w:vAlign w:val="center"/>
           </w:tcPr>
           <w:p>
             <w:pPr>
-              <w:rPr>
+              <w:spacing w:after="0" w:line="240" w:lineRule="auto"/>
+              <w:rPr>
+                <w:sz w:val="18"/>
+                <w:szCs w:val="18"/>
                 <w:lang w:eastAsia="ja-JP"/>
               </w:rPr>
             </w:pPr>
             <w:r>
               <w:rPr>
+                <w:sz w:val="18"/>
+                <w:szCs w:val="18"/>
                 <w:lang w:eastAsia="ja-JP"/>
               </w:rPr>
               <w:t>画面・装置状態の保持</w:t>
@@ -1508,58 +1710,60 @@
         </w:tc>
         <w:tc>
           <w:tcPr>
-            <w:tcW w:w="2550" w:type="dxa"/>
+            <w:tcW w:w="3686" w:type="dxa"/>
             <w:vAlign w:val="center"/>
           </w:tcPr>
           <w:p>
-            <w:proofErr w:type="spellStart"/>
-            <w:r>
-              <w:t>deviceState</w:t>
-            </w:r>
-            <w:proofErr w:type="spellEnd"/>
-            <w:r>
-              <w:t xml:space="preserve">, </w:t>
-            </w:r>
-            <w:proofErr w:type="spellStart"/>
-            <w:r>
-              <w:t>framingState</w:t>
-            </w:r>
-            <w:proofErr w:type="spellEnd"/>
-            <w:r>
-              <w:t xml:space="preserve">, </w:t>
-            </w:r>
-            <w:proofErr w:type="spellStart"/>
-            <w:r>
-              <w:t>pageState</w:t>
-            </w:r>
-            <w:proofErr w:type="spellEnd"/>
+            <w:pPr>
+              <w:spacing w:after="0" w:line="240" w:lineRule="auto"/>
+              <w:rPr>
+                <w:sz w:val="18"/>
+                <w:szCs w:val="18"/>
+              </w:rPr>
+            </w:pPr>
+            <w:r>
+              <w:rPr>
+                <w:sz w:val="18"/>
+                <w:szCs w:val="18"/>
+              </w:rPr>
+              <w:t>deviceState, framingState, pageState</w:t>
+            </w:r>
           </w:p>
         </w:tc>
         <w:tc>
           <w:tcPr>
-            <w:tcW w:w="2550" w:type="dxa"/>
+            <w:tcW w:w="2918" w:type="dxa"/>
             <w:vAlign w:val="center"/>
           </w:tcPr>
           <w:p>
             <w:pPr>
-              <w:rPr>
+              <w:spacing w:after="0" w:line="240" w:lineRule="auto"/>
+              <w:rPr>
+                <w:sz w:val="18"/>
+                <w:szCs w:val="18"/>
                 <w:lang w:eastAsia="ja-JP"/>
               </w:rPr>
             </w:pPr>
             <w:r>
               <w:rPr>
+                <w:sz w:val="18"/>
+                <w:szCs w:val="18"/>
                 <w:lang w:eastAsia="ja-JP"/>
               </w:rPr>
               <w:t>プレーン</w:t>
             </w:r>
             <w:r>
               <w:rPr>
+                <w:sz w:val="18"/>
+                <w:szCs w:val="18"/>
                 <w:lang w:eastAsia="ja-JP"/>
               </w:rPr>
               <w:t>JS</w:t>
             </w:r>
             <w:r>
               <w:rPr>
+                <w:sz w:val="18"/>
+                <w:szCs w:val="18"/>
                 <w:lang w:eastAsia="ja-JP"/>
               </w:rPr>
               <w:t>オブジェクトで管理</w:t>
@@ -1573,65 +1777,119 @@
         </w:trPr>
         <w:tc>
           <w:tcPr>
-            <w:tcW w:w="2550" w:type="dxa"/>
+            <w:tcW w:w="1366" w:type="dxa"/>
             <w:vAlign w:val="center"/>
           </w:tcPr>
           <w:p>
-            <w:r>
+            <w:pPr>
+              <w:spacing w:after="0" w:line="240" w:lineRule="auto"/>
+              <w:rPr>
+                <w:sz w:val="18"/>
+                <w:szCs w:val="18"/>
+              </w:rPr>
+            </w:pPr>
+            <w:r>
+              <w:rPr>
+                <w:sz w:val="18"/>
+                <w:szCs w:val="18"/>
+              </w:rPr>
               <w:t>service</w:t>
             </w:r>
           </w:p>
         </w:tc>
         <w:tc>
           <w:tcPr>
-            <w:tcW w:w="2550" w:type="dxa"/>
+            <w:tcW w:w="2126" w:type="dxa"/>
             <w:vAlign w:val="center"/>
           </w:tcPr>
           <w:p>
-            <w:r>
+            <w:pPr>
+              <w:spacing w:after="0" w:line="240" w:lineRule="auto"/>
+              <w:rPr>
+                <w:sz w:val="18"/>
+                <w:szCs w:val="18"/>
+              </w:rPr>
+            </w:pPr>
+            <w:r>
+              <w:rPr>
+                <w:sz w:val="18"/>
+                <w:szCs w:val="18"/>
+              </w:rPr>
               <w:t>外部通信</w:t>
             </w:r>
           </w:p>
         </w:tc>
         <w:tc>
           <w:tcPr>
-            <w:tcW w:w="2550" w:type="dxa"/>
+            <w:tcW w:w="3686" w:type="dxa"/>
             <w:vAlign w:val="center"/>
           </w:tcPr>
           <w:p>
-            <w:r>
+            <w:pPr>
+              <w:spacing w:after="0" w:line="240" w:lineRule="auto"/>
+              <w:rPr>
+                <w:sz w:val="18"/>
+                <w:szCs w:val="18"/>
+              </w:rPr>
+            </w:pPr>
+            <w:r>
+              <w:rPr>
+                <w:sz w:val="18"/>
+                <w:szCs w:val="18"/>
+              </w:rPr>
               <w:t xml:space="preserve">HTTP API, STOMP, </w:t>
             </w:r>
             <w:r>
+              <w:rPr>
+                <w:sz w:val="18"/>
+                <w:szCs w:val="18"/>
+              </w:rPr>
               <w:t>認証</w:t>
             </w:r>
             <w:r>
-              <w:t xml:space="preserve">, </w:t>
-            </w:r>
-            <w:r>
+              <w:rPr>
+                <w:rFonts w:hint="eastAsia"/>
+                <w:sz w:val="18"/>
+                <w:szCs w:val="18"/>
+                <w:lang w:eastAsia="ja-JP"/>
+              </w:rPr>
+              <w:t>、</w:t>
+            </w:r>
+            <w:r>
+              <w:rPr>
+                <w:sz w:val="18"/>
+                <w:szCs w:val="18"/>
+              </w:rPr>
               <w:t>メッセージ解析</w:t>
             </w:r>
           </w:p>
         </w:tc>
         <w:tc>
           <w:tcPr>
-            <w:tcW w:w="2550" w:type="dxa"/>
+            <w:tcW w:w="2918" w:type="dxa"/>
             <w:vAlign w:val="center"/>
           </w:tcPr>
           <w:p>
             <w:pPr>
-              <w:rPr>
+              <w:spacing w:after="0" w:line="240" w:lineRule="auto"/>
+              <w:rPr>
+                <w:sz w:val="18"/>
+                <w:szCs w:val="18"/>
                 <w:lang w:eastAsia="ja-JP"/>
               </w:rPr>
             </w:pPr>
             <w:r>
               <w:rPr>
+                <w:sz w:val="18"/>
+                <w:szCs w:val="18"/>
                 <w:lang w:eastAsia="ja-JP"/>
               </w:rPr>
               <w:t>UI</w:t>
             </w:r>
             <w:r>
               <w:rPr>
+                <w:sz w:val="18"/>
+                <w:szCs w:val="18"/>
                 <w:lang w:eastAsia="ja-JP"/>
               </w:rPr>
               <w:t>から直接触らない</w:t>
@@ -1643,34 +1901,27 @@
     <w:p>
       <w:pPr>
         <w:pStyle w:val="1"/>
-      </w:pPr>
-      <w:r>
-        <w:t xml:space="preserve">5. </w:t>
-      </w:r>
-      <w:proofErr w:type="spellStart"/>
-      <w:r>
-        <w:t>React</w:t>
+        <w:rPr>
+          <w:lang w:eastAsia="ja-JP"/>
+        </w:rPr>
+      </w:pPr>
+      <w:r>
+        <w:t>5. React</w:t>
       </w:r>
       <w:r>
         <w:t>構成から</w:t>
       </w:r>
-      <w:proofErr w:type="spellEnd"/>
-      <w:r>
-        <w:t xml:space="preserve"> </w:t>
-      </w:r>
-      <w:proofErr w:type="spellStart"/>
-      <w:r>
-        <w:t>jQuery</w:t>
+      <w:r>
+        <w:t xml:space="preserve"> jQuery</w:t>
       </w:r>
       <w:r>
         <w:t>構成への対応表</w:t>
       </w:r>
-      <w:proofErr w:type="spellEnd"/>
     </w:p>
     <w:tbl>
       <w:tblPr>
-        <w:tblW w:w="0" w:type="auto"/>
-        <w:jc w:val="center"/>
+        <w:tblpPr w:leftFromText="142" w:rightFromText="142" w:vertAnchor="text" w:horzAnchor="margin" w:tblpY="204"/>
+        <w:tblW w:w="10491" w:type="dxa"/>
         <w:tblBorders>
           <w:top w:val="single" w:sz="8" w:space="0" w:color="E6B8AF"/>
           <w:left w:val="single" w:sz="8" w:space="0" w:color="E6B8AF"/>
@@ -1683,9 +1934,1106 @@
         <w:tblLook w:val="04A0" w:firstRow="1" w:lastRow="0" w:firstColumn="1" w:lastColumn="0" w:noHBand="0" w:noVBand="1"/>
       </w:tblPr>
       <w:tblGrid>
-        <w:gridCol w:w="3400"/>
-        <w:gridCol w:w="3400"/>
-        <w:gridCol w:w="3402"/>
+        <w:gridCol w:w="2695"/>
+        <w:gridCol w:w="2554"/>
+        <w:gridCol w:w="5242"/>
+      </w:tblGrid>
+      <w:tr>
+        <w:tc>
+          <w:tcPr>
+            <w:tcW w:w="2695" w:type="dxa"/>
+            <w:shd w:val="clear" w:color="auto" w:fill="F4CCCC"/>
+          </w:tcPr>
+          <w:p>
+            <w:pPr>
+              <w:spacing w:after="0" w:line="240" w:lineRule="auto"/>
+            </w:pPr>
+            <w:r>
+              <w:t>現行</w:t>
+            </w:r>
+            <w:r>
+              <w:t>React</w:t>
+            </w:r>
+            <w:r>
+              <w:t>要素</w:t>
+            </w:r>
+          </w:p>
+        </w:tc>
+        <w:tc>
+          <w:tcPr>
+            <w:tcW w:w="2554" w:type="dxa"/>
+            <w:shd w:val="clear" w:color="auto" w:fill="F4CCCC"/>
+          </w:tcPr>
+          <w:p>
+            <w:pPr>
+              <w:spacing w:after="0" w:line="240" w:lineRule="auto"/>
+            </w:pPr>
+            <w:r>
+              <w:t>jQuery</w:t>
+            </w:r>
+            <w:r>
+              <w:t>移植後の置換先</w:t>
+            </w:r>
+          </w:p>
+        </w:tc>
+        <w:tc>
+          <w:tcPr>
+            <w:tcW w:w="5242" w:type="dxa"/>
+            <w:shd w:val="clear" w:color="auto" w:fill="F4CCCC"/>
+          </w:tcPr>
+          <w:p>
+            <w:pPr>
+              <w:spacing w:after="0" w:line="240" w:lineRule="auto"/>
+            </w:pPr>
+            <w:r>
+              <w:t>設計メモ</w:t>
+            </w:r>
+          </w:p>
+        </w:tc>
+      </w:tr>
+      <w:tr>
+        <w:tc>
+          <w:tcPr>
+            <w:tcW w:w="2695" w:type="dxa"/>
+          </w:tcPr>
+          <w:p>
+            <w:pPr>
+              <w:spacing w:after="0" w:line="240" w:lineRule="auto"/>
+            </w:pPr>
+            <w:r>
+              <w:t>App / Router</w:t>
+            </w:r>
+          </w:p>
+        </w:tc>
+        <w:tc>
+          <w:tcPr>
+            <w:tcW w:w="2554" w:type="dxa"/>
+          </w:tcPr>
+          <w:p>
+            <w:pPr>
+              <w:spacing w:after="0" w:line="240" w:lineRule="auto"/>
+            </w:pPr>
+            <w:r>
+              <w:t>app.js / page_router.js</w:t>
+            </w:r>
+          </w:p>
+        </w:tc>
+        <w:tc>
+          <w:tcPr>
+            <w:tcW w:w="5242" w:type="dxa"/>
+          </w:tcPr>
+          <w:p>
+            <w:pPr>
+              <w:spacing w:after="0" w:line="240" w:lineRule="auto"/>
+              <w:rPr>
+                <w:lang w:eastAsia="ja-JP"/>
+              </w:rPr>
+            </w:pPr>
+            <w:r>
+              <w:rPr>
+                <w:lang w:eastAsia="ja-JP"/>
+              </w:rPr>
+              <w:t>URL</w:t>
+            </w:r>
+            <w:r>
+              <w:rPr>
+                <w:lang w:eastAsia="ja-JP"/>
+              </w:rPr>
+              <w:t>または画面</w:t>
+            </w:r>
+            <w:r>
+              <w:rPr>
+                <w:lang w:eastAsia="ja-JP"/>
+              </w:rPr>
+              <w:t>ID</w:t>
+            </w:r>
+            <w:r>
+              <w:rPr>
+                <w:lang w:eastAsia="ja-JP"/>
+              </w:rPr>
+              <w:t>で</w:t>
+            </w:r>
+            <w:r>
+              <w:rPr>
+                <w:rFonts w:hint="eastAsia"/>
+                <w:lang w:eastAsia="ja-JP"/>
+              </w:rPr>
+              <w:t>切り替え</w:t>
+            </w:r>
+          </w:p>
+        </w:tc>
+      </w:tr>
+      <w:tr>
+        <w:tc>
+          <w:tcPr>
+            <w:tcW w:w="2695" w:type="dxa"/>
+          </w:tcPr>
+          <w:p>
+            <w:pPr>
+              <w:spacing w:after="0" w:line="240" w:lineRule="auto"/>
+            </w:pPr>
+            <w:r>
+              <w:t>view/autoframing</w:t>
+            </w:r>
+          </w:p>
+        </w:tc>
+        <w:tc>
+          <w:tcPr>
+            <w:tcW w:w="2554" w:type="dxa"/>
+          </w:tcPr>
+          <w:p>
+            <w:pPr>
+              <w:spacing w:after="0" w:line="240" w:lineRule="auto"/>
+            </w:pPr>
+            <w:r>
+              <w:t>pages/autoframing.js</w:t>
+            </w:r>
+          </w:p>
+        </w:tc>
+        <w:tc>
+          <w:tcPr>
+            <w:tcW w:w="5242" w:type="dxa"/>
+          </w:tcPr>
+          <w:p>
+            <w:pPr>
+              <w:spacing w:after="0" w:line="240" w:lineRule="auto"/>
+              <w:rPr>
+                <w:lang w:eastAsia="ja-JP"/>
+              </w:rPr>
+            </w:pPr>
+            <w:r>
+              <w:rPr>
+                <w:lang w:eastAsia="ja-JP"/>
+              </w:rPr>
+              <w:t>画面全体の描画とイベント束ね</w:t>
+            </w:r>
+          </w:p>
+        </w:tc>
+      </w:tr>
+      <w:tr>
+        <w:tc>
+          <w:tcPr>
+            <w:tcW w:w="2695" w:type="dxa"/>
+          </w:tcPr>
+          <w:p>
+            <w:pPr>
+              <w:spacing w:after="0" w:line="240" w:lineRule="auto"/>
+            </w:pPr>
+            <w:r>
+              <w:t>view/camera_control</w:t>
+            </w:r>
+          </w:p>
+        </w:tc>
+        <w:tc>
+          <w:tcPr>
+            <w:tcW w:w="2554" w:type="dxa"/>
+          </w:tcPr>
+          <w:p>
+            <w:pPr>
+              <w:spacing w:after="0" w:line="240" w:lineRule="auto"/>
+            </w:pPr>
+            <w:r>
+              <w:t>pages/camera_control.js</w:t>
+            </w:r>
+          </w:p>
+        </w:tc>
+        <w:tc>
+          <w:tcPr>
+            <w:tcW w:w="5242" w:type="dxa"/>
+          </w:tcPr>
+          <w:p>
+            <w:pPr>
+              <w:spacing w:after="0" w:line="240" w:lineRule="auto"/>
+              <w:rPr>
+                <w:lang w:eastAsia="ja-JP"/>
+              </w:rPr>
+            </w:pPr>
+            <w:r>
+              <w:rPr>
+                <w:lang w:eastAsia="ja-JP"/>
+              </w:rPr>
+              <w:t>PTZ/</w:t>
+            </w:r>
+            <w:r>
+              <w:rPr>
+                <w:lang w:eastAsia="ja-JP"/>
+              </w:rPr>
+              <w:t>プリセット</w:t>
+            </w:r>
+            <w:r>
+              <w:rPr>
+                <w:lang w:eastAsia="ja-JP"/>
+              </w:rPr>
+              <w:t>/</w:t>
+            </w:r>
+            <w:r>
+              <w:rPr>
+                <w:lang w:eastAsia="ja-JP"/>
+              </w:rPr>
+              <w:t>各種操作集約</w:t>
+            </w:r>
+          </w:p>
+        </w:tc>
+      </w:tr>
+      <w:tr>
+        <w:tc>
+          <w:tcPr>
+            <w:tcW w:w="2695" w:type="dxa"/>
+          </w:tcPr>
+          <w:p>
+            <w:pPr>
+              <w:spacing w:after="0" w:line="240" w:lineRule="auto"/>
+            </w:pPr>
+            <w:r>
+              <w:t xml:space="preserve">util/slider </w:t>
+            </w:r>
+            <w:r>
+              <w:t>系</w:t>
+            </w:r>
+          </w:p>
+        </w:tc>
+        <w:tc>
+          <w:tcPr>
+            <w:tcW w:w="2554" w:type="dxa"/>
+          </w:tcPr>
+          <w:p>
+            <w:pPr>
+              <w:spacing w:after="0" w:line="240" w:lineRule="auto"/>
+            </w:pPr>
+            <w:r>
+              <w:t>components/slider.js</w:t>
+            </w:r>
+          </w:p>
+        </w:tc>
+        <w:tc>
+          <w:tcPr>
+            <w:tcW w:w="5242" w:type="dxa"/>
+          </w:tcPr>
+          <w:p>
+            <w:pPr>
+              <w:spacing w:after="0" w:line="240" w:lineRule="auto"/>
+            </w:pPr>
+            <w:r>
+              <w:t>rc-slider</w:t>
+            </w:r>
+            <w:r>
+              <w:t>依存を排除し独自実装または既存部品利用</w:t>
+            </w:r>
+          </w:p>
+        </w:tc>
+      </w:tr>
+      <w:tr>
+        <w:tc>
+          <w:tcPr>
+            <w:tcW w:w="2695" w:type="dxa"/>
+          </w:tcPr>
+          <w:p>
+            <w:pPr>
+              <w:spacing w:after="0" w:line="240" w:lineRule="auto"/>
+            </w:pPr>
+            <w:r>
+              <w:t xml:space="preserve">util/modal </w:t>
+            </w:r>
+            <w:r>
+              <w:t>系</w:t>
+            </w:r>
+          </w:p>
+        </w:tc>
+        <w:tc>
+          <w:tcPr>
+            <w:tcW w:w="2554" w:type="dxa"/>
+          </w:tcPr>
+          <w:p>
+            <w:pPr>
+              <w:spacing w:after="0" w:line="240" w:lineRule="auto"/>
+            </w:pPr>
+            <w:r>
+              <w:t>components/modal.js</w:t>
+            </w:r>
+          </w:p>
+        </w:tc>
+        <w:tc>
+          <w:tcPr>
+            <w:tcW w:w="5242" w:type="dxa"/>
+          </w:tcPr>
+          <w:p>
+            <w:pPr>
+              <w:spacing w:after="0" w:line="240" w:lineRule="auto"/>
+              <w:rPr>
+                <w:lang w:eastAsia="ja-JP"/>
+              </w:rPr>
+            </w:pPr>
+            <w:r>
+              <w:rPr>
+                <w:lang w:eastAsia="ja-JP"/>
+              </w:rPr>
+              <w:t>共通ダイアログ管理へ統合</w:t>
+            </w:r>
+          </w:p>
+        </w:tc>
+      </w:tr>
+      <w:tr>
+        <w:tc>
+          <w:tcPr>
+            <w:tcW w:w="2695" w:type="dxa"/>
+          </w:tcPr>
+          <w:p>
+            <w:pPr>
+              <w:spacing w:after="0" w:line="240" w:lineRule="auto"/>
+            </w:pPr>
+            <w:r>
+              <w:t>redux slices</w:t>
+            </w:r>
+          </w:p>
+        </w:tc>
+        <w:tc>
+          <w:tcPr>
+            <w:tcW w:w="2554" w:type="dxa"/>
+          </w:tcPr>
+          <w:p>
+            <w:pPr>
+              <w:spacing w:after="0" w:line="240" w:lineRule="auto"/>
+            </w:pPr>
+            <w:r>
+              <w:t>store/state.js</w:t>
+            </w:r>
+          </w:p>
+        </w:tc>
+        <w:tc>
+          <w:tcPr>
+            <w:tcW w:w="5242" w:type="dxa"/>
+          </w:tcPr>
+          <w:p>
+            <w:pPr>
+              <w:spacing w:after="0" w:line="240" w:lineRule="auto"/>
+              <w:rPr>
+                <w:lang w:eastAsia="ja-JP"/>
+              </w:rPr>
+            </w:pPr>
+            <w:r>
+              <w:rPr>
+                <w:lang w:eastAsia="ja-JP"/>
+              </w:rPr>
+              <w:t>用途別</w:t>
+            </w:r>
+            <w:r>
+              <w:rPr>
+                <w:lang w:eastAsia="ja-JP"/>
+              </w:rPr>
+              <w:t xml:space="preserve"> state </w:t>
+            </w:r>
+            <w:r>
+              <w:rPr>
+                <w:lang w:eastAsia="ja-JP"/>
+              </w:rPr>
+              <w:t>オブジェクトへ再構成</w:t>
+            </w:r>
+          </w:p>
+        </w:tc>
+      </w:tr>
+      <w:tr>
+        <w:tc>
+          <w:tcPr>
+            <w:tcW w:w="2695" w:type="dxa"/>
+          </w:tcPr>
+          <w:p>
+            <w:pPr>
+              <w:spacing w:after="0" w:line="240" w:lineRule="auto"/>
+            </w:pPr>
+            <w:r>
+              <w:t>dispatch / reducer</w:t>
+            </w:r>
+          </w:p>
+        </w:tc>
+        <w:tc>
+          <w:tcPr>
+            <w:tcW w:w="2554" w:type="dxa"/>
+          </w:tcPr>
+          <w:p>
+            <w:pPr>
+              <w:spacing w:after="0" w:line="240" w:lineRule="auto"/>
+            </w:pPr>
+            <w:r>
+              <w:t>store/actions.js</w:t>
+            </w:r>
+          </w:p>
+        </w:tc>
+        <w:tc>
+          <w:tcPr>
+            <w:tcW w:w="5242" w:type="dxa"/>
+          </w:tcPr>
+          <w:p>
+            <w:pPr>
+              <w:spacing w:after="0" w:line="240" w:lineRule="auto"/>
+            </w:pPr>
+            <w:r>
+              <w:t>更新関数を明示定義</w:t>
+            </w:r>
+          </w:p>
+        </w:tc>
+      </w:tr>
+      <w:tr>
+        <w:tc>
+          <w:tcPr>
+            <w:tcW w:w="2695" w:type="dxa"/>
+          </w:tcPr>
+          <w:p>
+            <w:pPr>
+              <w:spacing w:after="0" w:line="240" w:lineRule="auto"/>
+            </w:pPr>
+            <w:r>
+              <w:t>modules/requests_object</w:t>
+            </w:r>
+          </w:p>
+        </w:tc>
+        <w:tc>
+          <w:tcPr>
+            <w:tcW w:w="2554" w:type="dxa"/>
+          </w:tcPr>
+          <w:p>
+            <w:pPr>
+              <w:spacing w:after="0" w:line="240" w:lineRule="auto"/>
+            </w:pPr>
+            <w:r>
+              <w:t>services/api.js</w:t>
+            </w:r>
+          </w:p>
+        </w:tc>
+        <w:tc>
+          <w:tcPr>
+            <w:tcW w:w="5242" w:type="dxa"/>
+          </w:tcPr>
+          <w:p>
+            <w:pPr>
+              <w:spacing w:after="0" w:line="240" w:lineRule="auto"/>
+            </w:pPr>
+            <w:r>
+              <w:t>HTTP</w:t>
+            </w:r>
+            <w:r>
+              <w:t>送受信を一本化</w:t>
+            </w:r>
+          </w:p>
+        </w:tc>
+      </w:tr>
+      <w:tr>
+        <w:tc>
+          <w:tcPr>
+            <w:tcW w:w="2695" w:type="dxa"/>
+          </w:tcPr>
+          <w:p>
+            <w:pPr>
+              <w:spacing w:after="0" w:line="240" w:lineRule="auto"/>
+            </w:pPr>
+            <w:r>
+              <w:t>send_message / receive_message</w:t>
+            </w:r>
+          </w:p>
+        </w:tc>
+        <w:tc>
+          <w:tcPr>
+            <w:tcW w:w="2554" w:type="dxa"/>
+          </w:tcPr>
+          <w:p>
+            <w:pPr>
+              <w:spacing w:after="0" w:line="240" w:lineRule="auto"/>
+            </w:pPr>
+            <w:r>
+              <w:t>services/stomp.js</w:t>
+            </w:r>
+          </w:p>
+        </w:tc>
+        <w:tc>
+          <w:tcPr>
+            <w:tcW w:w="5242" w:type="dxa"/>
+          </w:tcPr>
+          <w:p>
+            <w:pPr>
+              <w:spacing w:after="0" w:line="240" w:lineRule="auto"/>
+              <w:rPr>
+                <w:lang w:eastAsia="ja-JP"/>
+              </w:rPr>
+            </w:pPr>
+            <w:r>
+              <w:rPr>
+                <w:lang w:eastAsia="ja-JP"/>
+              </w:rPr>
+              <w:t>購読・送信・再接続制御</w:t>
+            </w:r>
+          </w:p>
+        </w:tc>
+      </w:tr>
+      <w:tr>
+        <w:tc>
+          <w:tcPr>
+            <w:tcW w:w="2695" w:type="dxa"/>
+          </w:tcPr>
+          <w:p>
+            <w:pPr>
+              <w:spacing w:after="0" w:line="240" w:lineRule="auto"/>
+            </w:pPr>
+            <w:r>
+              <w:t>locales/*.json</w:t>
+            </w:r>
+          </w:p>
+        </w:tc>
+        <w:tc>
+          <w:tcPr>
+            <w:tcW w:w="2554" w:type="dxa"/>
+          </w:tcPr>
+          <w:p>
+            <w:pPr>
+              <w:spacing w:after="0" w:line="240" w:lineRule="auto"/>
+            </w:pPr>
+            <w:r>
+              <w:t>i18n/messages/*.json</w:t>
+            </w:r>
+          </w:p>
+        </w:tc>
+        <w:tc>
+          <w:tcPr>
+            <w:tcW w:w="5242" w:type="dxa"/>
+          </w:tcPr>
+          <w:p>
+            <w:pPr>
+              <w:spacing w:after="0" w:line="240" w:lineRule="auto"/>
+            </w:pPr>
+            <w:r>
+              <w:t>キー体系を基本維持</w:t>
+            </w:r>
+          </w:p>
+        </w:tc>
+      </w:tr>
+    </w:tbl>
+    <w:p>
+      <w:pPr>
+        <w:rPr>
+          <w:lang w:eastAsia="ja-JP"/>
+        </w:rPr>
+      </w:pPr>
+    </w:p>
+    <w:p>
+      <w:pPr>
+        <w:rPr>
+          <w:lang w:eastAsia="ja-JP"/>
+        </w:rPr>
+      </w:pPr>
+      <w:r>
+        <w:rPr>
+          <w:lang w:eastAsia="ja-JP"/>
+        </w:rPr>
+        <w:br w:type="page"/>
+      </w:r>
+    </w:p>
+    <w:p>
+      <w:pPr>
+        <w:pStyle w:val="1"/>
+        <w:rPr>
+          <w:lang w:eastAsia="ja-JP"/>
+        </w:rPr>
+      </w:pPr>
+      <w:r>
+        <w:rPr>
+          <w:lang w:eastAsia="ja-JP"/>
+        </w:rPr>
+        <w:lastRenderedPageBreak/>
+        <w:t xml:space="preserve">6. </w:t>
+      </w:r>
+      <w:r>
+        <w:rPr>
+          <w:lang w:eastAsia="ja-JP"/>
+        </w:rPr>
+        <w:t>推奨ディレクトリ構成（</w:t>
+      </w:r>
+      <w:r>
+        <w:rPr>
+          <w:lang w:eastAsia="ja-JP"/>
+        </w:rPr>
+        <w:t>jQuery</w:t>
+      </w:r>
+      <w:r>
+        <w:rPr>
+          <w:lang w:eastAsia="ja-JP"/>
+        </w:rPr>
+        <w:t>版）</w:t>
+      </w:r>
+      <w:r>
+        <w:rPr>
+          <w:rFonts w:hint="eastAsia"/>
+          <w:lang w:eastAsia="ja-JP"/>
+        </w:rPr>
+        <w:t>（仮）</w:t>
+      </w:r>
+    </w:p>
+    <w:p>
+      <w:pPr>
+        <w:pStyle w:val="27"/>
+        <w:rPr>
+          <w:rFonts w:ascii="Consolas" w:hAnsi="Consolas"/>
+        </w:rPr>
+      </w:pPr>
+      <w:r>
+        <w:rPr>
+          <w:rFonts w:ascii="Consolas" w:hAnsi="Consolas"/>
+        </w:rPr>
+        <w:t>www/</w:t>
+      </w:r>
+      <w:r>
+        <w:rPr>
+          <w:rFonts w:ascii="Consolas" w:hAnsi="Consolas"/>
+        </w:rPr>
+        <w:br/>
+        <w:t>├─ index.html</w:t>
+      </w:r>
+      <w:r>
+        <w:rPr>
+          <w:rFonts w:ascii="Consolas" w:hAnsi="Consolas"/>
+        </w:rPr>
+        <w:br/>
+        <w:t>├─ js/</w:t>
+      </w:r>
+      <w:r>
+        <w:rPr>
+          <w:rFonts w:ascii="Consolas" w:hAnsi="Consolas"/>
+        </w:rPr>
+        <w:br/>
+        <w:t>│  ├─ app.js</w:t>
+      </w:r>
+      <w:r>
+        <w:rPr>
+          <w:rFonts w:ascii="Consolas" w:hAnsi="Consolas"/>
+        </w:rPr>
+        <w:br/>
+        <w:t>│  ├─ page_router.js</w:t>
+      </w:r>
+      <w:r>
+        <w:rPr>
+          <w:rFonts w:ascii="Consolas" w:hAnsi="Consolas"/>
+        </w:rPr>
+        <w:br/>
+        <w:t>│  ├─ pages/</w:t>
+      </w:r>
+      <w:r>
+        <w:rPr>
+          <w:rFonts w:ascii="Consolas" w:hAnsi="Consolas"/>
+        </w:rPr>
+        <w:br/>
+        <w:t>│  │  ├─ autoframing.js</w:t>
+      </w:r>
+      <w:r>
+        <w:rPr>
+          <w:rFonts w:ascii="Consolas" w:hAnsi="Consolas"/>
+        </w:rPr>
+        <w:br/>
+        <w:t>│  │  ├─ camera_control.js</w:t>
+      </w:r>
+      <w:r>
+        <w:rPr>
+          <w:rFonts w:ascii="Consolas" w:hAnsi="Consolas"/>
+        </w:rPr>
+        <w:br/>
+        <w:t>│  │  ├─ singlecamera.js</w:t>
+      </w:r>
+      <w:r>
+        <w:rPr>
+          <w:rFonts w:ascii="Consolas" w:hAnsi="Consolas"/>
+        </w:rPr>
+        <w:br/>
+        <w:t>│  │  └─ setup.js</w:t>
+      </w:r>
+      <w:r>
+        <w:rPr>
+          <w:rFonts w:ascii="Consolas" w:hAnsi="Consolas"/>
+        </w:rPr>
+        <w:br/>
+        <w:t>│  ├─ components/</w:t>
+      </w:r>
+      <w:r>
+        <w:rPr>
+          <w:rFonts w:ascii="Consolas" w:hAnsi="Consolas"/>
+        </w:rPr>
+        <w:br/>
+        <w:t>│  │  ├─ button.js</w:t>
+      </w:r>
+      <w:r>
+        <w:rPr>
+          <w:rFonts w:ascii="Consolas" w:hAnsi="Consolas"/>
+        </w:rPr>
+        <w:br/>
+        <w:t>│  │  ├─ slider.js</w:t>
+      </w:r>
+      <w:r>
+        <w:rPr>
+          <w:rFonts w:ascii="Consolas" w:hAnsi="Consolas"/>
+        </w:rPr>
+        <w:br/>
+        <w:t>│  │  ├─ select.js</w:t>
+      </w:r>
+      <w:r>
+        <w:rPr>
+          <w:rFonts w:ascii="Consolas" w:hAnsi="Consolas"/>
+        </w:rPr>
+        <w:br/>
+        <w:t>│  │  ├─ modal.js</w:t>
+      </w:r>
+      <w:r>
+        <w:rPr>
+          <w:rFonts w:ascii="Consolas" w:hAnsi="Consolas"/>
+        </w:rPr>
+        <w:br/>
+        <w:t>│  │  └─ wheel_picker.js</w:t>
+      </w:r>
+      <w:r>
+        <w:rPr>
+          <w:rFonts w:ascii="Consolas" w:hAnsi="Consolas"/>
+        </w:rPr>
+        <w:br/>
+        <w:t>│  ├─ store/</w:t>
+      </w:r>
+      <w:r>
+        <w:rPr>
+          <w:rFonts w:ascii="Consolas" w:hAnsi="Consolas"/>
+        </w:rPr>
+        <w:br/>
+        <w:t>│  │  ├─ state.js</w:t>
+      </w:r>
+      <w:r>
+        <w:rPr>
+          <w:rFonts w:ascii="Consolas" w:hAnsi="Consolas"/>
+        </w:rPr>
+        <w:br/>
+        <w:t>│  │  ├─ actions.js</w:t>
+      </w:r>
+      <w:r>
+        <w:rPr>
+          <w:rFonts w:ascii="Consolas" w:hAnsi="Consolas"/>
+        </w:rPr>
+        <w:br/>
+        <w:t>│  │  └─ selectors.js</w:t>
+      </w:r>
+      <w:r>
+        <w:rPr>
+          <w:rFonts w:ascii="Consolas" w:hAnsi="Consolas"/>
+        </w:rPr>
+        <w:br/>
+        <w:t>│  ├─ services/</w:t>
+      </w:r>
+      <w:r>
+        <w:rPr>
+          <w:rFonts w:ascii="Consolas" w:hAnsi="Consolas"/>
+        </w:rPr>
+        <w:br/>
+        <w:t>│  │  ├─ api.js</w:t>
+      </w:r>
+      <w:r>
+        <w:rPr>
+          <w:rFonts w:ascii="Consolas" w:hAnsi="Consolas"/>
+        </w:rPr>
+        <w:br/>
+        <w:t>│  │  ├─ stomp.js</w:t>
+      </w:r>
+      <w:r>
+        <w:rPr>
+          <w:rFonts w:ascii="Consolas" w:hAnsi="Consolas"/>
+        </w:rPr>
+        <w:br/>
+        <w:t>│  │  ├─ message_parser.js</w:t>
+      </w:r>
+      <w:r>
+        <w:rPr>
+          <w:rFonts w:ascii="Consolas" w:hAnsi="Consolas"/>
+        </w:rPr>
+        <w:br/>
+        <w:t>│  │  └─ auth.js</w:t>
+      </w:r>
+      <w:r>
+        <w:rPr>
+          <w:rFonts w:ascii="Consolas" w:hAnsi="Consolas"/>
+        </w:rPr>
+        <w:br/>
+        <w:t>│  ├─ utils/</w:t>
+      </w:r>
+      <w:r>
+        <w:rPr>
+          <w:rFonts w:ascii="Consolas" w:hAnsi="Consolas"/>
+        </w:rPr>
+        <w:br/>
+        <w:t>│  │  ├─ dom.js</w:t>
+      </w:r>
+      <w:r>
+        <w:rPr>
+          <w:rFonts w:ascii="Consolas" w:hAnsi="Consolas"/>
+        </w:rPr>
+        <w:br/>
+        <w:t>│  │  ├─ format.js</w:t>
+      </w:r>
+      <w:r>
+        <w:rPr>
+          <w:rFonts w:ascii="Consolas" w:hAnsi="Consolas"/>
+        </w:rPr>
+        <w:br/>
+        <w:t>│  │  └─ validation.js</w:t>
+      </w:r>
+      <w:r>
+        <w:rPr>
+          <w:rFonts w:ascii="Consolas" w:hAnsi="Consolas"/>
+        </w:rPr>
+        <w:br/>
+        <w:t>│  └─ i18n/</w:t>
+      </w:r>
+      <w:r>
+        <w:rPr>
+          <w:rFonts w:ascii="Consolas" w:hAnsi="Consolas"/>
+        </w:rPr>
+        <w:br/>
+        <w:t>│     ├─ index.js</w:t>
+      </w:r>
+      <w:r>
+        <w:rPr>
+          <w:rFonts w:ascii="Consolas" w:hAnsi="Consolas"/>
+        </w:rPr>
+        <w:br/>
+        <w:t>│     └─ messages/</w:t>
+      </w:r>
+      <w:r>
+        <w:rPr>
+          <w:rFonts w:ascii="Consolas" w:hAnsi="Consolas"/>
+        </w:rPr>
+        <w:br/>
+        <w:t>└─ css/</w:t>
+      </w:r>
+      <w:r>
+        <w:rPr>
+          <w:rFonts w:ascii="Consolas" w:hAnsi="Consolas"/>
+        </w:rPr>
+        <w:br/>
+        <w:t xml:space="preserve">   ├─ page/</w:t>
+      </w:r>
+      <w:r>
+        <w:rPr>
+          <w:rFonts w:ascii="Consolas" w:hAnsi="Consolas"/>
+        </w:rPr>
+        <w:br/>
+        <w:t xml:space="preserve">   ├─ component/</w:t>
+      </w:r>
+      <w:r>
+        <w:rPr>
+          <w:rFonts w:ascii="Consolas" w:hAnsi="Consolas"/>
+        </w:rPr>
+        <w:br/>
+        <w:t xml:space="preserve">   └─ parts/</w:t>
+      </w:r>
+    </w:p>
+    <w:p>
+      <w:pPr>
+        <w:rPr>
+          <w:lang w:eastAsia="ja-JP"/>
+        </w:rPr>
+      </w:pPr>
+      <w:r>
+        <w:rPr>
+          <w:lang w:eastAsia="ja-JP"/>
+        </w:rPr>
+        <w:br w:type="page"/>
+      </w:r>
+    </w:p>
+    <w:p>
+      <w:pPr>
+        <w:pStyle w:val="1"/>
+        <w:rPr>
+          <w:lang w:eastAsia="ja-JP"/>
+        </w:rPr>
+      </w:pPr>
+      <w:r>
+        <w:rPr>
+          <w:lang w:eastAsia="ja-JP"/>
+        </w:rPr>
+        <w:lastRenderedPageBreak/>
+        <w:t xml:space="preserve">7. </w:t>
+      </w:r>
+      <w:r>
+        <w:rPr>
+          <w:lang w:eastAsia="ja-JP"/>
+        </w:rPr>
+        <w:t>状態管理設計</w:t>
+      </w:r>
+    </w:p>
+    <w:p>
+      <w:pPr>
+        <w:spacing w:line="240" w:lineRule="auto"/>
+        <w:rPr>
+          <w:rFonts w:ascii="メイリオ" w:hAnsi="メイリオ"/>
+          <w:szCs w:val="21"/>
+          <w:lang w:eastAsia="ja-JP"/>
+        </w:rPr>
+      </w:pPr>
+      <w:r>
+        <w:rPr>
+          <w:rFonts w:ascii="メイリオ" w:hAnsi="メイリオ"/>
+          <w:szCs w:val="21"/>
+          <w:lang w:eastAsia="ja-JP"/>
+        </w:rPr>
+        <w:t>jQuery版では、Reduxのslice構造をそのまま再現せず、UI操作を起点として段階的にstateを定義する。 stateは初期段階で全体設計を固定せず、画面実装の進行に応じて最小単位から拡張する方式とする。</w:t>
+      </w:r>
+    </w:p>
+    <w:p>
+      <w:pPr>
+        <w:pStyle w:val="21"/>
+        <w:spacing w:line="240" w:lineRule="auto"/>
+        <w:rPr>
+          <w:rFonts w:ascii="メイリオ" w:eastAsia="メイリオ" w:hAnsi="メイリオ"/>
+          <w:sz w:val="21"/>
+          <w:szCs w:val="21"/>
+          <w:lang w:eastAsia="ja-JP"/>
+        </w:rPr>
+      </w:pPr>
+      <w:r>
+        <w:rPr>
+          <w:rFonts w:ascii="メイリオ" w:eastAsia="メイリオ" w:hAnsi="メイリオ" w:cs="Courier New"/>
+          <w:sz w:val="21"/>
+          <w:szCs w:val="21"/>
+          <w:lang w:eastAsia="ja-JP"/>
+        </w:rPr>
+        <w:t>■</w:t>
+      </w:r>
+      <w:r>
+        <w:rPr>
+          <w:rFonts w:ascii="メイリオ" w:eastAsia="メイリオ" w:hAnsi="メイリオ"/>
+          <w:sz w:val="21"/>
+          <w:szCs w:val="21"/>
+          <w:lang w:eastAsia="ja-JP"/>
+        </w:rPr>
+        <w:t xml:space="preserve"> state導入タイミング</w:t>
+      </w:r>
+    </w:p>
+    <w:p>
+      <w:pPr>
+        <w:pStyle w:val="ae"/>
+        <w:numPr>
+          <w:ilvl w:val="0"/>
+          <w:numId w:val="10"/>
+        </w:numPr>
+        <w:spacing w:line="240" w:lineRule="auto"/>
+        <w:rPr>
+          <w:rFonts w:ascii="メイリオ" w:hAnsi="メイリオ"/>
+          <w:szCs w:val="21"/>
+          <w:lang w:eastAsia="ja-JP"/>
+        </w:rPr>
+      </w:pPr>
+      <w:r>
+        <w:rPr>
+          <w:rFonts w:ascii="メイリオ" w:hAnsi="メイリオ"/>
+          <w:szCs w:val="21"/>
+          <w:lang w:eastAsia="ja-JP"/>
+        </w:rPr>
+        <w:t>Step1〜3：stateなし（またはローカル変数）</w:t>
+      </w:r>
+    </w:p>
+    <w:p>
+      <w:pPr>
+        <w:pStyle w:val="ae"/>
+        <w:numPr>
+          <w:ilvl w:val="0"/>
+          <w:numId w:val="10"/>
+        </w:numPr>
+        <w:spacing w:line="240" w:lineRule="auto"/>
+        <w:rPr>
+          <w:rFonts w:ascii="メイリオ" w:hAnsi="メイリオ"/>
+          <w:szCs w:val="21"/>
+        </w:rPr>
+      </w:pPr>
+      <w:r>
+        <w:rPr>
+          <w:rFonts w:ascii="メイリオ" w:hAnsi="メイリオ"/>
+          <w:szCs w:val="21"/>
+        </w:rPr>
+        <w:t>Step4：最小state導入</w:t>
+      </w:r>
+    </w:p>
+    <w:p>
+      <w:pPr>
+        <w:pStyle w:val="ae"/>
+        <w:numPr>
+          <w:ilvl w:val="0"/>
+          <w:numId w:val="10"/>
+        </w:numPr>
+        <w:spacing w:line="240" w:lineRule="auto"/>
+        <w:rPr>
+          <w:rFonts w:ascii="メイリオ" w:hAnsi="メイリオ"/>
+          <w:szCs w:val="21"/>
+        </w:rPr>
+      </w:pPr>
+      <w:r>
+        <w:rPr>
+          <w:rFonts w:ascii="メイリオ" w:hAnsi="メイリオ"/>
+          <w:szCs w:val="21"/>
+        </w:rPr>
+        <w:t>Step5以降：通信連動state拡張</w:t>
+      </w:r>
+    </w:p>
+    <w:p>
+      <w:pPr>
+        <w:pStyle w:val="21"/>
+        <w:spacing w:line="240" w:lineRule="auto"/>
+        <w:rPr>
+          <w:rFonts w:ascii="メイリオ" w:eastAsia="メイリオ" w:hAnsi="メイリオ"/>
+          <w:sz w:val="21"/>
+          <w:szCs w:val="21"/>
+        </w:rPr>
+      </w:pPr>
+      <w:r>
+        <w:rPr>
+          <w:rFonts w:ascii="メイリオ" w:eastAsia="メイリオ" w:hAnsi="メイリオ" w:cs="Courier New"/>
+          <w:sz w:val="21"/>
+          <w:szCs w:val="21"/>
+        </w:rPr>
+        <w:t>■</w:t>
+      </w:r>
+      <w:r>
+        <w:rPr>
+          <w:rFonts w:ascii="メイリオ" w:eastAsia="メイリオ" w:hAnsi="メイリオ"/>
+          <w:sz w:val="21"/>
+          <w:szCs w:val="21"/>
+        </w:rPr>
+        <w:t xml:space="preserve"> 初期state（最小構成）</w:t>
+      </w:r>
+    </w:p>
+    <w:p>
+      <w:pPr>
+        <w:spacing w:line="240" w:lineRule="auto"/>
+        <w:rPr>
+          <w:rFonts w:ascii="メイリオ" w:hAnsi="メイリオ"/>
+          <w:szCs w:val="21"/>
+          <w:lang w:eastAsia="ja-JP"/>
+        </w:rPr>
+      </w:pPr>
+      <w:r>
+        <w:rPr>
+          <w:rFonts w:ascii="メイリオ" w:hAnsi="メイリオ"/>
+          <w:szCs w:val="21"/>
+          <w:lang w:eastAsia="ja-JP"/>
+        </w:rPr>
+        <w:t>画面操作に必要な最小限の状態のみ定義する。</w:t>
+      </w:r>
+    </w:p>
+    <w:tbl>
+      <w:tblPr>
+        <w:tblW w:w="0" w:type="auto"/>
+        <w:jc w:val="center"/>
+        <w:tblBorders>
+          <w:top w:val="single" w:sz="4" w:space="0" w:color="auto"/>
+          <w:left w:val="single" w:sz="4" w:space="0" w:color="auto"/>
+          <w:bottom w:val="single" w:sz="4" w:space="0" w:color="auto"/>
+          <w:right w:val="single" w:sz="4" w:space="0" w:color="auto"/>
+          <w:insideH w:val="single" w:sz="4" w:space="0" w:color="auto"/>
+          <w:insideV w:val="single" w:sz="4" w:space="0" w:color="auto"/>
+        </w:tblBorders>
+        <w:tblLook w:val="04A0" w:firstRow="1" w:lastRow="0" w:firstColumn="1" w:lastColumn="0" w:noHBand="0" w:noVBand="1"/>
+      </w:tblPr>
+      <w:tblGrid>
+        <w:gridCol w:w="2880"/>
+        <w:gridCol w:w="2880"/>
+        <w:gridCol w:w="2880"/>
       </w:tblGrid>
       <w:tr>
         <w:trPr>
@@ -1693,43 +3041,67 @@
         </w:trPr>
         <w:tc>
           <w:tcPr>
-            <w:tcW w:w="3118" w:type="dxa"/>
-            <w:shd w:val="clear" w:color="auto" w:fill="F4CCCC"/>
+            <w:tcW w:w="2880" w:type="dxa"/>
+            <w:shd w:val="clear" w:color="auto" w:fill="C6D9F1" w:themeFill="text2" w:themeFillTint="33"/>
           </w:tcPr>
           <w:p>
-            <w:r>
-              <w:t>現行</w:t>
-            </w:r>
-            <w:r>
-              <w:t>React</w:t>
-            </w:r>
-            <w:r>
-              <w:t>要素</w:t>
+            <w:pPr>
+              <w:spacing w:after="0" w:line="240" w:lineRule="auto"/>
+              <w:rPr>
+                <w:rFonts w:ascii="メイリオ" w:hAnsi="メイリオ"/>
+                <w:szCs w:val="21"/>
+              </w:rPr>
+            </w:pPr>
+            <w:r>
+              <w:rPr>
+                <w:rFonts w:ascii="メイリオ" w:hAnsi="メイリオ"/>
+                <w:szCs w:val="21"/>
+              </w:rPr>
+              <w:t>state名</w:t>
             </w:r>
           </w:p>
         </w:tc>
         <w:tc>
           <w:tcPr>
-            <w:tcW w:w="3118" w:type="dxa"/>
-            <w:shd w:val="clear" w:color="auto" w:fill="F4CCCC"/>
+            <w:tcW w:w="2880" w:type="dxa"/>
+            <w:shd w:val="clear" w:color="auto" w:fill="C6D9F1" w:themeFill="text2" w:themeFillTint="33"/>
           </w:tcPr>
           <w:p>
-            <w:r>
-              <w:t>jQuery</w:t>
-            </w:r>
-            <w:r>
-              <w:t>移植後の置換先</w:t>
+            <w:pPr>
+              <w:spacing w:after="0" w:line="240" w:lineRule="auto"/>
+              <w:rPr>
+                <w:rFonts w:ascii="メイリオ" w:hAnsi="メイリオ"/>
+                <w:szCs w:val="21"/>
+              </w:rPr>
+            </w:pPr>
+            <w:r>
+              <w:rPr>
+                <w:rFonts w:ascii="メイリオ" w:hAnsi="メイリオ"/>
+                <w:szCs w:val="21"/>
+              </w:rPr>
+              <w:t>主な項目</w:t>
             </w:r>
           </w:p>
         </w:tc>
         <w:tc>
           <w:tcPr>
-            <w:tcW w:w="3402" w:type="dxa"/>
-            <w:shd w:val="clear" w:color="auto" w:fill="F4CCCC"/>
+            <w:tcW w:w="2880" w:type="dxa"/>
+            <w:shd w:val="clear" w:color="auto" w:fill="C6D9F1" w:themeFill="text2" w:themeFillTint="33"/>
           </w:tcPr>
           <w:p>
-            <w:r>
-              <w:t>設計メモ</w:t>
+            <w:pPr>
+              <w:spacing w:after="0" w:line="240" w:lineRule="auto"/>
+              <w:rPr>
+                <w:rFonts w:ascii="メイリオ" w:hAnsi="メイリオ"/>
+                <w:szCs w:val="21"/>
+              </w:rPr>
+            </w:pPr>
+            <w:r>
+              <w:rPr>
+                <w:rFonts w:ascii="メイリオ" w:hAnsi="メイリオ"/>
+                <w:szCs w:val="21"/>
+              </w:rPr>
+              <w:t>用途</w:t>
             </w:r>
           </w:p>
         </w:tc>
@@ -1740,57 +3112,64 @@
         </w:trPr>
         <w:tc>
           <w:tcPr>
-            <w:tcW w:w="3400" w:type="dxa"/>
+            <w:tcW w:w="2880" w:type="dxa"/>
           </w:tcPr>
           <w:p>
-            <w:r>
-              <w:t>App / Router</w:t>
+            <w:pPr>
+              <w:spacing w:after="0" w:line="240" w:lineRule="auto"/>
+              <w:rPr>
+                <w:rFonts w:ascii="メイリオ" w:hAnsi="メイリオ"/>
+                <w:szCs w:val="21"/>
+              </w:rPr>
+            </w:pPr>
+            <w:r>
+              <w:rPr>
+                <w:rFonts w:ascii="メイリオ" w:hAnsi="メイリオ"/>
+                <w:szCs w:val="21"/>
+              </w:rPr>
+              <w:t>uiState</w:t>
             </w:r>
           </w:p>
         </w:tc>
         <w:tc>
           <w:tcPr>
-            <w:tcW w:w="3400" w:type="dxa"/>
+            <w:tcW w:w="2880" w:type="dxa"/>
           </w:tcPr>
           <w:p>
-            <w:r>
-              <w:t>app.js / page_router.js</w:t>
+            <w:pPr>
+              <w:spacing w:after="0" w:line="240" w:lineRule="auto"/>
+              <w:rPr>
+                <w:rFonts w:ascii="メイリオ" w:hAnsi="メイリオ"/>
+                <w:szCs w:val="21"/>
+              </w:rPr>
+            </w:pPr>
+            <w:r>
+              <w:rPr>
+                <w:rFonts w:ascii="メイリオ" w:hAnsi="メイリオ"/>
+                <w:szCs w:val="21"/>
+              </w:rPr>
+              <w:t>selectedTab, isModalOpen</w:t>
             </w:r>
           </w:p>
         </w:tc>
         <w:tc>
           <w:tcPr>
-            <w:tcW w:w="3400" w:type="dxa"/>
+            <w:tcW w:w="2880" w:type="dxa"/>
           </w:tcPr>
           <w:p>
             <w:pPr>
-              <w:rPr>
-                <w:lang w:eastAsia="ja-JP"/>
+              <w:spacing w:after="0" w:line="240" w:lineRule="auto"/>
+              <w:rPr>
+                <w:rFonts w:ascii="メイリオ" w:hAnsi="メイリオ"/>
+                <w:szCs w:val="21"/>
               </w:rPr>
             </w:pPr>
             <w:r>
               <w:rPr>
-                <w:lang w:eastAsia="ja-JP"/>
-              </w:rPr>
-              <w:t>URL</w:t>
-            </w:r>
-            <w:r>
-              <w:rPr>
-                <w:lang w:eastAsia="ja-JP"/>
-              </w:rPr>
-              <w:t>または画面</w:t>
-            </w:r>
-            <w:r>
-              <w:rPr>
-                <w:lang w:eastAsia="ja-JP"/>
-              </w:rPr>
-              <w:t>ID</w:t>
-            </w:r>
-            <w:r>
-              <w:rPr>
-                <w:lang w:eastAsia="ja-JP"/>
-              </w:rPr>
-              <w:t>で切替</w:t>
+                <w:rFonts w:ascii="メイリオ" w:hAnsi="メイリオ"/>
+                <w:szCs w:val="21"/>
+              </w:rPr>
+              <w:t>表示制御</w:t>
             </w:r>
           </w:p>
         </w:tc>
@@ -1801,44 +3180,182 @@
         </w:trPr>
         <w:tc>
           <w:tcPr>
-            <w:tcW w:w="3400" w:type="dxa"/>
+            <w:tcW w:w="2880" w:type="dxa"/>
           </w:tcPr>
           <w:p>
-            <w:r>
-              <w:t>view/</w:t>
-            </w:r>
-            <w:proofErr w:type="spellStart"/>
-            <w:r>
-              <w:t>autoframing</w:t>
-            </w:r>
-            <w:proofErr w:type="spellEnd"/>
+            <w:pPr>
+              <w:spacing w:after="0" w:line="240" w:lineRule="auto"/>
+              <w:rPr>
+                <w:rFonts w:ascii="メイリオ" w:hAnsi="メイリオ"/>
+                <w:szCs w:val="21"/>
+              </w:rPr>
+            </w:pPr>
+            <w:r>
+              <w:rPr>
+                <w:rFonts w:ascii="メイリオ" w:hAnsi="メイリオ"/>
+                <w:szCs w:val="21"/>
+              </w:rPr>
+              <w:t>controlState</w:t>
+            </w:r>
           </w:p>
         </w:tc>
         <w:tc>
           <w:tcPr>
-            <w:tcW w:w="3400" w:type="dxa"/>
+            <w:tcW w:w="2880" w:type="dxa"/>
           </w:tcPr>
           <w:p>
-            <w:r>
-              <w:t>pages/autoframing.js</w:t>
+            <w:pPr>
+              <w:spacing w:after="0" w:line="240" w:lineRule="auto"/>
+              <w:rPr>
+                <w:rFonts w:ascii="メイリオ" w:hAnsi="メイリオ"/>
+                <w:szCs w:val="21"/>
+              </w:rPr>
+            </w:pPr>
+            <w:r>
+              <w:rPr>
+                <w:rFonts w:ascii="メイリオ" w:hAnsi="メイリオ"/>
+                <w:szCs w:val="21"/>
+              </w:rPr>
+              <w:t>sliderValue, buttonState</w:t>
             </w:r>
           </w:p>
         </w:tc>
         <w:tc>
           <w:tcPr>
-            <w:tcW w:w="3400" w:type="dxa"/>
+            <w:tcW w:w="2880" w:type="dxa"/>
           </w:tcPr>
           <w:p>
             <w:pPr>
-              <w:rPr>
-                <w:lang w:eastAsia="ja-JP"/>
+              <w:spacing w:after="0" w:line="240" w:lineRule="auto"/>
+              <w:rPr>
+                <w:rFonts w:ascii="メイリオ" w:hAnsi="メイリオ"/>
+                <w:szCs w:val="21"/>
               </w:rPr>
             </w:pPr>
             <w:r>
               <w:rPr>
-                <w:lang w:eastAsia="ja-JP"/>
-              </w:rPr>
-              <w:t>画面全体の描画とイベント束ね</w:t>
+                <w:rFonts w:ascii="メイリオ" w:hAnsi="メイリオ"/>
+                <w:szCs w:val="21"/>
+              </w:rPr>
+              <w:t>操作状態</w:t>
+            </w:r>
+          </w:p>
+        </w:tc>
+      </w:tr>
+    </w:tbl>
+    <w:p>
+      <w:pPr>
+        <w:pStyle w:val="21"/>
+        <w:spacing w:line="240" w:lineRule="auto"/>
+        <w:rPr>
+          <w:rFonts w:ascii="メイリオ" w:eastAsia="メイリオ" w:hAnsi="メイリオ"/>
+          <w:sz w:val="21"/>
+          <w:szCs w:val="21"/>
+        </w:rPr>
+      </w:pPr>
+      <w:r>
+        <w:rPr>
+          <w:rFonts w:ascii="メイリオ" w:eastAsia="メイリオ" w:hAnsi="メイリオ" w:cs="Courier New"/>
+          <w:sz w:val="21"/>
+          <w:szCs w:val="21"/>
+        </w:rPr>
+        <w:t>■</w:t>
+      </w:r>
+      <w:r>
+        <w:rPr>
+          <w:rFonts w:ascii="メイリオ" w:eastAsia="メイリオ" w:hAnsi="メイリオ"/>
+          <w:sz w:val="21"/>
+          <w:szCs w:val="21"/>
+        </w:rPr>
+        <w:t xml:space="preserve"> 拡張state（通信連動）</w:t>
+      </w:r>
+    </w:p>
+    <w:tbl>
+      <w:tblPr>
+        <w:tblW w:w="0" w:type="auto"/>
+        <w:jc w:val="center"/>
+        <w:tblBorders>
+          <w:top w:val="single" w:sz="4" w:space="0" w:color="auto"/>
+          <w:left w:val="single" w:sz="4" w:space="0" w:color="auto"/>
+          <w:bottom w:val="single" w:sz="4" w:space="0" w:color="auto"/>
+          <w:right w:val="single" w:sz="4" w:space="0" w:color="auto"/>
+          <w:insideH w:val="single" w:sz="4" w:space="0" w:color="auto"/>
+          <w:insideV w:val="single" w:sz="4" w:space="0" w:color="auto"/>
+        </w:tblBorders>
+        <w:tblLook w:val="04A0" w:firstRow="1" w:lastRow="0" w:firstColumn="1" w:lastColumn="0" w:noHBand="0" w:noVBand="1"/>
+      </w:tblPr>
+      <w:tblGrid>
+        <w:gridCol w:w="2431"/>
+        <w:gridCol w:w="3489"/>
+        <w:gridCol w:w="2491"/>
+      </w:tblGrid>
+      <w:tr>
+        <w:trPr>
+          <w:jc w:val="center"/>
+        </w:trPr>
+        <w:tc>
+          <w:tcPr>
+            <w:tcW w:w="2431" w:type="dxa"/>
+            <w:shd w:val="clear" w:color="auto" w:fill="C6D9F1" w:themeFill="text2" w:themeFillTint="33"/>
+          </w:tcPr>
+          <w:p>
+            <w:pPr>
+              <w:spacing w:after="0" w:line="240" w:lineRule="auto"/>
+              <w:rPr>
+                <w:rFonts w:ascii="メイリオ" w:hAnsi="メイリオ"/>
+                <w:szCs w:val="21"/>
+              </w:rPr>
+            </w:pPr>
+            <w:r>
+              <w:rPr>
+                <w:rFonts w:ascii="メイリオ" w:hAnsi="メイリオ"/>
+                <w:szCs w:val="21"/>
+              </w:rPr>
+              <w:t>state名</w:t>
+            </w:r>
+          </w:p>
+        </w:tc>
+        <w:tc>
+          <w:tcPr>
+            <w:tcW w:w="3489" w:type="dxa"/>
+            <w:shd w:val="clear" w:color="auto" w:fill="C6D9F1" w:themeFill="text2" w:themeFillTint="33"/>
+          </w:tcPr>
+          <w:p>
+            <w:pPr>
+              <w:spacing w:after="0" w:line="240" w:lineRule="auto"/>
+              <w:rPr>
+                <w:rFonts w:ascii="メイリオ" w:hAnsi="メイリオ"/>
+                <w:szCs w:val="21"/>
+              </w:rPr>
+            </w:pPr>
+            <w:r>
+              <w:rPr>
+                <w:rFonts w:ascii="メイリオ" w:hAnsi="メイリオ"/>
+                <w:szCs w:val="21"/>
+              </w:rPr>
+              <w:t>主な項目</w:t>
+            </w:r>
+          </w:p>
+        </w:tc>
+        <w:tc>
+          <w:tcPr>
+            <w:tcW w:w="2491" w:type="dxa"/>
+            <w:shd w:val="clear" w:color="auto" w:fill="C6D9F1" w:themeFill="text2" w:themeFillTint="33"/>
+          </w:tcPr>
+          <w:p>
+            <w:pPr>
+              <w:spacing w:after="0" w:line="240" w:lineRule="auto"/>
+              <w:rPr>
+                <w:rFonts w:ascii="メイリオ" w:hAnsi="メイリオ"/>
+                <w:szCs w:val="21"/>
+              </w:rPr>
+            </w:pPr>
+            <w:r>
+              <w:rPr>
+                <w:rFonts w:ascii="メイリオ" w:hAnsi="メイリオ"/>
+                <w:szCs w:val="21"/>
+              </w:rPr>
+              <w:t>更新契機</w:t>
             </w:r>
           </w:p>
         </w:tc>
@@ -1849,62 +3366,64 @@
         </w:trPr>
         <w:tc>
           <w:tcPr>
-            <w:tcW w:w="3400" w:type="dxa"/>
+            <w:tcW w:w="2431" w:type="dxa"/>
           </w:tcPr>
           <w:p>
-            <w:r>
-              <w:t>view/</w:t>
-            </w:r>
-            <w:proofErr w:type="spellStart"/>
-            <w:r>
-              <w:t>camera_control</w:t>
-            </w:r>
-            <w:proofErr w:type="spellEnd"/>
+            <w:pPr>
+              <w:spacing w:after="0" w:line="240" w:lineRule="auto"/>
+              <w:rPr>
+                <w:rFonts w:ascii="メイリオ" w:hAnsi="メイリオ"/>
+                <w:szCs w:val="21"/>
+              </w:rPr>
+            </w:pPr>
+            <w:r>
+              <w:rPr>
+                <w:rFonts w:ascii="メイリオ" w:hAnsi="メイリオ"/>
+                <w:szCs w:val="21"/>
+              </w:rPr>
+              <w:t>deviceState</w:t>
+            </w:r>
           </w:p>
         </w:tc>
         <w:tc>
           <w:tcPr>
-            <w:tcW w:w="3400" w:type="dxa"/>
+            <w:tcW w:w="3489" w:type="dxa"/>
           </w:tcPr>
           <w:p>
-            <w:r>
-              <w:t>pages/camera_control.js</w:t>
+            <w:pPr>
+              <w:spacing w:after="0" w:line="240" w:lineRule="auto"/>
+              <w:rPr>
+                <w:rFonts w:ascii="メイリオ" w:hAnsi="メイリオ"/>
+                <w:szCs w:val="21"/>
+              </w:rPr>
+            </w:pPr>
+            <w:r>
+              <w:rPr>
+                <w:rFonts w:ascii="メイリオ" w:hAnsi="メイリオ"/>
+                <w:szCs w:val="21"/>
+              </w:rPr>
+              <w:t>capability, parameter, power</w:t>
             </w:r>
           </w:p>
         </w:tc>
         <w:tc>
           <w:tcPr>
-            <w:tcW w:w="3400" w:type="dxa"/>
+            <w:tcW w:w="2491" w:type="dxa"/>
           </w:tcPr>
           <w:p>
             <w:pPr>
-              <w:rPr>
-                <w:lang w:eastAsia="ja-JP"/>
+              <w:spacing w:after="0" w:line="240" w:lineRule="auto"/>
+              <w:rPr>
+                <w:rFonts w:ascii="メイリオ" w:hAnsi="メイリオ"/>
+                <w:szCs w:val="21"/>
               </w:rPr>
             </w:pPr>
             <w:r>
               <w:rPr>
-                <w:lang w:eastAsia="ja-JP"/>
-              </w:rPr>
-              <w:t>PTZ/</w:t>
-            </w:r>
-            <w:r>
-              <w:rPr>
-                <w:lang w:eastAsia="ja-JP"/>
-              </w:rPr>
-              <w:t>プリセット</w:t>
-            </w:r>
-            <w:r>
-              <w:rPr>
-                <w:lang w:eastAsia="ja-JP"/>
-              </w:rPr>
-              <w:t>/</w:t>
-            </w:r>
-            <w:r>
-              <w:rPr>
-                <w:lang w:eastAsia="ja-JP"/>
-              </w:rPr>
-              <w:t>各種操作集約</w:t>
+                <w:rFonts w:ascii="メイリオ" w:hAnsi="メイリオ"/>
+                <w:szCs w:val="21"/>
+              </w:rPr>
+              <w:t>API/STOMP</w:t>
             </w:r>
           </w:p>
         </w:tc>
@@ -1915,37 +3434,64 @@
         </w:trPr>
         <w:tc>
           <w:tcPr>
-            <w:tcW w:w="3400" w:type="dxa"/>
+            <w:tcW w:w="2431" w:type="dxa"/>
           </w:tcPr>
           <w:p>
-            <w:r>
-              <w:t xml:space="preserve">util/slider </w:t>
-            </w:r>
-            <w:r>
-              <w:t>系</w:t>
+            <w:pPr>
+              <w:spacing w:after="0" w:line="240" w:lineRule="auto"/>
+              <w:rPr>
+                <w:rFonts w:ascii="メイリオ" w:hAnsi="メイリオ"/>
+                <w:szCs w:val="21"/>
+              </w:rPr>
+            </w:pPr>
+            <w:r>
+              <w:rPr>
+                <w:rFonts w:ascii="メイリオ" w:hAnsi="メイリオ"/>
+                <w:szCs w:val="21"/>
+              </w:rPr>
+              <w:t>framingState</w:t>
             </w:r>
           </w:p>
         </w:tc>
         <w:tc>
           <w:tcPr>
-            <w:tcW w:w="3400" w:type="dxa"/>
+            <w:tcW w:w="3489" w:type="dxa"/>
           </w:tcPr>
           <w:p>
-            <w:r>
-              <w:t>components/slider.js</w:t>
+            <w:pPr>
+              <w:spacing w:after="0" w:line="240" w:lineRule="auto"/>
+              <w:rPr>
+                <w:rFonts w:ascii="メイリオ" w:hAnsi="メイリオ"/>
+                <w:szCs w:val="21"/>
+              </w:rPr>
+            </w:pPr>
+            <w:r>
+              <w:rPr>
+                <w:rFonts w:ascii="メイリオ" w:hAnsi="メイリオ"/>
+                <w:szCs w:val="21"/>
+              </w:rPr>
+              <w:t>target, trackingFace</w:t>
             </w:r>
           </w:p>
         </w:tc>
         <w:tc>
           <w:tcPr>
-            <w:tcW w:w="3400" w:type="dxa"/>
+            <w:tcW w:w="2491" w:type="dxa"/>
           </w:tcPr>
           <w:p>
-            <w:r>
-              <w:t>rc-slider</w:t>
-            </w:r>
-            <w:r>
-              <w:t>依存を排除し独自実装または既存部品利用</w:t>
+            <w:pPr>
+              <w:spacing w:after="0" w:line="240" w:lineRule="auto"/>
+              <w:rPr>
+                <w:rFonts w:ascii="メイリオ" w:hAnsi="メイリオ"/>
+                <w:szCs w:val="21"/>
+              </w:rPr>
+            </w:pPr>
+            <w:r>
+              <w:rPr>
+                <w:rFonts w:ascii="メイリオ" w:hAnsi="メイリオ"/>
+                <w:szCs w:val="21"/>
+              </w:rPr>
+              <w:t>STOMP</w:t>
             </w:r>
           </w:p>
         </w:tc>
@@ -1956,254 +3502,64 @@
         </w:trPr>
         <w:tc>
           <w:tcPr>
-            <w:tcW w:w="3400" w:type="dxa"/>
+            <w:tcW w:w="2431" w:type="dxa"/>
           </w:tcPr>
           <w:p>
-            <w:r>
-              <w:t xml:space="preserve">util/modal </w:t>
-            </w:r>
-            <w:r>
-              <w:t>系</w:t>
+            <w:pPr>
+              <w:spacing w:after="0" w:line="240" w:lineRule="auto"/>
+              <w:rPr>
+                <w:rFonts w:ascii="メイリオ" w:hAnsi="メイリオ"/>
+                <w:szCs w:val="21"/>
+              </w:rPr>
+            </w:pPr>
+            <w:r>
+              <w:rPr>
+                <w:rFonts w:ascii="メイリオ" w:hAnsi="メイリオ"/>
+                <w:szCs w:val="21"/>
+              </w:rPr>
+              <w:t>cameraControlState</w:t>
             </w:r>
           </w:p>
         </w:tc>
         <w:tc>
           <w:tcPr>
-            <w:tcW w:w="3400" w:type="dxa"/>
+            <w:tcW w:w="3489" w:type="dxa"/>
           </w:tcPr>
           <w:p>
-            <w:r>
-              <w:t>components/modal.js</w:t>
+            <w:pPr>
+              <w:spacing w:after="0" w:line="240" w:lineRule="auto"/>
+              <w:rPr>
+                <w:rFonts w:ascii="メイリオ" w:hAnsi="メイリオ"/>
+                <w:szCs w:val="21"/>
+              </w:rPr>
+            </w:pPr>
+            <w:r>
+              <w:rPr>
+                <w:rFonts w:ascii="メイリオ" w:hAnsi="メイリオ"/>
+                <w:szCs w:val="21"/>
+              </w:rPr>
+              <w:t>pan/tilt/zoom</w:t>
             </w:r>
           </w:p>
         </w:tc>
         <w:tc>
           <w:tcPr>
-            <w:tcW w:w="3400" w:type="dxa"/>
+            <w:tcW w:w="2491" w:type="dxa"/>
           </w:tcPr>
           <w:p>
             <w:pPr>
-              <w:rPr>
-                <w:lang w:eastAsia="ja-JP"/>
+              <w:spacing w:after="0" w:line="240" w:lineRule="auto"/>
+              <w:rPr>
+                <w:rFonts w:ascii="メイリオ" w:hAnsi="メイリオ"/>
+                <w:szCs w:val="21"/>
               </w:rPr>
             </w:pPr>
             <w:r>
               <w:rPr>
-                <w:lang w:eastAsia="ja-JP"/>
-              </w:rPr>
-              <w:t>共通ダイアログ管理へ統合</w:t>
-            </w:r>
-          </w:p>
-        </w:tc>
-      </w:tr>
-      <w:tr>
-        <w:trPr>
-          <w:jc w:val="center"/>
-        </w:trPr>
-        <w:tc>
-          <w:tcPr>
-            <w:tcW w:w="3400" w:type="dxa"/>
-          </w:tcPr>
-          <w:p>
-            <w:r>
-              <w:t>redux slices</w:t>
-            </w:r>
-          </w:p>
-        </w:tc>
-        <w:tc>
-          <w:tcPr>
-            <w:tcW w:w="3400" w:type="dxa"/>
-          </w:tcPr>
-          <w:p>
-            <w:r>
-              <w:t>store/state.js</w:t>
-            </w:r>
-          </w:p>
-        </w:tc>
-        <w:tc>
-          <w:tcPr>
-            <w:tcW w:w="3400" w:type="dxa"/>
-          </w:tcPr>
-          <w:p>
-            <w:pPr>
-              <w:rPr>
-                <w:lang w:eastAsia="ja-JP"/>
-              </w:rPr>
-            </w:pPr>
-            <w:r>
-              <w:rPr>
-                <w:lang w:eastAsia="ja-JP"/>
-              </w:rPr>
-              <w:t>用途別</w:t>
-            </w:r>
-            <w:r>
-              <w:rPr>
-                <w:lang w:eastAsia="ja-JP"/>
-              </w:rPr>
-              <w:t xml:space="preserve"> state </w:t>
-            </w:r>
-            <w:r>
-              <w:rPr>
-                <w:lang w:eastAsia="ja-JP"/>
-              </w:rPr>
-              <w:t>オブジェクトへ再構成</w:t>
-            </w:r>
-          </w:p>
-        </w:tc>
-      </w:tr>
-      <w:tr>
-        <w:trPr>
-          <w:jc w:val="center"/>
-        </w:trPr>
-        <w:tc>
-          <w:tcPr>
-            <w:tcW w:w="3400" w:type="dxa"/>
-          </w:tcPr>
-          <w:p>
-            <w:r>
-              <w:t>dispatch / reducer</w:t>
-            </w:r>
-          </w:p>
-        </w:tc>
-        <w:tc>
-          <w:tcPr>
-            <w:tcW w:w="3400" w:type="dxa"/>
-          </w:tcPr>
-          <w:p>
-            <w:r>
-              <w:t>store/actions.js</w:t>
-            </w:r>
-          </w:p>
-        </w:tc>
-        <w:tc>
-          <w:tcPr>
-            <w:tcW w:w="3400" w:type="dxa"/>
-          </w:tcPr>
-          <w:p>
-            <w:r>
-              <w:t>更新関数を明示定義</w:t>
-            </w:r>
-          </w:p>
-        </w:tc>
-      </w:tr>
-      <w:tr>
-        <w:trPr>
-          <w:jc w:val="center"/>
-        </w:trPr>
-        <w:tc>
-          <w:tcPr>
-            <w:tcW w:w="3400" w:type="dxa"/>
-          </w:tcPr>
-          <w:p>
-            <w:r>
-              <w:t>modules/requests_object</w:t>
-            </w:r>
-          </w:p>
-        </w:tc>
-        <w:tc>
-          <w:tcPr>
-            <w:tcW w:w="3400" w:type="dxa"/>
-          </w:tcPr>
-          <w:p>
-            <w:r>
-              <w:t>services/api.js</w:t>
-            </w:r>
-          </w:p>
-        </w:tc>
-        <w:tc>
-          <w:tcPr>
-            <w:tcW w:w="3400" w:type="dxa"/>
-          </w:tcPr>
-          <w:p>
-            <w:r>
-              <w:t>HTTP</w:t>
-            </w:r>
-            <w:r>
-              <w:t>送受信を一本化</w:t>
-            </w:r>
-          </w:p>
-        </w:tc>
-      </w:tr>
-      <w:tr>
-        <w:trPr>
-          <w:jc w:val="center"/>
-        </w:trPr>
-        <w:tc>
-          <w:tcPr>
-            <w:tcW w:w="3400" w:type="dxa"/>
-          </w:tcPr>
-          <w:p>
-            <w:r>
-              <w:lastRenderedPageBreak/>
-              <w:t>send_message / receive_message</w:t>
-            </w:r>
-          </w:p>
-        </w:tc>
-        <w:tc>
-          <w:tcPr>
-            <w:tcW w:w="3400" w:type="dxa"/>
-          </w:tcPr>
-          <w:p>
-            <w:r>
-              <w:t>services/stomp.js</w:t>
-            </w:r>
-          </w:p>
-        </w:tc>
-        <w:tc>
-          <w:tcPr>
-            <w:tcW w:w="3400" w:type="dxa"/>
-          </w:tcPr>
-          <w:p>
-            <w:pPr>
-              <w:rPr>
-                <w:lang w:eastAsia="ja-JP"/>
-              </w:rPr>
-            </w:pPr>
-            <w:r>
-              <w:rPr>
-                <w:lang w:eastAsia="ja-JP"/>
-              </w:rPr>
-              <w:t>購読・送信・再接続制御</w:t>
-            </w:r>
-          </w:p>
-        </w:tc>
-      </w:tr>
-      <w:tr>
-        <w:trPr>
-          <w:jc w:val="center"/>
-        </w:trPr>
-        <w:tc>
-          <w:tcPr>
-            <w:tcW w:w="3400" w:type="dxa"/>
-          </w:tcPr>
-          <w:p>
-            <w:r>
-              <w:t>locales/*.</w:t>
-            </w:r>
-            <w:proofErr w:type="spellStart"/>
-            <w:r>
-              <w:t>json</w:t>
-            </w:r>
-            <w:proofErr w:type="spellEnd"/>
-          </w:p>
-        </w:tc>
-        <w:tc>
-          <w:tcPr>
-            <w:tcW w:w="3400" w:type="dxa"/>
-          </w:tcPr>
-          <w:p>
-            <w:r>
-              <w:t>i18n/messages/*.json</w:t>
-            </w:r>
-          </w:p>
-        </w:tc>
-        <w:tc>
-          <w:tcPr>
-            <w:tcW w:w="3400" w:type="dxa"/>
-          </w:tcPr>
-          <w:p>
-            <w:r>
-              <w:t>キー体系を基本維持</w:t>
+                <w:rFonts w:ascii="メイリオ" w:hAnsi="メイリオ"/>
+                <w:szCs w:val="21"/>
+              </w:rPr>
+              <w:t>UI + API</w:t>
             </w:r>
           </w:p>
         </w:tc>
@@ -2211,367 +3567,949 @@
     </w:tbl>
     <w:p>
       <w:pPr>
-        <w:pStyle w:val="1"/>
-        <w:rPr>
-          <w:lang w:eastAsia="ja-JP"/>
-        </w:rPr>
-      </w:pPr>
-      <w:r>
-        <w:rPr>
-          <w:lang w:eastAsia="ja-JP"/>
-        </w:rPr>
-        <w:t xml:space="preserve">6. </w:t>
-      </w:r>
-      <w:r>
-        <w:rPr>
-          <w:lang w:eastAsia="ja-JP"/>
-        </w:rPr>
-        <w:t>推奨ディレクトリ構成（</w:t>
-      </w:r>
-      <w:r>
-        <w:rPr>
-          <w:lang w:eastAsia="ja-JP"/>
-        </w:rPr>
-        <w:t>jQuery</w:t>
-      </w:r>
-      <w:r>
-        <w:rPr>
-          <w:lang w:eastAsia="ja-JP"/>
-        </w:rPr>
-        <w:t>版）</w:t>
+        <w:pStyle w:val="21"/>
+        <w:spacing w:line="240" w:lineRule="auto"/>
+        <w:rPr>
+          <w:rFonts w:ascii="メイリオ" w:eastAsia="メイリオ" w:hAnsi="メイリオ"/>
+          <w:sz w:val="21"/>
+          <w:szCs w:val="21"/>
+        </w:rPr>
+      </w:pPr>
+      <w:r>
+        <w:rPr>
+          <w:rFonts w:ascii="メイリオ" w:eastAsia="メイリオ" w:hAnsi="メイリオ" w:cs="Courier New"/>
+          <w:sz w:val="21"/>
+          <w:szCs w:val="21"/>
+        </w:rPr>
+        <w:t>■</w:t>
+      </w:r>
+      <w:r>
+        <w:rPr>
+          <w:rFonts w:ascii="メイリオ" w:eastAsia="メイリオ" w:hAnsi="メイリオ"/>
+          <w:sz w:val="21"/>
+          <w:szCs w:val="21"/>
+        </w:rPr>
+        <w:t xml:space="preserve"> 更新ルール</w:t>
       </w:r>
     </w:p>
     <w:p>
       <w:pPr>
-        <w:pStyle w:val="27"/>
-      </w:pPr>
-      <w:r>
-        <w:rPr>
-          <w:rFonts w:ascii="Consolas" w:hAnsi="Consolas"/>
-        </w:rPr>
-        <w:t>www/</w:t>
-      </w:r>
-      <w:r>
-        <w:rPr>
-          <w:rFonts w:ascii="Consolas" w:hAnsi="Consolas"/>
-        </w:rPr>
-        <w:br/>
-        <w:t>├─ index.html</w:t>
-      </w:r>
-      <w:r>
-        <w:rPr>
-          <w:rFonts w:ascii="Consolas" w:hAnsi="Consolas"/>
-        </w:rPr>
-        <w:br/>
-        <w:t>├─ js/</w:t>
-      </w:r>
-      <w:r>
-        <w:rPr>
-          <w:rFonts w:ascii="Consolas" w:hAnsi="Consolas"/>
-        </w:rPr>
-        <w:br/>
-        <w:t>│  ├─ app.js</w:t>
-      </w:r>
-      <w:r>
-        <w:rPr>
-          <w:rFonts w:ascii="Consolas" w:hAnsi="Consolas"/>
-        </w:rPr>
-        <w:br/>
-        <w:t>│  ├─ page_router.js</w:t>
-      </w:r>
-      <w:r>
-        <w:rPr>
-          <w:rFonts w:ascii="Consolas" w:hAnsi="Consolas"/>
-        </w:rPr>
-        <w:br/>
-        <w:t>│  ├─ pages/</w:t>
-      </w:r>
-      <w:r>
-        <w:rPr>
-          <w:rFonts w:ascii="Consolas" w:hAnsi="Consolas"/>
-        </w:rPr>
-        <w:br/>
-        <w:t>│  │  ├─ autoframing.js</w:t>
-      </w:r>
-      <w:r>
-        <w:rPr>
-          <w:rFonts w:ascii="Consolas" w:hAnsi="Consolas"/>
-        </w:rPr>
-        <w:br/>
-        <w:t>│  │  ├─ camera_control.js</w:t>
-      </w:r>
-      <w:r>
-        <w:rPr>
-          <w:rFonts w:ascii="Consolas" w:hAnsi="Consolas"/>
-        </w:rPr>
-        <w:br/>
-        <w:t>│  │  ├─ singlecamera.js</w:t>
-      </w:r>
-      <w:r>
-        <w:rPr>
-          <w:rFonts w:ascii="Consolas" w:hAnsi="Consolas"/>
-        </w:rPr>
-        <w:br/>
-        <w:t>│  │  └─ setup.js</w:t>
-      </w:r>
-      <w:r>
-        <w:rPr>
-          <w:rFonts w:ascii="Consolas" w:hAnsi="Consolas"/>
-        </w:rPr>
-        <w:br/>
-        <w:t>│  ├─ components/</w:t>
-      </w:r>
-      <w:r>
-        <w:rPr>
-          <w:rFonts w:ascii="Consolas" w:hAnsi="Consolas"/>
-        </w:rPr>
-        <w:br/>
-        <w:t>│  │  ├─ button.js</w:t>
-      </w:r>
-      <w:r>
-        <w:rPr>
-          <w:rFonts w:ascii="Consolas" w:hAnsi="Consolas"/>
-        </w:rPr>
-        <w:br/>
-        <w:t>│  │  ├─ slider.js</w:t>
-      </w:r>
-      <w:r>
-        <w:rPr>
-          <w:rFonts w:ascii="Consolas" w:hAnsi="Consolas"/>
-        </w:rPr>
-        <w:br/>
-        <w:t>│  │  ├─ select.js</w:t>
-      </w:r>
-      <w:r>
-        <w:rPr>
-          <w:rFonts w:ascii="Consolas" w:hAnsi="Consolas"/>
-        </w:rPr>
-        <w:br/>
-        <w:t>│  │  ├─ modal.js</w:t>
-      </w:r>
-      <w:r>
-        <w:rPr>
-          <w:rFonts w:ascii="Consolas" w:hAnsi="Consolas"/>
-        </w:rPr>
-        <w:br/>
-        <w:t>│  │  └─ wheel_picker.js</w:t>
-      </w:r>
-      <w:r>
-        <w:rPr>
-          <w:rFonts w:ascii="Consolas" w:hAnsi="Consolas"/>
-        </w:rPr>
-        <w:br/>
-        <w:t>│  ├─ store/</w:t>
-      </w:r>
-      <w:r>
-        <w:rPr>
-          <w:rFonts w:ascii="Consolas" w:hAnsi="Consolas"/>
-        </w:rPr>
-        <w:br/>
-        <w:t>│  │  ├─ state.js</w:t>
-      </w:r>
-      <w:r>
-        <w:rPr>
-          <w:rFonts w:ascii="Consolas" w:hAnsi="Consolas"/>
-        </w:rPr>
-        <w:br/>
-        <w:t>│  │  ├─ actions.js</w:t>
-      </w:r>
-      <w:r>
-        <w:rPr>
-          <w:rFonts w:ascii="Consolas" w:hAnsi="Consolas"/>
-        </w:rPr>
-        <w:br/>
-        <w:t>│  │  └─ selectors.js</w:t>
-      </w:r>
-      <w:r>
-        <w:rPr>
-          <w:rFonts w:ascii="Consolas" w:hAnsi="Consolas"/>
-        </w:rPr>
-        <w:br/>
-        <w:t>│  ├─ services/</w:t>
-      </w:r>
-      <w:r>
-        <w:rPr>
-          <w:rFonts w:ascii="Consolas" w:hAnsi="Consolas"/>
-        </w:rPr>
-        <w:br/>
-        <w:t>│  │  ├─ api.js</w:t>
-      </w:r>
-      <w:r>
-        <w:rPr>
-          <w:rFonts w:ascii="Consolas" w:hAnsi="Consolas"/>
-        </w:rPr>
-        <w:br/>
-        <w:t>│  │  ├─ stomp.js</w:t>
-      </w:r>
-      <w:r>
-        <w:rPr>
-          <w:rFonts w:ascii="Consolas" w:hAnsi="Consolas"/>
-        </w:rPr>
-        <w:br/>
-        <w:t>│  │  ├─ message_parser.js</w:t>
-      </w:r>
-      <w:r>
-        <w:rPr>
-          <w:rFonts w:ascii="Consolas" w:hAnsi="Consolas"/>
-        </w:rPr>
-        <w:br/>
-        <w:t>│  │  └─ auth.js</w:t>
-      </w:r>
-      <w:r>
-        <w:rPr>
-          <w:rFonts w:ascii="Consolas" w:hAnsi="Consolas"/>
-        </w:rPr>
-        <w:br/>
-        <w:t>│  ├─ utils/</w:t>
-      </w:r>
-      <w:r>
-        <w:rPr>
-          <w:rFonts w:ascii="Consolas" w:hAnsi="Consolas"/>
-        </w:rPr>
-        <w:br/>
-        <w:t>│  │  ├─ dom.js</w:t>
-      </w:r>
-      <w:r>
-        <w:rPr>
-          <w:rFonts w:ascii="Consolas" w:hAnsi="Consolas"/>
-        </w:rPr>
-        <w:br/>
-        <w:t>│  │  ├─ format.js</w:t>
-      </w:r>
-      <w:r>
-        <w:rPr>
-          <w:rFonts w:ascii="Consolas" w:hAnsi="Consolas"/>
-        </w:rPr>
-        <w:br/>
-        <w:t>│  │  └─ validation.js</w:t>
-      </w:r>
-      <w:r>
-        <w:rPr>
-          <w:rFonts w:ascii="Consolas" w:hAnsi="Consolas"/>
-        </w:rPr>
-        <w:br/>
-        <w:t>│  └─ i18n/</w:t>
-      </w:r>
-      <w:r>
-        <w:rPr>
-          <w:rFonts w:ascii="Consolas" w:hAnsi="Consolas"/>
-        </w:rPr>
-        <w:br/>
-        <w:t>│     ├─ index.js</w:t>
-      </w:r>
-      <w:r>
-        <w:rPr>
-          <w:rFonts w:ascii="Consolas" w:hAnsi="Consolas"/>
-        </w:rPr>
-        <w:br/>
-        <w:t>│     └─ messages/</w:t>
-      </w:r>
-      <w:r>
-        <w:rPr>
-          <w:rFonts w:ascii="Consolas" w:hAnsi="Consolas"/>
-        </w:rPr>
-        <w:br/>
-        <w:t>└─ css/</w:t>
-      </w:r>
-      <w:r>
-        <w:rPr>
-          <w:rFonts w:ascii="Consolas" w:hAnsi="Consolas"/>
-        </w:rPr>
-        <w:br/>
-        <w:t xml:space="preserve">   ├─ page/</w:t>
-      </w:r>
-      <w:r>
-        <w:rPr>
-          <w:rFonts w:ascii="Consolas" w:hAnsi="Consolas"/>
-        </w:rPr>
-        <w:br/>
-        <w:t xml:space="preserve">   ├─ component/</w:t>
-      </w:r>
-      <w:r>
-        <w:rPr>
-          <w:rFonts w:ascii="Consolas" w:hAnsi="Consolas"/>
-        </w:rPr>
-        <w:br/>
-        <w:t xml:space="preserve">   └─ parts/</w:t>
+        <w:spacing w:after="0" w:line="240" w:lineRule="auto"/>
+        <w:rPr>
+          <w:rFonts w:ascii="メイリオ" w:hAnsi="メイリオ"/>
+          <w:szCs w:val="21"/>
+        </w:rPr>
+      </w:pPr>
+      <w:r>
+        <w:rPr>
+          <w:rFonts w:ascii="メイリオ" w:hAnsi="メイリオ"/>
+          <w:szCs w:val="21"/>
+        </w:rPr>
+        <w:t>1. UIイベント発生</w:t>
       </w:r>
     </w:p>
     <w:p>
       <w:pPr>
-        <w:pStyle w:val="1"/>
-        <w:rPr>
-          <w:lang w:eastAsia="ja-JP"/>
-        </w:rPr>
-      </w:pPr>
-      <w:r>
-        <w:rPr>
-          <w:lang w:eastAsia="ja-JP"/>
-        </w:rPr>
-        <w:lastRenderedPageBreak/>
-        <w:t xml:space="preserve">7. </w:t>
-      </w:r>
-      <w:r>
-        <w:rPr>
-          <w:lang w:eastAsia="ja-JP"/>
-        </w:rPr>
-        <w:t>状態管理設計</w:t>
+        <w:spacing w:after="0" w:line="240" w:lineRule="auto"/>
+        <w:rPr>
+          <w:rFonts w:ascii="メイリオ" w:hAnsi="メイリオ"/>
+          <w:szCs w:val="21"/>
+        </w:rPr>
+      </w:pPr>
+      <w:r>
+        <w:rPr>
+          <w:rFonts w:ascii="メイリオ" w:hAnsi="メイリオ"/>
+          <w:szCs w:val="21"/>
+        </w:rPr>
+        <w:t>2. state更新</w:t>
       </w:r>
     </w:p>
     <w:p>
       <w:pPr>
+        <w:spacing w:after="0" w:line="240" w:lineRule="auto"/>
+        <w:rPr>
+          <w:rFonts w:ascii="メイリオ" w:hAnsi="メイリオ"/>
+          <w:szCs w:val="21"/>
+          <w:lang w:eastAsia="ja-JP"/>
+        </w:rPr>
+      </w:pPr>
+      <w:r>
+        <w:rPr>
+          <w:rFonts w:ascii="メイリオ" w:hAnsi="メイリオ"/>
+          <w:szCs w:val="21"/>
+          <w:lang w:eastAsia="ja-JP"/>
+        </w:rPr>
+        <w:t>3. 必要箇所のみDOM更新</w:t>
+      </w:r>
+    </w:p>
+    <w:p>
+      <w:pPr>
+        <w:spacing w:after="0" w:line="240" w:lineRule="auto"/>
+        <w:rPr>
+          <w:rFonts w:ascii="メイリオ" w:hAnsi="メイリオ"/>
+          <w:szCs w:val="21"/>
+          <w:lang w:eastAsia="ja-JP"/>
+        </w:rPr>
+      </w:pPr>
+      <w:r>
+        <w:rPr>
+          <w:rFonts w:ascii="メイリオ" w:hAnsi="メイリオ"/>
+          <w:szCs w:val="21"/>
+          <w:lang w:eastAsia="ja-JP"/>
+        </w:rPr>
+        <w:t>4. 必要に応じて通信呼び出し</w:t>
+      </w:r>
+    </w:p>
+    <w:p>
+      <w:pPr>
+        <w:pStyle w:val="21"/>
+        <w:spacing w:line="240" w:lineRule="auto"/>
+        <w:rPr>
+          <w:rFonts w:ascii="メイリオ" w:eastAsia="メイリオ" w:hAnsi="メイリオ"/>
+          <w:sz w:val="21"/>
+          <w:szCs w:val="21"/>
+          <w:lang w:eastAsia="ja-JP"/>
+        </w:rPr>
+      </w:pPr>
+      <w:r>
+        <w:rPr>
+          <w:rFonts w:ascii="メイリオ" w:eastAsia="メイリオ" w:hAnsi="メイリオ" w:cs="Courier New"/>
+          <w:sz w:val="21"/>
+          <w:szCs w:val="21"/>
+          <w:lang w:eastAsia="ja-JP"/>
+        </w:rPr>
+        <w:t>■</w:t>
+      </w:r>
+      <w:r>
+        <w:rPr>
+          <w:rFonts w:ascii="メイリオ" w:eastAsia="メイリオ" w:hAnsi="メイリオ"/>
+          <w:sz w:val="21"/>
+          <w:szCs w:val="21"/>
+          <w:lang w:eastAsia="ja-JP"/>
+        </w:rPr>
+        <w:t xml:space="preserve"> 禁止事項</w:t>
+      </w:r>
+    </w:p>
+    <w:p>
+      <w:pPr>
+        <w:spacing w:after="0" w:line="240" w:lineRule="auto"/>
+        <w:rPr>
+          <w:rFonts w:ascii="メイリオ" w:hAnsi="メイリオ"/>
+          <w:szCs w:val="21"/>
+          <w:lang w:eastAsia="ja-JP"/>
+        </w:rPr>
+      </w:pPr>
+      <w:r>
+        <w:rPr>
+          <w:rFonts w:ascii="メイリオ" w:hAnsi="メイリオ"/>
+          <w:szCs w:val="21"/>
+          <w:lang w:eastAsia="ja-JP"/>
+        </w:rPr>
+        <w:t>・DOMから状態を逆取得しない</w:t>
+      </w:r>
+    </w:p>
+    <w:p>
+      <w:pPr>
+        <w:spacing w:after="0" w:line="240" w:lineRule="auto"/>
+        <w:rPr>
+          <w:rFonts w:ascii="メイリオ" w:hAnsi="メイリオ"/>
+          <w:szCs w:val="21"/>
+          <w:lang w:eastAsia="ja-JP"/>
+        </w:rPr>
+      </w:pPr>
+      <w:r>
+        <w:rPr>
+          <w:rFonts w:ascii="メイリオ" w:hAnsi="メイリオ"/>
+          <w:szCs w:val="21"/>
+          <w:lang w:eastAsia="ja-JP"/>
+        </w:rPr>
+        <w:t>・stateを複数箇所で直接更新しない</w:t>
+      </w:r>
+    </w:p>
+    <w:p>
+      <w:pPr>
+        <w:spacing w:after="0" w:line="240" w:lineRule="auto"/>
+        <w:rPr>
+          <w:rFonts w:ascii="メイリオ" w:hAnsi="メイリオ"/>
+          <w:szCs w:val="21"/>
+          <w:lang w:eastAsia="ja-JP"/>
+        </w:rPr>
+      </w:pPr>
+      <w:r>
+        <w:rPr>
+          <w:rFonts w:ascii="メイリオ" w:hAnsi="メイリオ"/>
+          <w:szCs w:val="21"/>
+          <w:lang w:eastAsia="ja-JP"/>
+        </w:rPr>
+        <w:t>・通信結果を直接DOMに反映しない</w:t>
+      </w:r>
+    </w:p>
+    <w:p>
+      <w:pPr>
+        <w:pStyle w:val="21"/>
+        <w:spacing w:line="240" w:lineRule="auto"/>
+        <w:rPr>
+          <w:rFonts w:ascii="メイリオ" w:eastAsia="メイリオ" w:hAnsi="メイリオ"/>
+          <w:sz w:val="21"/>
+          <w:szCs w:val="21"/>
+          <w:lang w:eastAsia="ja-JP"/>
+        </w:rPr>
+      </w:pPr>
+      <w:r>
+        <w:rPr>
+          <w:rFonts w:ascii="メイリオ" w:eastAsia="メイリオ" w:hAnsi="メイリオ" w:cs="Courier New"/>
+          <w:sz w:val="21"/>
+          <w:szCs w:val="21"/>
+          <w:lang w:eastAsia="ja-JP"/>
+        </w:rPr>
+        <w:t>■</w:t>
+      </w:r>
+      <w:r>
+        <w:rPr>
+          <w:rFonts w:ascii="メイリオ" w:eastAsia="メイリオ" w:hAnsi="メイリオ"/>
+          <w:sz w:val="21"/>
+          <w:szCs w:val="21"/>
+          <w:lang w:eastAsia="ja-JP"/>
+        </w:rPr>
+        <w:t xml:space="preserve"> 描画方針</w:t>
+      </w:r>
+    </w:p>
+    <w:p>
+      <w:pPr>
+        <w:spacing w:after="0" w:line="240" w:lineRule="auto"/>
+        <w:rPr>
+          <w:rFonts w:ascii="メイリオ" w:hAnsi="メイリオ"/>
+          <w:szCs w:val="21"/>
+          <w:lang w:eastAsia="ja-JP"/>
+        </w:rPr>
+      </w:pPr>
+      <w:r>
+        <w:rPr>
+          <w:rFonts w:ascii="メイリオ" w:hAnsi="メイリオ"/>
+          <w:szCs w:val="21"/>
+          <w:lang w:eastAsia="ja-JP"/>
+        </w:rPr>
+        <w:t>・全画面再描画は禁止</w:t>
+      </w:r>
+    </w:p>
+    <w:p>
+      <w:pPr>
+        <w:spacing w:after="0" w:line="240" w:lineRule="auto"/>
+        <w:rPr>
+          <w:rFonts w:ascii="メイリオ" w:hAnsi="メイリオ"/>
+          <w:szCs w:val="21"/>
+          <w:lang w:eastAsia="ja-JP"/>
+        </w:rPr>
+      </w:pPr>
+      <w:r>
+        <w:rPr>
+          <w:rFonts w:ascii="メイリオ" w:hAnsi="メイリオ"/>
+          <w:szCs w:val="21"/>
+          <w:lang w:eastAsia="ja-JP"/>
+        </w:rPr>
+        <w:t>・updateView(partialState) により部分更新する</w:t>
+      </w:r>
+    </w:p>
+    <w:p>
+      <w:pPr>
         <w:spacing w:after="100" w:line="240" w:lineRule="auto"/>
         <w:rPr>
           <w:lang w:eastAsia="ja-JP"/>
         </w:rPr>
       </w:pPr>
-      <w:r>
-        <w:rPr>
-          <w:lang w:eastAsia="ja-JP"/>
-        </w:rPr>
-        <w:t>Redux</w:t>
-      </w:r>
-      <w:r>
-        <w:rPr>
-          <w:lang w:eastAsia="ja-JP"/>
-        </w:rPr>
-        <w:t>の</w:t>
-      </w:r>
-      <w:r>
-        <w:rPr>
-          <w:lang w:eastAsia="ja-JP"/>
-        </w:rPr>
-        <w:t xml:space="preserve"> slice </w:t>
-      </w:r>
-      <w:r>
-        <w:rPr>
-          <w:lang w:eastAsia="ja-JP"/>
-        </w:rPr>
-        <w:t>単位を、そのまま</w:t>
-      </w:r>
-      <w:r>
-        <w:rPr>
-          <w:lang w:eastAsia="ja-JP"/>
-        </w:rPr>
-        <w:t xml:space="preserve"> reducer </w:t>
-      </w:r>
-      <w:r>
-        <w:rPr>
-          <w:lang w:eastAsia="ja-JP"/>
-        </w:rPr>
-        <w:t>で再現する必要はない。</w:t>
-      </w:r>
-      <w:r>
-        <w:rPr>
-          <w:lang w:eastAsia="ja-JP"/>
-        </w:rPr>
-        <w:t>jQuery</w:t>
-      </w:r>
-      <w:r>
-        <w:rPr>
-          <w:lang w:eastAsia="ja-JP"/>
-        </w:rPr>
-        <w:t>版では、</w:t>
+    </w:p>
+    <w:p>
+      <w:pPr>
+        <w:pStyle w:val="1"/>
+        <w:rPr>
+          <w:lang w:eastAsia="ja-JP"/>
+        </w:rPr>
+      </w:pPr>
+      <w:r>
+        <w:rPr>
+          <w:lang w:eastAsia="ja-JP"/>
+        </w:rPr>
+        <w:lastRenderedPageBreak/>
+        <w:t xml:space="preserve">8. </w:t>
+      </w:r>
+      <w:r>
+        <w:rPr>
+          <w:lang w:eastAsia="ja-JP"/>
+        </w:rPr>
+        <w:t>画面モジュール設計</w:t>
+      </w:r>
+    </w:p>
+    <w:p>
+      <w:pPr>
+        <w:spacing w:after="0" w:line="240" w:lineRule="auto"/>
+        <w:rPr>
+          <w:rFonts w:ascii="メイリオ" w:hAnsi="メイリオ"/>
+          <w:lang w:eastAsia="ja-JP"/>
+        </w:rPr>
+      </w:pPr>
+      <w:r>
+        <w:rPr>
+          <w:rFonts w:ascii="メイリオ" w:hAnsi="メイリオ"/>
+          <w:lang w:eastAsia="ja-JP"/>
+        </w:rPr>
+        <w:t>各ページは、UI主導の実装順序（11章）に整合するように、段階的に機能を有効化する構成とする。 特に初期段階では通信やstateへの依存を持たず、UI骨格とイベントを優先して実装する。</w:t>
+      </w:r>
+    </w:p>
+    <w:p>
+      <w:pPr>
+        <w:pStyle w:val="21"/>
+        <w:spacing w:line="240" w:lineRule="auto"/>
+        <w:rPr>
+          <w:rFonts w:ascii="メイリオ" w:eastAsia="メイリオ" w:hAnsi="メイリオ"/>
+          <w:sz w:val="21"/>
+          <w:szCs w:val="21"/>
+          <w:lang w:eastAsia="ja-JP"/>
+        </w:rPr>
+      </w:pPr>
+      <w:r>
+        <w:rPr>
+          <w:rFonts w:ascii="メイリオ" w:eastAsia="メイリオ" w:hAnsi="メイリオ"/>
+          <w:sz w:val="21"/>
+          <w:szCs w:val="21"/>
+          <w:lang w:eastAsia="ja-JP"/>
+        </w:rPr>
+        <w:t>■ 基本構造</w:t>
+      </w:r>
+    </w:p>
+    <w:p>
+      <w:pPr>
+        <w:spacing w:after="0" w:line="240" w:lineRule="auto"/>
+        <w:rPr>
+          <w:rFonts w:ascii="メイリオ" w:hAnsi="メイリオ"/>
+          <w:lang w:eastAsia="ja-JP"/>
+        </w:rPr>
+      </w:pPr>
+      <w:r>
+        <w:rPr>
+          <w:rFonts w:ascii="メイリオ" w:hAnsi="メイリオ"/>
+          <w:lang w:eastAsia="ja-JP"/>
+        </w:rPr>
+        <w:t>各ページは以下の関数を持つ：</w:t>
+      </w:r>
+    </w:p>
+    <w:p>
+      <w:pPr>
+        <w:pStyle w:val="ae"/>
+        <w:numPr>
+          <w:ilvl w:val="0"/>
+          <w:numId w:val="11"/>
+        </w:numPr>
+        <w:spacing w:after="0" w:line="240" w:lineRule="auto"/>
+        <w:rPr>
+          <w:rFonts w:ascii="メイリオ" w:hAnsi="メイリオ"/>
+        </w:rPr>
+      </w:pPr>
+      <w:r>
+        <w:rPr>
+          <w:rFonts w:ascii="メイリオ" w:hAnsi="メイリオ"/>
+        </w:rPr>
+        <w:t>init(container, options): 初回DOM生成（UI骨格のみ）</w:t>
+      </w:r>
+    </w:p>
+    <w:p>
+      <w:pPr>
+        <w:pStyle w:val="ae"/>
+        <w:numPr>
+          <w:ilvl w:val="0"/>
+          <w:numId w:val="11"/>
+        </w:numPr>
+        <w:spacing w:after="0" w:line="240" w:lineRule="auto"/>
+        <w:rPr>
+          <w:rFonts w:ascii="メイリオ" w:hAnsi="メイリオ"/>
+        </w:rPr>
+      </w:pPr>
+      <w:r>
+        <w:rPr>
+          <w:rFonts w:ascii="メイリオ" w:hAnsi="メイリオ"/>
+        </w:rPr>
+        <w:t>bindEvents(): UIイベントの登録（通信なし）</w:t>
+      </w:r>
+    </w:p>
+    <w:p>
+      <w:pPr>
+        <w:pStyle w:val="ae"/>
+        <w:numPr>
+          <w:ilvl w:val="0"/>
+          <w:numId w:val="11"/>
+        </w:numPr>
+        <w:spacing w:after="0" w:line="240" w:lineRule="auto"/>
+        <w:rPr>
+          <w:rFonts w:ascii="メイリオ" w:hAnsi="メイリオ"/>
+        </w:rPr>
+      </w:pPr>
+      <w:r>
+        <w:rPr>
+          <w:rFonts w:ascii="メイリオ" w:hAnsi="メイリオ"/>
+        </w:rPr>
+        <w:t>updateView(partialState): 必要箇所のみ描画更新</w:t>
+      </w:r>
+    </w:p>
+    <w:p>
+      <w:pPr>
+        <w:pStyle w:val="ae"/>
+        <w:numPr>
+          <w:ilvl w:val="0"/>
+          <w:numId w:val="11"/>
+        </w:numPr>
+        <w:spacing w:after="0" w:line="240" w:lineRule="auto"/>
+        <w:rPr>
+          <w:rFonts w:ascii="メイリオ" w:hAnsi="メイリオ"/>
+          <w:lang w:eastAsia="ja-JP"/>
+        </w:rPr>
+      </w:pPr>
+      <w:r>
+        <w:rPr>
+          <w:rFonts w:ascii="メイリオ" w:hAnsi="メイリオ"/>
+          <w:lang w:eastAsia="ja-JP"/>
+        </w:rPr>
+        <w:t>destroy(): イベント解除、リソース解放</w:t>
+      </w:r>
+    </w:p>
+    <w:p>
+      <w:pPr>
+        <w:pStyle w:val="21"/>
+        <w:spacing w:line="240" w:lineRule="auto"/>
+        <w:rPr>
+          <w:rFonts w:ascii="メイリオ" w:eastAsia="メイリオ" w:hAnsi="メイリオ"/>
+          <w:sz w:val="21"/>
+          <w:szCs w:val="21"/>
+          <w:lang w:eastAsia="ja-JP"/>
+        </w:rPr>
+      </w:pPr>
+      <w:r>
+        <w:rPr>
+          <w:rFonts w:ascii="メイリオ" w:eastAsia="メイリオ" w:hAnsi="メイリオ"/>
+          <w:sz w:val="21"/>
+          <w:szCs w:val="21"/>
+          <w:lang w:eastAsia="ja-JP"/>
+        </w:rPr>
+        <w:t>■ 段階的拡張（重要）</w:t>
+      </w:r>
+    </w:p>
+    <w:p>
+      <w:pPr>
+        <w:spacing w:after="0" w:line="240" w:lineRule="auto"/>
+        <w:rPr>
+          <w:rFonts w:ascii="メイリオ" w:hAnsi="メイリオ"/>
+          <w:lang w:eastAsia="ja-JP"/>
+        </w:rPr>
+      </w:pPr>
+      <w:r>
+        <w:rPr>
+          <w:rFonts w:ascii="メイリオ" w:hAnsi="メイリオ"/>
+          <w:lang w:eastAsia="ja-JP"/>
+        </w:rPr>
+        <w:t>画面モジュールは以下のステップで拡張する：</w:t>
+      </w:r>
+    </w:p>
+    <w:p>
+      <w:pPr>
+        <w:pStyle w:val="ae"/>
+        <w:numPr>
+          <w:ilvl w:val="0"/>
+          <w:numId w:val="12"/>
+        </w:numPr>
+        <w:spacing w:after="0" w:line="240" w:lineRule="auto"/>
+        <w:rPr>
+          <w:rFonts w:ascii="メイリオ" w:hAnsi="メイリオ"/>
+          <w:lang w:eastAsia="ja-JP"/>
+        </w:rPr>
+      </w:pPr>
+      <w:r>
+        <w:rPr>
+          <w:rFonts w:ascii="メイリオ" w:hAnsi="メイリオ"/>
+          <w:lang w:eastAsia="ja-JP"/>
+        </w:rPr>
+        <w:t>Step1（画面骨格）:</w:t>
+      </w:r>
+    </w:p>
+    <w:p>
+      <w:pPr>
+        <w:pStyle w:val="ae"/>
+        <w:numPr>
+          <w:ilvl w:val="1"/>
+          <w:numId w:val="17"/>
+        </w:numPr>
+        <w:spacing w:after="0" w:line="240" w:lineRule="auto"/>
+        <w:rPr>
+          <w:rFonts w:ascii="メイリオ" w:hAnsi="メイリオ"/>
+          <w:lang w:eastAsia="ja-JP"/>
+        </w:rPr>
+      </w:pPr>
+      <w:r>
+        <w:rPr>
+          <w:rFonts w:ascii="メイリオ" w:hAnsi="メイリオ"/>
+          <w:lang w:eastAsia="ja-JP"/>
+        </w:rPr>
+        <w:t>init()で静的DOMを構築</w:t>
+      </w:r>
+    </w:p>
+    <w:p>
+      <w:pPr>
+        <w:pStyle w:val="ae"/>
+        <w:numPr>
+          <w:ilvl w:val="1"/>
+          <w:numId w:val="17"/>
+        </w:numPr>
+        <w:spacing w:after="0" w:line="240" w:lineRule="auto"/>
+        <w:rPr>
+          <w:rFonts w:ascii="メイリオ" w:hAnsi="メイリオ"/>
+          <w:lang w:eastAsia="ja-JP"/>
+        </w:rPr>
+      </w:pPr>
+      <w:r>
+        <w:rPr>
+          <w:rFonts w:ascii="メイリオ" w:hAnsi="メイリオ"/>
+          <w:lang w:eastAsia="ja-JP"/>
+        </w:rPr>
+        <w:t>state・通信は使用しない</w:t>
+      </w:r>
+    </w:p>
+    <w:p>
+      <w:pPr>
+        <w:pStyle w:val="ae"/>
+        <w:numPr>
+          <w:ilvl w:val="0"/>
+          <w:numId w:val="12"/>
+        </w:numPr>
+        <w:spacing w:after="0" w:line="240" w:lineRule="auto"/>
+        <w:rPr>
+          <w:rFonts w:ascii="メイリオ" w:hAnsi="メイリオ"/>
+        </w:rPr>
+      </w:pPr>
+      <w:r>
+        <w:rPr>
+          <w:rFonts w:ascii="メイリオ" w:hAnsi="メイリオ"/>
+        </w:rPr>
+        <w:t>Step2（UI操作）:</w:t>
+      </w:r>
+    </w:p>
+    <w:p>
+      <w:pPr>
+        <w:pStyle w:val="ae"/>
+        <w:numPr>
+          <w:ilvl w:val="0"/>
+          <w:numId w:val="13"/>
+        </w:numPr>
+        <w:spacing w:after="0" w:line="240" w:lineRule="auto"/>
+        <w:rPr>
+          <w:rFonts w:ascii="メイリオ" w:hAnsi="メイリオ"/>
+        </w:rPr>
+      </w:pPr>
+      <w:r>
+        <w:rPr>
+          <w:rFonts w:ascii="メイリオ" w:hAnsi="メイリオ"/>
+        </w:rPr>
+        <w:t>bindEvents()でイベント登録</w:t>
+      </w:r>
+    </w:p>
+    <w:p>
+      <w:pPr>
+        <w:pStyle w:val="ae"/>
+        <w:numPr>
+          <w:ilvl w:val="0"/>
+          <w:numId w:val="13"/>
+        </w:numPr>
+        <w:spacing w:after="0" w:line="240" w:lineRule="auto"/>
+        <w:rPr>
+          <w:rFonts w:ascii="メイリオ" w:hAnsi="メイリオ"/>
+        </w:rPr>
+      </w:pPr>
+      <w:r>
+        <w:rPr>
+          <w:rFonts w:ascii="メイリオ" w:hAnsi="メイリオ"/>
+        </w:rPr>
+        <w:t>consoleログ等で動作確認</w:t>
+      </w:r>
+    </w:p>
+    <w:p>
+      <w:pPr>
+        <w:pStyle w:val="ae"/>
+        <w:numPr>
+          <w:ilvl w:val="0"/>
+          <w:numId w:val="12"/>
+        </w:numPr>
+        <w:spacing w:after="0" w:line="240" w:lineRule="auto"/>
+        <w:rPr>
+          <w:rFonts w:ascii="メイリオ" w:hAnsi="メイリオ"/>
+        </w:rPr>
+      </w:pPr>
+      <w:r>
+        <w:rPr>
+          <w:rFonts w:ascii="メイリオ" w:hAnsi="メイリオ"/>
+        </w:rPr>
+        <w:t>Step3（画面内遷移）:</w:t>
+      </w:r>
+    </w:p>
+    <w:p>
+      <w:pPr>
+        <w:pStyle w:val="ae"/>
+        <w:numPr>
+          <w:ilvl w:val="2"/>
+          <w:numId w:val="15"/>
+        </w:numPr>
+        <w:spacing w:after="0" w:line="240" w:lineRule="auto"/>
+        <w:rPr>
+          <w:rFonts w:ascii="メイリオ" w:hAnsi="メイリオ"/>
+        </w:rPr>
+      </w:pPr>
+      <w:r>
+        <w:rPr>
+          <w:rFonts w:ascii="メイリオ" w:hAnsi="メイリオ"/>
+        </w:rPr>
+        <w:t>表示切替（show/hide）実装</w:t>
+      </w:r>
+    </w:p>
+    <w:p>
+      <w:pPr>
+        <w:pStyle w:val="ae"/>
+        <w:numPr>
+          <w:ilvl w:val="2"/>
+          <w:numId w:val="15"/>
+        </w:numPr>
+        <w:spacing w:after="0" w:line="240" w:lineRule="auto"/>
+        <w:rPr>
+          <w:rFonts w:ascii="メイリオ" w:hAnsi="メイリオ"/>
+          <w:lang w:eastAsia="ja-JP"/>
+        </w:rPr>
+      </w:pPr>
+      <w:r>
+        <w:rPr>
+          <w:rFonts w:ascii="メイリオ" w:hAnsi="メイリオ"/>
+          <w:lang w:eastAsia="ja-JP"/>
+        </w:rPr>
+        <w:t>モーダル・タブ制御</w:t>
+      </w:r>
+    </w:p>
+    <w:p>
+      <w:pPr>
+        <w:pStyle w:val="ae"/>
+        <w:numPr>
+          <w:ilvl w:val="0"/>
+          <w:numId w:val="12"/>
+        </w:numPr>
+        <w:spacing w:after="0" w:line="240" w:lineRule="auto"/>
+        <w:rPr>
+          <w:rFonts w:ascii="メイリオ" w:hAnsi="メイリオ"/>
+          <w:lang w:eastAsia="ja-JP"/>
+        </w:rPr>
+      </w:pPr>
+      <w:r>
+        <w:rPr>
+          <w:rFonts w:ascii="メイリオ" w:hAnsi="メイリオ"/>
+          <w:lang w:eastAsia="ja-JP"/>
+        </w:rPr>
+        <w:t>Step4（state導入）:</w:t>
+      </w:r>
+    </w:p>
+    <w:p>
+      <w:pPr>
+        <w:pStyle w:val="ae"/>
+        <w:numPr>
+          <w:ilvl w:val="0"/>
+          <w:numId w:val="18"/>
+        </w:numPr>
+        <w:spacing w:after="0" w:line="240" w:lineRule="auto"/>
+        <w:rPr>
+          <w:rFonts w:ascii="メイリオ" w:hAnsi="メイリオ"/>
+        </w:rPr>
+      </w:pPr>
+      <w:r>
+        <w:rPr>
+          <w:rFonts w:ascii="メイリオ" w:hAnsi="メイリオ"/>
+        </w:rPr>
+        <w:t>updateView(partialState)を有効化</w:t>
+      </w:r>
+    </w:p>
+    <w:p>
+      <w:pPr>
+        <w:pStyle w:val="ae"/>
+        <w:numPr>
+          <w:ilvl w:val="0"/>
+          <w:numId w:val="18"/>
+        </w:numPr>
+        <w:spacing w:after="0" w:line="240" w:lineRule="auto"/>
+        <w:rPr>
+          <w:rFonts w:ascii="メイリオ" w:hAnsi="メイリオ"/>
+          <w:lang w:eastAsia="ja-JP"/>
+        </w:rPr>
+      </w:pPr>
+      <w:r>
+        <w:rPr>
+          <w:rFonts w:ascii="メイリオ" w:hAnsi="メイリオ"/>
+          <w:lang w:eastAsia="ja-JP"/>
+        </w:rPr>
+        <w:t>state変更に応じた部分描画</w:t>
+      </w:r>
+    </w:p>
+    <w:p>
+      <w:pPr>
+        <w:pStyle w:val="ae"/>
+        <w:numPr>
+          <w:ilvl w:val="0"/>
+          <w:numId w:val="12"/>
+        </w:numPr>
+        <w:spacing w:after="0" w:line="240" w:lineRule="auto"/>
+        <w:rPr>
+          <w:rFonts w:ascii="メイリオ" w:hAnsi="メイリオ"/>
+        </w:rPr>
+      </w:pPr>
+      <w:r>
+        <w:rPr>
+          <w:rFonts w:ascii="メイリオ" w:hAnsi="メイリオ"/>
+        </w:rPr>
+        <w:t>Step5以降（通信連携）:</w:t>
+      </w:r>
+    </w:p>
+    <w:p>
+      <w:pPr>
+        <w:pStyle w:val="ae"/>
+        <w:numPr>
+          <w:ilvl w:val="1"/>
+          <w:numId w:val="20"/>
+        </w:numPr>
+        <w:spacing w:after="0" w:line="240" w:lineRule="auto"/>
+        <w:rPr>
+          <w:rFonts w:ascii="メイリオ" w:hAnsi="メイリオ"/>
+          <w:lang w:eastAsia="ja-JP"/>
+        </w:rPr>
+      </w:pPr>
+      <w:r>
+        <w:rPr>
+          <w:rFonts w:ascii="メイリオ" w:hAnsi="メイリオ"/>
+          <w:lang w:eastAsia="ja-JP"/>
+        </w:rPr>
+        <w:t>load()を追加し、初期データ取得・購読開始</w:t>
+      </w:r>
+    </w:p>
+    <w:p>
+      <w:pPr>
+        <w:pStyle w:val="ae"/>
+        <w:numPr>
+          <w:ilvl w:val="1"/>
+          <w:numId w:val="20"/>
+        </w:numPr>
+        <w:spacing w:after="0" w:line="240" w:lineRule="auto"/>
+        <w:rPr>
+          <w:rFonts w:ascii="メイリオ" w:hAnsi="メイリオ"/>
+          <w:lang w:eastAsia="ja-JP"/>
+        </w:rPr>
+      </w:pPr>
+      <w:r>
+        <w:rPr>
+          <w:rFonts w:ascii="メイリオ" w:hAnsi="メイリオ"/>
+          <w:lang w:eastAsia="ja-JP"/>
+        </w:rPr>
+        <w:t>通信結果はstate経由で反映</w:t>
+      </w:r>
+    </w:p>
+    <w:p>
+      <w:pPr>
+        <w:pStyle w:val="21"/>
+        <w:spacing w:line="240" w:lineRule="auto"/>
+        <w:rPr>
+          <w:rFonts w:ascii="メイリオ" w:eastAsia="メイリオ" w:hAnsi="メイリオ"/>
+          <w:sz w:val="21"/>
+          <w:szCs w:val="21"/>
+          <w:lang w:eastAsia="ja-JP"/>
+        </w:rPr>
+      </w:pPr>
+      <w:r>
+        <w:rPr>
+          <w:rFonts w:ascii="メイリオ" w:eastAsia="メイリオ" w:hAnsi="メイリオ"/>
+          <w:sz w:val="21"/>
+          <w:szCs w:val="21"/>
+          <w:lang w:eastAsia="ja-JP"/>
+        </w:rPr>
+        <w:t>■ load関数の扱い</w:t>
+      </w:r>
+    </w:p>
+    <w:p>
+      <w:pPr>
+        <w:spacing w:after="0" w:line="240" w:lineRule="auto"/>
+        <w:rPr>
+          <w:rFonts w:ascii="メイリオ" w:hAnsi="メイリオ"/>
+          <w:lang w:eastAsia="ja-JP"/>
+        </w:rPr>
+      </w:pPr>
+      <w:r>
+        <w:rPr>
+          <w:rFonts w:ascii="メイリオ" w:hAnsi="メイリオ"/>
+          <w:lang w:eastAsia="ja-JP"/>
+        </w:rPr>
+        <w:t>load()は初期段階では実装せず、通信連携フェーズ（Step5以降）で追加する。 UIモック段階では使用しない。</w:t>
+      </w:r>
+    </w:p>
+    <w:p>
+      <w:pPr>
+        <w:pStyle w:val="21"/>
+        <w:spacing w:line="240" w:lineRule="auto"/>
+        <w:rPr>
+          <w:rFonts w:ascii="メイリオ" w:eastAsia="メイリオ" w:hAnsi="メイリオ"/>
+          <w:sz w:val="21"/>
+          <w:szCs w:val="21"/>
+          <w:lang w:eastAsia="ja-JP"/>
+        </w:rPr>
+      </w:pPr>
+      <w:r>
+        <w:rPr>
+          <w:rFonts w:ascii="メイリオ" w:eastAsia="メイリオ" w:hAnsi="メイリオ"/>
+          <w:sz w:val="21"/>
+          <w:szCs w:val="21"/>
+          <w:lang w:eastAsia="ja-JP"/>
+        </w:rPr>
+        <w:t>■ 禁止事項</w:t>
+      </w:r>
+    </w:p>
+    <w:p>
+      <w:pPr>
+        <w:pStyle w:val="ae"/>
+        <w:numPr>
+          <w:ilvl w:val="0"/>
+          <w:numId w:val="21"/>
+        </w:numPr>
+        <w:spacing w:after="0" w:line="240" w:lineRule="auto"/>
+        <w:rPr>
+          <w:rFonts w:ascii="メイリオ" w:hAnsi="メイリオ"/>
+          <w:lang w:eastAsia="ja-JP"/>
+        </w:rPr>
+      </w:pPr>
+      <w:r>
+        <w:rPr>
+          <w:rFonts w:ascii="メイリオ" w:hAnsi="メイリオ"/>
+          <w:lang w:eastAsia="ja-JP"/>
+        </w:rPr>
+        <w:t>init段階で通信処理を実装しない</w:t>
+      </w:r>
+    </w:p>
+    <w:p>
+      <w:pPr>
+        <w:pStyle w:val="ae"/>
+        <w:numPr>
+          <w:ilvl w:val="0"/>
+          <w:numId w:val="21"/>
+        </w:numPr>
+        <w:spacing w:after="0" w:line="240" w:lineRule="auto"/>
+        <w:rPr>
+          <w:rFonts w:ascii="メイリオ" w:hAnsi="メイリオ"/>
+          <w:lang w:eastAsia="ja-JP"/>
+        </w:rPr>
+      </w:pPr>
+      <w:r>
+        <w:rPr>
+          <w:rFonts w:ascii="メイリオ" w:hAnsi="メイリオ"/>
+          <w:lang w:eastAsia="ja-JP"/>
+        </w:rPr>
+        <w:lastRenderedPageBreak/>
+        <w:t>イベント内で直接DOMを書き換えない（必ずstate経由）</w:t>
+      </w:r>
+    </w:p>
+    <w:p>
+      <w:pPr>
+        <w:pStyle w:val="ae"/>
+        <w:numPr>
+          <w:ilvl w:val="0"/>
+          <w:numId w:val="21"/>
+        </w:numPr>
+        <w:spacing w:after="0" w:line="240" w:lineRule="auto"/>
+        <w:rPr>
+          <w:rFonts w:ascii="メイリオ" w:hAnsi="メイリオ"/>
+          <w:lang w:eastAsia="ja-JP"/>
+        </w:rPr>
+      </w:pPr>
+      <w:r>
+        <w:rPr>
+          <w:rFonts w:ascii="メイリオ" w:hAnsi="メイリオ"/>
+          <w:lang w:eastAsia="ja-JP"/>
+        </w:rPr>
+        <w:t>通信結果を直接UIへ反映しない</w:t>
+      </w:r>
+    </w:p>
+    <w:p>
+      <w:pPr>
+        <w:pStyle w:val="21"/>
+        <w:spacing w:line="240" w:lineRule="auto"/>
+        <w:rPr>
+          <w:rFonts w:ascii="メイリオ" w:eastAsia="メイリオ" w:hAnsi="メイリオ"/>
+          <w:lang w:eastAsia="ja-JP"/>
+        </w:rPr>
+      </w:pPr>
+      <w:r>
+        <w:rPr>
+          <w:rFonts w:ascii="メイリオ" w:eastAsia="メイリオ" w:hAnsi="メイリオ"/>
+          <w:lang w:eastAsia="ja-JP"/>
+        </w:rPr>
+        <w:t xml:space="preserve">■ </w:t>
+      </w:r>
+      <w:r>
+        <w:rPr>
+          <w:rFonts w:ascii="メイリオ" w:eastAsia="メイリオ" w:hAnsi="メイリオ"/>
+          <w:sz w:val="21"/>
+          <w:szCs w:val="21"/>
+          <w:lang w:eastAsia="ja-JP"/>
+        </w:rPr>
+        <w:t>設計意図</w:t>
+      </w:r>
+    </w:p>
+    <w:p>
+      <w:pPr>
+        <w:spacing w:after="0" w:line="240" w:lineRule="auto"/>
+        <w:rPr>
+          <w:rFonts w:ascii="メイリオ" w:hAnsi="メイリオ"/>
+          <w:lang w:eastAsia="ja-JP"/>
+        </w:rPr>
+      </w:pPr>
+      <w:r>
+        <w:rPr>
+          <w:rFonts w:ascii="メイリオ" w:hAnsi="メイリオ"/>
+          <w:lang w:eastAsia="ja-JP"/>
+        </w:rPr>
+        <w:t>本設計は、UI主導の段階的実装を前提とし、画面モジュールが過度にstateや通信へ依存することを防ぐ。 これにより、モック段階での手戻りを最小化し、実装の安定性を確保する。</w:t>
+      </w:r>
+    </w:p>
+    <w:p>
+      <w:pPr>
+        <w:pStyle w:val="1"/>
+      </w:pPr>
+      <w:r>
+        <w:t xml:space="preserve">9. </w:t>
+      </w:r>
+      <w:r>
+        <w:t>通信設計</w:t>
+      </w:r>
+    </w:p>
+    <w:p>
+      <w:pPr>
+        <w:spacing w:after="100" w:line="240" w:lineRule="auto"/>
+        <w:rPr>
+          <w:lang w:eastAsia="ja-JP"/>
+        </w:rPr>
+      </w:pPr>
+      <w:r>
+        <w:t>現行</w:t>
+      </w:r>
+      <w:r>
+        <w:t xml:space="preserve"> src </w:t>
+      </w:r>
+      <w:r>
+        <w:t>には</w:t>
+      </w:r>
+      <w:r>
+        <w:t xml:space="preserve"> requests_object.js, send_message.js, receive_message.js, rabbit_mq_module.js </w:t>
+      </w:r>
+      <w:r>
+        <w:t>が存在する。</w:t>
+      </w:r>
+      <w:r>
+        <w:rPr>
+          <w:lang w:eastAsia="ja-JP"/>
+        </w:rPr>
+        <w:t>移植版でも、</w:t>
       </w:r>
       <w:r>
         <w:rPr>
@@ -2583,538 +4521,12 @@
         <w:rPr>
           <w:lang w:eastAsia="ja-JP"/>
         </w:rPr>
-        <w:t>更新頻度と責務で再編する。</w:t>
+        <w:t>層から通信詳細を隠蔽する。</w:t>
       </w:r>
     </w:p>
     <w:tbl>
       <w:tblPr>
-        <w:tblW w:w="0" w:type="auto"/>
-        <w:jc w:val="center"/>
-        <w:tblBorders>
-          <w:top w:val="single" w:sz="8" w:space="0" w:color="C9B2D6"/>
-          <w:left w:val="single" w:sz="8" w:space="0" w:color="C9B2D6"/>
-          <w:bottom w:val="single" w:sz="8" w:space="0" w:color="C9B2D6"/>
-          <w:right w:val="single" w:sz="8" w:space="0" w:color="C9B2D6"/>
-          <w:insideH w:val="single" w:sz="8" w:space="0" w:color="C9B2D6"/>
-          <w:insideV w:val="single" w:sz="8" w:space="0" w:color="C9B2D6"/>
-        </w:tblBorders>
-        <w:tblLayout w:type="fixed"/>
-        <w:tblLook w:val="04A0" w:firstRow="1" w:lastRow="0" w:firstColumn="1" w:lastColumn="0" w:noHBand="0" w:noVBand="1"/>
-      </w:tblPr>
-      <w:tblGrid>
-        <w:gridCol w:w="2550"/>
-        <w:gridCol w:w="2550"/>
-        <w:gridCol w:w="2550"/>
-        <w:gridCol w:w="3118"/>
-      </w:tblGrid>
-      <w:tr>
-        <w:trPr>
-          <w:jc w:val="center"/>
-        </w:trPr>
-        <w:tc>
-          <w:tcPr>
-            <w:tcW w:w="1701" w:type="dxa"/>
-            <w:shd w:val="clear" w:color="auto" w:fill="D9D2E9"/>
-          </w:tcPr>
-          <w:p>
-            <w:proofErr w:type="spellStart"/>
-            <w:r>
-              <w:t>状態群</w:t>
-            </w:r>
-            <w:proofErr w:type="spellEnd"/>
-          </w:p>
-        </w:tc>
-        <w:tc>
-          <w:tcPr>
-            <w:tcW w:w="2438" w:type="dxa"/>
-            <w:shd w:val="clear" w:color="auto" w:fill="D9D2E9"/>
-          </w:tcPr>
-          <w:p>
-            <w:r>
-              <w:t>主な項目</w:t>
-            </w:r>
-          </w:p>
-        </w:tc>
-        <w:tc>
-          <w:tcPr>
-            <w:tcW w:w="1984" w:type="dxa"/>
-            <w:shd w:val="clear" w:color="auto" w:fill="D9D2E9"/>
-          </w:tcPr>
-          <w:p>
-            <w:r>
-              <w:t>更新契機</w:t>
-            </w:r>
-          </w:p>
-        </w:tc>
-        <w:tc>
-          <w:tcPr>
-            <w:tcW w:w="3118" w:type="dxa"/>
-            <w:shd w:val="clear" w:color="auto" w:fill="D9D2E9"/>
-          </w:tcPr>
-          <w:p>
-            <w:r>
-              <w:t>主な利用画面</w:t>
-            </w:r>
-          </w:p>
-        </w:tc>
-      </w:tr>
-      <w:tr>
-        <w:trPr>
-          <w:jc w:val="center"/>
-        </w:trPr>
-        <w:tc>
-          <w:tcPr>
-            <w:tcW w:w="2550" w:type="dxa"/>
-          </w:tcPr>
-          <w:p>
-            <w:r>
-              <w:t>pageState</w:t>
-            </w:r>
-          </w:p>
-        </w:tc>
-        <w:tc>
-          <w:tcPr>
-            <w:tcW w:w="2550" w:type="dxa"/>
-          </w:tcPr>
-          <w:p>
-            <w:r>
-              <w:t>currentPage, loading, modal</w:t>
-            </w:r>
-          </w:p>
-        </w:tc>
-        <w:tc>
-          <w:tcPr>
-            <w:tcW w:w="2550" w:type="dxa"/>
-          </w:tcPr>
-          <w:p>
-            <w:r>
-              <w:t>画面遷移・共通処理</w:t>
-            </w:r>
-          </w:p>
-        </w:tc>
-        <w:tc>
-          <w:tcPr>
-            <w:tcW w:w="2550" w:type="dxa"/>
-          </w:tcPr>
-          <w:p>
-            <w:r>
-              <w:t>全画面</w:t>
-            </w:r>
-          </w:p>
-        </w:tc>
-      </w:tr>
-      <w:tr>
-        <w:trPr>
-          <w:jc w:val="center"/>
-        </w:trPr>
-        <w:tc>
-          <w:tcPr>
-            <w:tcW w:w="2550" w:type="dxa"/>
-          </w:tcPr>
-          <w:p>
-            <w:r>
-              <w:t>deviceState</w:t>
-            </w:r>
-          </w:p>
-        </w:tc>
-        <w:tc>
-          <w:tcPr>
-            <w:tcW w:w="2550" w:type="dxa"/>
-          </w:tcPr>
-          <w:p>
-            <w:r>
-              <w:t>capability, parameter, power, image</w:t>
-            </w:r>
-          </w:p>
-        </w:tc>
-        <w:tc>
-          <w:tcPr>
-            <w:tcW w:w="2550" w:type="dxa"/>
-          </w:tcPr>
-          <w:p>
-            <w:r>
-              <w:t>機器応答</w:t>
-            </w:r>
-            <w:r>
-              <w:t>/STOMP</w:t>
-            </w:r>
-            <w:r>
-              <w:t>受信</w:t>
-            </w:r>
-          </w:p>
-        </w:tc>
-        <w:tc>
-          <w:tcPr>
-            <w:tcW w:w="2550" w:type="dxa"/>
-          </w:tcPr>
-          <w:p>
-            <w:r>
-              <w:t>singlecamera, setup</w:t>
-            </w:r>
-          </w:p>
-        </w:tc>
-      </w:tr>
-      <w:tr>
-        <w:trPr>
-          <w:jc w:val="center"/>
-        </w:trPr>
-        <w:tc>
-          <w:tcPr>
-            <w:tcW w:w="2550" w:type="dxa"/>
-          </w:tcPr>
-          <w:p>
-            <w:r>
-              <w:t>framingState</w:t>
-            </w:r>
-          </w:p>
-        </w:tc>
-        <w:tc>
-          <w:tcPr>
-            <w:tcW w:w="2550" w:type="dxa"/>
-          </w:tcPr>
-          <w:p>
-            <w:r>
-              <w:t>target, trackingFace, frameMapping</w:t>
-            </w:r>
-          </w:p>
-        </w:tc>
-        <w:tc>
-          <w:tcPr>
-            <w:tcW w:w="2550" w:type="dxa"/>
-          </w:tcPr>
-          <w:p>
-            <w:r>
-              <w:t>Auto Framing</w:t>
-            </w:r>
-            <w:r>
-              <w:t>操作</w:t>
-            </w:r>
-          </w:p>
-        </w:tc>
-        <w:tc>
-          <w:tcPr>
-            <w:tcW w:w="2550" w:type="dxa"/>
-          </w:tcPr>
-          <w:p>
-            <w:r>
-              <w:t>autoframing, camera_control</w:t>
-            </w:r>
-          </w:p>
-        </w:tc>
-      </w:tr>
-      <w:tr>
-        <w:trPr>
-          <w:jc w:val="center"/>
-        </w:trPr>
-        <w:tc>
-          <w:tcPr>
-            <w:tcW w:w="2550" w:type="dxa"/>
-          </w:tcPr>
-          <w:p>
-            <w:r>
-              <w:t>cameraControlState</w:t>
-            </w:r>
-          </w:p>
-        </w:tc>
-        <w:tc>
-          <w:tcPr>
-            <w:tcW w:w="2550" w:type="dxa"/>
-          </w:tcPr>
-          <w:p>
-            <w:r>
-              <w:t>pan/tilt/zoom/focus/iris/preset</w:t>
-            </w:r>
-          </w:p>
-        </w:tc>
-        <w:tc>
-          <w:tcPr>
-            <w:tcW w:w="2550" w:type="dxa"/>
-          </w:tcPr>
-          <w:p>
-            <w:pPr>
-              <w:rPr>
-                <w:lang w:eastAsia="ja-JP"/>
-              </w:rPr>
-            </w:pPr>
-            <w:r>
-              <w:rPr>
-                <w:lang w:eastAsia="ja-JP"/>
-              </w:rPr>
-              <w:t>ユーザー操作</w:t>
-            </w:r>
-            <w:r>
-              <w:rPr>
-                <w:lang w:eastAsia="ja-JP"/>
-              </w:rPr>
-              <w:t>/API</w:t>
-            </w:r>
-            <w:r>
-              <w:rPr>
-                <w:lang w:eastAsia="ja-JP"/>
-              </w:rPr>
-              <w:t>応答</w:t>
-            </w:r>
-          </w:p>
-        </w:tc>
-        <w:tc>
-          <w:tcPr>
-            <w:tcW w:w="2550" w:type="dxa"/>
-          </w:tcPr>
-          <w:p>
-            <w:proofErr w:type="spellStart"/>
-            <w:r>
-              <w:t>camera_control</w:t>
-            </w:r>
-            <w:proofErr w:type="spellEnd"/>
-          </w:p>
-        </w:tc>
-      </w:tr>
-    </w:tbl>
-    <w:p>
-      <w:pPr>
-        <w:spacing w:after="100" w:line="240" w:lineRule="auto"/>
-        <w:rPr>
-          <w:lang w:eastAsia="ja-JP"/>
-        </w:rPr>
-      </w:pPr>
-      <w:r>
-        <w:rPr>
-          <w:lang w:eastAsia="ja-JP"/>
-        </w:rPr>
-        <w:t>更新ルールは「</w:t>
-      </w:r>
-      <w:r>
-        <w:rPr>
-          <w:lang w:eastAsia="ja-JP"/>
-        </w:rPr>
-        <w:t>state</w:t>
-      </w:r>
-      <w:r>
-        <w:rPr>
-          <w:lang w:eastAsia="ja-JP"/>
-        </w:rPr>
-        <w:t>を更新してから必要な</w:t>
-      </w:r>
-      <w:r>
-        <w:rPr>
-          <w:lang w:eastAsia="ja-JP"/>
-        </w:rPr>
-        <w:t>DOM</w:t>
-      </w:r>
-      <w:r>
-        <w:rPr>
-          <w:lang w:eastAsia="ja-JP"/>
-        </w:rPr>
-        <w:t>のみ再描画する」を原則とする。全画面を毎回描き直す方式は、既存組込み</w:t>
-      </w:r>
-      <w:r>
-        <w:rPr>
-          <w:lang w:eastAsia="ja-JP"/>
-        </w:rPr>
-        <w:t>UI</w:t>
-      </w:r>
-      <w:r>
-        <w:rPr>
-          <w:lang w:eastAsia="ja-JP"/>
-        </w:rPr>
-        <w:t>との整合上も避けたほうがよい。</w:t>
-      </w:r>
-    </w:p>
-    <w:p>
-      <w:pPr>
-        <w:pStyle w:val="1"/>
-        <w:rPr>
-          <w:lang w:eastAsia="ja-JP"/>
-        </w:rPr>
-      </w:pPr>
-      <w:r>
-        <w:rPr>
-          <w:lang w:eastAsia="ja-JP"/>
-        </w:rPr>
-        <w:t xml:space="preserve">8. </w:t>
-      </w:r>
-      <w:r>
-        <w:rPr>
-          <w:lang w:eastAsia="ja-JP"/>
-        </w:rPr>
-        <w:t>画面モジュール設計</w:t>
-      </w:r>
-    </w:p>
-    <w:p>
-      <w:pPr>
-        <w:spacing w:after="100" w:line="240" w:lineRule="auto"/>
-        <w:rPr>
-          <w:lang w:eastAsia="ja-JP"/>
-        </w:rPr>
-      </w:pPr>
-      <w:r>
-        <w:rPr>
-          <w:lang w:eastAsia="ja-JP"/>
-        </w:rPr>
-        <w:t>各ページは、最低限以下の関数を持つと実装が整理しやすい。</w:t>
-      </w:r>
-    </w:p>
-    <w:p>
-      <w:pPr>
-        <w:pStyle w:val="a0"/>
-      </w:pPr>
-      <w:proofErr w:type="spellStart"/>
-      <w:r>
-        <w:t>init</w:t>
-      </w:r>
-      <w:proofErr w:type="spellEnd"/>
-      <w:r>
-        <w:t xml:space="preserve">(container, options): </w:t>
-      </w:r>
-      <w:proofErr w:type="spellStart"/>
-      <w:r>
-        <w:t>初回</w:t>
-      </w:r>
-      <w:r>
-        <w:t>DOM</w:t>
-      </w:r>
-      <w:r>
-        <w:t>生成、共通部品初期化</w:t>
-      </w:r>
-      <w:proofErr w:type="spellEnd"/>
-    </w:p>
-    <w:p>
-      <w:pPr>
-        <w:pStyle w:val="a0"/>
-      </w:pPr>
-      <w:r>
-        <w:t xml:space="preserve">bindEvents(): </w:t>
-      </w:r>
-      <w:r>
-        <w:t>画面内イベントの委譲登録</w:t>
-      </w:r>
-    </w:p>
-    <w:p>
-      <w:pPr>
-        <w:pStyle w:val="a0"/>
-        <w:rPr>
-          <w:lang w:eastAsia="ja-JP"/>
-        </w:rPr>
-      </w:pPr>
-      <w:r>
-        <w:rPr>
-          <w:lang w:eastAsia="ja-JP"/>
-        </w:rPr>
-        <w:t xml:space="preserve">load(): </w:t>
-      </w:r>
-      <w:r>
-        <w:rPr>
-          <w:lang w:eastAsia="ja-JP"/>
-        </w:rPr>
-        <w:t>初期データ取得、購読開始</w:t>
-      </w:r>
-    </w:p>
-    <w:p>
-      <w:pPr>
-        <w:pStyle w:val="a0"/>
-      </w:pPr>
-      <w:proofErr w:type="spellStart"/>
-      <w:r>
-        <w:t>updateView</w:t>
-      </w:r>
-      <w:proofErr w:type="spellEnd"/>
-      <w:r>
-        <w:t>(</w:t>
-      </w:r>
-      <w:proofErr w:type="spellStart"/>
-      <w:r>
-        <w:t>partialState</w:t>
-      </w:r>
-      <w:proofErr w:type="spellEnd"/>
-      <w:r>
-        <w:t xml:space="preserve">): </w:t>
-      </w:r>
-      <w:proofErr w:type="spellStart"/>
-      <w:r>
-        <w:t>必要箇所のみ描画更新</w:t>
-      </w:r>
-      <w:proofErr w:type="spellEnd"/>
-    </w:p>
-    <w:p>
-      <w:pPr>
-        <w:pStyle w:val="a0"/>
-        <w:rPr>
-          <w:lang w:eastAsia="ja-JP"/>
-        </w:rPr>
-      </w:pPr>
-      <w:r>
-        <w:rPr>
-          <w:lang w:eastAsia="ja-JP"/>
-        </w:rPr>
-        <w:t xml:space="preserve">destroy(): </w:t>
-      </w:r>
-      <w:r>
-        <w:rPr>
-          <w:lang w:eastAsia="ja-JP"/>
-        </w:rPr>
-        <w:t>購読解除、タイマ解除、イベント解除</w:t>
-      </w:r>
-    </w:p>
-    <w:p>
-      <w:pPr>
-        <w:pStyle w:val="1"/>
-      </w:pPr>
-      <w:r>
-        <w:t xml:space="preserve">9. </w:t>
-      </w:r>
-      <w:r>
-        <w:t>通信設計</w:t>
-      </w:r>
-    </w:p>
-    <w:p>
-      <w:pPr>
-        <w:spacing w:after="100" w:line="240" w:lineRule="auto"/>
-        <w:rPr>
-          <w:lang w:eastAsia="ja-JP"/>
-        </w:rPr>
-      </w:pPr>
-      <w:r>
-        <w:t>現行</w:t>
-      </w:r>
-      <w:r>
-        <w:t xml:space="preserve"> src </w:t>
-      </w:r>
-      <w:r>
-        <w:t>には</w:t>
-      </w:r>
-      <w:r>
-        <w:t xml:space="preserve"> requests_object.js, send_message.js, receive_message.js, rabbit_mq_module.js </w:t>
-      </w:r>
-      <w:proofErr w:type="spellStart"/>
-      <w:r>
-        <w:t>が存在する</w:t>
-      </w:r>
-      <w:proofErr w:type="spellEnd"/>
-      <w:r>
-        <w:t>。</w:t>
-      </w:r>
-      <w:r>
-        <w:rPr>
-          <w:lang w:eastAsia="ja-JP"/>
-        </w:rPr>
-        <w:t>移植版でも、</w:t>
-      </w:r>
-      <w:r>
-        <w:rPr>
-          <w:lang w:eastAsia="ja-JP"/>
-        </w:rPr>
-        <w:t>UI</w:t>
-      </w:r>
-      <w:r>
-        <w:rPr>
-          <w:lang w:eastAsia="ja-JP"/>
-        </w:rPr>
-        <w:t>層から通信詳細を隠蔽する。</w:t>
-      </w:r>
-    </w:p>
-    <w:tbl>
-      <w:tblPr>
-        <w:tblW w:w="0" w:type="auto"/>
+        <w:tblW w:w="9926" w:type="dxa"/>
         <w:jc w:val="center"/>
         <w:tblBorders>
           <w:top w:val="single" w:sz="8" w:space="0" w:color="9FC5E8"/>
@@ -3128,10 +4540,10 @@
         <w:tblLook w:val="04A0" w:firstRow="1" w:lastRow="0" w:firstColumn="1" w:lastColumn="0" w:noHBand="0" w:noVBand="1"/>
       </w:tblPr>
       <w:tblGrid>
-        <w:gridCol w:w="2550"/>
-        <w:gridCol w:w="2550"/>
-        <w:gridCol w:w="2550"/>
+        <w:gridCol w:w="1985"/>
+        <w:gridCol w:w="1985"/>
         <w:gridCol w:w="3118"/>
+        <w:gridCol w:w="2838"/>
       </w:tblGrid>
       <w:tr>
         <w:trPr>
@@ -3139,36 +4551,45 @@
         </w:trPr>
         <w:tc>
           <w:tcPr>
-            <w:tcW w:w="1587" w:type="dxa"/>
+            <w:tcW w:w="1985" w:type="dxa"/>
             <w:shd w:val="clear" w:color="auto" w:fill="CFE2F3"/>
           </w:tcPr>
           <w:p>
-            <w:proofErr w:type="spellStart"/>
-            <w:r>
+            <w:pPr>
+              <w:spacing w:after="0" w:line="240" w:lineRule="auto"/>
+              <w:rPr>
+                <w:sz w:val="18"/>
+                <w:szCs w:val="18"/>
+              </w:rPr>
+            </w:pPr>
+            <w:r>
+              <w:rPr>
+                <w:sz w:val="18"/>
+                <w:szCs w:val="18"/>
+              </w:rPr>
               <w:t>通信種別</w:t>
             </w:r>
-            <w:proofErr w:type="spellEnd"/>
           </w:p>
         </w:tc>
         <w:tc>
           <w:tcPr>
-            <w:tcW w:w="2381" w:type="dxa"/>
+            <w:tcW w:w="1985" w:type="dxa"/>
             <w:shd w:val="clear" w:color="auto" w:fill="CFE2F3"/>
           </w:tcPr>
           <w:p>
-            <w:r>
+            <w:pPr>
+              <w:spacing w:after="0" w:line="240" w:lineRule="auto"/>
+              <w:rPr>
+                <w:sz w:val="18"/>
+                <w:szCs w:val="18"/>
+              </w:rPr>
+            </w:pPr>
+            <w:r>
+              <w:rPr>
+                <w:sz w:val="18"/>
+                <w:szCs w:val="18"/>
+              </w:rPr>
               <w:t>推奨モジュール</w:t>
-            </w:r>
-          </w:p>
-        </w:tc>
-        <w:tc>
-          <w:tcPr>
-            <w:tcW w:w="2154" w:type="dxa"/>
-            <w:shd w:val="clear" w:color="auto" w:fill="CFE2F3"/>
-          </w:tcPr>
-          <w:p>
-            <w:r>
-              <w:t>役割</w:t>
             </w:r>
           </w:p>
         </w:tc>
@@ -3178,7 +4599,40 @@
             <w:shd w:val="clear" w:color="auto" w:fill="CFE2F3"/>
           </w:tcPr>
           <w:p>
-            <w:r>
+            <w:pPr>
+              <w:spacing w:after="0" w:line="240" w:lineRule="auto"/>
+              <w:rPr>
+                <w:sz w:val="18"/>
+                <w:szCs w:val="18"/>
+              </w:rPr>
+            </w:pPr>
+            <w:r>
+              <w:rPr>
+                <w:sz w:val="18"/>
+                <w:szCs w:val="18"/>
+              </w:rPr>
+              <w:t>役割</w:t>
+            </w:r>
+          </w:p>
+        </w:tc>
+        <w:tc>
+          <w:tcPr>
+            <w:tcW w:w="2838" w:type="dxa"/>
+            <w:shd w:val="clear" w:color="auto" w:fill="CFE2F3"/>
+          </w:tcPr>
+          <w:p>
+            <w:pPr>
+              <w:spacing w:after="0" w:line="240" w:lineRule="auto"/>
+              <w:rPr>
+                <w:sz w:val="18"/>
+                <w:szCs w:val="18"/>
+              </w:rPr>
+            </w:pPr>
+            <w:r>
+              <w:rPr>
+                <w:sz w:val="18"/>
+                <w:szCs w:val="18"/>
+              </w:rPr>
               <w:t>注意点</w:t>
             </w:r>
           </w:p>
@@ -3190,46 +4644,98 @@
         </w:trPr>
         <w:tc>
           <w:tcPr>
-            <w:tcW w:w="2550" w:type="dxa"/>
+            <w:tcW w:w="1985" w:type="dxa"/>
           </w:tcPr>
           <w:p>
-            <w:r>
+            <w:pPr>
+              <w:spacing w:after="0" w:line="240" w:lineRule="auto"/>
+              <w:rPr>
+                <w:sz w:val="18"/>
+                <w:szCs w:val="18"/>
+              </w:rPr>
+            </w:pPr>
+            <w:r>
+              <w:rPr>
+                <w:sz w:val="18"/>
+                <w:szCs w:val="18"/>
+              </w:rPr>
               <w:t>HTTP</w:t>
             </w:r>
           </w:p>
         </w:tc>
         <w:tc>
           <w:tcPr>
-            <w:tcW w:w="2550" w:type="dxa"/>
+            <w:tcW w:w="1985" w:type="dxa"/>
           </w:tcPr>
           <w:p>
-            <w:r>
+            <w:pPr>
+              <w:spacing w:after="0" w:line="240" w:lineRule="auto"/>
+              <w:rPr>
+                <w:sz w:val="18"/>
+                <w:szCs w:val="18"/>
+              </w:rPr>
+            </w:pPr>
+            <w:r>
+              <w:rPr>
+                <w:sz w:val="18"/>
+                <w:szCs w:val="18"/>
+              </w:rPr>
               <w:t>api.js</w:t>
             </w:r>
           </w:p>
         </w:tc>
         <w:tc>
           <w:tcPr>
-            <w:tcW w:w="2550" w:type="dxa"/>
+            <w:tcW w:w="3118" w:type="dxa"/>
           </w:tcPr>
           <w:p>
-            <w:r>
+            <w:pPr>
+              <w:spacing w:after="0" w:line="240" w:lineRule="auto"/>
+              <w:rPr>
+                <w:sz w:val="18"/>
+                <w:szCs w:val="18"/>
+              </w:rPr>
+            </w:pPr>
+            <w:r>
+              <w:rPr>
+                <w:sz w:val="18"/>
+                <w:szCs w:val="18"/>
+              </w:rPr>
               <w:t>設定取得</w:t>
             </w:r>
             <w:r>
+              <w:rPr>
+                <w:sz w:val="18"/>
+                <w:szCs w:val="18"/>
+              </w:rPr>
               <w:t>/</w:t>
             </w:r>
             <w:r>
+              <w:rPr>
+                <w:sz w:val="18"/>
+                <w:szCs w:val="18"/>
+              </w:rPr>
               <w:t>保存、一覧取得</w:t>
             </w:r>
           </w:p>
         </w:tc>
         <w:tc>
           <w:tcPr>
-            <w:tcW w:w="2550" w:type="dxa"/>
+            <w:tcW w:w="2838" w:type="dxa"/>
           </w:tcPr>
           <w:p>
-            <w:r>
+            <w:pPr>
+              <w:spacing w:after="0" w:line="240" w:lineRule="auto"/>
+              <w:rPr>
+                <w:sz w:val="18"/>
+                <w:szCs w:val="18"/>
+              </w:rPr>
+            </w:pPr>
+            <w:r>
+              <w:rPr>
+                <w:sz w:val="18"/>
+                <w:szCs w:val="18"/>
+              </w:rPr>
               <w:t>エラー表示を共通化</w:t>
             </w:r>
           </w:p>
@@ -3241,37 +4747,63 @@
         </w:trPr>
         <w:tc>
           <w:tcPr>
-            <w:tcW w:w="2550" w:type="dxa"/>
+            <w:tcW w:w="1985" w:type="dxa"/>
           </w:tcPr>
           <w:p>
-            <w:r>
-              <w:lastRenderedPageBreak/>
+            <w:pPr>
+              <w:spacing w:after="0" w:line="240" w:lineRule="auto"/>
+              <w:rPr>
+                <w:sz w:val="18"/>
+                <w:szCs w:val="18"/>
+              </w:rPr>
+            </w:pPr>
+            <w:r>
+              <w:rPr>
+                <w:sz w:val="18"/>
+                <w:szCs w:val="18"/>
+              </w:rPr>
               <w:t>STOMP/WebSocket</w:t>
             </w:r>
           </w:p>
         </w:tc>
         <w:tc>
           <w:tcPr>
-            <w:tcW w:w="2550" w:type="dxa"/>
+            <w:tcW w:w="1985" w:type="dxa"/>
           </w:tcPr>
           <w:p>
-            <w:r>
+            <w:pPr>
+              <w:spacing w:after="0" w:line="240" w:lineRule="auto"/>
+              <w:rPr>
+                <w:sz w:val="18"/>
+                <w:szCs w:val="18"/>
+              </w:rPr>
+            </w:pPr>
+            <w:r>
+              <w:rPr>
+                <w:sz w:val="18"/>
+                <w:szCs w:val="18"/>
+              </w:rPr>
               <w:t>stomp.js</w:t>
             </w:r>
           </w:p>
         </w:tc>
         <w:tc>
           <w:tcPr>
-            <w:tcW w:w="2550" w:type="dxa"/>
+            <w:tcW w:w="3118" w:type="dxa"/>
           </w:tcPr>
           <w:p>
             <w:pPr>
-              <w:rPr>
+              <w:spacing w:after="0" w:line="240" w:lineRule="auto"/>
+              <w:rPr>
+                <w:sz w:val="18"/>
+                <w:szCs w:val="18"/>
                 <w:lang w:eastAsia="ja-JP"/>
               </w:rPr>
             </w:pPr>
             <w:r>
               <w:rPr>
+                <w:sz w:val="18"/>
+                <w:szCs w:val="18"/>
                 <w:lang w:eastAsia="ja-JP"/>
               </w:rPr>
               <w:t>状態通知、イベント購読</w:t>
@@ -3280,16 +4812,21 @@
         </w:tc>
         <w:tc>
           <w:tcPr>
-            <w:tcW w:w="2550" w:type="dxa"/>
+            <w:tcW w:w="2838" w:type="dxa"/>
           </w:tcPr>
           <w:p>
             <w:pPr>
-              <w:rPr>
+              <w:spacing w:after="0" w:line="240" w:lineRule="auto"/>
+              <w:rPr>
+                <w:sz w:val="18"/>
+                <w:szCs w:val="18"/>
                 <w:lang w:eastAsia="ja-JP"/>
               </w:rPr>
             </w:pPr>
             <w:r>
               <w:rPr>
+                <w:sz w:val="18"/>
+                <w:szCs w:val="18"/>
                 <w:lang w:eastAsia="ja-JP"/>
               </w:rPr>
               <w:t>再接続と購読復元が必要</w:t>
@@ -3303,66 +4840,120 @@
         </w:trPr>
         <w:tc>
           <w:tcPr>
-            <w:tcW w:w="2550" w:type="dxa"/>
+            <w:tcW w:w="1985" w:type="dxa"/>
           </w:tcPr>
           <w:p>
-            <w:proofErr w:type="spellStart"/>
-            <w:r>
+            <w:pPr>
+              <w:spacing w:after="0" w:line="240" w:lineRule="auto"/>
+              <w:rPr>
+                <w:sz w:val="18"/>
+                <w:szCs w:val="18"/>
+              </w:rPr>
+            </w:pPr>
+            <w:r>
+              <w:rPr>
+                <w:sz w:val="18"/>
+                <w:szCs w:val="18"/>
+              </w:rPr>
               <w:t>メッセージ解析</w:t>
             </w:r>
-            <w:proofErr w:type="spellEnd"/>
           </w:p>
         </w:tc>
         <w:tc>
           <w:tcPr>
-            <w:tcW w:w="2550" w:type="dxa"/>
+            <w:tcW w:w="1985" w:type="dxa"/>
           </w:tcPr>
           <w:p>
-            <w:r>
+            <w:pPr>
+              <w:spacing w:after="0" w:line="240" w:lineRule="auto"/>
+              <w:rPr>
+                <w:sz w:val="18"/>
+                <w:szCs w:val="18"/>
+              </w:rPr>
+            </w:pPr>
+            <w:r>
+              <w:rPr>
+                <w:sz w:val="18"/>
+                <w:szCs w:val="18"/>
+              </w:rPr>
               <w:t>message_parser.js</w:t>
             </w:r>
           </w:p>
         </w:tc>
         <w:tc>
           <w:tcPr>
-            <w:tcW w:w="2550" w:type="dxa"/>
+            <w:tcW w:w="3118" w:type="dxa"/>
           </w:tcPr>
           <w:p>
-            <w:r>
+            <w:pPr>
+              <w:spacing w:after="0" w:line="240" w:lineRule="auto"/>
+              <w:rPr>
+                <w:sz w:val="18"/>
+                <w:szCs w:val="18"/>
+              </w:rPr>
+            </w:pPr>
+            <w:r>
+              <w:rPr>
+                <w:sz w:val="18"/>
+                <w:szCs w:val="18"/>
+              </w:rPr>
               <w:t>受信</w:t>
             </w:r>
             <w:r>
+              <w:rPr>
+                <w:sz w:val="18"/>
+                <w:szCs w:val="18"/>
+              </w:rPr>
               <w:t>payload</w:t>
             </w:r>
             <w:r>
+              <w:rPr>
+                <w:sz w:val="18"/>
+                <w:szCs w:val="18"/>
+              </w:rPr>
               <w:t>を</w:t>
             </w:r>
             <w:r>
+              <w:rPr>
+                <w:sz w:val="18"/>
+                <w:szCs w:val="18"/>
+              </w:rPr>
               <w:t xml:space="preserve"> state</w:t>
             </w:r>
             <w:r>
+              <w:rPr>
+                <w:sz w:val="18"/>
+                <w:szCs w:val="18"/>
+              </w:rPr>
               <w:t>形式へ変換</w:t>
             </w:r>
           </w:p>
         </w:tc>
         <w:tc>
           <w:tcPr>
-            <w:tcW w:w="2550" w:type="dxa"/>
+            <w:tcW w:w="2838" w:type="dxa"/>
           </w:tcPr>
           <w:p>
             <w:pPr>
-              <w:rPr>
+              <w:spacing w:after="0" w:line="240" w:lineRule="auto"/>
+              <w:rPr>
+                <w:sz w:val="18"/>
+                <w:szCs w:val="18"/>
                 <w:lang w:eastAsia="ja-JP"/>
               </w:rPr>
             </w:pPr>
             <w:r>
               <w:rPr>
+                <w:sz w:val="18"/>
+                <w:szCs w:val="18"/>
                 <w:lang w:eastAsia="ja-JP"/>
               </w:rPr>
               <w:t>UI</w:t>
             </w:r>
             <w:r>
               <w:rPr>
+                <w:sz w:val="18"/>
+                <w:szCs w:val="18"/>
                 <w:lang w:eastAsia="ja-JP"/>
               </w:rPr>
               <w:t>依存ロジックを混ぜない</w:t>
@@ -3376,74 +4967,120 @@
         </w:trPr>
         <w:tc>
           <w:tcPr>
-            <w:tcW w:w="2550" w:type="dxa"/>
+            <w:tcW w:w="1985" w:type="dxa"/>
           </w:tcPr>
           <w:p>
-            <w:proofErr w:type="spellStart"/>
-            <w:r>
+            <w:pPr>
+              <w:spacing w:after="0" w:line="240" w:lineRule="auto"/>
+              <w:rPr>
+                <w:sz w:val="18"/>
+                <w:szCs w:val="18"/>
+              </w:rPr>
+            </w:pPr>
+            <w:r>
+              <w:rPr>
+                <w:sz w:val="18"/>
+                <w:szCs w:val="18"/>
+              </w:rPr>
               <w:t>認証</w:t>
             </w:r>
-            <w:proofErr w:type="spellEnd"/>
           </w:p>
         </w:tc>
         <w:tc>
           <w:tcPr>
-            <w:tcW w:w="2550" w:type="dxa"/>
+            <w:tcW w:w="1985" w:type="dxa"/>
           </w:tcPr>
           <w:p>
-            <w:r>
+            <w:pPr>
+              <w:spacing w:after="0" w:line="240" w:lineRule="auto"/>
+              <w:rPr>
+                <w:sz w:val="18"/>
+                <w:szCs w:val="18"/>
+              </w:rPr>
+            </w:pPr>
+            <w:r>
+              <w:rPr>
+                <w:sz w:val="18"/>
+                <w:szCs w:val="18"/>
+              </w:rPr>
               <w:t>auth.js</w:t>
             </w:r>
           </w:p>
         </w:tc>
         <w:tc>
           <w:tcPr>
-            <w:tcW w:w="2550" w:type="dxa"/>
+            <w:tcW w:w="3118" w:type="dxa"/>
           </w:tcPr>
           <w:p>
-            <w:r>
+            <w:pPr>
+              <w:spacing w:after="0" w:line="240" w:lineRule="auto"/>
+              <w:rPr>
+                <w:sz w:val="18"/>
+                <w:szCs w:val="18"/>
+              </w:rPr>
+            </w:pPr>
+            <w:r>
+              <w:rPr>
+                <w:sz w:val="18"/>
+                <w:szCs w:val="18"/>
+              </w:rPr>
               <w:t>トークン</w:t>
             </w:r>
             <w:r>
+              <w:rPr>
+                <w:sz w:val="18"/>
+                <w:szCs w:val="18"/>
+              </w:rPr>
               <w:t>/</w:t>
             </w:r>
             <w:r>
+              <w:rPr>
+                <w:sz w:val="18"/>
+                <w:szCs w:val="18"/>
+              </w:rPr>
               <w:t>鍵</w:t>
             </w:r>
             <w:r>
+              <w:rPr>
+                <w:sz w:val="18"/>
+                <w:szCs w:val="18"/>
+              </w:rPr>
               <w:t>/</w:t>
             </w:r>
             <w:r>
+              <w:rPr>
+                <w:sz w:val="18"/>
+                <w:szCs w:val="18"/>
+              </w:rPr>
               <w:t>暗号周辺</w:t>
             </w:r>
           </w:p>
         </w:tc>
         <w:tc>
           <w:tcPr>
-            <w:tcW w:w="2550" w:type="dxa"/>
+            <w:tcW w:w="2838" w:type="dxa"/>
           </w:tcPr>
           <w:p>
             <w:pPr>
-              <w:rPr>
+              <w:spacing w:after="0" w:line="240" w:lineRule="auto"/>
+              <w:rPr>
+                <w:sz w:val="18"/>
+                <w:szCs w:val="18"/>
                 <w:lang w:eastAsia="ja-JP"/>
               </w:rPr>
             </w:pPr>
             <w:r>
               <w:rPr>
+                <w:sz w:val="18"/>
+                <w:szCs w:val="18"/>
                 <w:lang w:eastAsia="ja-JP"/>
               </w:rPr>
-              <w:t>crypto-</w:t>
-            </w:r>
-            <w:proofErr w:type="spellStart"/>
-            <w:r>
-              <w:rPr>
-                <w:lang w:eastAsia="ja-JP"/>
-              </w:rPr>
-              <w:t>js</w:t>
-            </w:r>
-            <w:proofErr w:type="spellEnd"/>
-            <w:r>
-              <w:rPr>
+              <w:t>crypto-js</w:t>
+            </w:r>
+            <w:r>
+              <w:rPr>
+                <w:sz w:val="18"/>
+                <w:szCs w:val="18"/>
                 <w:lang w:eastAsia="ja-JP"/>
               </w:rPr>
               <w:t>相当の責務を切出し</w:t>
@@ -3455,172 +5092,319 @@
     <w:p>
       <w:pPr>
         <w:pStyle w:val="1"/>
-      </w:pPr>
-      <w:r>
-        <w:t xml:space="preserve">10. </w:t>
-      </w:r>
-      <w:proofErr w:type="spellStart"/>
-      <w:r>
-        <w:t>UI</w:t>
-      </w:r>
-      <w:r>
+        <w:rPr>
+          <w:lang w:eastAsia="ja-JP"/>
+        </w:rPr>
+      </w:pPr>
+      <w:r>
+        <w:rPr>
+          <w:lang w:eastAsia="ja-JP"/>
+        </w:rPr>
+        <w:t>10. UI</w:t>
+      </w:r>
+      <w:r>
+        <w:rPr>
+          <w:lang w:eastAsia="ja-JP"/>
+        </w:rPr>
         <w:t>部品設計指針</w:t>
       </w:r>
-      <w:proofErr w:type="spellEnd"/>
     </w:p>
     <w:p>
       <w:pPr>
-        <w:pStyle w:val="a0"/>
-      </w:pPr>
-      <w:r>
-        <w:t xml:space="preserve">button / checkbox / radio / select / modal </w:t>
-      </w:r>
-      <w:r>
-        <w:t>は、既存</w:t>
-      </w:r>
-      <w:r>
-        <w:t xml:space="preserve"> jQuery</w:t>
-      </w:r>
-      <w:r>
-        <w:t>資産と見た目をそろえつつ共通初期化関数を持たせる。</w:t>
+        <w:pStyle w:val="ae"/>
+        <w:numPr>
+          <w:ilvl w:val="0"/>
+          <w:numId w:val="22"/>
+        </w:numPr>
+        <w:rPr>
+          <w:lang w:eastAsia="ja-JP"/>
+        </w:rPr>
+      </w:pPr>
+      <w:r>
+        <w:rPr>
+          <w:lang w:eastAsia="ja-JP"/>
+        </w:rPr>
+        <w:t>UI</w:t>
+      </w:r>
+      <w:r>
+        <w:rPr>
+          <w:lang w:eastAsia="ja-JP"/>
+        </w:rPr>
+        <w:t>部品は、画面骨格確定後に必要最小限の範囲で部品化する。</w:t>
       </w:r>
     </w:p>
     <w:p>
       <w:pPr>
-        <w:pStyle w:val="a0"/>
-        <w:rPr>
-          <w:lang w:eastAsia="ja-JP"/>
-        </w:rPr>
-      </w:pPr>
-      <w:r>
-        <w:rPr>
-          <w:lang w:eastAsia="ja-JP"/>
-        </w:rPr>
-        <w:t xml:space="preserve">slider / </w:t>
-      </w:r>
-      <w:proofErr w:type="spellStart"/>
-      <w:r>
-        <w:rPr>
-          <w:lang w:eastAsia="ja-JP"/>
-        </w:rPr>
-        <w:t>wheel_picker</w:t>
-      </w:r>
-      <w:proofErr w:type="spellEnd"/>
-      <w:r>
-        <w:rPr>
-          <w:lang w:eastAsia="ja-JP"/>
-        </w:rPr>
-        <w:t xml:space="preserve"> / PTZ</w:t>
-      </w:r>
-      <w:r>
-        <w:rPr>
-          <w:lang w:eastAsia="ja-JP"/>
-        </w:rPr>
-        <w:t>ジョイスティックは、部品化してページ側から値・有効無効・イベントコールバックを注入する。</w:t>
+        <w:pStyle w:val="ae"/>
+        <w:numPr>
+          <w:ilvl w:val="0"/>
+          <w:numId w:val="22"/>
+        </w:numPr>
+        <w:rPr>
+          <w:lang w:eastAsia="ja-JP"/>
+        </w:rPr>
+      </w:pPr>
+      <w:r>
+        <w:t xml:space="preserve">button / checkbox / radio / select / modal </w:t>
+      </w:r>
+      <w:r>
+        <w:t>は、既存</w:t>
+      </w:r>
+      <w:r>
+        <w:t xml:space="preserve"> jQuery</w:t>
+      </w:r>
+      <w:r>
+        <w:t>資産との見た目整合を優先し、必要に応じて既存部品を限定流用または薄いラッパ経由で再利用する。</w:t>
       </w:r>
     </w:p>
     <w:p>
       <w:pPr>
-        <w:pStyle w:val="a0"/>
-        <w:rPr>
-          <w:lang w:eastAsia="ja-JP"/>
-        </w:rPr>
-      </w:pPr>
-      <w:r>
-        <w:rPr>
-          <w:lang w:eastAsia="ja-JP"/>
-        </w:rPr>
-        <w:t>144dpi</w:t>
-      </w:r>
-      <w:r>
-        <w:rPr>
-          <w:lang w:eastAsia="ja-JP"/>
-        </w:rPr>
-        <w:t>画像や</w:t>
-      </w:r>
-      <w:r>
-        <w:rPr>
-          <w:lang w:eastAsia="ja-JP"/>
-        </w:rPr>
-        <w:t xml:space="preserve"> parts </w:t>
-      </w:r>
-      <w:r>
-        <w:rPr>
-          <w:lang w:eastAsia="ja-JP"/>
-        </w:rPr>
-        <w:t>配下の資産は、命名規則を崩さずに整理し、</w:t>
-      </w:r>
-      <w:r>
-        <w:rPr>
-          <w:lang w:eastAsia="ja-JP"/>
-        </w:rPr>
-        <w:t>CSS</w:t>
-      </w:r>
-      <w:r>
-        <w:rPr>
-          <w:lang w:eastAsia="ja-JP"/>
-        </w:rPr>
-        <w:t>側で解像度差し替えできるようにする。</w:t>
+        <w:pStyle w:val="ae"/>
+        <w:numPr>
+          <w:ilvl w:val="0"/>
+          <w:numId w:val="22"/>
+        </w:numPr>
+        <w:rPr>
+          <w:lang w:eastAsia="ja-JP"/>
+        </w:rPr>
+      </w:pPr>
+      <w:r>
+        <w:rPr>
+          <w:lang w:eastAsia="ja-JP"/>
+        </w:rPr>
+        <w:t>slider / wheel_picker / PTZ</w:t>
+      </w:r>
+      <w:r>
+        <w:rPr>
+          <w:lang w:eastAsia="ja-JP"/>
+        </w:rPr>
+        <w:t>ジョイスティックは、入力処理や描画責務を局所化するために部品化するが、</w:t>
+      </w:r>
+      <w:r>
+        <w:rPr>
+          <w:lang w:eastAsia="ja-JP"/>
+        </w:rPr>
+        <w:t>state</w:t>
+      </w:r>
+      <w:r>
+        <w:rPr>
+          <w:lang w:eastAsia="ja-JP"/>
+        </w:rPr>
+        <w:t>の正本や通信処理は持たせない。</w:t>
       </w:r>
     </w:p>
     <w:p>
       <w:pPr>
-        <w:pStyle w:val="a0"/>
-      </w:pPr>
-      <w:proofErr w:type="spellStart"/>
-      <w:r>
-        <w:t>Canvas</w:t>
-      </w:r>
-      <w:r>
-        <w:t>やドラッグ対象は、座標系を</w:t>
-      </w:r>
-      <w:proofErr w:type="spellEnd"/>
-      <w:r>
-        <w:t xml:space="preserve"> service </w:t>
-      </w:r>
-      <w:r>
-        <w:t>や</w:t>
-      </w:r>
-      <w:r>
-        <w:t xml:space="preserve"> state </w:t>
-      </w:r>
-      <w:r>
-        <w:t>に依存させず</w:t>
-      </w:r>
-      <w:r>
-        <w:t xml:space="preserve"> component </w:t>
-      </w:r>
-      <w:r>
-        <w:t>内に閉じる。</w:t>
+        <w:pStyle w:val="ae"/>
+        <w:numPr>
+          <w:ilvl w:val="0"/>
+          <w:numId w:val="22"/>
+        </w:numPr>
+        <w:rPr>
+          <w:lang w:eastAsia="ja-JP"/>
+        </w:rPr>
+      </w:pPr>
+      <w:r>
+        <w:rPr>
+          <w:lang w:eastAsia="ja-JP"/>
+        </w:rPr>
+        <w:t>UI</w:t>
+      </w:r>
+      <w:r>
+        <w:rPr>
+          <w:lang w:eastAsia="ja-JP"/>
+        </w:rPr>
+        <w:t>部品は、値表示・活性</w:t>
+      </w:r>
+      <w:r>
+        <w:rPr>
+          <w:lang w:eastAsia="ja-JP"/>
+        </w:rPr>
+        <w:t>/</w:t>
+      </w:r>
+      <w:r>
+        <w:rPr>
+          <w:lang w:eastAsia="ja-JP"/>
+        </w:rPr>
+        <w:t>非活性・入力受付などの局所責務に限定し、画面遷移、通信、全体状態管理は</w:t>
+      </w:r>
+      <w:r>
+        <w:rPr>
+          <w:lang w:eastAsia="ja-JP"/>
+        </w:rPr>
+        <w:t xml:space="preserve"> page module </w:t>
+      </w:r>
+      <w:r>
+        <w:rPr>
+          <w:lang w:eastAsia="ja-JP"/>
+        </w:rPr>
+        <w:t>側で制御する。</w:t>
       </w:r>
     </w:p>
     <w:p>
       <w:pPr>
-        <w:pStyle w:val="1"/>
-        <w:rPr>
-          <w:lang w:eastAsia="ja-JP"/>
-        </w:rPr>
-      </w:pPr>
-      <w:r>
-        <w:t xml:space="preserve">11. </w:t>
-      </w:r>
-      <w:proofErr w:type="spellStart"/>
-      <w:r>
-        <w:t>実装優先順位</w:t>
-      </w:r>
-      <w:proofErr w:type="spellEnd"/>
+        <w:pStyle w:val="ae"/>
+        <w:numPr>
+          <w:ilvl w:val="0"/>
+          <w:numId w:val="22"/>
+        </w:numPr>
+        <w:rPr>
+          <w:lang w:eastAsia="ja-JP"/>
+        </w:rPr>
+      </w:pPr>
+      <w:r>
+        <w:rPr>
+          <w:lang w:eastAsia="ja-JP"/>
+        </w:rPr>
+        <w:t>部品の初期化、値注入、イベントコールバック接続は</w:t>
+      </w:r>
+      <w:r>
+        <w:rPr>
+          <w:lang w:eastAsia="ja-JP"/>
+        </w:rPr>
+        <w:t xml:space="preserve"> page module </w:t>
+      </w:r>
+      <w:r>
+        <w:rPr>
+          <w:lang w:eastAsia="ja-JP"/>
+        </w:rPr>
+        <w:t>から行い、部品内部から外部</w:t>
+      </w:r>
+      <w:r>
+        <w:rPr>
+          <w:lang w:eastAsia="ja-JP"/>
+        </w:rPr>
+        <w:t>service</w:t>
+      </w:r>
+      <w:r>
+        <w:rPr>
+          <w:lang w:eastAsia="ja-JP"/>
+        </w:rPr>
+        <w:t>を直接呼び出さない。</w:t>
+      </w:r>
     </w:p>
     <w:p>
       <w:pPr>
-        <w:rPr>
-          <w:rFonts w:hint="eastAsia"/>
+        <w:pStyle w:val="ae"/>
+        <w:numPr>
+          <w:ilvl w:val="0"/>
+          <w:numId w:val="22"/>
+        </w:numPr>
+        <w:rPr>
+          <w:lang w:eastAsia="ja-JP"/>
+        </w:rPr>
+      </w:pPr>
+      <w:r>
+        <w:rPr>
+          <w:lang w:eastAsia="ja-JP"/>
+        </w:rPr>
+        <w:t>144dpi</w:t>
+      </w:r>
+      <w:r>
+        <w:rPr>
+          <w:lang w:eastAsia="ja-JP"/>
+        </w:rPr>
+        <w:t>画像や</w:t>
+      </w:r>
+      <w:r>
+        <w:rPr>
+          <w:lang w:eastAsia="ja-JP"/>
+        </w:rPr>
+        <w:t xml:space="preserve"> parts </w:t>
+      </w:r>
+      <w:r>
+        <w:rPr>
+          <w:lang w:eastAsia="ja-JP"/>
+        </w:rPr>
+        <w:t>配下の資産は命名規則を崩さず整理し、</w:t>
+      </w:r>
+      <w:r>
+        <w:rPr>
+          <w:lang w:eastAsia="ja-JP"/>
+        </w:rPr>
+        <w:t>CSS</w:t>
+      </w:r>
+      <w:r>
+        <w:rPr>
+          <w:lang w:eastAsia="ja-JP"/>
+        </w:rPr>
+        <w:t>側で解像度差し替えできるようにする。</w:t>
+      </w:r>
+    </w:p>
+    <w:p>
+      <w:pPr>
+        <w:pStyle w:val="ae"/>
+        <w:numPr>
+          <w:ilvl w:val="0"/>
+          <w:numId w:val="22"/>
+        </w:numPr>
+        <w:rPr>
+          <w:lang w:eastAsia="ja-JP"/>
+        </w:rPr>
+      </w:pPr>
+      <w:r>
+        <w:t>Canvas</w:t>
+      </w:r>
+      <w:r>
+        <w:t>やドラッグ対象は座標計算や入力制御を</w:t>
+      </w:r>
+      <w:r>
+        <w:t xml:space="preserve"> component </w:t>
+      </w:r>
+      <w:r>
+        <w:t>内に閉じるが、外部へ反映する情報は</w:t>
+      </w:r>
+      <w:r>
+        <w:t xml:space="preserve"> callback </w:t>
+      </w:r>
+      <w:r>
+        <w:t>または</w:t>
+      </w:r>
+      <w:r>
+        <w:t xml:space="preserve"> state</w:t>
+      </w:r>
+      <w:r>
+        <w:t>更新要求として</w:t>
+      </w:r>
+      <w:r>
+        <w:t xml:space="preserve"> page module </w:t>
+      </w:r>
+      <w:r>
+        <w:t>に返す。</w:t>
+      </w:r>
+    </w:p>
+    <w:p>
+      <w:pPr>
+        <w:rPr>
+          <w:lang w:eastAsia="ja-JP"/>
+        </w:rPr>
+      </w:pPr>
+    </w:p>
+    <w:p>
+      <w:pPr>
+        <w:pStyle w:val="1"/>
+        <w:rPr>
+          <w:lang w:eastAsia="ja-JP"/>
+        </w:rPr>
+      </w:pPr>
+      <w:r>
+        <w:lastRenderedPageBreak/>
+        <w:t xml:space="preserve">11. </w:t>
+      </w:r>
+      <w:r>
+        <w:t>実装優先順位</w:t>
+      </w:r>
+    </w:p>
+    <w:p>
+      <w:pPr>
+        <w:rPr>
           <w:lang w:eastAsia="ja-JP"/>
         </w:rPr>
       </w:pPr>
     </w:p>
     <w:tbl>
       <w:tblPr>
-        <w:tblW w:w="9747" w:type="dxa"/>
+        <w:tblW w:w="10173" w:type="dxa"/>
         <w:tblInd w:w="567" w:type="dxa"/>
         <w:tblBorders>
           <w:top w:val="single" w:sz="8" w:space="0" w:color="A9D18E"/>
@@ -3634,10 +5418,10 @@
         <w:tblLook w:val="04A0" w:firstRow="1" w:lastRow="0" w:firstColumn="1" w:lastColumn="0" w:noHBand="0" w:noVBand="1"/>
       </w:tblPr>
       <w:tblGrid>
-        <w:gridCol w:w="828"/>
-        <w:gridCol w:w="1866"/>
+        <w:gridCol w:w="675"/>
+        <w:gridCol w:w="2019"/>
         <w:gridCol w:w="4644"/>
-        <w:gridCol w:w="2409"/>
+        <w:gridCol w:w="2835"/>
       </w:tblGrid>
       <w:tr>
         <w:trPr>
@@ -3645,30 +5429,52 @@
         </w:trPr>
         <w:tc>
           <w:tcPr>
-            <w:tcW w:w="828" w:type="dxa"/>
+            <w:tcW w:w="675" w:type="dxa"/>
             <w:shd w:val="clear" w:color="auto" w:fill="D9EAD3"/>
             <w:vAlign w:val="center"/>
           </w:tcPr>
           <w:p>
             <w:pPr>
               <w:pStyle w:val="a9"/>
+              <w:spacing w:line="240" w:lineRule="exact"/>
+              <w:rPr>
+                <w:rFonts w:ascii="メイリオ" w:eastAsia="メイリオ" w:hAnsi="メイリオ"/>
+                <w:sz w:val="18"/>
+                <w:szCs w:val="18"/>
+              </w:rPr>
             </w:pPr>
             <w:r>
+              <w:rPr>
+                <w:rFonts w:ascii="メイリオ" w:eastAsia="メイリオ" w:hAnsi="メイリオ"/>
+                <w:sz w:val="18"/>
+                <w:szCs w:val="18"/>
+              </w:rPr>
               <w:t>Step</w:t>
             </w:r>
           </w:p>
         </w:tc>
         <w:tc>
           <w:tcPr>
-            <w:tcW w:w="1866" w:type="dxa"/>
+            <w:tcW w:w="2019" w:type="dxa"/>
             <w:shd w:val="clear" w:color="auto" w:fill="D9EAD3"/>
             <w:vAlign w:val="center"/>
           </w:tcPr>
           <w:p>
             <w:pPr>
               <w:pStyle w:val="a9"/>
+              <w:spacing w:line="240" w:lineRule="exact"/>
+              <w:rPr>
+                <w:rFonts w:ascii="メイリオ" w:eastAsia="メイリオ" w:hAnsi="メイリオ"/>
+                <w:sz w:val="18"/>
+                <w:szCs w:val="18"/>
+              </w:rPr>
             </w:pPr>
             <w:r>
+              <w:rPr>
+                <w:rFonts w:ascii="メイリオ" w:eastAsia="メイリオ" w:hAnsi="メイリオ"/>
+                <w:sz w:val="18"/>
+                <w:szCs w:val="18"/>
+              </w:rPr>
               <w:t>作業</w:t>
             </w:r>
           </w:p>
@@ -3682,23 +5488,45 @@
           <w:p>
             <w:pPr>
               <w:pStyle w:val="a9"/>
+              <w:spacing w:line="240" w:lineRule="exact"/>
+              <w:rPr>
+                <w:rFonts w:ascii="メイリオ" w:eastAsia="メイリオ" w:hAnsi="メイリオ"/>
+                <w:sz w:val="18"/>
+                <w:szCs w:val="18"/>
+              </w:rPr>
             </w:pPr>
             <w:r>
+              <w:rPr>
+                <w:rFonts w:ascii="メイリオ" w:eastAsia="メイリオ" w:hAnsi="メイリオ"/>
+                <w:sz w:val="18"/>
+                <w:szCs w:val="18"/>
+              </w:rPr>
               <w:t>内容</w:t>
             </w:r>
           </w:p>
         </w:tc>
         <w:tc>
           <w:tcPr>
-            <w:tcW w:w="2409" w:type="dxa"/>
+            <w:tcW w:w="2835" w:type="dxa"/>
             <w:shd w:val="clear" w:color="auto" w:fill="D9EAD3"/>
             <w:vAlign w:val="center"/>
           </w:tcPr>
           <w:p>
             <w:pPr>
               <w:pStyle w:val="a9"/>
+              <w:spacing w:line="240" w:lineRule="exact"/>
+              <w:rPr>
+                <w:rFonts w:ascii="メイリオ" w:eastAsia="メイリオ" w:hAnsi="メイリオ"/>
+                <w:sz w:val="18"/>
+                <w:szCs w:val="18"/>
+              </w:rPr>
             </w:pPr>
             <w:r>
+              <w:rPr>
+                <w:rFonts w:ascii="メイリオ" w:eastAsia="メイリオ" w:hAnsi="メイリオ"/>
+                <w:sz w:val="18"/>
+                <w:szCs w:val="18"/>
+              </w:rPr>
               <w:t>成果物</w:t>
             </w:r>
           </w:p>
@@ -3710,29 +5538,55 @@
         </w:trPr>
         <w:tc>
           <w:tcPr>
-            <w:tcW w:w="828" w:type="dxa"/>
+            <w:tcW w:w="675" w:type="dxa"/>
             <w:vAlign w:val="center"/>
           </w:tcPr>
           <w:p>
             <w:pPr>
               <w:pStyle w:val="a9"/>
+              <w:spacing w:line="240" w:lineRule="exact"/>
+              <w:rPr>
+                <w:rFonts w:ascii="メイリオ" w:eastAsia="メイリオ" w:hAnsi="メイリオ"/>
+                <w:sz w:val="18"/>
+                <w:szCs w:val="18"/>
+                <w:lang w:eastAsia="ja-JP"/>
+              </w:rPr>
             </w:pPr>
             <w:r>
-              <w:t>1</w:t>
+              <w:rPr>
+                <w:rFonts w:ascii="メイリオ" w:eastAsia="メイリオ" w:hAnsi="メイリオ" w:hint="eastAsia"/>
+                <w:sz w:val="18"/>
+                <w:szCs w:val="18"/>
+                <w:lang w:eastAsia="ja-JP"/>
+              </w:rPr>
+              <w:t>0</w:t>
             </w:r>
           </w:p>
         </w:tc>
         <w:tc>
           <w:tcPr>
-            <w:tcW w:w="1866" w:type="dxa"/>
+            <w:tcW w:w="2019" w:type="dxa"/>
             <w:vAlign w:val="center"/>
           </w:tcPr>
           <w:p>
             <w:pPr>
               <w:pStyle w:val="a9"/>
+              <w:spacing w:line="240" w:lineRule="exact"/>
+              <w:rPr>
+                <w:rFonts w:ascii="メイリオ" w:eastAsia="メイリオ" w:hAnsi="メイリオ"/>
+                <w:sz w:val="18"/>
+                <w:szCs w:val="18"/>
+                <w:lang w:eastAsia="ja-JP"/>
+              </w:rPr>
             </w:pPr>
             <w:r>
-              <w:t>通信層の分離</w:t>
+              <w:rPr>
+                <w:rFonts w:ascii="メイリオ" w:eastAsia="メイリオ" w:hAnsi="メイリオ" w:hint="eastAsia"/>
+                <w:sz w:val="18"/>
+                <w:szCs w:val="18"/>
+                <w:lang w:eastAsia="ja-JP"/>
+              </w:rPr>
+              <w:t>UI構造確定</w:t>
             </w:r>
           </w:p>
         </w:tc>
@@ -3744,26 +5598,49 @@
           <w:p>
             <w:pPr>
               <w:pStyle w:val="a9"/>
+              <w:spacing w:line="240" w:lineRule="exact"/>
+              <w:rPr>
+                <w:rFonts w:ascii="メイリオ" w:eastAsia="メイリオ" w:hAnsi="メイリオ"/>
+                <w:sz w:val="18"/>
+                <w:szCs w:val="18"/>
+                <w:lang w:eastAsia="ja-JP"/>
+              </w:rPr>
             </w:pPr>
             <w:r>
-              <w:t xml:space="preserve">HTTP / STOMP </w:t>
-            </w:r>
-            <w:r>
-              <w:t>の送受信を単体動作させる</w:t>
+              <w:rPr>
+                <w:rFonts w:ascii="メイリオ" w:eastAsia="メイリオ" w:hAnsi="メイリオ" w:hint="eastAsia"/>
+                <w:sz w:val="18"/>
+                <w:szCs w:val="18"/>
+                <w:lang w:eastAsia="ja-JP"/>
+              </w:rPr>
+              <w:t>DOMツリー整理、Container / Content分解、画面内遷移の整理をおこない、UI構造を確定する</w:t>
             </w:r>
           </w:p>
         </w:tc>
         <w:tc>
           <w:tcPr>
-            <w:tcW w:w="2409" w:type="dxa"/>
+            <w:tcW w:w="2835" w:type="dxa"/>
             <w:vAlign w:val="center"/>
           </w:tcPr>
           <w:p>
             <w:pPr>
               <w:pStyle w:val="a9"/>
+              <w:spacing w:line="240" w:lineRule="exact"/>
+              <w:rPr>
+                <w:rFonts w:ascii="メイリオ" w:eastAsia="メイリオ" w:hAnsi="メイリオ"/>
+                <w:sz w:val="18"/>
+                <w:szCs w:val="18"/>
+                <w:lang w:eastAsia="ja-JP"/>
+              </w:rPr>
             </w:pPr>
             <w:r>
-              <w:t>api.js, stomp.js</w:t>
+              <w:rPr>
+                <w:rFonts w:ascii="メイリオ" w:eastAsia="メイリオ" w:hAnsi="メイリオ" w:hint="eastAsia"/>
+                <w:sz w:val="18"/>
+                <w:szCs w:val="18"/>
+                <w:lang w:eastAsia="ja-JP"/>
+              </w:rPr>
+              <w:t>DOMツリー・構造図</w:t>
             </w:r>
           </w:p>
         </w:tc>
@@ -3774,66 +5651,100 @@
         </w:trPr>
         <w:tc>
           <w:tcPr>
-            <w:tcW w:w="828" w:type="dxa"/>
+            <w:tcW w:w="675" w:type="dxa"/>
             <w:vAlign w:val="center"/>
           </w:tcPr>
           <w:p>
             <w:pPr>
               <w:pStyle w:val="a9"/>
+              <w:spacing w:line="240" w:lineRule="exact"/>
+              <w:rPr>
+                <w:rFonts w:ascii="メイリオ" w:eastAsia="メイリオ" w:hAnsi="メイリオ"/>
+                <w:sz w:val="18"/>
+                <w:szCs w:val="18"/>
+              </w:rPr>
             </w:pPr>
             <w:r>
-              <w:t>2</w:t>
+              <w:rPr>
+                <w:rFonts w:ascii="メイリオ" w:eastAsia="メイリオ" w:hAnsi="メイリオ"/>
+                <w:sz w:val="18"/>
+                <w:szCs w:val="18"/>
+              </w:rPr>
+              <w:t>1</w:t>
             </w:r>
           </w:p>
         </w:tc>
         <w:tc>
           <w:tcPr>
-            <w:tcW w:w="1866" w:type="dxa"/>
-            <w:vAlign w:val="center"/>
+            <w:tcW w:w="2019" w:type="dxa"/>
           </w:tcPr>
           <w:p>
             <w:pPr>
               <w:pStyle w:val="a9"/>
+              <w:spacing w:line="240" w:lineRule="exact"/>
+              <w:rPr>
+                <w:rFonts w:ascii="メイリオ" w:eastAsia="メイリオ" w:hAnsi="メイリオ"/>
+                <w:sz w:val="18"/>
+                <w:szCs w:val="18"/>
+              </w:rPr>
             </w:pPr>
             <w:r>
-              <w:t>状態設計の固定</w:t>
+              <w:rPr>
+                <w:rFonts w:ascii="メイリオ" w:eastAsia="メイリオ" w:hAnsi="メイリオ" w:hint="eastAsia"/>
+                <w:sz w:val="18"/>
+                <w:szCs w:val="18"/>
+              </w:rPr>
+              <w:t>画面骨格再現</w:t>
             </w:r>
           </w:p>
         </w:tc>
         <w:tc>
           <w:tcPr>
             <w:tcW w:w="4644" w:type="dxa"/>
-            <w:vAlign w:val="center"/>
           </w:tcPr>
           <w:p>
             <w:pPr>
               <w:pStyle w:val="a9"/>
+              <w:spacing w:line="240" w:lineRule="exact"/>
+              <w:rPr>
+                <w:rFonts w:ascii="メイリオ" w:eastAsia="メイリオ" w:hAnsi="メイリオ"/>
+                <w:sz w:val="18"/>
+                <w:szCs w:val="18"/>
+              </w:rPr>
             </w:pPr>
             <w:r>
-              <w:t>state</w:t>
-            </w:r>
-            <w:r>
-              <w:t>項目・更新関数・</w:t>
-            </w:r>
-            <w:r>
-              <w:t>selector</w:t>
-            </w:r>
-            <w:r>
-              <w:t>を定義</w:t>
+              <w:rPr>
+                <w:rFonts w:ascii="メイリオ" w:eastAsia="メイリオ" w:hAnsi="メイリオ" w:hint="eastAsia"/>
+                <w:sz w:val="18"/>
+                <w:szCs w:val="18"/>
+              </w:rPr>
+              <w:t>HTML/CSSでautoframing, camera_controlのレイアウトを静的に再現する（動作なし）</w:t>
             </w:r>
           </w:p>
         </w:tc>
         <w:tc>
           <w:tcPr>
-            <w:tcW w:w="2409" w:type="dxa"/>
-            <w:vAlign w:val="center"/>
+            <w:tcW w:w="2835" w:type="dxa"/>
           </w:tcPr>
           <w:p>
             <w:pPr>
               <w:pStyle w:val="a9"/>
+              <w:spacing w:line="240" w:lineRule="exact"/>
+              <w:rPr>
+                <w:rFonts w:ascii="メイリオ" w:eastAsia="メイリオ" w:hAnsi="メイリオ"/>
+                <w:sz w:val="18"/>
+                <w:szCs w:val="18"/>
+                <w:lang w:eastAsia="ja-JP"/>
+              </w:rPr>
             </w:pPr>
             <w:r>
-              <w:t>state.js, actions.js</w:t>
+              <w:rPr>
+                <w:rFonts w:ascii="メイリオ" w:eastAsia="メイリオ" w:hAnsi="メイリオ" w:hint="eastAsia"/>
+                <w:sz w:val="18"/>
+                <w:szCs w:val="18"/>
+                <w:lang w:eastAsia="ja-JP"/>
+              </w:rPr>
+              <w:t>静的UI（画面レイアウト）</w:t>
             </w:r>
           </w:p>
         </w:tc>
@@ -3844,60 +5755,98 @@
         </w:trPr>
         <w:tc>
           <w:tcPr>
-            <w:tcW w:w="828" w:type="dxa"/>
+            <w:tcW w:w="675" w:type="dxa"/>
             <w:vAlign w:val="center"/>
           </w:tcPr>
           <w:p>
             <w:pPr>
               <w:pStyle w:val="a9"/>
+              <w:spacing w:line="240" w:lineRule="exact"/>
+              <w:rPr>
+                <w:rFonts w:ascii="メイリオ" w:eastAsia="メイリオ" w:hAnsi="メイリオ"/>
+                <w:sz w:val="18"/>
+                <w:szCs w:val="18"/>
+              </w:rPr>
             </w:pPr>
             <w:r>
-              <w:t>3</w:t>
+              <w:rPr>
+                <w:rFonts w:ascii="メイリオ" w:eastAsia="メイリオ" w:hAnsi="メイリオ"/>
+                <w:sz w:val="18"/>
+                <w:szCs w:val="18"/>
+              </w:rPr>
+              <w:t>2</w:t>
             </w:r>
           </w:p>
         </w:tc>
         <w:tc>
           <w:tcPr>
-            <w:tcW w:w="1866" w:type="dxa"/>
-            <w:vAlign w:val="center"/>
+            <w:tcW w:w="2019" w:type="dxa"/>
           </w:tcPr>
           <w:p>
             <w:pPr>
               <w:pStyle w:val="a9"/>
+              <w:spacing w:line="240" w:lineRule="exact"/>
+              <w:rPr>
+                <w:rFonts w:ascii="メイリオ" w:eastAsia="メイリオ" w:hAnsi="メイリオ"/>
+                <w:sz w:val="18"/>
+                <w:szCs w:val="18"/>
+              </w:rPr>
             </w:pPr>
             <w:r>
-              <w:t>共通部品化</w:t>
+              <w:rPr>
+                <w:rFonts w:ascii="メイリオ" w:eastAsia="メイリオ" w:hAnsi="メイリオ" w:hint="eastAsia"/>
+                <w:sz w:val="18"/>
+                <w:szCs w:val="18"/>
+              </w:rPr>
+              <w:t>UI操作実装（仮）</w:t>
             </w:r>
           </w:p>
         </w:tc>
         <w:tc>
           <w:tcPr>
             <w:tcW w:w="4644" w:type="dxa"/>
-            <w:vAlign w:val="center"/>
           </w:tcPr>
           <w:p>
             <w:pPr>
               <w:pStyle w:val="a9"/>
+              <w:spacing w:line="240" w:lineRule="exact"/>
+              <w:rPr>
+                <w:rFonts w:ascii="メイリオ" w:eastAsia="メイリオ" w:hAnsi="メイリオ"/>
+                <w:sz w:val="18"/>
+                <w:szCs w:val="18"/>
+              </w:rPr>
             </w:pPr>
             <w:r>
-              <w:t xml:space="preserve">button / modal / slider </w:t>
-            </w:r>
-            <w:r>
-              <w:t>等を先に作る</w:t>
+              <w:rPr>
+                <w:rFonts w:ascii="メイリオ" w:eastAsia="メイリオ" w:hAnsi="メイリオ" w:hint="eastAsia"/>
+                <w:sz w:val="18"/>
+                <w:szCs w:val="18"/>
+              </w:rPr>
+              <w:t>click / drag / hover等のイベントを実装し、console出力等で操作確認を行う</w:t>
             </w:r>
           </w:p>
         </w:tc>
         <w:tc>
           <w:tcPr>
-            <w:tcW w:w="2409" w:type="dxa"/>
-            <w:vAlign w:val="center"/>
+            <w:tcW w:w="2835" w:type="dxa"/>
           </w:tcPr>
           <w:p>
             <w:pPr>
               <w:pStyle w:val="a9"/>
+              <w:spacing w:line="240" w:lineRule="exact"/>
+              <w:rPr>
+                <w:rFonts w:ascii="メイリオ" w:eastAsia="メイリオ" w:hAnsi="メイリオ"/>
+                <w:sz w:val="18"/>
+                <w:szCs w:val="18"/>
+              </w:rPr>
             </w:pPr>
             <w:r>
-              <w:t>components/*</w:t>
+              <w:rPr>
+                <w:rFonts w:ascii="メイリオ" w:eastAsia="メイリオ" w:hAnsi="メイリオ" w:hint="eastAsia"/>
+                <w:sz w:val="18"/>
+                <w:szCs w:val="18"/>
+              </w:rPr>
+              <w:t>操作確認可能なUI</w:t>
             </w:r>
           </w:p>
         </w:tc>
@@ -3908,60 +5857,100 @@
         </w:trPr>
         <w:tc>
           <w:tcPr>
-            <w:tcW w:w="828" w:type="dxa"/>
+            <w:tcW w:w="675" w:type="dxa"/>
             <w:vAlign w:val="center"/>
           </w:tcPr>
           <w:p>
             <w:pPr>
               <w:pStyle w:val="a9"/>
+              <w:spacing w:line="240" w:lineRule="exact"/>
+              <w:rPr>
+                <w:rFonts w:ascii="メイリオ" w:eastAsia="メイリオ" w:hAnsi="メイリオ"/>
+                <w:sz w:val="18"/>
+                <w:szCs w:val="18"/>
+              </w:rPr>
             </w:pPr>
             <w:r>
-              <w:t>4</w:t>
+              <w:rPr>
+                <w:rFonts w:ascii="メイリオ" w:eastAsia="メイリオ" w:hAnsi="メイリオ"/>
+                <w:sz w:val="18"/>
+                <w:szCs w:val="18"/>
+              </w:rPr>
+              <w:t>3</w:t>
             </w:r>
           </w:p>
         </w:tc>
         <w:tc>
           <w:tcPr>
-            <w:tcW w:w="1866" w:type="dxa"/>
-            <w:vAlign w:val="center"/>
+            <w:tcW w:w="2019" w:type="dxa"/>
           </w:tcPr>
           <w:p>
             <w:pPr>
               <w:pStyle w:val="a9"/>
+              <w:spacing w:line="240" w:lineRule="exact"/>
+              <w:rPr>
+                <w:rFonts w:ascii="メイリオ" w:eastAsia="メイリオ" w:hAnsi="メイリオ"/>
+                <w:sz w:val="18"/>
+                <w:szCs w:val="18"/>
+              </w:rPr>
             </w:pPr>
             <w:r>
-              <w:t>画面骨格移植</w:t>
+              <w:rPr>
+                <w:rFonts w:ascii="メイリオ" w:eastAsia="メイリオ" w:hAnsi="メイリオ" w:hint="eastAsia"/>
+                <w:sz w:val="18"/>
+                <w:szCs w:val="18"/>
+              </w:rPr>
+              <w:t>画面内遷移実装</w:t>
             </w:r>
           </w:p>
         </w:tc>
         <w:tc>
           <w:tcPr>
             <w:tcW w:w="4644" w:type="dxa"/>
-            <w:vAlign w:val="center"/>
           </w:tcPr>
           <w:p>
             <w:pPr>
               <w:pStyle w:val="a9"/>
+              <w:spacing w:line="240" w:lineRule="exact"/>
+              <w:rPr>
+                <w:rFonts w:ascii="メイリオ" w:eastAsia="メイリオ" w:hAnsi="メイリオ"/>
+                <w:sz w:val="18"/>
+                <w:szCs w:val="18"/>
+                <w:lang w:eastAsia="ja-JP"/>
+              </w:rPr>
             </w:pPr>
             <w:r>
-              <w:t xml:space="preserve">autoframing, camera_control </w:t>
-            </w:r>
-            <w:r>
-              <w:t>の枠構造を再現</w:t>
+              <w:rPr>
+                <w:rFonts w:ascii="メイリオ" w:eastAsia="メイリオ" w:hAnsi="メイリオ" w:hint="eastAsia"/>
+                <w:sz w:val="18"/>
+                <w:szCs w:val="18"/>
+                <w:lang w:eastAsia="ja-JP"/>
+              </w:rPr>
+              <w:t>タブ切替、表示/非表示制御、モーダル開閉など画面内の遷移を実装する</w:t>
             </w:r>
           </w:p>
         </w:tc>
         <w:tc>
           <w:tcPr>
-            <w:tcW w:w="2409" w:type="dxa"/>
-            <w:vAlign w:val="center"/>
+            <w:tcW w:w="2835" w:type="dxa"/>
           </w:tcPr>
           <w:p>
             <w:pPr>
               <w:pStyle w:val="a9"/>
+              <w:spacing w:line="240" w:lineRule="exact"/>
+              <w:rPr>
+                <w:rFonts w:ascii="メイリオ" w:eastAsia="メイリオ" w:hAnsi="メイリオ"/>
+                <w:sz w:val="18"/>
+                <w:szCs w:val="18"/>
+              </w:rPr>
             </w:pPr>
             <w:r>
-              <w:t>pages/*</w:t>
+              <w:rPr>
+                <w:rFonts w:ascii="メイリオ" w:eastAsia="メイリオ" w:hAnsi="メイリオ" w:hint="eastAsia"/>
+                <w:sz w:val="18"/>
+                <w:szCs w:val="18"/>
+              </w:rPr>
+              <w:t>画面遷移動作UI</w:t>
             </w:r>
           </w:p>
         </w:tc>
@@ -3972,90 +5961,101 @@
         </w:trPr>
         <w:tc>
           <w:tcPr>
-            <w:tcW w:w="828" w:type="dxa"/>
+            <w:tcW w:w="675" w:type="dxa"/>
             <w:vAlign w:val="center"/>
           </w:tcPr>
           <w:p>
             <w:pPr>
               <w:pStyle w:val="a9"/>
+              <w:spacing w:line="240" w:lineRule="exact"/>
+              <w:rPr>
+                <w:rFonts w:ascii="メイリオ" w:eastAsia="メイリオ" w:hAnsi="メイリオ"/>
+                <w:sz w:val="18"/>
+                <w:szCs w:val="18"/>
+              </w:rPr>
             </w:pPr>
             <w:r>
-              <w:t>5</w:t>
+              <w:rPr>
+                <w:rFonts w:ascii="メイリオ" w:eastAsia="メイリオ" w:hAnsi="メイリオ"/>
+                <w:sz w:val="18"/>
+                <w:szCs w:val="18"/>
+              </w:rPr>
+              <w:t>4</w:t>
             </w:r>
           </w:p>
         </w:tc>
         <w:tc>
           <w:tcPr>
-            <w:tcW w:w="1866" w:type="dxa"/>
-            <w:vAlign w:val="center"/>
+            <w:tcW w:w="2019" w:type="dxa"/>
           </w:tcPr>
           <w:p>
             <w:pPr>
               <w:pStyle w:val="a9"/>
+              <w:spacing w:line="240" w:lineRule="exact"/>
+              <w:rPr>
+                <w:rFonts w:ascii="メイリオ" w:eastAsia="メイリオ" w:hAnsi="メイリオ"/>
+                <w:sz w:val="18"/>
+                <w:szCs w:val="18"/>
+              </w:rPr>
             </w:pPr>
             <w:r>
-              <w:t>相互連携確認</w:t>
+              <w:rPr>
+                <w:rFonts w:ascii="メイリオ" w:eastAsia="メイリオ" w:hAnsi="メイリオ" w:hint="eastAsia"/>
+                <w:sz w:val="18"/>
+                <w:szCs w:val="18"/>
+              </w:rPr>
+              <w:t>状態管理導入（最小）</w:t>
             </w:r>
           </w:p>
         </w:tc>
         <w:tc>
           <w:tcPr>
             <w:tcW w:w="4644" w:type="dxa"/>
-            <w:vAlign w:val="center"/>
           </w:tcPr>
           <w:p>
             <w:pPr>
               <w:pStyle w:val="a9"/>
-              <w:rPr>
+              <w:spacing w:line="240" w:lineRule="exact"/>
+              <w:rPr>
+                <w:rFonts w:ascii="メイリオ" w:eastAsia="メイリオ" w:hAnsi="メイリオ"/>
+                <w:sz w:val="18"/>
+                <w:szCs w:val="18"/>
                 <w:lang w:eastAsia="ja-JP"/>
               </w:rPr>
             </w:pPr>
             <w:r>
               <w:rPr>
+                <w:rFonts w:ascii="メイリオ" w:eastAsia="メイリオ" w:hAnsi="メイリオ" w:hint="eastAsia"/>
+                <w:sz w:val="18"/>
+                <w:szCs w:val="18"/>
                 <w:lang w:eastAsia="ja-JP"/>
               </w:rPr>
-              <w:t>イベント</w:t>
-            </w:r>
-            <w:r>
-              <w:rPr>
-                <w:lang w:eastAsia="ja-JP"/>
-              </w:rPr>
-              <w:t>→state→</w:t>
-            </w:r>
-            <w:r>
-              <w:rPr>
-                <w:lang w:eastAsia="ja-JP"/>
-              </w:rPr>
-              <w:t>通信</w:t>
-            </w:r>
-            <w:r>
-              <w:rPr>
-                <w:lang w:eastAsia="ja-JP"/>
-              </w:rPr>
-              <w:t>→</w:t>
-            </w:r>
-            <w:r>
-              <w:rPr>
-                <w:lang w:eastAsia="ja-JP"/>
-              </w:rPr>
-              <w:t>再描画を実機相当で確認</w:t>
+              <w:t>UI操作に必要な最小限のstateを定義し、状態変更に応じた部分描画を実装する</w:t>
             </w:r>
           </w:p>
         </w:tc>
         <w:tc>
           <w:tcPr>
-            <w:tcW w:w="2409" w:type="dxa"/>
-            <w:vAlign w:val="center"/>
+            <w:tcW w:w="2835" w:type="dxa"/>
           </w:tcPr>
           <w:p>
             <w:pPr>
               <w:pStyle w:val="a9"/>
+              <w:spacing w:line="240" w:lineRule="exact"/>
+              <w:rPr>
+                <w:rFonts w:ascii="メイリオ" w:eastAsia="メイリオ" w:hAnsi="メイリオ"/>
+                <w:sz w:val="18"/>
+                <w:szCs w:val="18"/>
+              </w:rPr>
             </w:pPr>
-            <w:proofErr w:type="spellStart"/>
-            <w:r>
-              <w:t>結合試験結果</w:t>
-            </w:r>
-            <w:proofErr w:type="spellEnd"/>
+            <w:r>
+              <w:rPr>
+                <w:rFonts w:ascii="メイリオ" w:eastAsia="メイリオ" w:hAnsi="メイリオ" w:hint="eastAsia"/>
+                <w:sz w:val="18"/>
+                <w:szCs w:val="18"/>
+              </w:rPr>
+              <w:t>state初版および部分更新UI</w:t>
+            </w:r>
           </w:p>
         </w:tc>
       </w:tr>
@@ -4065,63 +6065,306 @@
         </w:trPr>
         <w:tc>
           <w:tcPr>
-            <w:tcW w:w="828" w:type="dxa"/>
+            <w:tcW w:w="675" w:type="dxa"/>
             <w:vAlign w:val="center"/>
           </w:tcPr>
           <w:p>
             <w:pPr>
               <w:pStyle w:val="a9"/>
+              <w:spacing w:line="240" w:lineRule="exact"/>
+              <w:rPr>
+                <w:rFonts w:ascii="メイリオ" w:eastAsia="メイリオ" w:hAnsi="メイリオ"/>
+                <w:sz w:val="18"/>
+                <w:szCs w:val="18"/>
+              </w:rPr>
             </w:pPr>
             <w:r>
-              <w:t>6</w:t>
+              <w:rPr>
+                <w:rFonts w:ascii="メイリオ" w:eastAsia="メイリオ" w:hAnsi="メイリオ"/>
+                <w:sz w:val="18"/>
+                <w:szCs w:val="18"/>
+              </w:rPr>
+              <w:t>5</w:t>
             </w:r>
           </w:p>
         </w:tc>
         <w:tc>
           <w:tcPr>
-            <w:tcW w:w="1866" w:type="dxa"/>
+            <w:tcW w:w="2019" w:type="dxa"/>
+          </w:tcPr>
+          <w:p>
+            <w:pPr>
+              <w:pStyle w:val="a9"/>
+              <w:spacing w:line="240" w:lineRule="exact"/>
+              <w:rPr>
+                <w:rFonts w:ascii="メイリオ" w:eastAsia="メイリオ" w:hAnsi="メイリオ"/>
+                <w:sz w:val="18"/>
+                <w:szCs w:val="18"/>
+              </w:rPr>
+            </w:pPr>
+            <w:r>
+              <w:rPr>
+                <w:rFonts w:ascii="メイリオ" w:eastAsia="メイリオ" w:hAnsi="メイリオ" w:hint="eastAsia"/>
+                <w:sz w:val="18"/>
+                <w:szCs w:val="18"/>
+              </w:rPr>
+              <w:t>通信連携実装</w:t>
+            </w:r>
+          </w:p>
+        </w:tc>
+        <w:tc>
+          <w:tcPr>
+            <w:tcW w:w="4644" w:type="dxa"/>
+          </w:tcPr>
+          <w:p>
+            <w:pPr>
+              <w:pStyle w:val="a9"/>
+              <w:spacing w:line="240" w:lineRule="exact"/>
+              <w:rPr>
+                <w:rFonts w:ascii="メイリオ" w:eastAsia="メイリオ" w:hAnsi="メイリオ"/>
+                <w:sz w:val="18"/>
+                <w:szCs w:val="18"/>
+                <w:lang w:eastAsia="ja-JP"/>
+              </w:rPr>
+            </w:pPr>
+            <w:r>
+              <w:rPr>
+                <w:rFonts w:ascii="メイリオ" w:eastAsia="メイリオ" w:hAnsi="メイリオ" w:hint="eastAsia"/>
+                <w:sz w:val="18"/>
+                <w:szCs w:val="18"/>
+              </w:rPr>
+              <w:t>API/STOMPを接続し、state更新と通信の連動を実装する</w:t>
+            </w:r>
+          </w:p>
+        </w:tc>
+        <w:tc>
+          <w:tcPr>
+            <w:tcW w:w="2835" w:type="dxa"/>
+          </w:tcPr>
+          <w:p>
+            <w:pPr>
+              <w:pStyle w:val="a9"/>
+              <w:spacing w:line="240" w:lineRule="exact"/>
+              <w:rPr>
+                <w:rFonts w:ascii="メイリオ" w:eastAsia="メイリオ" w:hAnsi="メイリオ"/>
+                <w:sz w:val="18"/>
+                <w:szCs w:val="18"/>
+              </w:rPr>
+            </w:pPr>
+            <w:r>
+              <w:rPr>
+                <w:rFonts w:ascii="メイリオ" w:eastAsia="メイリオ" w:hAnsi="メイリオ" w:hint="eastAsia"/>
+                <w:sz w:val="18"/>
+                <w:szCs w:val="18"/>
+              </w:rPr>
+              <w:t>通信連携UI</w:t>
+            </w:r>
+          </w:p>
+        </w:tc>
+      </w:tr>
+      <w:tr>
+        <w:trPr>
+          <w:trHeight w:val="571"/>
+        </w:trPr>
+        <w:tc>
+          <w:tcPr>
+            <w:tcW w:w="675" w:type="dxa"/>
             <w:vAlign w:val="center"/>
           </w:tcPr>
           <w:p>
             <w:pPr>
               <w:pStyle w:val="a9"/>
+              <w:spacing w:line="240" w:lineRule="exact"/>
+              <w:rPr>
+                <w:rFonts w:ascii="メイリオ" w:eastAsia="メイリオ" w:hAnsi="メイリオ"/>
+                <w:sz w:val="18"/>
+                <w:szCs w:val="18"/>
+              </w:rPr>
             </w:pPr>
             <w:r>
-              <w:t>画面最適化</w:t>
+              <w:rPr>
+                <w:rFonts w:ascii="メイリオ" w:eastAsia="メイリオ" w:hAnsi="メイリオ"/>
+                <w:sz w:val="18"/>
+                <w:szCs w:val="18"/>
+              </w:rPr>
+              <w:t>6</w:t>
+            </w:r>
+          </w:p>
+        </w:tc>
+        <w:tc>
+          <w:tcPr>
+            <w:tcW w:w="2019" w:type="dxa"/>
+          </w:tcPr>
+          <w:p>
+            <w:pPr>
+              <w:pStyle w:val="a9"/>
+              <w:spacing w:line="240" w:lineRule="exact"/>
+              <w:rPr>
+                <w:rFonts w:ascii="メイリオ" w:eastAsia="メイリオ" w:hAnsi="メイリオ"/>
+                <w:sz w:val="18"/>
+                <w:szCs w:val="18"/>
+              </w:rPr>
+            </w:pPr>
+            <w:r>
+              <w:rPr>
+                <w:rFonts w:ascii="メイリオ" w:eastAsia="メイリオ" w:hAnsi="メイリオ" w:hint="eastAsia"/>
+                <w:sz w:val="18"/>
+                <w:szCs w:val="18"/>
+              </w:rPr>
+              <w:t>結合確認</w:t>
             </w:r>
           </w:p>
         </w:tc>
         <w:tc>
           <w:tcPr>
             <w:tcW w:w="4644" w:type="dxa"/>
-            <w:vAlign w:val="center"/>
           </w:tcPr>
           <w:p>
             <w:pPr>
               <w:pStyle w:val="a9"/>
+              <w:spacing w:line="240" w:lineRule="exact"/>
+              <w:rPr>
+                <w:rFonts w:ascii="メイリオ" w:eastAsia="メイリオ" w:hAnsi="メイリオ"/>
+                <w:sz w:val="18"/>
+                <w:szCs w:val="18"/>
+                <w:lang w:eastAsia="ja-JP"/>
+              </w:rPr>
             </w:pPr>
             <w:r>
-              <w:t>不要再描画削減、例外系、</w:t>
-            </w:r>
-            <w:r>
-              <w:t>144dpi</w:t>
-            </w:r>
-            <w:r>
-              <w:t>調整</w:t>
+              <w:rPr>
+                <w:rFonts w:ascii="メイリオ" w:eastAsia="メイリオ" w:hAnsi="メイリオ" w:hint="eastAsia"/>
+                <w:sz w:val="18"/>
+                <w:szCs w:val="18"/>
+                <w:lang w:eastAsia="ja-JP"/>
+              </w:rPr>
+              <w:t>イベント→state→通信→再描画の一連の動作を確認する</w:t>
             </w:r>
           </w:p>
         </w:tc>
         <w:tc>
           <w:tcPr>
-            <w:tcW w:w="2409" w:type="dxa"/>
-            <w:vAlign w:val="center"/>
+            <w:tcW w:w="2835" w:type="dxa"/>
           </w:tcPr>
           <w:p>
             <w:pPr>
               <w:pStyle w:val="a9"/>
+              <w:spacing w:line="240" w:lineRule="exact"/>
+              <w:rPr>
+                <w:rFonts w:ascii="メイリオ" w:eastAsia="メイリオ" w:hAnsi="メイリオ"/>
+                <w:sz w:val="18"/>
+                <w:szCs w:val="18"/>
+              </w:rPr>
             </w:pPr>
             <w:r>
-              <w:t>微調整版</w:t>
+              <w:rPr>
+                <w:rFonts w:ascii="メイリオ" w:eastAsia="メイリオ" w:hAnsi="メイリオ" w:hint="eastAsia"/>
+                <w:sz w:val="18"/>
+                <w:szCs w:val="18"/>
+              </w:rPr>
+              <w:t>結合動作確認結果</w:t>
+            </w:r>
+          </w:p>
+        </w:tc>
+      </w:tr>
+      <w:tr>
+        <w:trPr>
+          <w:trHeight w:val="571"/>
+        </w:trPr>
+        <w:tc>
+          <w:tcPr>
+            <w:tcW w:w="675" w:type="dxa"/>
+          </w:tcPr>
+          <w:p>
+            <w:pPr>
+              <w:pStyle w:val="a9"/>
+              <w:spacing w:line="240" w:lineRule="exact"/>
+              <w:rPr>
+                <w:rFonts w:ascii="メイリオ" w:eastAsia="メイリオ" w:hAnsi="メイリオ"/>
+                <w:sz w:val="18"/>
+                <w:szCs w:val="18"/>
+              </w:rPr>
+            </w:pPr>
+            <w:r>
+              <w:rPr>
+                <w:rFonts w:ascii="メイリオ" w:eastAsia="メイリオ" w:hAnsi="メイリオ" w:hint="eastAsia"/>
+                <w:sz w:val="18"/>
+                <w:szCs w:val="18"/>
+              </w:rPr>
+              <w:t>7</w:t>
+            </w:r>
+          </w:p>
+        </w:tc>
+        <w:tc>
+          <w:tcPr>
+            <w:tcW w:w="2019" w:type="dxa"/>
+          </w:tcPr>
+          <w:p>
+            <w:pPr>
+              <w:pStyle w:val="a9"/>
+              <w:spacing w:line="240" w:lineRule="exact"/>
+              <w:rPr>
+                <w:rFonts w:ascii="メイリオ" w:eastAsia="メイリオ" w:hAnsi="メイリオ"/>
+                <w:sz w:val="18"/>
+                <w:szCs w:val="18"/>
+              </w:rPr>
+            </w:pPr>
+            <w:r>
+              <w:rPr>
+                <w:rFonts w:ascii="メイリオ" w:eastAsia="メイリオ" w:hAnsi="メイリオ" w:hint="eastAsia"/>
+                <w:sz w:val="18"/>
+                <w:szCs w:val="18"/>
+              </w:rPr>
+              <w:t>最適化・例外対応</w:t>
+            </w:r>
+          </w:p>
+        </w:tc>
+        <w:tc>
+          <w:tcPr>
+            <w:tcW w:w="4644" w:type="dxa"/>
+          </w:tcPr>
+          <w:p>
+            <w:pPr>
+              <w:pStyle w:val="a9"/>
+              <w:spacing w:line="240" w:lineRule="exact"/>
+              <w:rPr>
+                <w:rFonts w:ascii="メイリオ" w:eastAsia="メイリオ" w:hAnsi="メイリオ"/>
+                <w:sz w:val="18"/>
+                <w:szCs w:val="18"/>
+                <w:lang w:eastAsia="ja-JP"/>
+              </w:rPr>
+            </w:pPr>
+            <w:r>
+              <w:rPr>
+                <w:rFonts w:ascii="メイリオ" w:eastAsia="メイリオ" w:hAnsi="メイリオ" w:hint="eastAsia"/>
+                <w:sz w:val="18"/>
+                <w:szCs w:val="18"/>
+                <w:lang w:eastAsia="ja-JP"/>
+              </w:rPr>
+              <w:t>不要再描画の削減、エラーハンドリング、UI調整を実施する</w:t>
+            </w:r>
+          </w:p>
+        </w:tc>
+        <w:tc>
+          <w:tcPr>
+            <w:tcW w:w="2835" w:type="dxa"/>
+          </w:tcPr>
+          <w:p>
+            <w:pPr>
+              <w:pStyle w:val="a9"/>
+              <w:spacing w:line="240" w:lineRule="exact"/>
+              <w:rPr>
+                <w:rFonts w:ascii="メイリオ" w:eastAsia="メイリオ" w:hAnsi="メイリオ"/>
+                <w:sz w:val="18"/>
+                <w:szCs w:val="18"/>
+              </w:rPr>
+            </w:pPr>
+            <w:r>
+              <w:rPr>
+                <w:rFonts w:ascii="メイリオ" w:eastAsia="メイリオ" w:hAnsi="メイリオ" w:hint="eastAsia"/>
+                <w:sz w:val="18"/>
+                <w:szCs w:val="18"/>
+              </w:rPr>
+              <w:t>最適化済みUI</w:t>
             </w:r>
           </w:p>
         </w:tc>
@@ -4134,15 +6377,13 @@
       <w:r>
         <w:t xml:space="preserve">12. </w:t>
       </w:r>
-      <w:proofErr w:type="spellStart"/>
       <w:r>
         <w:t>主要リスクと対策</w:t>
       </w:r>
-      <w:proofErr w:type="spellEnd"/>
     </w:p>
     <w:tbl>
       <w:tblPr>
-        <w:tblW w:w="0" w:type="auto"/>
+        <w:tblW w:w="10458" w:type="dxa"/>
         <w:jc w:val="center"/>
         <w:tblBorders>
           <w:top w:val="single" w:sz="8" w:space="0" w:color="F4B183"/>
@@ -4156,9 +6397,9 @@
         <w:tblLook w:val="04A0" w:firstRow="1" w:lastRow="0" w:firstColumn="1" w:lastColumn="0" w:noHBand="0" w:noVBand="1"/>
       </w:tblPr>
       <w:tblGrid>
-        <w:gridCol w:w="3400"/>
-        <w:gridCol w:w="3969"/>
-        <w:gridCol w:w="3400"/>
+        <w:gridCol w:w="2122"/>
+        <w:gridCol w:w="4225"/>
+        <w:gridCol w:w="4111"/>
       </w:tblGrid>
       <w:tr>
         <w:trPr>
@@ -4166,33 +6407,72 @@
         </w:trPr>
         <w:tc>
           <w:tcPr>
-            <w:tcW w:w="2721" w:type="dxa"/>
+            <w:tcW w:w="2122" w:type="dxa"/>
             <w:shd w:val="clear" w:color="auto" w:fill="FCE5CD"/>
           </w:tcPr>
           <w:p>
-            <w:r>
+            <w:pPr>
+              <w:spacing w:after="0" w:line="240" w:lineRule="exact"/>
+              <w:rPr>
+                <w:rFonts w:ascii="メイリオ" w:hAnsi="メイリオ"/>
+                <w:sz w:val="20"/>
+                <w:szCs w:val="20"/>
+              </w:rPr>
+            </w:pPr>
+            <w:r>
+              <w:rPr>
+                <w:rFonts w:ascii="メイリオ" w:hAnsi="メイリオ"/>
+                <w:sz w:val="20"/>
+                <w:szCs w:val="20"/>
+              </w:rPr>
               <w:t>リスク</w:t>
             </w:r>
           </w:p>
         </w:tc>
         <w:tc>
           <w:tcPr>
-            <w:tcW w:w="3969" w:type="dxa"/>
+            <w:tcW w:w="4225" w:type="dxa"/>
             <w:shd w:val="clear" w:color="auto" w:fill="FCE5CD"/>
           </w:tcPr>
           <w:p>
-            <w:r>
+            <w:pPr>
+              <w:spacing w:after="0" w:line="240" w:lineRule="exact"/>
+              <w:rPr>
+                <w:rFonts w:ascii="メイリオ" w:hAnsi="メイリオ"/>
+                <w:sz w:val="20"/>
+                <w:szCs w:val="20"/>
+              </w:rPr>
+            </w:pPr>
+            <w:r>
+              <w:rPr>
+                <w:rFonts w:ascii="メイリオ" w:hAnsi="メイリオ"/>
+                <w:sz w:val="20"/>
+                <w:szCs w:val="20"/>
+              </w:rPr>
               <w:t>内容</w:t>
             </w:r>
           </w:p>
         </w:tc>
         <w:tc>
           <w:tcPr>
-            <w:tcW w:w="2835" w:type="dxa"/>
+            <w:tcW w:w="4111" w:type="dxa"/>
             <w:shd w:val="clear" w:color="auto" w:fill="FCE5CD"/>
           </w:tcPr>
           <w:p>
-            <w:r>
+            <w:pPr>
+              <w:spacing w:after="0" w:line="240" w:lineRule="exact"/>
+              <w:rPr>
+                <w:rFonts w:ascii="メイリオ" w:hAnsi="メイリオ"/>
+                <w:sz w:val="20"/>
+                <w:szCs w:val="20"/>
+              </w:rPr>
+            </w:pPr>
+            <w:r>
+              <w:rPr>
+                <w:rFonts w:ascii="メイリオ" w:hAnsi="メイリオ"/>
+                <w:sz w:val="20"/>
+                <w:szCs w:val="20"/>
+              </w:rPr>
               <w:t>対策</w:t>
             </w:r>
           </w:p>
@@ -4204,60 +6484,74 @@
         </w:trPr>
         <w:tc>
           <w:tcPr>
-            <w:tcW w:w="3400" w:type="dxa"/>
+            <w:tcW w:w="2122" w:type="dxa"/>
           </w:tcPr>
           <w:p>
-            <w:r>
-              <w:lastRenderedPageBreak/>
+            <w:pPr>
+              <w:spacing w:after="0" w:line="240" w:lineRule="exact"/>
+              <w:rPr>
+                <w:rFonts w:ascii="メイリオ" w:hAnsi="メイリオ"/>
+                <w:sz w:val="20"/>
+                <w:szCs w:val="20"/>
+              </w:rPr>
+            </w:pPr>
+            <w:r>
+              <w:rPr>
+                <w:rFonts w:ascii="メイリオ" w:hAnsi="メイリオ"/>
+                <w:sz w:val="20"/>
+                <w:szCs w:val="20"/>
+              </w:rPr>
               <w:t>通信仕様の見落とし</w:t>
             </w:r>
           </w:p>
         </w:tc>
         <w:tc>
           <w:tcPr>
-            <w:tcW w:w="3400" w:type="dxa"/>
+            <w:tcW w:w="4225" w:type="dxa"/>
           </w:tcPr>
           <w:p>
             <w:pPr>
-              <w:rPr>
+              <w:spacing w:after="0" w:line="240" w:lineRule="exact"/>
+              <w:rPr>
+                <w:rFonts w:ascii="メイリオ" w:hAnsi="メイリオ"/>
+                <w:sz w:val="20"/>
+                <w:szCs w:val="20"/>
                 <w:lang w:eastAsia="ja-JP"/>
               </w:rPr>
             </w:pPr>
             <w:r>
               <w:rPr>
+                <w:rFonts w:ascii="メイリオ" w:hAnsi="メイリオ"/>
+                <w:sz w:val="20"/>
+                <w:szCs w:val="20"/>
                 <w:lang w:eastAsia="ja-JP"/>
               </w:rPr>
-              <w:t>STOMP</w:t>
-            </w:r>
-            <w:r>
-              <w:rPr>
-                <w:lang w:eastAsia="ja-JP"/>
-              </w:rPr>
-              <w:t>受信イベントの型やタイミングが不明確だと動作が再現できない</w:t>
+              <w:t>STOMP受信イベントの型やタイミングが不明確だと動作が再現できない</w:t>
             </w:r>
           </w:p>
         </w:tc>
         <w:tc>
           <w:tcPr>
-            <w:tcW w:w="3400" w:type="dxa"/>
+            <w:tcW w:w="4111" w:type="dxa"/>
           </w:tcPr>
           <w:p>
             <w:pPr>
-              <w:rPr>
+              <w:spacing w:after="0" w:line="240" w:lineRule="exact"/>
+              <w:rPr>
+                <w:rFonts w:ascii="メイリオ" w:hAnsi="メイリオ"/>
+                <w:sz w:val="20"/>
+                <w:szCs w:val="20"/>
                 <w:lang w:eastAsia="ja-JP"/>
               </w:rPr>
             </w:pPr>
             <w:r>
               <w:rPr>
+                <w:rFonts w:ascii="メイリオ" w:hAnsi="メイリオ"/>
+                <w:sz w:val="20"/>
+                <w:szCs w:val="20"/>
                 <w:lang w:eastAsia="ja-JP"/>
               </w:rPr>
-              <w:t>modules</w:t>
-            </w:r>
-            <w:r>
-              <w:rPr>
-                <w:lang w:eastAsia="ja-JP"/>
-              </w:rPr>
-              <w:t>配下を先に解析し、ログ採取で受信種別を一覧化する</w:t>
+              <w:t>modules配下を先に解析し、ログ採取で受信種別を一覧化する</w:t>
             </w:r>
           </w:p>
         </w:tc>
@@ -4268,97 +6562,74 @@
         </w:trPr>
         <w:tc>
           <w:tcPr>
-            <w:tcW w:w="3400" w:type="dxa"/>
+            <w:tcW w:w="2122" w:type="dxa"/>
           </w:tcPr>
           <w:p>
-            <w:proofErr w:type="spellStart"/>
-            <w:r>
+            <w:pPr>
+              <w:spacing w:after="0" w:line="240" w:lineRule="exact"/>
+              <w:rPr>
+                <w:rFonts w:ascii="メイリオ" w:hAnsi="メイリオ"/>
+                <w:sz w:val="20"/>
+                <w:szCs w:val="20"/>
+              </w:rPr>
+            </w:pPr>
+            <w:r>
+              <w:rPr>
+                <w:rFonts w:ascii="メイリオ" w:hAnsi="メイリオ"/>
+                <w:sz w:val="20"/>
+                <w:szCs w:val="20"/>
+              </w:rPr>
               <w:t>状態の分散</w:t>
             </w:r>
-            <w:proofErr w:type="spellEnd"/>
           </w:p>
         </w:tc>
         <w:tc>
           <w:tcPr>
-            <w:tcW w:w="3400" w:type="dxa"/>
+            <w:tcW w:w="4225" w:type="dxa"/>
           </w:tcPr>
           <w:p>
             <w:pPr>
-              <w:rPr>
+              <w:spacing w:after="0" w:line="240" w:lineRule="exact"/>
+              <w:rPr>
+                <w:rFonts w:ascii="メイリオ" w:hAnsi="メイリオ"/>
+                <w:sz w:val="20"/>
+                <w:szCs w:val="20"/>
                 <w:lang w:eastAsia="ja-JP"/>
               </w:rPr>
             </w:pPr>
             <w:r>
               <w:rPr>
+                <w:rFonts w:ascii="メイリオ" w:hAnsi="メイリオ"/>
+                <w:sz w:val="20"/>
+                <w:szCs w:val="20"/>
                 <w:lang w:eastAsia="ja-JP"/>
               </w:rPr>
-              <w:t>jQuery</w:t>
-            </w:r>
-            <w:r>
-              <w:rPr>
-                <w:lang w:eastAsia="ja-JP"/>
-              </w:rPr>
-              <w:t>化で</w:t>
-            </w:r>
-            <w:r>
-              <w:rPr>
-                <w:lang w:eastAsia="ja-JP"/>
-              </w:rPr>
-              <w:t>DOM</w:t>
-            </w:r>
-            <w:r>
-              <w:rPr>
-                <w:lang w:eastAsia="ja-JP"/>
-              </w:rPr>
-              <w:t>状態と</w:t>
-            </w:r>
-            <w:r>
-              <w:rPr>
-                <w:lang w:eastAsia="ja-JP"/>
-              </w:rPr>
-              <w:t>JS</w:t>
-            </w:r>
-            <w:r>
-              <w:rPr>
-                <w:lang w:eastAsia="ja-JP"/>
-              </w:rPr>
-              <w:t>状態が乖離しやすい</w:t>
+              <w:t>jQuery化でDOM状態とJS状態が乖離しやすい</w:t>
             </w:r>
           </w:p>
         </w:tc>
         <w:tc>
           <w:tcPr>
-            <w:tcW w:w="3400" w:type="dxa"/>
+            <w:tcW w:w="4111" w:type="dxa"/>
           </w:tcPr>
           <w:p>
             <w:pPr>
-              <w:rPr>
+              <w:spacing w:after="0" w:line="240" w:lineRule="exact"/>
+              <w:rPr>
+                <w:rFonts w:ascii="メイリオ" w:hAnsi="メイリオ"/>
+                <w:sz w:val="20"/>
+                <w:szCs w:val="20"/>
                 <w:lang w:eastAsia="ja-JP"/>
               </w:rPr>
             </w:pPr>
             <w:r>
               <w:rPr>
+                <w:rFonts w:ascii="メイリオ" w:hAnsi="メイリオ"/>
+                <w:sz w:val="20"/>
+                <w:szCs w:val="20"/>
                 <w:lang w:eastAsia="ja-JP"/>
               </w:rPr>
-              <w:t>state</w:t>
-            </w:r>
-            <w:r>
-              <w:rPr>
-                <w:lang w:eastAsia="ja-JP"/>
-              </w:rPr>
-              <w:t>更新を単一窓口に限定し、</w:t>
-            </w:r>
-            <w:r>
-              <w:rPr>
-                <w:lang w:eastAsia="ja-JP"/>
-              </w:rPr>
-              <w:t>DOM</w:t>
-            </w:r>
-            <w:r>
-              <w:rPr>
-                <w:lang w:eastAsia="ja-JP"/>
-              </w:rPr>
-              <w:t>読取を減らす</w:t>
+              <w:t>state更新を単一窓口に限定し、DOM読取を減らす</w:t>
             </w:r>
           </w:p>
         </w:tc>
@@ -4369,28 +6640,46 @@
         </w:trPr>
         <w:tc>
           <w:tcPr>
-            <w:tcW w:w="3400" w:type="dxa"/>
+            <w:tcW w:w="2122" w:type="dxa"/>
           </w:tcPr>
           <w:p>
-            <w:proofErr w:type="spellStart"/>
-            <w:r>
+            <w:pPr>
+              <w:spacing w:after="0" w:line="240" w:lineRule="exact"/>
+              <w:rPr>
+                <w:rFonts w:ascii="メイリオ" w:hAnsi="メイリオ"/>
+                <w:sz w:val="20"/>
+                <w:szCs w:val="20"/>
+              </w:rPr>
+            </w:pPr>
+            <w:r>
+              <w:rPr>
+                <w:rFonts w:ascii="メイリオ" w:hAnsi="メイリオ"/>
+                <w:sz w:val="20"/>
+                <w:szCs w:val="20"/>
+              </w:rPr>
               <w:t>部品乱立</w:t>
             </w:r>
-            <w:proofErr w:type="spellEnd"/>
           </w:p>
         </w:tc>
         <w:tc>
           <w:tcPr>
-            <w:tcW w:w="3400" w:type="dxa"/>
+            <w:tcW w:w="4225" w:type="dxa"/>
           </w:tcPr>
           <w:p>
             <w:pPr>
-              <w:rPr>
+              <w:spacing w:after="0" w:line="240" w:lineRule="exact"/>
+              <w:rPr>
+                <w:rFonts w:ascii="メイリオ" w:hAnsi="メイリオ"/>
+                <w:sz w:val="20"/>
+                <w:szCs w:val="20"/>
                 <w:lang w:eastAsia="ja-JP"/>
               </w:rPr>
             </w:pPr>
             <w:r>
               <w:rPr>
+                <w:rFonts w:ascii="メイリオ" w:hAnsi="メイリオ"/>
+                <w:sz w:val="20"/>
+                <w:szCs w:val="20"/>
                 <w:lang w:eastAsia="ja-JP"/>
               </w:rPr>
               <w:t>画面ごとに独自実装すると保守性が落ちる</w:t>
@@ -4399,17 +6688,25 @@
         </w:tc>
         <w:tc>
           <w:tcPr>
-            <w:tcW w:w="3400" w:type="dxa"/>
+            <w:tcW w:w="4111" w:type="dxa"/>
           </w:tcPr>
           <w:p>
-            <w:r>
-              <w:t xml:space="preserve">slider / modal / select </w:t>
-            </w:r>
-            <w:proofErr w:type="spellStart"/>
-            <w:r>
-              <w:t>は共通部品として固定化する</w:t>
-            </w:r>
-            <w:proofErr w:type="spellEnd"/>
+            <w:pPr>
+              <w:spacing w:after="0" w:line="240" w:lineRule="exact"/>
+              <w:rPr>
+                <w:rFonts w:ascii="メイリオ" w:hAnsi="メイリオ"/>
+                <w:sz w:val="20"/>
+                <w:szCs w:val="20"/>
+              </w:rPr>
+            </w:pPr>
+            <w:r>
+              <w:rPr>
+                <w:rFonts w:ascii="メイリオ" w:hAnsi="メイリオ"/>
+                <w:sz w:val="20"/>
+                <w:szCs w:val="20"/>
+              </w:rPr>
+              <w:t>slider / modal / select は共通部品として固定化する</w:t>
+            </w:r>
           </w:p>
         </w:tc>
       </w:tr>
@@ -4419,26 +6716,46 @@
         </w:trPr>
         <w:tc>
           <w:tcPr>
-            <w:tcW w:w="3400" w:type="dxa"/>
+            <w:tcW w:w="2122" w:type="dxa"/>
           </w:tcPr>
           <w:p>
-            <w:r>
+            <w:pPr>
+              <w:spacing w:after="0" w:line="240" w:lineRule="exact"/>
+              <w:rPr>
+                <w:rFonts w:ascii="メイリオ" w:hAnsi="メイリオ"/>
+                <w:sz w:val="20"/>
+                <w:szCs w:val="20"/>
+              </w:rPr>
+            </w:pPr>
+            <w:r>
+              <w:rPr>
+                <w:rFonts w:ascii="メイリオ" w:hAnsi="メイリオ"/>
+                <w:sz w:val="20"/>
+                <w:szCs w:val="20"/>
+              </w:rPr>
               <w:t>描画性能</w:t>
             </w:r>
           </w:p>
         </w:tc>
         <w:tc>
           <w:tcPr>
-            <w:tcW w:w="3400" w:type="dxa"/>
+            <w:tcW w:w="4225" w:type="dxa"/>
           </w:tcPr>
           <w:p>
             <w:pPr>
-              <w:rPr>
+              <w:spacing w:after="0" w:line="240" w:lineRule="exact"/>
+              <w:rPr>
+                <w:rFonts w:ascii="メイリオ" w:hAnsi="メイリオ"/>
+                <w:sz w:val="20"/>
+                <w:szCs w:val="20"/>
                 <w:lang w:eastAsia="ja-JP"/>
               </w:rPr>
             </w:pPr>
             <w:r>
               <w:rPr>
+                <w:rFonts w:ascii="メイリオ" w:hAnsi="メイリオ"/>
+                <w:sz w:val="20"/>
+                <w:szCs w:val="20"/>
                 <w:lang w:eastAsia="ja-JP"/>
               </w:rPr>
               <w:t>頻繁な全体再描画で操作感が落ちる</w:t>
@@ -4447,16 +6764,23 @@
         </w:tc>
         <w:tc>
           <w:tcPr>
-            <w:tcW w:w="3400" w:type="dxa"/>
+            <w:tcW w:w="4111" w:type="dxa"/>
           </w:tcPr>
           <w:p>
             <w:pPr>
-              <w:rPr>
+              <w:spacing w:after="0" w:line="240" w:lineRule="exact"/>
+              <w:rPr>
+                <w:rFonts w:ascii="メイリオ" w:hAnsi="メイリオ"/>
+                <w:sz w:val="20"/>
+                <w:szCs w:val="20"/>
                 <w:lang w:eastAsia="ja-JP"/>
               </w:rPr>
             </w:pPr>
             <w:r>
               <w:rPr>
+                <w:rFonts w:ascii="メイリオ" w:hAnsi="メイリオ"/>
+                <w:sz w:val="20"/>
+                <w:szCs w:val="20"/>
                 <w:lang w:eastAsia="ja-JP"/>
               </w:rPr>
               <w:t>部分更新とイベント委譲を徹底する</w:t>
@@ -4487,7 +6811,7 @@
     </w:p>
     <w:p>
       <w:pPr>
-        <w:spacing w:after="100" w:line="240" w:lineRule="auto"/>
+        <w:spacing w:after="0" w:line="240" w:lineRule="auto"/>
         <w:rPr>
           <w:lang w:eastAsia="ja-JP"/>
         </w:rPr>
@@ -4520,7 +6844,7 @@
         <w:rPr>
           <w:lang w:eastAsia="ja-JP"/>
         </w:rPr>
-        <w:t>依存から切り離して、</w:t>
+        <w:t>依存から切り離し、</w:t>
       </w:r>
       <w:r>
         <w:rPr>
@@ -4537,23 +6861,185 @@
     </w:p>
     <w:p>
       <w:pPr>
-        <w:spacing w:after="100" w:line="240" w:lineRule="auto"/>
-      </w:pPr>
-      <w:proofErr w:type="spellStart"/>
-      <w:r>
+        <w:spacing w:after="0" w:line="240" w:lineRule="auto"/>
+        <w:rPr>
+          <w:lang w:eastAsia="ja-JP"/>
+        </w:rPr>
+      </w:pPr>
+    </w:p>
+    <w:p>
+      <w:pPr>
+        <w:spacing w:after="0" w:line="240" w:lineRule="auto"/>
+        <w:rPr>
+          <w:lang w:eastAsia="ja-JP"/>
+        </w:rPr>
+      </w:pPr>
+      <w:r>
+        <w:rPr>
+          <w:lang w:eastAsia="ja-JP"/>
+        </w:rPr>
         <w:t>したがって、実作業は画面コピーから入るのではなく、</w:t>
       </w:r>
       <w:r>
-        <w:t>services</w:t>
-      </w:r>
-      <w:proofErr w:type="spellEnd"/>
-      <w:r>
-        <w:t xml:space="preserve"> → state/store → components → pages </w:t>
-      </w:r>
-      <w:r>
-        <w:t>の順で進めるべきである。</w:t>
-      </w:r>
-      <w:r>
+        <w:rPr>
+          <w:lang w:eastAsia="ja-JP"/>
+        </w:rPr>
+        <w:t>UI</w:t>
+      </w:r>
+      <w:r>
+        <w:rPr>
+          <w:lang w:eastAsia="ja-JP"/>
+        </w:rPr>
+        <w:t>主導の段階的実装（</w:t>
+      </w:r>
+      <w:r>
+        <w:rPr>
+          <w:lang w:eastAsia="ja-JP"/>
+        </w:rPr>
+        <w:t>11</w:t>
+      </w:r>
+      <w:r>
+        <w:rPr>
+          <w:lang w:eastAsia="ja-JP"/>
+        </w:rPr>
+        <w:t>章）に従い、画面骨格</w:t>
+      </w:r>
+      <w:r>
+        <w:rPr>
+          <w:lang w:eastAsia="ja-JP"/>
+        </w:rPr>
+        <w:t xml:space="preserve"> → UI</w:t>
+      </w:r>
+      <w:r>
+        <w:rPr>
+          <w:lang w:eastAsia="ja-JP"/>
+        </w:rPr>
+        <w:t>操作</w:t>
+      </w:r>
+      <w:r>
+        <w:rPr>
+          <w:lang w:eastAsia="ja-JP"/>
+        </w:rPr>
+        <w:t xml:space="preserve"> → </w:t>
+      </w:r>
+      <w:r>
+        <w:rPr>
+          <w:lang w:eastAsia="ja-JP"/>
+        </w:rPr>
+        <w:t>画面内遷移</w:t>
+      </w:r>
+      <w:r>
+        <w:rPr>
+          <w:lang w:eastAsia="ja-JP"/>
+        </w:rPr>
+        <w:t xml:space="preserve"> → </w:t>
+      </w:r>
+      <w:r>
+        <w:rPr>
+          <w:lang w:eastAsia="ja-JP"/>
+        </w:rPr>
+        <w:t>最小</w:t>
+      </w:r>
+      <w:r>
+        <w:rPr>
+          <w:lang w:eastAsia="ja-JP"/>
+        </w:rPr>
+        <w:t>state</w:t>
+      </w:r>
+      <w:r>
+        <w:rPr>
+          <w:lang w:eastAsia="ja-JP"/>
+        </w:rPr>
+        <w:t>導入</w:t>
+      </w:r>
+      <w:r>
+        <w:rPr>
+          <w:lang w:eastAsia="ja-JP"/>
+        </w:rPr>
+        <w:t xml:space="preserve"> → </w:t>
+      </w:r>
+      <w:r>
+        <w:rPr>
+          <w:lang w:eastAsia="ja-JP"/>
+        </w:rPr>
+        <w:t>通信連携の順で進めるべきである。</w:t>
+      </w:r>
+    </w:p>
+    <w:p>
+      <w:pPr>
+        <w:spacing w:after="0" w:line="240" w:lineRule="auto"/>
+        <w:rPr>
+          <w:lang w:eastAsia="ja-JP"/>
+        </w:rPr>
+      </w:pPr>
+    </w:p>
+    <w:p>
+      <w:pPr>
+        <w:spacing w:after="0" w:line="240" w:lineRule="auto"/>
+        <w:rPr>
+          <w:lang w:eastAsia="ja-JP"/>
+        </w:rPr>
+      </w:pPr>
+      <w:r>
+        <w:rPr>
+          <w:lang w:eastAsia="ja-JP"/>
+        </w:rPr>
+        <w:t>また、状態管理（</w:t>
+      </w:r>
+      <w:r>
+        <w:rPr>
+          <w:lang w:eastAsia="ja-JP"/>
+        </w:rPr>
+        <w:t>7</w:t>
+      </w:r>
+      <w:r>
+        <w:rPr>
+          <w:lang w:eastAsia="ja-JP"/>
+        </w:rPr>
+        <w:t>章）および画面モジュール設計（</w:t>
+      </w:r>
+      <w:r>
+        <w:rPr>
+          <w:lang w:eastAsia="ja-JP"/>
+        </w:rPr>
+        <w:t>8</w:t>
+      </w:r>
+      <w:r>
+        <w:rPr>
+          <w:lang w:eastAsia="ja-JP"/>
+        </w:rPr>
+        <w:t>章）と整合させるため、</w:t>
+      </w:r>
+      <w:r>
+        <w:rPr>
+          <w:lang w:eastAsia="ja-JP"/>
+        </w:rPr>
+        <w:t>UI</w:t>
+      </w:r>
+      <w:r>
+        <w:rPr>
+          <w:lang w:eastAsia="ja-JP"/>
+        </w:rPr>
+        <w:t>部品は限定的に流用しつつ、ページモジュールを中心に状態と表示制御を一元管理する構成とする。</w:t>
+      </w:r>
+    </w:p>
+    <w:p>
+      <w:pPr>
+        <w:spacing w:after="0" w:line="240" w:lineRule="auto"/>
+        <w:rPr>
+          <w:lang w:eastAsia="ja-JP"/>
+        </w:rPr>
+      </w:pPr>
+    </w:p>
+    <w:p>
+      <w:pPr>
+        <w:spacing w:after="0" w:line="240" w:lineRule="auto"/>
+        <w:rPr>
+          <w:lang w:eastAsia="ja-JP"/>
+        </w:rPr>
+      </w:pPr>
+      <w:r>
+        <w:lastRenderedPageBreak/>
         <w:t xml:space="preserve">Auto Framing </w:t>
       </w:r>
       <w:r>
@@ -4569,10 +7055,48 @@
         <w:t xml:space="preserve"> deviceState / framingState </w:t>
       </w:r>
       <w:r>
-        <w:t>を参照する兄弟画面として設計すると、後工程の不整合を減らせる。</w:t>
+        <w:t>を参照する兄弟画面として設計し、状態の一貫性を維持することで、後工程における不整合および実装負荷の増大を防ぐ。</w:t>
+      </w:r>
+    </w:p>
+    <w:p>
+      <w:pPr>
+        <w:spacing w:after="0" w:line="240" w:lineRule="auto"/>
+        <w:rPr>
+          <w:lang w:eastAsia="ja-JP"/>
+        </w:rPr>
+      </w:pPr>
+    </w:p>
+    <w:p>
+      <w:pPr>
+        <w:spacing w:after="0" w:line="240" w:lineRule="auto"/>
+        <w:rPr>
+          <w:lang w:eastAsia="ja-JP"/>
+        </w:rPr>
+      </w:pPr>
+      <w:r>
+        <w:rPr>
+          <w:rFonts w:hint="eastAsia"/>
+          <w:lang w:eastAsia="ja-JP"/>
+        </w:rPr>
+        <w:t>本設計は「</w:t>
+      </w:r>
+      <w:r>
+        <w:rPr>
+          <w:rFonts w:hint="eastAsia"/>
+          <w:lang w:eastAsia="ja-JP"/>
+        </w:rPr>
+        <w:t>UI</w:t>
+      </w:r>
+      <w:r>
+        <w:rPr>
+          <w:rFonts w:hint="eastAsia"/>
+          <w:lang w:eastAsia="ja-JP"/>
+        </w:rPr>
+        <w:t>確定を起点に状態と通信を後追いで結合する」ことを基本原則とする。</w:t>
       </w:r>
     </w:p>
     <w:sectPr>
+      <w:headerReference w:type="default" r:id="rId8"/>
       <w:pgSz w:w="12240" w:h="15840"/>
       <w:pgMar w:top="1020" w:right="1020" w:bottom="907" w:left="1020" w:header="720" w:footer="720" w:gutter="0"/>
       <w:cols w:space="720"/>
@@ -4580,6 +7104,95 @@
     </w:sectPr>
   </w:body>
 </w:document>
+</file>
+
+<file path=word/endnotes.xml><?xml version="1.0" encoding="utf-8"?>
+<w:endnotes xmlns:wpc="http://schemas.microsoft.com/office/word/2010/wordprocessingCanvas" xmlns:cx="http://schemas.microsoft.com/office/drawing/2014/chartex" xmlns:cx1="http://schemas.microsoft.com/office/drawing/2015/9/8/chartex" xmlns:cx2="http://schemas.microsoft.com/office/drawing/2015/10/21/chartex" xmlns:cx3="http://schemas.microsoft.com/office/drawing/2016/5/9/chartex" xmlns:cx4="http://schemas.microsoft.com/office/drawing/2016/5/10/chartex" xmlns:cx5="http://schemas.microsoft.com/office/drawing/2016/5/11/chartex" xmlns:cx6="http://schemas.microsoft.com/office/drawing/2016/5/12/chartex" xmlns:cx7="http://schemas.microsoft.com/office/drawing/2016/5/13/chartex" xmlns:cx8="http://schemas.microsoft.com/office/drawing/2016/5/14/chartex" xmlns:mc="http://schemas.openxmlformats.org/markup-compatibility/2006" xmlns:aink="http://schemas.microsoft.com/office/drawing/2016/ink" xmlns:am3d="http://schemas.microsoft.com/office/drawing/2017/model3d" xmlns:o="urn:schemas-microsoft-com:office:office" xmlns:oel="http://schemas.microsoft.com/office/2019/extlst" xmlns:r="http://schemas.openxmlformats.org/officeDocument/2006/relationships" xmlns:m="http://schemas.openxmlformats.org/officeDocument/2006/math" xmlns:v="urn:schemas-microsoft-com:vml" xmlns:wp14="http://schemas.microsoft.com/office/word/2010/wordprocessingDrawing" xmlns:wp="http://schemas.openxmlformats.org/drawingml/2006/wordprocessingDrawing" xmlns:w10="urn:schemas-microsoft-com:office:word" xmlns:w="http://schemas.openxmlformats.org/wordprocessingml/2006/main" xmlns:w14="http://schemas.microsoft.com/office/word/2010/wordml" xmlns:w15="http://schemas.microsoft.com/office/word/2012/wordml" xmlns:w16cex="http://schemas.microsoft.com/office/word/2018/wordml/cex" xmlns:w16cid="http://schemas.microsoft.com/office/word/2016/wordml/cid" xmlns:w16="http://schemas.microsoft.com/office/word/2018/wordml" xmlns:w16du="http://schemas.microsoft.com/office/word/2023/wordml/word16du" xmlns:w16sdtdh="http://schemas.microsoft.com/office/word/2020/wordml/sdtdatahash" xmlns:w16sdtfl="http://schemas.microsoft.com/office/word/2024/wordml/sdtformatlock" xmlns:w16se="http://schemas.microsoft.com/office/word/2015/wordml/symex" xmlns:wpg="http://schemas.microsoft.com/office/word/2010/wordprocessingGroup" xmlns:wpi="http://schemas.microsoft.com/office/word/2010/wordprocessingInk" xmlns:wne="http://schemas.microsoft.com/office/word/2006/wordml" xmlns:wps="http://schemas.microsoft.com/office/word/2010/wordprocessingShape" mc:Ignorable="w14 w15 w16se w16cid w16 w16cex w16sdtdh w16sdtfl w16du wp14">
+  <w:endnote w:type="separator" w:id="-1">
+    <w:p>
+      <w:pPr>
+        <w:spacing w:after="0" w:line="240" w:lineRule="auto"/>
+      </w:pPr>
+      <w:r>
+        <w:separator/>
+      </w:r>
+    </w:p>
+  </w:endnote>
+  <w:endnote w:type="continuationSeparator" w:id="0">
+    <w:p>
+      <w:pPr>
+        <w:spacing w:after="0" w:line="240" w:lineRule="auto"/>
+      </w:pPr>
+      <w:r>
+        <w:continuationSeparator/>
+      </w:r>
+    </w:p>
+  </w:endnote>
+</w:endnotes>
+</file>
+
+<file path=word/footnotes.xml><?xml version="1.0" encoding="utf-8"?>
+<w:footnotes xmlns:wpc="http://schemas.microsoft.com/office/word/2010/wordprocessingCanvas" xmlns:cx="http://schemas.microsoft.com/office/drawing/2014/chartex" xmlns:cx1="http://schemas.microsoft.com/office/drawing/2015/9/8/chartex" xmlns:cx2="http://schemas.microsoft.com/office/drawing/2015/10/21/chartex" xmlns:cx3="http://schemas.microsoft.com/office/drawing/2016/5/9/chartex" xmlns:cx4="http://schemas.microsoft.com/office/drawing/2016/5/10/chartex" xmlns:cx5="http://schemas.microsoft.com/office/drawing/2016/5/11/chartex" xmlns:cx6="http://schemas.microsoft.com/office/drawing/2016/5/12/chartex" xmlns:cx7="http://schemas.microsoft.com/office/drawing/2016/5/13/chartex" xmlns:cx8="http://schemas.microsoft.com/office/drawing/2016/5/14/chartex" xmlns:mc="http://schemas.openxmlformats.org/markup-compatibility/2006" xmlns:aink="http://schemas.microsoft.com/office/drawing/2016/ink" xmlns:am3d="http://schemas.microsoft.com/office/drawing/2017/model3d" xmlns:o="urn:schemas-microsoft-com:office:office" xmlns:oel="http://schemas.microsoft.com/office/2019/extlst" xmlns:r="http://schemas.openxmlformats.org/officeDocument/2006/relationships" xmlns:m="http://schemas.openxmlformats.org/officeDocument/2006/math" xmlns:v="urn:schemas-microsoft-com:vml" xmlns:wp14="http://schemas.microsoft.com/office/word/2010/wordprocessingDrawing" xmlns:wp="http://schemas.openxmlformats.org/drawingml/2006/wordprocessingDrawing" xmlns:w10="urn:schemas-microsoft-com:office:word" xmlns:w="http://schemas.openxmlformats.org/wordprocessingml/2006/main" xmlns:w14="http://schemas.microsoft.com/office/word/2010/wordml" xmlns:w15="http://schemas.microsoft.com/office/word/2012/wordml" xmlns:w16cex="http://schemas.microsoft.com/office/word/2018/wordml/cex" xmlns:w16cid="http://schemas.microsoft.com/office/word/2016/wordml/cid" xmlns:w16="http://schemas.microsoft.com/office/word/2018/wordml" xmlns:w16du="http://schemas.microsoft.com/office/word/2023/wordml/word16du" xmlns:w16sdtdh="http://schemas.microsoft.com/office/word/2020/wordml/sdtdatahash" xmlns:w16sdtfl="http://schemas.microsoft.com/office/word/2024/wordml/sdtformatlock" xmlns:w16se="http://schemas.microsoft.com/office/word/2015/wordml/symex" xmlns:wpg="http://schemas.microsoft.com/office/word/2010/wordprocessingGroup" xmlns:wpi="http://schemas.microsoft.com/office/word/2010/wordprocessingInk" xmlns:wne="http://schemas.microsoft.com/office/word/2006/wordml" xmlns:wps="http://schemas.microsoft.com/office/word/2010/wordprocessingShape" mc:Ignorable="w14 w15 w16se w16cid w16 w16cex w16sdtdh w16sdtfl w16du wp14">
+  <w:footnote w:type="separator" w:id="-1">
+    <w:p>
+      <w:pPr>
+        <w:spacing w:after="0" w:line="240" w:lineRule="auto"/>
+      </w:pPr>
+      <w:r>
+        <w:separator/>
+      </w:r>
+    </w:p>
+  </w:footnote>
+  <w:footnote w:type="continuationSeparator" w:id="0">
+    <w:p>
+      <w:pPr>
+        <w:spacing w:after="0" w:line="240" w:lineRule="auto"/>
+      </w:pPr>
+      <w:r>
+        <w:continuationSeparator/>
+      </w:r>
+    </w:p>
+  </w:footnote>
+</w:footnotes>
+</file>
+
+<file path=word/header1.xml><?xml version="1.0" encoding="utf-8"?>
+<w:hdr xmlns:wpc="http://schemas.microsoft.com/office/word/2010/wordprocessingCanvas" xmlns:cx="http://schemas.microsoft.com/office/drawing/2014/chartex" xmlns:cx1="http://schemas.microsoft.com/office/drawing/2015/9/8/chartex" xmlns:cx2="http://schemas.microsoft.com/office/drawing/2015/10/21/chartex" xmlns:cx3="http://schemas.microsoft.com/office/drawing/2016/5/9/chartex" xmlns:cx4="http://schemas.microsoft.com/office/drawing/2016/5/10/chartex" xmlns:cx5="http://schemas.microsoft.com/office/drawing/2016/5/11/chartex" xmlns:cx6="http://schemas.microsoft.com/office/drawing/2016/5/12/chartex" xmlns:cx7="http://schemas.microsoft.com/office/drawing/2016/5/13/chartex" xmlns:cx8="http://schemas.microsoft.com/office/drawing/2016/5/14/chartex" xmlns:mc="http://schemas.openxmlformats.org/markup-compatibility/2006" xmlns:aink="http://schemas.microsoft.com/office/drawing/2016/ink" xmlns:am3d="http://schemas.microsoft.com/office/drawing/2017/model3d" xmlns:o="urn:schemas-microsoft-com:office:office" xmlns:oel="http://schemas.microsoft.com/office/2019/extlst" xmlns:r="http://schemas.openxmlformats.org/officeDocument/2006/relationships" xmlns:m="http://schemas.openxmlformats.org/officeDocument/2006/math" xmlns:v="urn:schemas-microsoft-com:vml" xmlns:wp14="http://schemas.microsoft.com/office/word/2010/wordprocessingDrawing" xmlns:wp="http://schemas.openxmlformats.org/drawingml/2006/wordprocessingDrawing" xmlns:w10="urn:schemas-microsoft-com:office:word" xmlns:w="http://schemas.openxmlformats.org/wordprocessingml/2006/main" xmlns:w14="http://schemas.microsoft.com/office/word/2010/wordml" xmlns:w15="http://schemas.microsoft.com/office/word/2012/wordml" xmlns:w16cex="http://schemas.microsoft.com/office/word/2018/wordml/cex" xmlns:w16cid="http://schemas.microsoft.com/office/word/2016/wordml/cid" xmlns:w16="http://schemas.microsoft.com/office/word/2018/wordml" xmlns:w16du="http://schemas.microsoft.com/office/word/2023/wordml/word16du" xmlns:w16sdtdh="http://schemas.microsoft.com/office/word/2020/wordml/sdtdatahash" xmlns:w16sdtfl="http://schemas.microsoft.com/office/word/2024/wordml/sdtformatlock" xmlns:w16se="http://schemas.microsoft.com/office/word/2015/wordml/symex" xmlns:wpg="http://schemas.microsoft.com/office/word/2010/wordprocessingGroup" xmlns:wpi="http://schemas.microsoft.com/office/word/2010/wordprocessingInk" xmlns:wne="http://schemas.microsoft.com/office/word/2006/wordml" xmlns:wps="http://schemas.microsoft.com/office/word/2010/wordprocessingShape" mc:Ignorable="w14 w15 w16se w16cid w16 w16cex w16sdtdh w16sdtfl w16du wp14">
+  <w:p>
+    <w:pPr>
+      <w:pStyle w:val="a5"/>
+      <w:rPr>
+        <w:lang w:eastAsia="ja-JP"/>
+      </w:rPr>
+    </w:pPr>
+    <w:r>
+      <w:rPr>
+        <w:rFonts w:hint="eastAsia"/>
+        <w:lang w:eastAsia="ja-JP"/>
+      </w:rPr>
+      <w:t>2026/3/3</w:t>
+    </w:r>
+    <w:r>
+      <w:rPr>
+        <w:rFonts w:hint="eastAsia"/>
+        <w:lang w:eastAsia="ja-JP"/>
+      </w:rPr>
+      <w:t>1</w:t>
+    </w:r>
+    <w:r>
+      <w:rPr>
+        <w:rFonts w:hint="eastAsia"/>
+        <w:lang w:eastAsia="ja-JP"/>
+      </w:rPr>
+      <w:t xml:space="preserve"> v1.00</w:t>
+    </w:r>
+  </w:p>
+  <w:p>
+    <w:pPr>
+      <w:pStyle w:val="a5"/>
+    </w:pPr>
+  </w:p>
+</w:hdr>
 </file>
 
 <file path=word/numbering.xml><?xml version="1.0" encoding="utf-8"?>
@@ -4752,6 +7365,1466 @@
       </w:pPr>
       <w:rPr>
         <w:rFonts w:ascii="Symbol" w:hAnsi="Symbol" w:hint="default"/>
+      </w:rPr>
+    </w:lvl>
+  </w:abstractNum>
+  <w:abstractNum w:abstractNumId="9" w15:restartNumberingAfterBreak="0">
+    <w:nsid w:val="09757C2A"/>
+    <w:multiLevelType w:val="hybridMultilevel"/>
+    <w:tmpl w:val="66C02B86"/>
+    <w:lvl w:ilvl="0" w:tplc="4126BCA6">
+      <w:numFmt w:val="bullet"/>
+      <w:lvlText w:val="・"/>
+      <w:lvlJc w:val="left"/>
+      <w:pPr>
+        <w:ind w:left="440" w:hanging="440"/>
+      </w:pPr>
+      <w:rPr>
+        <w:rFonts w:ascii="メイリオ" w:eastAsia="メイリオ" w:hAnsi="メイリオ" w:cstheme="minorBidi" w:hint="eastAsia"/>
+      </w:rPr>
+    </w:lvl>
+    <w:lvl w:ilvl="1" w:tplc="0409000B" w:tentative="1">
+      <w:start w:val="1"/>
+      <w:numFmt w:val="bullet"/>
+      <w:lvlText w:val=""/>
+      <w:lvlJc w:val="left"/>
+      <w:pPr>
+        <w:ind w:left="880" w:hanging="440"/>
+      </w:pPr>
+      <w:rPr>
+        <w:rFonts w:ascii="Wingdings" w:hAnsi="Wingdings" w:hint="default"/>
+      </w:rPr>
+    </w:lvl>
+    <w:lvl w:ilvl="2" w:tplc="0409000D">
+      <w:start w:val="1"/>
+      <w:numFmt w:val="bullet"/>
+      <w:lvlText w:val=""/>
+      <w:lvlJc w:val="left"/>
+      <w:pPr>
+        <w:ind w:left="1320" w:hanging="440"/>
+      </w:pPr>
+      <w:rPr>
+        <w:rFonts w:ascii="Wingdings" w:hAnsi="Wingdings" w:hint="default"/>
+      </w:rPr>
+    </w:lvl>
+    <w:lvl w:ilvl="3" w:tplc="04090001" w:tentative="1">
+      <w:start w:val="1"/>
+      <w:numFmt w:val="bullet"/>
+      <w:lvlText w:val=""/>
+      <w:lvlJc w:val="left"/>
+      <w:pPr>
+        <w:ind w:left="1760" w:hanging="440"/>
+      </w:pPr>
+      <w:rPr>
+        <w:rFonts w:ascii="Wingdings" w:hAnsi="Wingdings" w:hint="default"/>
+      </w:rPr>
+    </w:lvl>
+    <w:lvl w:ilvl="4" w:tplc="0409000B" w:tentative="1">
+      <w:start w:val="1"/>
+      <w:numFmt w:val="bullet"/>
+      <w:lvlText w:val=""/>
+      <w:lvlJc w:val="left"/>
+      <w:pPr>
+        <w:ind w:left="2200" w:hanging="440"/>
+      </w:pPr>
+      <w:rPr>
+        <w:rFonts w:ascii="Wingdings" w:hAnsi="Wingdings" w:hint="default"/>
+      </w:rPr>
+    </w:lvl>
+    <w:lvl w:ilvl="5" w:tplc="0409000D" w:tentative="1">
+      <w:start w:val="1"/>
+      <w:numFmt w:val="bullet"/>
+      <w:lvlText w:val=""/>
+      <w:lvlJc w:val="left"/>
+      <w:pPr>
+        <w:ind w:left="2640" w:hanging="440"/>
+      </w:pPr>
+      <w:rPr>
+        <w:rFonts w:ascii="Wingdings" w:hAnsi="Wingdings" w:hint="default"/>
+      </w:rPr>
+    </w:lvl>
+    <w:lvl w:ilvl="6" w:tplc="04090001" w:tentative="1">
+      <w:start w:val="1"/>
+      <w:numFmt w:val="bullet"/>
+      <w:lvlText w:val=""/>
+      <w:lvlJc w:val="left"/>
+      <w:pPr>
+        <w:ind w:left="3080" w:hanging="440"/>
+      </w:pPr>
+      <w:rPr>
+        <w:rFonts w:ascii="Wingdings" w:hAnsi="Wingdings" w:hint="default"/>
+      </w:rPr>
+    </w:lvl>
+    <w:lvl w:ilvl="7" w:tplc="0409000B" w:tentative="1">
+      <w:start w:val="1"/>
+      <w:numFmt w:val="bullet"/>
+      <w:lvlText w:val=""/>
+      <w:lvlJc w:val="left"/>
+      <w:pPr>
+        <w:ind w:left="3520" w:hanging="440"/>
+      </w:pPr>
+      <w:rPr>
+        <w:rFonts w:ascii="Wingdings" w:hAnsi="Wingdings" w:hint="default"/>
+      </w:rPr>
+    </w:lvl>
+    <w:lvl w:ilvl="8" w:tplc="0409000D" w:tentative="1">
+      <w:start w:val="1"/>
+      <w:numFmt w:val="bullet"/>
+      <w:lvlText w:val=""/>
+      <w:lvlJc w:val="left"/>
+      <w:pPr>
+        <w:ind w:left="3960" w:hanging="440"/>
+      </w:pPr>
+      <w:rPr>
+        <w:rFonts w:ascii="Wingdings" w:hAnsi="Wingdings" w:hint="default"/>
+      </w:rPr>
+    </w:lvl>
+  </w:abstractNum>
+  <w:abstractNum w:abstractNumId="10" w15:restartNumberingAfterBreak="0">
+    <w:nsid w:val="1A5E2F61"/>
+    <w:multiLevelType w:val="hybridMultilevel"/>
+    <w:tmpl w:val="C9100174"/>
+    <w:lvl w:ilvl="0" w:tplc="FFFFFFFF">
+      <w:start w:val="1"/>
+      <w:numFmt w:val="bullet"/>
+      <w:lvlText w:val=""/>
+      <w:lvlJc w:val="left"/>
+      <w:pPr>
+        <w:ind w:left="880" w:hanging="440"/>
+      </w:pPr>
+      <w:rPr>
+        <w:rFonts w:ascii="Wingdings" w:hAnsi="Wingdings" w:hint="default"/>
+      </w:rPr>
+    </w:lvl>
+    <w:lvl w:ilvl="1" w:tplc="04090001">
+      <w:start w:val="1"/>
+      <w:numFmt w:val="bullet"/>
+      <w:lvlText w:val=""/>
+      <w:lvlJc w:val="left"/>
+      <w:pPr>
+        <w:ind w:left="1320" w:hanging="440"/>
+      </w:pPr>
+      <w:rPr>
+        <w:rFonts w:ascii="Wingdings" w:hAnsi="Wingdings" w:hint="default"/>
+      </w:rPr>
+    </w:lvl>
+    <w:lvl w:ilvl="2" w:tplc="FFFFFFFF" w:tentative="1">
+      <w:start w:val="1"/>
+      <w:numFmt w:val="bullet"/>
+      <w:lvlText w:val=""/>
+      <w:lvlJc w:val="left"/>
+      <w:pPr>
+        <w:ind w:left="1760" w:hanging="440"/>
+      </w:pPr>
+      <w:rPr>
+        <w:rFonts w:ascii="Wingdings" w:hAnsi="Wingdings" w:hint="default"/>
+      </w:rPr>
+    </w:lvl>
+    <w:lvl w:ilvl="3" w:tplc="FFFFFFFF" w:tentative="1">
+      <w:start w:val="1"/>
+      <w:numFmt w:val="bullet"/>
+      <w:lvlText w:val=""/>
+      <w:lvlJc w:val="left"/>
+      <w:pPr>
+        <w:ind w:left="2200" w:hanging="440"/>
+      </w:pPr>
+      <w:rPr>
+        <w:rFonts w:ascii="Wingdings" w:hAnsi="Wingdings" w:hint="default"/>
+      </w:rPr>
+    </w:lvl>
+    <w:lvl w:ilvl="4" w:tplc="FFFFFFFF" w:tentative="1">
+      <w:start w:val="1"/>
+      <w:numFmt w:val="bullet"/>
+      <w:lvlText w:val=""/>
+      <w:lvlJc w:val="left"/>
+      <w:pPr>
+        <w:ind w:left="2640" w:hanging="440"/>
+      </w:pPr>
+      <w:rPr>
+        <w:rFonts w:ascii="Wingdings" w:hAnsi="Wingdings" w:hint="default"/>
+      </w:rPr>
+    </w:lvl>
+    <w:lvl w:ilvl="5" w:tplc="FFFFFFFF" w:tentative="1">
+      <w:start w:val="1"/>
+      <w:numFmt w:val="bullet"/>
+      <w:lvlText w:val=""/>
+      <w:lvlJc w:val="left"/>
+      <w:pPr>
+        <w:ind w:left="3080" w:hanging="440"/>
+      </w:pPr>
+      <w:rPr>
+        <w:rFonts w:ascii="Wingdings" w:hAnsi="Wingdings" w:hint="default"/>
+      </w:rPr>
+    </w:lvl>
+    <w:lvl w:ilvl="6" w:tplc="FFFFFFFF" w:tentative="1">
+      <w:start w:val="1"/>
+      <w:numFmt w:val="bullet"/>
+      <w:lvlText w:val=""/>
+      <w:lvlJc w:val="left"/>
+      <w:pPr>
+        <w:ind w:left="3520" w:hanging="440"/>
+      </w:pPr>
+      <w:rPr>
+        <w:rFonts w:ascii="Wingdings" w:hAnsi="Wingdings" w:hint="default"/>
+      </w:rPr>
+    </w:lvl>
+    <w:lvl w:ilvl="7" w:tplc="FFFFFFFF" w:tentative="1">
+      <w:start w:val="1"/>
+      <w:numFmt w:val="bullet"/>
+      <w:lvlText w:val=""/>
+      <w:lvlJc w:val="left"/>
+      <w:pPr>
+        <w:ind w:left="3960" w:hanging="440"/>
+      </w:pPr>
+      <w:rPr>
+        <w:rFonts w:ascii="Wingdings" w:hAnsi="Wingdings" w:hint="default"/>
+      </w:rPr>
+    </w:lvl>
+    <w:lvl w:ilvl="8" w:tplc="FFFFFFFF" w:tentative="1">
+      <w:start w:val="1"/>
+      <w:numFmt w:val="bullet"/>
+      <w:lvlText w:val=""/>
+      <w:lvlJc w:val="left"/>
+      <w:pPr>
+        <w:ind w:left="4400" w:hanging="440"/>
+      </w:pPr>
+      <w:rPr>
+        <w:rFonts w:ascii="Wingdings" w:hAnsi="Wingdings" w:hint="default"/>
+      </w:rPr>
+    </w:lvl>
+  </w:abstractNum>
+  <w:abstractNum w:abstractNumId="11" w15:restartNumberingAfterBreak="0">
+    <w:nsid w:val="35C043FF"/>
+    <w:multiLevelType w:val="hybridMultilevel"/>
+    <w:tmpl w:val="0E505410"/>
+    <w:lvl w:ilvl="0" w:tplc="04090001">
+      <w:start w:val="1"/>
+      <w:numFmt w:val="bullet"/>
+      <w:lvlText w:val=""/>
+      <w:lvlJc w:val="left"/>
+      <w:pPr>
+        <w:ind w:left="880" w:hanging="440"/>
+      </w:pPr>
+      <w:rPr>
+        <w:rFonts w:ascii="Wingdings" w:hAnsi="Wingdings" w:hint="default"/>
+      </w:rPr>
+    </w:lvl>
+    <w:lvl w:ilvl="1" w:tplc="4126BCA6">
+      <w:numFmt w:val="bullet"/>
+      <w:lvlText w:val="・"/>
+      <w:lvlJc w:val="left"/>
+      <w:pPr>
+        <w:ind w:left="1240" w:hanging="360"/>
+      </w:pPr>
+      <w:rPr>
+        <w:rFonts w:ascii="メイリオ" w:eastAsia="メイリオ" w:hAnsi="メイリオ" w:cstheme="minorBidi" w:hint="eastAsia"/>
+      </w:rPr>
+    </w:lvl>
+    <w:lvl w:ilvl="2" w:tplc="0409000D" w:tentative="1">
+      <w:start w:val="1"/>
+      <w:numFmt w:val="bullet"/>
+      <w:lvlText w:val=""/>
+      <w:lvlJc w:val="left"/>
+      <w:pPr>
+        <w:ind w:left="1760" w:hanging="440"/>
+      </w:pPr>
+      <w:rPr>
+        <w:rFonts w:ascii="Wingdings" w:hAnsi="Wingdings" w:hint="default"/>
+      </w:rPr>
+    </w:lvl>
+    <w:lvl w:ilvl="3" w:tplc="04090001" w:tentative="1">
+      <w:start w:val="1"/>
+      <w:numFmt w:val="bullet"/>
+      <w:lvlText w:val=""/>
+      <w:lvlJc w:val="left"/>
+      <w:pPr>
+        <w:ind w:left="2200" w:hanging="440"/>
+      </w:pPr>
+      <w:rPr>
+        <w:rFonts w:ascii="Wingdings" w:hAnsi="Wingdings" w:hint="default"/>
+      </w:rPr>
+    </w:lvl>
+    <w:lvl w:ilvl="4" w:tplc="0409000B" w:tentative="1">
+      <w:start w:val="1"/>
+      <w:numFmt w:val="bullet"/>
+      <w:lvlText w:val=""/>
+      <w:lvlJc w:val="left"/>
+      <w:pPr>
+        <w:ind w:left="2640" w:hanging="440"/>
+      </w:pPr>
+      <w:rPr>
+        <w:rFonts w:ascii="Wingdings" w:hAnsi="Wingdings" w:hint="default"/>
+      </w:rPr>
+    </w:lvl>
+    <w:lvl w:ilvl="5" w:tplc="0409000D" w:tentative="1">
+      <w:start w:val="1"/>
+      <w:numFmt w:val="bullet"/>
+      <w:lvlText w:val=""/>
+      <w:lvlJc w:val="left"/>
+      <w:pPr>
+        <w:ind w:left="3080" w:hanging="440"/>
+      </w:pPr>
+      <w:rPr>
+        <w:rFonts w:ascii="Wingdings" w:hAnsi="Wingdings" w:hint="default"/>
+      </w:rPr>
+    </w:lvl>
+    <w:lvl w:ilvl="6" w:tplc="04090001" w:tentative="1">
+      <w:start w:val="1"/>
+      <w:numFmt w:val="bullet"/>
+      <w:lvlText w:val=""/>
+      <w:lvlJc w:val="left"/>
+      <w:pPr>
+        <w:ind w:left="3520" w:hanging="440"/>
+      </w:pPr>
+      <w:rPr>
+        <w:rFonts w:ascii="Wingdings" w:hAnsi="Wingdings" w:hint="default"/>
+      </w:rPr>
+    </w:lvl>
+    <w:lvl w:ilvl="7" w:tplc="0409000B" w:tentative="1">
+      <w:start w:val="1"/>
+      <w:numFmt w:val="bullet"/>
+      <w:lvlText w:val=""/>
+      <w:lvlJc w:val="left"/>
+      <w:pPr>
+        <w:ind w:left="3960" w:hanging="440"/>
+      </w:pPr>
+      <w:rPr>
+        <w:rFonts w:ascii="Wingdings" w:hAnsi="Wingdings" w:hint="default"/>
+      </w:rPr>
+    </w:lvl>
+    <w:lvl w:ilvl="8" w:tplc="0409000D" w:tentative="1">
+      <w:start w:val="1"/>
+      <w:numFmt w:val="bullet"/>
+      <w:lvlText w:val=""/>
+      <w:lvlJc w:val="left"/>
+      <w:pPr>
+        <w:ind w:left="4400" w:hanging="440"/>
+      </w:pPr>
+      <w:rPr>
+        <w:rFonts w:ascii="Wingdings" w:hAnsi="Wingdings" w:hint="default"/>
+      </w:rPr>
+    </w:lvl>
+  </w:abstractNum>
+  <w:abstractNum w:abstractNumId="12" w15:restartNumberingAfterBreak="0">
+    <w:nsid w:val="36423D2B"/>
+    <w:multiLevelType w:val="hybridMultilevel"/>
+    <w:tmpl w:val="A2A0574E"/>
+    <w:lvl w:ilvl="0" w:tplc="04090001">
+      <w:start w:val="1"/>
+      <w:numFmt w:val="bullet"/>
+      <w:lvlText w:val=""/>
+      <w:lvlJc w:val="left"/>
+      <w:pPr>
+        <w:ind w:left="880" w:hanging="440"/>
+      </w:pPr>
+      <w:rPr>
+        <w:rFonts w:ascii="Wingdings" w:hAnsi="Wingdings" w:hint="default"/>
+      </w:rPr>
+    </w:lvl>
+    <w:lvl w:ilvl="1" w:tplc="0409000B" w:tentative="1">
+      <w:start w:val="1"/>
+      <w:numFmt w:val="bullet"/>
+      <w:lvlText w:val=""/>
+      <w:lvlJc w:val="left"/>
+      <w:pPr>
+        <w:ind w:left="1320" w:hanging="440"/>
+      </w:pPr>
+      <w:rPr>
+        <w:rFonts w:ascii="Wingdings" w:hAnsi="Wingdings" w:hint="default"/>
+      </w:rPr>
+    </w:lvl>
+    <w:lvl w:ilvl="2" w:tplc="0409000D" w:tentative="1">
+      <w:start w:val="1"/>
+      <w:numFmt w:val="bullet"/>
+      <w:lvlText w:val=""/>
+      <w:lvlJc w:val="left"/>
+      <w:pPr>
+        <w:ind w:left="1760" w:hanging="440"/>
+      </w:pPr>
+      <w:rPr>
+        <w:rFonts w:ascii="Wingdings" w:hAnsi="Wingdings" w:hint="default"/>
+      </w:rPr>
+    </w:lvl>
+    <w:lvl w:ilvl="3" w:tplc="04090001">
+      <w:start w:val="1"/>
+      <w:numFmt w:val="bullet"/>
+      <w:lvlText w:val=""/>
+      <w:lvlJc w:val="left"/>
+      <w:pPr>
+        <w:ind w:left="2200" w:hanging="440"/>
+      </w:pPr>
+      <w:rPr>
+        <w:rFonts w:ascii="Wingdings" w:hAnsi="Wingdings" w:hint="default"/>
+      </w:rPr>
+    </w:lvl>
+    <w:lvl w:ilvl="4" w:tplc="0409000B" w:tentative="1">
+      <w:start w:val="1"/>
+      <w:numFmt w:val="bullet"/>
+      <w:lvlText w:val=""/>
+      <w:lvlJc w:val="left"/>
+      <w:pPr>
+        <w:ind w:left="2640" w:hanging="440"/>
+      </w:pPr>
+      <w:rPr>
+        <w:rFonts w:ascii="Wingdings" w:hAnsi="Wingdings" w:hint="default"/>
+      </w:rPr>
+    </w:lvl>
+    <w:lvl w:ilvl="5" w:tplc="0409000D" w:tentative="1">
+      <w:start w:val="1"/>
+      <w:numFmt w:val="bullet"/>
+      <w:lvlText w:val=""/>
+      <w:lvlJc w:val="left"/>
+      <w:pPr>
+        <w:ind w:left="3080" w:hanging="440"/>
+      </w:pPr>
+      <w:rPr>
+        <w:rFonts w:ascii="Wingdings" w:hAnsi="Wingdings" w:hint="default"/>
+      </w:rPr>
+    </w:lvl>
+    <w:lvl w:ilvl="6" w:tplc="04090001" w:tentative="1">
+      <w:start w:val="1"/>
+      <w:numFmt w:val="bullet"/>
+      <w:lvlText w:val=""/>
+      <w:lvlJc w:val="left"/>
+      <w:pPr>
+        <w:ind w:left="3520" w:hanging="440"/>
+      </w:pPr>
+      <w:rPr>
+        <w:rFonts w:ascii="Wingdings" w:hAnsi="Wingdings" w:hint="default"/>
+      </w:rPr>
+    </w:lvl>
+    <w:lvl w:ilvl="7" w:tplc="0409000B" w:tentative="1">
+      <w:start w:val="1"/>
+      <w:numFmt w:val="bullet"/>
+      <w:lvlText w:val=""/>
+      <w:lvlJc w:val="left"/>
+      <w:pPr>
+        <w:ind w:left="3960" w:hanging="440"/>
+      </w:pPr>
+      <w:rPr>
+        <w:rFonts w:ascii="Wingdings" w:hAnsi="Wingdings" w:hint="default"/>
+      </w:rPr>
+    </w:lvl>
+    <w:lvl w:ilvl="8" w:tplc="0409000D" w:tentative="1">
+      <w:start w:val="1"/>
+      <w:numFmt w:val="bullet"/>
+      <w:lvlText w:val=""/>
+      <w:lvlJc w:val="left"/>
+      <w:pPr>
+        <w:ind w:left="4400" w:hanging="440"/>
+      </w:pPr>
+      <w:rPr>
+        <w:rFonts w:ascii="Wingdings" w:hAnsi="Wingdings" w:hint="default"/>
+      </w:rPr>
+    </w:lvl>
+  </w:abstractNum>
+  <w:abstractNum w:abstractNumId="13" w15:restartNumberingAfterBreak="0">
+    <w:nsid w:val="41E944C4"/>
+    <w:multiLevelType w:val="hybridMultilevel"/>
+    <w:tmpl w:val="B0D66DD8"/>
+    <w:lvl w:ilvl="0" w:tplc="FFFFFFFF">
+      <w:numFmt w:val="bullet"/>
+      <w:lvlText w:val="・"/>
+      <w:lvlJc w:val="left"/>
+      <w:pPr>
+        <w:ind w:left="440" w:hanging="440"/>
+      </w:pPr>
+      <w:rPr>
+        <w:rFonts w:ascii="メイリオ" w:eastAsia="メイリオ" w:hAnsi="メイリオ" w:cstheme="minorBidi" w:hint="eastAsia"/>
+      </w:rPr>
+    </w:lvl>
+    <w:lvl w:ilvl="1" w:tplc="FFFFFFFF" w:tentative="1">
+      <w:start w:val="1"/>
+      <w:numFmt w:val="bullet"/>
+      <w:lvlText w:val=""/>
+      <w:lvlJc w:val="left"/>
+      <w:pPr>
+        <w:ind w:left="880" w:hanging="440"/>
+      </w:pPr>
+      <w:rPr>
+        <w:rFonts w:ascii="Wingdings" w:hAnsi="Wingdings" w:hint="default"/>
+      </w:rPr>
+    </w:lvl>
+    <w:lvl w:ilvl="2" w:tplc="4126BCA6">
+      <w:numFmt w:val="bullet"/>
+      <w:lvlText w:val="・"/>
+      <w:lvlJc w:val="left"/>
+      <w:pPr>
+        <w:ind w:left="1320" w:hanging="440"/>
+      </w:pPr>
+      <w:rPr>
+        <w:rFonts w:ascii="メイリオ" w:eastAsia="メイリオ" w:hAnsi="メイリオ" w:cstheme="minorBidi" w:hint="eastAsia"/>
+      </w:rPr>
+    </w:lvl>
+    <w:lvl w:ilvl="3" w:tplc="FFFFFFFF" w:tentative="1">
+      <w:start w:val="1"/>
+      <w:numFmt w:val="bullet"/>
+      <w:lvlText w:val=""/>
+      <w:lvlJc w:val="left"/>
+      <w:pPr>
+        <w:ind w:left="1760" w:hanging="440"/>
+      </w:pPr>
+      <w:rPr>
+        <w:rFonts w:ascii="Wingdings" w:hAnsi="Wingdings" w:hint="default"/>
+      </w:rPr>
+    </w:lvl>
+    <w:lvl w:ilvl="4" w:tplc="FFFFFFFF" w:tentative="1">
+      <w:start w:val="1"/>
+      <w:numFmt w:val="bullet"/>
+      <w:lvlText w:val=""/>
+      <w:lvlJc w:val="left"/>
+      <w:pPr>
+        <w:ind w:left="2200" w:hanging="440"/>
+      </w:pPr>
+      <w:rPr>
+        <w:rFonts w:ascii="Wingdings" w:hAnsi="Wingdings" w:hint="default"/>
+      </w:rPr>
+    </w:lvl>
+    <w:lvl w:ilvl="5" w:tplc="FFFFFFFF" w:tentative="1">
+      <w:start w:val="1"/>
+      <w:numFmt w:val="bullet"/>
+      <w:lvlText w:val=""/>
+      <w:lvlJc w:val="left"/>
+      <w:pPr>
+        <w:ind w:left="2640" w:hanging="440"/>
+      </w:pPr>
+      <w:rPr>
+        <w:rFonts w:ascii="Wingdings" w:hAnsi="Wingdings" w:hint="default"/>
+      </w:rPr>
+    </w:lvl>
+    <w:lvl w:ilvl="6" w:tplc="FFFFFFFF" w:tentative="1">
+      <w:start w:val="1"/>
+      <w:numFmt w:val="bullet"/>
+      <w:lvlText w:val=""/>
+      <w:lvlJc w:val="left"/>
+      <w:pPr>
+        <w:ind w:left="3080" w:hanging="440"/>
+      </w:pPr>
+      <w:rPr>
+        <w:rFonts w:ascii="Wingdings" w:hAnsi="Wingdings" w:hint="default"/>
+      </w:rPr>
+    </w:lvl>
+    <w:lvl w:ilvl="7" w:tplc="FFFFFFFF" w:tentative="1">
+      <w:start w:val="1"/>
+      <w:numFmt w:val="bullet"/>
+      <w:lvlText w:val=""/>
+      <w:lvlJc w:val="left"/>
+      <w:pPr>
+        <w:ind w:left="3520" w:hanging="440"/>
+      </w:pPr>
+      <w:rPr>
+        <w:rFonts w:ascii="Wingdings" w:hAnsi="Wingdings" w:hint="default"/>
+      </w:rPr>
+    </w:lvl>
+    <w:lvl w:ilvl="8" w:tplc="FFFFFFFF" w:tentative="1">
+      <w:start w:val="1"/>
+      <w:numFmt w:val="bullet"/>
+      <w:lvlText w:val=""/>
+      <w:lvlJc w:val="left"/>
+      <w:pPr>
+        <w:ind w:left="3960" w:hanging="440"/>
+      </w:pPr>
+      <w:rPr>
+        <w:rFonts w:ascii="Wingdings" w:hAnsi="Wingdings" w:hint="default"/>
+      </w:rPr>
+    </w:lvl>
+  </w:abstractNum>
+  <w:abstractNum w:abstractNumId="14" w15:restartNumberingAfterBreak="0">
+    <w:nsid w:val="432179CC"/>
+    <w:multiLevelType w:val="hybridMultilevel"/>
+    <w:tmpl w:val="E042DCCC"/>
+    <w:lvl w:ilvl="0" w:tplc="FFFFFFFF">
+      <w:start w:val="1"/>
+      <w:numFmt w:val="bullet"/>
+      <w:lvlText w:val=""/>
+      <w:lvlJc w:val="left"/>
+      <w:pPr>
+        <w:ind w:left="880" w:hanging="440"/>
+      </w:pPr>
+      <w:rPr>
+        <w:rFonts w:ascii="Wingdings" w:hAnsi="Wingdings" w:hint="default"/>
+      </w:rPr>
+    </w:lvl>
+    <w:lvl w:ilvl="1" w:tplc="4126BCA6">
+      <w:numFmt w:val="bullet"/>
+      <w:lvlText w:val="・"/>
+      <w:lvlJc w:val="left"/>
+      <w:pPr>
+        <w:ind w:left="1320" w:hanging="440"/>
+      </w:pPr>
+      <w:rPr>
+        <w:rFonts w:ascii="メイリオ" w:eastAsia="メイリオ" w:hAnsi="メイリオ" w:cstheme="minorBidi" w:hint="eastAsia"/>
+      </w:rPr>
+    </w:lvl>
+    <w:lvl w:ilvl="2" w:tplc="FFFFFFFF" w:tentative="1">
+      <w:start w:val="1"/>
+      <w:numFmt w:val="bullet"/>
+      <w:lvlText w:val=""/>
+      <w:lvlJc w:val="left"/>
+      <w:pPr>
+        <w:ind w:left="1760" w:hanging="440"/>
+      </w:pPr>
+      <w:rPr>
+        <w:rFonts w:ascii="Wingdings" w:hAnsi="Wingdings" w:hint="default"/>
+      </w:rPr>
+    </w:lvl>
+    <w:lvl w:ilvl="3" w:tplc="FFFFFFFF" w:tentative="1">
+      <w:start w:val="1"/>
+      <w:numFmt w:val="bullet"/>
+      <w:lvlText w:val=""/>
+      <w:lvlJc w:val="left"/>
+      <w:pPr>
+        <w:ind w:left="2200" w:hanging="440"/>
+      </w:pPr>
+      <w:rPr>
+        <w:rFonts w:ascii="Wingdings" w:hAnsi="Wingdings" w:hint="default"/>
+      </w:rPr>
+    </w:lvl>
+    <w:lvl w:ilvl="4" w:tplc="FFFFFFFF" w:tentative="1">
+      <w:start w:val="1"/>
+      <w:numFmt w:val="bullet"/>
+      <w:lvlText w:val=""/>
+      <w:lvlJc w:val="left"/>
+      <w:pPr>
+        <w:ind w:left="2640" w:hanging="440"/>
+      </w:pPr>
+      <w:rPr>
+        <w:rFonts w:ascii="Wingdings" w:hAnsi="Wingdings" w:hint="default"/>
+      </w:rPr>
+    </w:lvl>
+    <w:lvl w:ilvl="5" w:tplc="FFFFFFFF" w:tentative="1">
+      <w:start w:val="1"/>
+      <w:numFmt w:val="bullet"/>
+      <w:lvlText w:val=""/>
+      <w:lvlJc w:val="left"/>
+      <w:pPr>
+        <w:ind w:left="3080" w:hanging="440"/>
+      </w:pPr>
+      <w:rPr>
+        <w:rFonts w:ascii="Wingdings" w:hAnsi="Wingdings" w:hint="default"/>
+      </w:rPr>
+    </w:lvl>
+    <w:lvl w:ilvl="6" w:tplc="FFFFFFFF" w:tentative="1">
+      <w:start w:val="1"/>
+      <w:numFmt w:val="bullet"/>
+      <w:lvlText w:val=""/>
+      <w:lvlJc w:val="left"/>
+      <w:pPr>
+        <w:ind w:left="3520" w:hanging="440"/>
+      </w:pPr>
+      <w:rPr>
+        <w:rFonts w:ascii="Wingdings" w:hAnsi="Wingdings" w:hint="default"/>
+      </w:rPr>
+    </w:lvl>
+    <w:lvl w:ilvl="7" w:tplc="FFFFFFFF" w:tentative="1">
+      <w:start w:val="1"/>
+      <w:numFmt w:val="bullet"/>
+      <w:lvlText w:val=""/>
+      <w:lvlJc w:val="left"/>
+      <w:pPr>
+        <w:ind w:left="3960" w:hanging="440"/>
+      </w:pPr>
+      <w:rPr>
+        <w:rFonts w:ascii="Wingdings" w:hAnsi="Wingdings" w:hint="default"/>
+      </w:rPr>
+    </w:lvl>
+    <w:lvl w:ilvl="8" w:tplc="FFFFFFFF" w:tentative="1">
+      <w:start w:val="1"/>
+      <w:numFmt w:val="bullet"/>
+      <w:lvlText w:val=""/>
+      <w:lvlJc w:val="left"/>
+      <w:pPr>
+        <w:ind w:left="4400" w:hanging="440"/>
+      </w:pPr>
+      <w:rPr>
+        <w:rFonts w:ascii="Wingdings" w:hAnsi="Wingdings" w:hint="default"/>
+      </w:rPr>
+    </w:lvl>
+  </w:abstractNum>
+  <w:abstractNum w:abstractNumId="15" w15:restartNumberingAfterBreak="0">
+    <w:nsid w:val="43CD5834"/>
+    <w:multiLevelType w:val="hybridMultilevel"/>
+    <w:tmpl w:val="3D204112"/>
+    <w:lvl w:ilvl="0" w:tplc="4126BCA6">
+      <w:numFmt w:val="bullet"/>
+      <w:lvlText w:val="・"/>
+      <w:lvlJc w:val="left"/>
+      <w:pPr>
+        <w:ind w:left="1320" w:hanging="440"/>
+      </w:pPr>
+      <w:rPr>
+        <w:rFonts w:ascii="メイリオ" w:eastAsia="メイリオ" w:hAnsi="メイリオ" w:cstheme="minorBidi" w:hint="eastAsia"/>
+      </w:rPr>
+    </w:lvl>
+    <w:lvl w:ilvl="1" w:tplc="0409000B" w:tentative="1">
+      <w:start w:val="1"/>
+      <w:numFmt w:val="bullet"/>
+      <w:lvlText w:val=""/>
+      <w:lvlJc w:val="left"/>
+      <w:pPr>
+        <w:ind w:left="1760" w:hanging="440"/>
+      </w:pPr>
+      <w:rPr>
+        <w:rFonts w:ascii="Wingdings" w:hAnsi="Wingdings" w:hint="default"/>
+      </w:rPr>
+    </w:lvl>
+    <w:lvl w:ilvl="2" w:tplc="0409000D" w:tentative="1">
+      <w:start w:val="1"/>
+      <w:numFmt w:val="bullet"/>
+      <w:lvlText w:val=""/>
+      <w:lvlJc w:val="left"/>
+      <w:pPr>
+        <w:ind w:left="2200" w:hanging="440"/>
+      </w:pPr>
+      <w:rPr>
+        <w:rFonts w:ascii="Wingdings" w:hAnsi="Wingdings" w:hint="default"/>
+      </w:rPr>
+    </w:lvl>
+    <w:lvl w:ilvl="3" w:tplc="04090001" w:tentative="1">
+      <w:start w:val="1"/>
+      <w:numFmt w:val="bullet"/>
+      <w:lvlText w:val=""/>
+      <w:lvlJc w:val="left"/>
+      <w:pPr>
+        <w:ind w:left="2640" w:hanging="440"/>
+      </w:pPr>
+      <w:rPr>
+        <w:rFonts w:ascii="Wingdings" w:hAnsi="Wingdings" w:hint="default"/>
+      </w:rPr>
+    </w:lvl>
+    <w:lvl w:ilvl="4" w:tplc="0409000B" w:tentative="1">
+      <w:start w:val="1"/>
+      <w:numFmt w:val="bullet"/>
+      <w:lvlText w:val=""/>
+      <w:lvlJc w:val="left"/>
+      <w:pPr>
+        <w:ind w:left="3080" w:hanging="440"/>
+      </w:pPr>
+      <w:rPr>
+        <w:rFonts w:ascii="Wingdings" w:hAnsi="Wingdings" w:hint="default"/>
+      </w:rPr>
+    </w:lvl>
+    <w:lvl w:ilvl="5" w:tplc="0409000D" w:tentative="1">
+      <w:start w:val="1"/>
+      <w:numFmt w:val="bullet"/>
+      <w:lvlText w:val=""/>
+      <w:lvlJc w:val="left"/>
+      <w:pPr>
+        <w:ind w:left="3520" w:hanging="440"/>
+      </w:pPr>
+      <w:rPr>
+        <w:rFonts w:ascii="Wingdings" w:hAnsi="Wingdings" w:hint="default"/>
+      </w:rPr>
+    </w:lvl>
+    <w:lvl w:ilvl="6" w:tplc="04090001" w:tentative="1">
+      <w:start w:val="1"/>
+      <w:numFmt w:val="bullet"/>
+      <w:lvlText w:val=""/>
+      <w:lvlJc w:val="left"/>
+      <w:pPr>
+        <w:ind w:left="3960" w:hanging="440"/>
+      </w:pPr>
+      <w:rPr>
+        <w:rFonts w:ascii="Wingdings" w:hAnsi="Wingdings" w:hint="default"/>
+      </w:rPr>
+    </w:lvl>
+    <w:lvl w:ilvl="7" w:tplc="0409000B" w:tentative="1">
+      <w:start w:val="1"/>
+      <w:numFmt w:val="bullet"/>
+      <w:lvlText w:val=""/>
+      <w:lvlJc w:val="left"/>
+      <w:pPr>
+        <w:ind w:left="4400" w:hanging="440"/>
+      </w:pPr>
+      <w:rPr>
+        <w:rFonts w:ascii="Wingdings" w:hAnsi="Wingdings" w:hint="default"/>
+      </w:rPr>
+    </w:lvl>
+    <w:lvl w:ilvl="8" w:tplc="0409000D" w:tentative="1">
+      <w:start w:val="1"/>
+      <w:numFmt w:val="bullet"/>
+      <w:lvlText w:val=""/>
+      <w:lvlJc w:val="left"/>
+      <w:pPr>
+        <w:ind w:left="4840" w:hanging="440"/>
+      </w:pPr>
+      <w:rPr>
+        <w:rFonts w:ascii="Wingdings" w:hAnsi="Wingdings" w:hint="default"/>
+      </w:rPr>
+    </w:lvl>
+  </w:abstractNum>
+  <w:abstractNum w:abstractNumId="16" w15:restartNumberingAfterBreak="0">
+    <w:nsid w:val="56844B1C"/>
+    <w:multiLevelType w:val="hybridMultilevel"/>
+    <w:tmpl w:val="8FF2A07E"/>
+    <w:lvl w:ilvl="0" w:tplc="04090001">
+      <w:start w:val="1"/>
+      <w:numFmt w:val="bullet"/>
+      <w:lvlText w:val=""/>
+      <w:lvlJc w:val="left"/>
+      <w:pPr>
+        <w:ind w:left="880" w:hanging="440"/>
+      </w:pPr>
+      <w:rPr>
+        <w:rFonts w:ascii="Wingdings" w:hAnsi="Wingdings" w:hint="default"/>
+      </w:rPr>
+    </w:lvl>
+    <w:lvl w:ilvl="1" w:tplc="0409000B" w:tentative="1">
+      <w:start w:val="1"/>
+      <w:numFmt w:val="bullet"/>
+      <w:lvlText w:val=""/>
+      <w:lvlJc w:val="left"/>
+      <w:pPr>
+        <w:ind w:left="1320" w:hanging="440"/>
+      </w:pPr>
+      <w:rPr>
+        <w:rFonts w:ascii="Wingdings" w:hAnsi="Wingdings" w:hint="default"/>
+      </w:rPr>
+    </w:lvl>
+    <w:lvl w:ilvl="2" w:tplc="0409000D" w:tentative="1">
+      <w:start w:val="1"/>
+      <w:numFmt w:val="bullet"/>
+      <w:lvlText w:val=""/>
+      <w:lvlJc w:val="left"/>
+      <w:pPr>
+        <w:ind w:left="1760" w:hanging="440"/>
+      </w:pPr>
+      <w:rPr>
+        <w:rFonts w:ascii="Wingdings" w:hAnsi="Wingdings" w:hint="default"/>
+      </w:rPr>
+    </w:lvl>
+    <w:lvl w:ilvl="3" w:tplc="04090001" w:tentative="1">
+      <w:start w:val="1"/>
+      <w:numFmt w:val="bullet"/>
+      <w:lvlText w:val=""/>
+      <w:lvlJc w:val="left"/>
+      <w:pPr>
+        <w:ind w:left="2200" w:hanging="440"/>
+      </w:pPr>
+      <w:rPr>
+        <w:rFonts w:ascii="Wingdings" w:hAnsi="Wingdings" w:hint="default"/>
+      </w:rPr>
+    </w:lvl>
+    <w:lvl w:ilvl="4" w:tplc="0409000B" w:tentative="1">
+      <w:start w:val="1"/>
+      <w:numFmt w:val="bullet"/>
+      <w:lvlText w:val=""/>
+      <w:lvlJc w:val="left"/>
+      <w:pPr>
+        <w:ind w:left="2640" w:hanging="440"/>
+      </w:pPr>
+      <w:rPr>
+        <w:rFonts w:ascii="Wingdings" w:hAnsi="Wingdings" w:hint="default"/>
+      </w:rPr>
+    </w:lvl>
+    <w:lvl w:ilvl="5" w:tplc="0409000D" w:tentative="1">
+      <w:start w:val="1"/>
+      <w:numFmt w:val="bullet"/>
+      <w:lvlText w:val=""/>
+      <w:lvlJc w:val="left"/>
+      <w:pPr>
+        <w:ind w:left="3080" w:hanging="440"/>
+      </w:pPr>
+      <w:rPr>
+        <w:rFonts w:ascii="Wingdings" w:hAnsi="Wingdings" w:hint="default"/>
+      </w:rPr>
+    </w:lvl>
+    <w:lvl w:ilvl="6" w:tplc="04090001" w:tentative="1">
+      <w:start w:val="1"/>
+      <w:numFmt w:val="bullet"/>
+      <w:lvlText w:val=""/>
+      <w:lvlJc w:val="left"/>
+      <w:pPr>
+        <w:ind w:left="3520" w:hanging="440"/>
+      </w:pPr>
+      <w:rPr>
+        <w:rFonts w:ascii="Wingdings" w:hAnsi="Wingdings" w:hint="default"/>
+      </w:rPr>
+    </w:lvl>
+    <w:lvl w:ilvl="7" w:tplc="0409000B" w:tentative="1">
+      <w:start w:val="1"/>
+      <w:numFmt w:val="bullet"/>
+      <w:lvlText w:val=""/>
+      <w:lvlJc w:val="left"/>
+      <w:pPr>
+        <w:ind w:left="3960" w:hanging="440"/>
+      </w:pPr>
+      <w:rPr>
+        <w:rFonts w:ascii="Wingdings" w:hAnsi="Wingdings" w:hint="default"/>
+      </w:rPr>
+    </w:lvl>
+    <w:lvl w:ilvl="8" w:tplc="0409000D" w:tentative="1">
+      <w:start w:val="1"/>
+      <w:numFmt w:val="bullet"/>
+      <w:lvlText w:val=""/>
+      <w:lvlJc w:val="left"/>
+      <w:pPr>
+        <w:ind w:left="4400" w:hanging="440"/>
+      </w:pPr>
+      <w:rPr>
+        <w:rFonts w:ascii="Wingdings" w:hAnsi="Wingdings" w:hint="default"/>
+      </w:rPr>
+    </w:lvl>
+  </w:abstractNum>
+  <w:abstractNum w:abstractNumId="17" w15:restartNumberingAfterBreak="0">
+    <w:nsid w:val="6CE84ACE"/>
+    <w:multiLevelType w:val="hybridMultilevel"/>
+    <w:tmpl w:val="383005AA"/>
+    <w:lvl w:ilvl="0" w:tplc="FFFFFFFF">
+      <w:start w:val="1"/>
+      <w:numFmt w:val="bullet"/>
+      <w:lvlText w:val=""/>
+      <w:lvlJc w:val="left"/>
+      <w:pPr>
+        <w:ind w:left="880" w:hanging="440"/>
+      </w:pPr>
+      <w:rPr>
+        <w:rFonts w:ascii="Wingdings" w:hAnsi="Wingdings" w:hint="default"/>
+      </w:rPr>
+    </w:lvl>
+    <w:lvl w:ilvl="1" w:tplc="4126BCA6">
+      <w:numFmt w:val="bullet"/>
+      <w:lvlText w:val="・"/>
+      <w:lvlJc w:val="left"/>
+      <w:pPr>
+        <w:ind w:left="1320" w:hanging="440"/>
+      </w:pPr>
+      <w:rPr>
+        <w:rFonts w:ascii="メイリオ" w:eastAsia="メイリオ" w:hAnsi="メイリオ" w:cstheme="minorBidi" w:hint="eastAsia"/>
+      </w:rPr>
+    </w:lvl>
+    <w:lvl w:ilvl="2" w:tplc="FFFFFFFF" w:tentative="1">
+      <w:start w:val="1"/>
+      <w:numFmt w:val="bullet"/>
+      <w:lvlText w:val=""/>
+      <w:lvlJc w:val="left"/>
+      <w:pPr>
+        <w:ind w:left="1760" w:hanging="440"/>
+      </w:pPr>
+      <w:rPr>
+        <w:rFonts w:ascii="Wingdings" w:hAnsi="Wingdings" w:hint="default"/>
+      </w:rPr>
+    </w:lvl>
+    <w:lvl w:ilvl="3" w:tplc="FFFFFFFF" w:tentative="1">
+      <w:start w:val="1"/>
+      <w:numFmt w:val="bullet"/>
+      <w:lvlText w:val=""/>
+      <w:lvlJc w:val="left"/>
+      <w:pPr>
+        <w:ind w:left="2200" w:hanging="440"/>
+      </w:pPr>
+      <w:rPr>
+        <w:rFonts w:ascii="Wingdings" w:hAnsi="Wingdings" w:hint="default"/>
+      </w:rPr>
+    </w:lvl>
+    <w:lvl w:ilvl="4" w:tplc="FFFFFFFF" w:tentative="1">
+      <w:start w:val="1"/>
+      <w:numFmt w:val="bullet"/>
+      <w:lvlText w:val=""/>
+      <w:lvlJc w:val="left"/>
+      <w:pPr>
+        <w:ind w:left="2640" w:hanging="440"/>
+      </w:pPr>
+      <w:rPr>
+        <w:rFonts w:ascii="Wingdings" w:hAnsi="Wingdings" w:hint="default"/>
+      </w:rPr>
+    </w:lvl>
+    <w:lvl w:ilvl="5" w:tplc="FFFFFFFF" w:tentative="1">
+      <w:start w:val="1"/>
+      <w:numFmt w:val="bullet"/>
+      <w:lvlText w:val=""/>
+      <w:lvlJc w:val="left"/>
+      <w:pPr>
+        <w:ind w:left="3080" w:hanging="440"/>
+      </w:pPr>
+      <w:rPr>
+        <w:rFonts w:ascii="Wingdings" w:hAnsi="Wingdings" w:hint="default"/>
+      </w:rPr>
+    </w:lvl>
+    <w:lvl w:ilvl="6" w:tplc="FFFFFFFF" w:tentative="1">
+      <w:start w:val="1"/>
+      <w:numFmt w:val="bullet"/>
+      <w:lvlText w:val=""/>
+      <w:lvlJc w:val="left"/>
+      <w:pPr>
+        <w:ind w:left="3520" w:hanging="440"/>
+      </w:pPr>
+      <w:rPr>
+        <w:rFonts w:ascii="Wingdings" w:hAnsi="Wingdings" w:hint="default"/>
+      </w:rPr>
+    </w:lvl>
+    <w:lvl w:ilvl="7" w:tplc="FFFFFFFF" w:tentative="1">
+      <w:start w:val="1"/>
+      <w:numFmt w:val="bullet"/>
+      <w:lvlText w:val=""/>
+      <w:lvlJc w:val="left"/>
+      <w:pPr>
+        <w:ind w:left="3960" w:hanging="440"/>
+      </w:pPr>
+      <w:rPr>
+        <w:rFonts w:ascii="Wingdings" w:hAnsi="Wingdings" w:hint="default"/>
+      </w:rPr>
+    </w:lvl>
+    <w:lvl w:ilvl="8" w:tplc="FFFFFFFF" w:tentative="1">
+      <w:start w:val="1"/>
+      <w:numFmt w:val="bullet"/>
+      <w:lvlText w:val=""/>
+      <w:lvlJc w:val="left"/>
+      <w:pPr>
+        <w:ind w:left="4400" w:hanging="440"/>
+      </w:pPr>
+      <w:rPr>
+        <w:rFonts w:ascii="Wingdings" w:hAnsi="Wingdings" w:hint="default"/>
+      </w:rPr>
+    </w:lvl>
+  </w:abstractNum>
+  <w:abstractNum w:abstractNumId="18" w15:restartNumberingAfterBreak="0">
+    <w:nsid w:val="73541CCE"/>
+    <w:multiLevelType w:val="hybridMultilevel"/>
+    <w:tmpl w:val="8AC4E834"/>
+    <w:lvl w:ilvl="0" w:tplc="04090001">
+      <w:start w:val="1"/>
+      <w:numFmt w:val="bullet"/>
+      <w:lvlText w:val=""/>
+      <w:lvlJc w:val="left"/>
+      <w:pPr>
+        <w:ind w:left="440" w:hanging="440"/>
+      </w:pPr>
+      <w:rPr>
+        <w:rFonts w:ascii="Wingdings" w:hAnsi="Wingdings" w:hint="default"/>
+      </w:rPr>
+    </w:lvl>
+    <w:lvl w:ilvl="1" w:tplc="0409000B" w:tentative="1">
+      <w:start w:val="1"/>
+      <w:numFmt w:val="bullet"/>
+      <w:lvlText w:val=""/>
+      <w:lvlJc w:val="left"/>
+      <w:pPr>
+        <w:ind w:left="880" w:hanging="440"/>
+      </w:pPr>
+      <w:rPr>
+        <w:rFonts w:ascii="Wingdings" w:hAnsi="Wingdings" w:hint="default"/>
+      </w:rPr>
+    </w:lvl>
+    <w:lvl w:ilvl="2" w:tplc="0409000D" w:tentative="1">
+      <w:start w:val="1"/>
+      <w:numFmt w:val="bullet"/>
+      <w:lvlText w:val=""/>
+      <w:lvlJc w:val="left"/>
+      <w:pPr>
+        <w:ind w:left="1320" w:hanging="440"/>
+      </w:pPr>
+      <w:rPr>
+        <w:rFonts w:ascii="Wingdings" w:hAnsi="Wingdings" w:hint="default"/>
+      </w:rPr>
+    </w:lvl>
+    <w:lvl w:ilvl="3" w:tplc="04090001" w:tentative="1">
+      <w:start w:val="1"/>
+      <w:numFmt w:val="bullet"/>
+      <w:lvlText w:val=""/>
+      <w:lvlJc w:val="left"/>
+      <w:pPr>
+        <w:ind w:left="1760" w:hanging="440"/>
+      </w:pPr>
+      <w:rPr>
+        <w:rFonts w:ascii="Wingdings" w:hAnsi="Wingdings" w:hint="default"/>
+      </w:rPr>
+    </w:lvl>
+    <w:lvl w:ilvl="4" w:tplc="0409000B" w:tentative="1">
+      <w:start w:val="1"/>
+      <w:numFmt w:val="bullet"/>
+      <w:lvlText w:val=""/>
+      <w:lvlJc w:val="left"/>
+      <w:pPr>
+        <w:ind w:left="2200" w:hanging="440"/>
+      </w:pPr>
+      <w:rPr>
+        <w:rFonts w:ascii="Wingdings" w:hAnsi="Wingdings" w:hint="default"/>
+      </w:rPr>
+    </w:lvl>
+    <w:lvl w:ilvl="5" w:tplc="0409000D" w:tentative="1">
+      <w:start w:val="1"/>
+      <w:numFmt w:val="bullet"/>
+      <w:lvlText w:val=""/>
+      <w:lvlJc w:val="left"/>
+      <w:pPr>
+        <w:ind w:left="2640" w:hanging="440"/>
+      </w:pPr>
+      <w:rPr>
+        <w:rFonts w:ascii="Wingdings" w:hAnsi="Wingdings" w:hint="default"/>
+      </w:rPr>
+    </w:lvl>
+    <w:lvl w:ilvl="6" w:tplc="04090001" w:tentative="1">
+      <w:start w:val="1"/>
+      <w:numFmt w:val="bullet"/>
+      <w:lvlText w:val=""/>
+      <w:lvlJc w:val="left"/>
+      <w:pPr>
+        <w:ind w:left="3080" w:hanging="440"/>
+      </w:pPr>
+      <w:rPr>
+        <w:rFonts w:ascii="Wingdings" w:hAnsi="Wingdings" w:hint="default"/>
+      </w:rPr>
+    </w:lvl>
+    <w:lvl w:ilvl="7" w:tplc="0409000B" w:tentative="1">
+      <w:start w:val="1"/>
+      <w:numFmt w:val="bullet"/>
+      <w:lvlText w:val=""/>
+      <w:lvlJc w:val="left"/>
+      <w:pPr>
+        <w:ind w:left="3520" w:hanging="440"/>
+      </w:pPr>
+      <w:rPr>
+        <w:rFonts w:ascii="Wingdings" w:hAnsi="Wingdings" w:hint="default"/>
+      </w:rPr>
+    </w:lvl>
+    <w:lvl w:ilvl="8" w:tplc="0409000D" w:tentative="1">
+      <w:start w:val="1"/>
+      <w:numFmt w:val="bullet"/>
+      <w:lvlText w:val=""/>
+      <w:lvlJc w:val="left"/>
+      <w:pPr>
+        <w:ind w:left="3960" w:hanging="440"/>
+      </w:pPr>
+      <w:rPr>
+        <w:rFonts w:ascii="Wingdings" w:hAnsi="Wingdings" w:hint="default"/>
+      </w:rPr>
+    </w:lvl>
+  </w:abstractNum>
+  <w:abstractNum w:abstractNumId="19" w15:restartNumberingAfterBreak="0">
+    <w:nsid w:val="78AF1E48"/>
+    <w:multiLevelType w:val="hybridMultilevel"/>
+    <w:tmpl w:val="D1C87F7A"/>
+    <w:lvl w:ilvl="0" w:tplc="4126BCA6">
+      <w:numFmt w:val="bullet"/>
+      <w:lvlText w:val="・"/>
+      <w:lvlJc w:val="left"/>
+      <w:pPr>
+        <w:ind w:left="880" w:hanging="440"/>
+      </w:pPr>
+      <w:rPr>
+        <w:rFonts w:ascii="メイリオ" w:eastAsia="メイリオ" w:hAnsi="メイリオ" w:cstheme="minorBidi" w:hint="eastAsia"/>
+      </w:rPr>
+    </w:lvl>
+    <w:lvl w:ilvl="1" w:tplc="0409000B" w:tentative="1">
+      <w:start w:val="1"/>
+      <w:numFmt w:val="bullet"/>
+      <w:lvlText w:val=""/>
+      <w:lvlJc w:val="left"/>
+      <w:pPr>
+        <w:ind w:left="1320" w:hanging="440"/>
+      </w:pPr>
+      <w:rPr>
+        <w:rFonts w:ascii="Wingdings" w:hAnsi="Wingdings" w:hint="default"/>
+      </w:rPr>
+    </w:lvl>
+    <w:lvl w:ilvl="2" w:tplc="0409000D" w:tentative="1">
+      <w:start w:val="1"/>
+      <w:numFmt w:val="bullet"/>
+      <w:lvlText w:val=""/>
+      <w:lvlJc w:val="left"/>
+      <w:pPr>
+        <w:ind w:left="1760" w:hanging="440"/>
+      </w:pPr>
+      <w:rPr>
+        <w:rFonts w:ascii="Wingdings" w:hAnsi="Wingdings" w:hint="default"/>
+      </w:rPr>
+    </w:lvl>
+    <w:lvl w:ilvl="3" w:tplc="04090001" w:tentative="1">
+      <w:start w:val="1"/>
+      <w:numFmt w:val="bullet"/>
+      <w:lvlText w:val=""/>
+      <w:lvlJc w:val="left"/>
+      <w:pPr>
+        <w:ind w:left="2200" w:hanging="440"/>
+      </w:pPr>
+      <w:rPr>
+        <w:rFonts w:ascii="Wingdings" w:hAnsi="Wingdings" w:hint="default"/>
+      </w:rPr>
+    </w:lvl>
+    <w:lvl w:ilvl="4" w:tplc="0409000B" w:tentative="1">
+      <w:start w:val="1"/>
+      <w:numFmt w:val="bullet"/>
+      <w:lvlText w:val=""/>
+      <w:lvlJc w:val="left"/>
+      <w:pPr>
+        <w:ind w:left="2640" w:hanging="440"/>
+      </w:pPr>
+      <w:rPr>
+        <w:rFonts w:ascii="Wingdings" w:hAnsi="Wingdings" w:hint="default"/>
+      </w:rPr>
+    </w:lvl>
+    <w:lvl w:ilvl="5" w:tplc="0409000D" w:tentative="1">
+      <w:start w:val="1"/>
+      <w:numFmt w:val="bullet"/>
+      <w:lvlText w:val=""/>
+      <w:lvlJc w:val="left"/>
+      <w:pPr>
+        <w:ind w:left="3080" w:hanging="440"/>
+      </w:pPr>
+      <w:rPr>
+        <w:rFonts w:ascii="Wingdings" w:hAnsi="Wingdings" w:hint="default"/>
+      </w:rPr>
+    </w:lvl>
+    <w:lvl w:ilvl="6" w:tplc="04090001" w:tentative="1">
+      <w:start w:val="1"/>
+      <w:numFmt w:val="bullet"/>
+      <w:lvlText w:val=""/>
+      <w:lvlJc w:val="left"/>
+      <w:pPr>
+        <w:ind w:left="3520" w:hanging="440"/>
+      </w:pPr>
+      <w:rPr>
+        <w:rFonts w:ascii="Wingdings" w:hAnsi="Wingdings" w:hint="default"/>
+      </w:rPr>
+    </w:lvl>
+    <w:lvl w:ilvl="7" w:tplc="0409000B" w:tentative="1">
+      <w:start w:val="1"/>
+      <w:numFmt w:val="bullet"/>
+      <w:lvlText w:val=""/>
+      <w:lvlJc w:val="left"/>
+      <w:pPr>
+        <w:ind w:left="3960" w:hanging="440"/>
+      </w:pPr>
+      <w:rPr>
+        <w:rFonts w:ascii="Wingdings" w:hAnsi="Wingdings" w:hint="default"/>
+      </w:rPr>
+    </w:lvl>
+    <w:lvl w:ilvl="8" w:tplc="0409000D" w:tentative="1">
+      <w:start w:val="1"/>
+      <w:numFmt w:val="bullet"/>
+      <w:lvlText w:val=""/>
+      <w:lvlJc w:val="left"/>
+      <w:pPr>
+        <w:ind w:left="4400" w:hanging="440"/>
+      </w:pPr>
+      <w:rPr>
+        <w:rFonts w:ascii="Wingdings" w:hAnsi="Wingdings" w:hint="default"/>
+      </w:rPr>
+    </w:lvl>
+  </w:abstractNum>
+  <w:abstractNum w:abstractNumId="20" w15:restartNumberingAfterBreak="0">
+    <w:nsid w:val="798953C7"/>
+    <w:multiLevelType w:val="hybridMultilevel"/>
+    <w:tmpl w:val="938252F6"/>
+    <w:lvl w:ilvl="0" w:tplc="FFFFFFFF">
+      <w:start w:val="1"/>
+      <w:numFmt w:val="bullet"/>
+      <w:lvlText w:val=""/>
+      <w:lvlJc w:val="left"/>
+      <w:pPr>
+        <w:ind w:left="880" w:hanging="440"/>
+      </w:pPr>
+      <w:rPr>
+        <w:rFonts w:ascii="Wingdings" w:hAnsi="Wingdings" w:hint="default"/>
+      </w:rPr>
+    </w:lvl>
+    <w:lvl w:ilvl="1" w:tplc="04090001">
+      <w:start w:val="1"/>
+      <w:numFmt w:val="bullet"/>
+      <w:lvlText w:val=""/>
+      <w:lvlJc w:val="left"/>
+      <w:pPr>
+        <w:ind w:left="1320" w:hanging="440"/>
+      </w:pPr>
+      <w:rPr>
+        <w:rFonts w:ascii="Wingdings" w:hAnsi="Wingdings" w:hint="default"/>
+      </w:rPr>
+    </w:lvl>
+    <w:lvl w:ilvl="2" w:tplc="FFFFFFFF" w:tentative="1">
+      <w:start w:val="1"/>
+      <w:numFmt w:val="bullet"/>
+      <w:lvlText w:val=""/>
+      <w:lvlJc w:val="left"/>
+      <w:pPr>
+        <w:ind w:left="1760" w:hanging="440"/>
+      </w:pPr>
+      <w:rPr>
+        <w:rFonts w:ascii="Wingdings" w:hAnsi="Wingdings" w:hint="default"/>
+      </w:rPr>
+    </w:lvl>
+    <w:lvl w:ilvl="3" w:tplc="FFFFFFFF" w:tentative="1">
+      <w:start w:val="1"/>
+      <w:numFmt w:val="bullet"/>
+      <w:lvlText w:val=""/>
+      <w:lvlJc w:val="left"/>
+      <w:pPr>
+        <w:ind w:left="2200" w:hanging="440"/>
+      </w:pPr>
+      <w:rPr>
+        <w:rFonts w:ascii="Wingdings" w:hAnsi="Wingdings" w:hint="default"/>
+      </w:rPr>
+    </w:lvl>
+    <w:lvl w:ilvl="4" w:tplc="FFFFFFFF" w:tentative="1">
+      <w:start w:val="1"/>
+      <w:numFmt w:val="bullet"/>
+      <w:lvlText w:val=""/>
+      <w:lvlJc w:val="left"/>
+      <w:pPr>
+        <w:ind w:left="2640" w:hanging="440"/>
+      </w:pPr>
+      <w:rPr>
+        <w:rFonts w:ascii="Wingdings" w:hAnsi="Wingdings" w:hint="default"/>
+      </w:rPr>
+    </w:lvl>
+    <w:lvl w:ilvl="5" w:tplc="FFFFFFFF" w:tentative="1">
+      <w:start w:val="1"/>
+      <w:numFmt w:val="bullet"/>
+      <w:lvlText w:val=""/>
+      <w:lvlJc w:val="left"/>
+      <w:pPr>
+        <w:ind w:left="3080" w:hanging="440"/>
+      </w:pPr>
+      <w:rPr>
+        <w:rFonts w:ascii="Wingdings" w:hAnsi="Wingdings" w:hint="default"/>
+      </w:rPr>
+    </w:lvl>
+    <w:lvl w:ilvl="6" w:tplc="FFFFFFFF" w:tentative="1">
+      <w:start w:val="1"/>
+      <w:numFmt w:val="bullet"/>
+      <w:lvlText w:val=""/>
+      <w:lvlJc w:val="left"/>
+      <w:pPr>
+        <w:ind w:left="3520" w:hanging="440"/>
+      </w:pPr>
+      <w:rPr>
+        <w:rFonts w:ascii="Wingdings" w:hAnsi="Wingdings" w:hint="default"/>
+      </w:rPr>
+    </w:lvl>
+    <w:lvl w:ilvl="7" w:tplc="FFFFFFFF" w:tentative="1">
+      <w:start w:val="1"/>
+      <w:numFmt w:val="bullet"/>
+      <w:lvlText w:val=""/>
+      <w:lvlJc w:val="left"/>
+      <w:pPr>
+        <w:ind w:left="3960" w:hanging="440"/>
+      </w:pPr>
+      <w:rPr>
+        <w:rFonts w:ascii="Wingdings" w:hAnsi="Wingdings" w:hint="default"/>
+      </w:rPr>
+    </w:lvl>
+    <w:lvl w:ilvl="8" w:tplc="FFFFFFFF" w:tentative="1">
+      <w:start w:val="1"/>
+      <w:numFmt w:val="bullet"/>
+      <w:lvlText w:val=""/>
+      <w:lvlJc w:val="left"/>
+      <w:pPr>
+        <w:ind w:left="4400" w:hanging="440"/>
+      </w:pPr>
+      <w:rPr>
+        <w:rFonts w:ascii="Wingdings" w:hAnsi="Wingdings" w:hint="default"/>
+      </w:rPr>
+    </w:lvl>
+  </w:abstractNum>
+  <w:abstractNum w:abstractNumId="21" w15:restartNumberingAfterBreak="0">
+    <w:nsid w:val="7DB131D5"/>
+    <w:multiLevelType w:val="hybridMultilevel"/>
+    <w:tmpl w:val="FC8A03F8"/>
+    <w:lvl w:ilvl="0" w:tplc="4126BCA6">
+      <w:numFmt w:val="bullet"/>
+      <w:lvlText w:val="・"/>
+      <w:lvlJc w:val="left"/>
+      <w:pPr>
+        <w:ind w:left="1320" w:hanging="440"/>
+      </w:pPr>
+      <w:rPr>
+        <w:rFonts w:ascii="メイリオ" w:eastAsia="メイリオ" w:hAnsi="メイリオ" w:cstheme="minorBidi" w:hint="eastAsia"/>
+      </w:rPr>
+    </w:lvl>
+    <w:lvl w:ilvl="1" w:tplc="0409000B" w:tentative="1">
+      <w:start w:val="1"/>
+      <w:numFmt w:val="bullet"/>
+      <w:lvlText w:val=""/>
+      <w:lvlJc w:val="left"/>
+      <w:pPr>
+        <w:ind w:left="1760" w:hanging="440"/>
+      </w:pPr>
+      <w:rPr>
+        <w:rFonts w:ascii="Wingdings" w:hAnsi="Wingdings" w:hint="default"/>
+      </w:rPr>
+    </w:lvl>
+    <w:lvl w:ilvl="2" w:tplc="0409000D" w:tentative="1">
+      <w:start w:val="1"/>
+      <w:numFmt w:val="bullet"/>
+      <w:lvlText w:val=""/>
+      <w:lvlJc w:val="left"/>
+      <w:pPr>
+        <w:ind w:left="2200" w:hanging="440"/>
+      </w:pPr>
+      <w:rPr>
+        <w:rFonts w:ascii="Wingdings" w:hAnsi="Wingdings" w:hint="default"/>
+      </w:rPr>
+    </w:lvl>
+    <w:lvl w:ilvl="3" w:tplc="04090001" w:tentative="1">
+      <w:start w:val="1"/>
+      <w:numFmt w:val="bullet"/>
+      <w:lvlText w:val=""/>
+      <w:lvlJc w:val="left"/>
+      <w:pPr>
+        <w:ind w:left="2640" w:hanging="440"/>
+      </w:pPr>
+      <w:rPr>
+        <w:rFonts w:ascii="Wingdings" w:hAnsi="Wingdings" w:hint="default"/>
+      </w:rPr>
+    </w:lvl>
+    <w:lvl w:ilvl="4" w:tplc="0409000B" w:tentative="1">
+      <w:start w:val="1"/>
+      <w:numFmt w:val="bullet"/>
+      <w:lvlText w:val=""/>
+      <w:lvlJc w:val="left"/>
+      <w:pPr>
+        <w:ind w:left="3080" w:hanging="440"/>
+      </w:pPr>
+      <w:rPr>
+        <w:rFonts w:ascii="Wingdings" w:hAnsi="Wingdings" w:hint="default"/>
+      </w:rPr>
+    </w:lvl>
+    <w:lvl w:ilvl="5" w:tplc="0409000D" w:tentative="1">
+      <w:start w:val="1"/>
+      <w:numFmt w:val="bullet"/>
+      <w:lvlText w:val=""/>
+      <w:lvlJc w:val="left"/>
+      <w:pPr>
+        <w:ind w:left="3520" w:hanging="440"/>
+      </w:pPr>
+      <w:rPr>
+        <w:rFonts w:ascii="Wingdings" w:hAnsi="Wingdings" w:hint="default"/>
+      </w:rPr>
+    </w:lvl>
+    <w:lvl w:ilvl="6" w:tplc="04090001" w:tentative="1">
+      <w:start w:val="1"/>
+      <w:numFmt w:val="bullet"/>
+      <w:lvlText w:val=""/>
+      <w:lvlJc w:val="left"/>
+      <w:pPr>
+        <w:ind w:left="3960" w:hanging="440"/>
+      </w:pPr>
+      <w:rPr>
+        <w:rFonts w:ascii="Wingdings" w:hAnsi="Wingdings" w:hint="default"/>
+      </w:rPr>
+    </w:lvl>
+    <w:lvl w:ilvl="7" w:tplc="0409000B" w:tentative="1">
+      <w:start w:val="1"/>
+      <w:numFmt w:val="bullet"/>
+      <w:lvlText w:val=""/>
+      <w:lvlJc w:val="left"/>
+      <w:pPr>
+        <w:ind w:left="4400" w:hanging="440"/>
+      </w:pPr>
+      <w:rPr>
+        <w:rFonts w:ascii="Wingdings" w:hAnsi="Wingdings" w:hint="default"/>
+      </w:rPr>
+    </w:lvl>
+    <w:lvl w:ilvl="8" w:tplc="0409000D" w:tentative="1">
+      <w:start w:val="1"/>
+      <w:numFmt w:val="bullet"/>
+      <w:lvlText w:val=""/>
+      <w:lvlJc w:val="left"/>
+      <w:pPr>
+        <w:ind w:left="4840" w:hanging="440"/>
+      </w:pPr>
+      <w:rPr>
+        <w:rFonts w:ascii="Wingdings" w:hAnsi="Wingdings" w:hint="default"/>
       </w:rPr>
     </w:lvl>
   </w:abstractNum>
@@ -4781,6 +8854,45 @@
   </w:num>
   <w:num w:numId="9" w16cid:durableId="1851026612">
     <w:abstractNumId w:val="0"/>
+  </w:num>
+  <w:num w:numId="10" w16cid:durableId="1314289741">
+    <w:abstractNumId w:val="18"/>
+  </w:num>
+  <w:num w:numId="11" w16cid:durableId="2017464542">
+    <w:abstractNumId w:val="12"/>
+  </w:num>
+  <w:num w:numId="12" w16cid:durableId="1002511929">
+    <w:abstractNumId w:val="11"/>
+  </w:num>
+  <w:num w:numId="13" w16cid:durableId="1407264810">
+    <w:abstractNumId w:val="21"/>
+  </w:num>
+  <w:num w:numId="14" w16cid:durableId="238294787">
+    <w:abstractNumId w:val="9"/>
+  </w:num>
+  <w:num w:numId="15" w16cid:durableId="1597590378">
+    <w:abstractNumId w:val="13"/>
+  </w:num>
+  <w:num w:numId="16" w16cid:durableId="1633170881">
+    <w:abstractNumId w:val="10"/>
+  </w:num>
+  <w:num w:numId="17" w16cid:durableId="1801611500">
+    <w:abstractNumId w:val="14"/>
+  </w:num>
+  <w:num w:numId="18" w16cid:durableId="2063870659">
+    <w:abstractNumId w:val="15"/>
+  </w:num>
+  <w:num w:numId="19" w16cid:durableId="1042755601">
+    <w:abstractNumId w:val="20"/>
+  </w:num>
+  <w:num w:numId="20" w16cid:durableId="124585360">
+    <w:abstractNumId w:val="17"/>
+  </w:num>
+  <w:num w:numId="21" w16cid:durableId="1156073826">
+    <w:abstractNumId w:val="19"/>
+  </w:num>
+  <w:num w:numId="22" w16cid:durableId="698317810">
+    <w:abstractNumId w:val="16"/>
   </w:num>
 </w:numbering>
 </file>

--- a/jquery_migration_design.docx
+++ b/jquery_migration_design.docx
@@ -495,109 +495,128 @@
     </w:p>
     <w:p>
       <w:pPr>
-        <w:spacing w:after="100" w:line="240" w:lineRule="auto"/>
-        <w:rPr>
-          <w:lang w:eastAsia="ja-JP"/>
-        </w:rPr>
-      </w:pPr>
-      <w:r>
-        <w:rPr>
+        <w:spacing w:line="240" w:lineRule="auto"/>
+        <w:rPr>
+          <w:b/>
+          <w:bCs/>
+          <w:lang w:eastAsia="ja-JP"/>
+        </w:rPr>
+      </w:pPr>
+      <w:r>
+        <w:rPr>
+          <w:rFonts w:hint="eastAsia"/>
           <w:lang w:eastAsia="ja-JP"/>
         </w:rPr>
         <w:t>現行アプリは</w:t>
       </w:r>
       <w:r>
         <w:rPr>
+          <w:rFonts w:hint="eastAsia"/>
           <w:lang w:eastAsia="ja-JP"/>
         </w:rPr>
         <w:t xml:space="preserve"> React/Redux </w:t>
       </w:r>
       <w:r>
         <w:rPr>
+          <w:rFonts w:hint="eastAsia"/>
           <w:lang w:eastAsia="ja-JP"/>
         </w:rPr>
         <w:t>を中心とした</w:t>
       </w:r>
       <w:r>
         <w:rPr>
+          <w:rFonts w:hint="eastAsia"/>
           <w:lang w:eastAsia="ja-JP"/>
         </w:rPr>
         <w:t>SPA</w:t>
       </w:r>
       <w:r>
         <w:rPr>
+          <w:rFonts w:hint="eastAsia"/>
           <w:lang w:eastAsia="ja-JP"/>
         </w:rPr>
         <w:t>として実装されている。一方、移植先は既存の</w:t>
       </w:r>
       <w:r>
         <w:rPr>
+          <w:rFonts w:hint="eastAsia"/>
           <w:lang w:eastAsia="ja-JP"/>
         </w:rPr>
         <w:t xml:space="preserve"> jQuery </w:t>
       </w:r>
       <w:r>
         <w:rPr>
+          <w:rFonts w:hint="eastAsia"/>
           <w:lang w:eastAsia="ja-JP"/>
         </w:rPr>
         <w:t>ベース</w:t>
       </w:r>
       <w:r>
         <w:rPr>
+          <w:rFonts w:hint="eastAsia"/>
           <w:lang w:eastAsia="ja-JP"/>
         </w:rPr>
         <w:t>Web</w:t>
       </w:r>
       <w:r>
         <w:rPr>
+          <w:rFonts w:hint="eastAsia"/>
           <w:lang w:eastAsia="ja-JP"/>
         </w:rPr>
         <w:t>アプリを内蔵した</w:t>
       </w:r>
       <w:r>
         <w:rPr>
+          <w:rFonts w:hint="eastAsia"/>
           <w:lang w:eastAsia="ja-JP"/>
         </w:rPr>
         <w:t xml:space="preserve"> Linux</w:t>
       </w:r>
       <w:r>
         <w:rPr>
+          <w:rFonts w:hint="eastAsia"/>
           <w:lang w:eastAsia="ja-JP"/>
         </w:rPr>
         <w:t>系</w:t>
       </w:r>
       <w:r>
         <w:rPr>
+          <w:rFonts w:hint="eastAsia"/>
           <w:lang w:eastAsia="ja-JP"/>
         </w:rPr>
         <w:t>Web</w:t>
       </w:r>
       <w:r>
         <w:rPr>
+          <w:rFonts w:hint="eastAsia"/>
           <w:lang w:eastAsia="ja-JP"/>
         </w:rPr>
         <w:t>カメラであり、ブラウザ上での動作要件・資源制約・既存資産の整合を踏まえると、</w:t>
       </w:r>
       <w:r>
         <w:rPr>
+          <w:rFonts w:hint="eastAsia"/>
           <w:lang w:eastAsia="ja-JP"/>
         </w:rPr>
         <w:t>React</w:t>
       </w:r>
       <w:r>
         <w:rPr>
+          <w:rFonts w:hint="eastAsia"/>
           <w:lang w:eastAsia="ja-JP"/>
         </w:rPr>
         <w:t>ランタイムを維持したまま移植するよりも、</w:t>
       </w:r>
       <w:r>
         <w:rPr>
+          <w:rFonts w:hint="eastAsia"/>
           <w:lang w:eastAsia="ja-JP"/>
         </w:rPr>
         <w:t>jQuery</w:t>
       </w:r>
       <w:r>
         <w:rPr>
+          <w:rFonts w:hint="eastAsia"/>
           <w:lang w:eastAsia="ja-JP"/>
         </w:rPr>
         <w:t>ベースで再構成するほうが現実的である。</w:t>
@@ -605,49 +624,57 @@
     </w:p>
     <w:p>
       <w:pPr>
-        <w:spacing w:after="100" w:line="240" w:lineRule="auto"/>
-        <w:rPr>
-          <w:lang w:eastAsia="ja-JP"/>
-        </w:rPr>
-      </w:pPr>
-      <w:r>
-        <w:rPr>
+        <w:spacing w:line="240" w:lineRule="auto"/>
+        <w:rPr>
+          <w:rFonts w:hint="eastAsia"/>
+          <w:lang w:eastAsia="ja-JP"/>
+        </w:rPr>
+      </w:pPr>
+      <w:r>
+        <w:rPr>
+          <w:rFonts w:hint="eastAsia"/>
           <w:lang w:eastAsia="ja-JP"/>
         </w:rPr>
         <w:t>本設計書の目的は、</w:t>
       </w:r>
       <w:r>
         <w:rPr>
+          <w:rFonts w:hint="eastAsia"/>
           <w:lang w:eastAsia="ja-JP"/>
         </w:rPr>
         <w:t xml:space="preserve">src </w:t>
       </w:r>
       <w:r>
         <w:rPr>
+          <w:rFonts w:hint="eastAsia"/>
           <w:lang w:eastAsia="ja-JP"/>
         </w:rPr>
         <w:t>ツリー解析結果を踏まえ、既存</w:t>
       </w:r>
       <w:r>
         <w:rPr>
+          <w:rFonts w:hint="eastAsia"/>
           <w:lang w:eastAsia="ja-JP"/>
         </w:rPr>
         <w:t xml:space="preserve"> React</w:t>
       </w:r>
       <w:r>
         <w:rPr>
+          <w:rFonts w:hint="eastAsia"/>
           <w:lang w:eastAsia="ja-JP"/>
         </w:rPr>
         <w:t>アプリの責務を</w:t>
       </w:r>
       <w:r>
         <w:rPr>
+          <w:rFonts w:hint="eastAsia"/>
           <w:lang w:eastAsia="ja-JP"/>
         </w:rPr>
         <w:t xml:space="preserve"> jQuery</w:t>
       </w:r>
       <w:r>
         <w:rPr>
+          <w:rFonts w:hint="eastAsia"/>
           <w:lang w:eastAsia="ja-JP"/>
         </w:rPr>
         <w:t>実装へ落とし込むためのアーキテクチャ、ファイル分割、イベント制御、状態管理、通信方式、実装順序を定義することである。</w:t>
@@ -655,12 +682,108 @@
     </w:p>
     <w:p>
       <w:pPr>
+        <w:spacing w:line="240" w:lineRule="auto"/>
+        <w:rPr>
+          <w:b/>
+          <w:bCs/>
+          <w:lang w:eastAsia="ja-JP"/>
+        </w:rPr>
+      </w:pPr>
+      <w:r>
+        <w:rPr>
+          <w:rFonts w:hint="eastAsia"/>
+          <w:lang w:eastAsia="ja-JP"/>
+        </w:rPr>
+        <w:t>また、本移植は独立した新規ページを構築するのではなく、既存実機</w:t>
+      </w:r>
+      <w:r>
+        <w:rPr>
+          <w:rFonts w:hint="eastAsia"/>
+          <w:lang w:eastAsia="ja-JP"/>
+        </w:rPr>
+        <w:t>Web</w:t>
+      </w:r>
+      <w:r>
+        <w:rPr>
+          <w:rFonts w:hint="eastAsia"/>
+          <w:lang w:eastAsia="ja-JP"/>
+        </w:rPr>
+        <w:t>アプリ内の指定</w:t>
+      </w:r>
+      <w:r>
+        <w:rPr>
+          <w:rFonts w:hint="eastAsia"/>
+          <w:lang w:eastAsia="ja-JP"/>
+        </w:rPr>
+        <w:t>Container</w:t>
+      </w:r>
+      <w:r>
+        <w:rPr>
+          <w:rFonts w:hint="eastAsia"/>
+          <w:lang w:eastAsia="ja-JP"/>
+        </w:rPr>
+        <w:t>領域を移植対象</w:t>
+      </w:r>
+      <w:r>
+        <w:rPr>
+          <w:rFonts w:hint="eastAsia"/>
+          <w:lang w:eastAsia="ja-JP"/>
+        </w:rPr>
+        <w:t>UI</w:t>
+      </w:r>
+      <w:r>
+        <w:rPr>
+          <w:rFonts w:hint="eastAsia"/>
+          <w:lang w:eastAsia="ja-JP"/>
+        </w:rPr>
+        <w:t>で置き換える形で実施する。そのため、本設計では画面全体の再構成ではなく、対象</w:t>
+      </w:r>
+      <w:r>
+        <w:rPr>
+          <w:rFonts w:hint="eastAsia"/>
+          <w:lang w:eastAsia="ja-JP"/>
+        </w:rPr>
+        <w:t>Container</w:t>
+      </w:r>
+      <w:r>
+        <w:rPr>
+          <w:rFonts w:hint="eastAsia"/>
+          <w:lang w:eastAsia="ja-JP"/>
+        </w:rPr>
+        <w:t>内に閉じた</w:t>
+      </w:r>
+      <w:r>
+        <w:rPr>
+          <w:rFonts w:hint="eastAsia"/>
+          <w:lang w:eastAsia="ja-JP"/>
+        </w:rPr>
+        <w:t>UI</w:t>
+      </w:r>
+      <w:r>
+        <w:rPr>
+          <w:rFonts w:hint="eastAsia"/>
+          <w:lang w:eastAsia="ja-JP"/>
+        </w:rPr>
+        <w:t>・状態・イベント・通信の再設計を基本方針とする。</w:t>
+      </w:r>
+    </w:p>
+    <w:p>
+      <w:pPr>
         <w:pStyle w:val="1"/>
-      </w:pPr>
-      <w:r>
+        <w:rPr>
+          <w:lang w:eastAsia="ja-JP"/>
+        </w:rPr>
+      </w:pPr>
+      <w:r>
+        <w:rPr>
+          <w:lang w:eastAsia="ja-JP"/>
+        </w:rPr>
         <w:t xml:space="preserve">2. </w:t>
       </w:r>
       <w:r>
+        <w:rPr>
+          <w:lang w:eastAsia="ja-JP"/>
+        </w:rPr>
         <w:t>解析結果の要約</w:t>
       </w:r>
     </w:p>
@@ -1107,6 +1230,7 @@
     <w:p>
       <w:pPr>
         <w:pStyle w:val="a0"/>
+        <w:spacing w:line="240" w:lineRule="auto"/>
       </w:pPr>
       <w:r>
         <w:t>React</w:t>
@@ -1130,6 +1254,7 @@
     <w:p>
       <w:pPr>
         <w:pStyle w:val="a0"/>
+        <w:spacing w:line="240" w:lineRule="auto"/>
         <w:rPr>
           <w:lang w:eastAsia="ja-JP"/>
         </w:rPr>
@@ -1186,6 +1311,7 @@
     <w:p>
       <w:pPr>
         <w:pStyle w:val="a0"/>
+        <w:spacing w:line="240" w:lineRule="auto"/>
       </w:pPr>
       <w:r>
         <w:t xml:space="preserve">WebSocket/STOMP </w:t>
@@ -1215,6 +1341,7 @@
     <w:p>
       <w:pPr>
         <w:pStyle w:val="a0"/>
+        <w:spacing w:line="240" w:lineRule="auto"/>
         <w:rPr>
           <w:lang w:eastAsia="ja-JP"/>
         </w:rPr>
@@ -1259,6 +1386,7 @@
     <w:p>
       <w:pPr>
         <w:pStyle w:val="a0"/>
+        <w:spacing w:line="240" w:lineRule="auto"/>
         <w:rPr>
           <w:lang w:eastAsia="ja-JP"/>
         </w:rPr>
@@ -1272,71 +1400,182 @@
     </w:p>
     <w:p>
       <w:pPr>
-        <w:pStyle w:val="1"/>
-        <w:rPr>
-          <w:lang w:eastAsia="ja-JP"/>
-        </w:rPr>
-      </w:pPr>
-      <w:r>
-        <w:rPr>
-          <w:lang w:eastAsia="ja-JP"/>
-        </w:rPr>
-        <w:t xml:space="preserve">4. </w:t>
-      </w:r>
-      <w:r>
-        <w:rPr>
-          <w:lang w:eastAsia="ja-JP"/>
-        </w:rPr>
-        <w:t>推奨アーキテクチャ</w:t>
+        <w:pStyle w:val="a0"/>
+        <w:spacing w:line="240" w:lineRule="auto"/>
+        <w:rPr>
+          <w:lang w:eastAsia="ja-JP"/>
+        </w:rPr>
+      </w:pPr>
+      <w:r>
+        <w:rPr>
+          <w:lang w:eastAsia="ja-JP"/>
+        </w:rPr>
+        <w:t>最終実装では、既存実機</w:t>
+      </w:r>
+      <w:r>
+        <w:rPr>
+          <w:lang w:eastAsia="ja-JP"/>
+        </w:rPr>
+        <w:t>Web</w:t>
+      </w:r>
+      <w:r>
+        <w:rPr>
+          <w:lang w:eastAsia="ja-JP"/>
+        </w:rPr>
+        <w:t>アプリの指定</w:t>
+      </w:r>
+      <w:r>
+        <w:rPr>
+          <w:lang w:eastAsia="ja-JP"/>
+        </w:rPr>
+        <w:t>Container</w:t>
+      </w:r>
+      <w:r>
+        <w:rPr>
+          <w:lang w:eastAsia="ja-JP"/>
+        </w:rPr>
+        <w:t>領域を差し替え対象とし、新規</w:t>
+      </w:r>
+      <w:r>
+        <w:rPr>
+          <w:lang w:eastAsia="ja-JP"/>
+        </w:rPr>
+        <w:t>UI</w:t>
+      </w:r>
+      <w:r>
+        <w:rPr>
+          <w:lang w:eastAsia="ja-JP"/>
+        </w:rPr>
+        <w:t>は当該</w:t>
+      </w:r>
+      <w:r>
+        <w:rPr>
+          <w:lang w:eastAsia="ja-JP"/>
+        </w:rPr>
+        <w:t>Container</w:t>
+      </w:r>
+      <w:r>
+        <w:rPr>
+          <w:lang w:eastAsia="ja-JP"/>
+        </w:rPr>
+        <w:t>配下に閉じて構築する。既存ページ全体の構造や他領域には極力影響を与えない。</w:t>
       </w:r>
     </w:p>
     <w:p>
       <w:pPr>
-        <w:spacing w:after="100" w:line="240" w:lineRule="auto"/>
-        <w:rPr>
-          <w:lang w:eastAsia="ja-JP"/>
-        </w:rPr>
-      </w:pPr>
-      <w:r>
-        <w:rPr>
-          <w:lang w:eastAsia="ja-JP"/>
-        </w:rPr>
-        <w:t>移植版では、以下の</w:t>
-      </w:r>
-      <w:r>
-        <w:rPr>
-          <w:lang w:eastAsia="ja-JP"/>
-        </w:rPr>
-        <w:t>4</w:t>
-      </w:r>
-      <w:r>
-        <w:rPr>
-          <w:lang w:eastAsia="ja-JP"/>
-        </w:rPr>
-        <w:t>層構成を推奨する。</w:t>
+        <w:pStyle w:val="a0"/>
+        <w:spacing w:line="240" w:lineRule="auto"/>
+        <w:rPr>
+          <w:lang w:eastAsia="ja-JP"/>
+        </w:rPr>
+      </w:pPr>
+      <w:r>
+        <w:rPr>
+          <w:lang w:eastAsia="ja-JP"/>
+        </w:rPr>
+        <w:lastRenderedPageBreak/>
+        <w:t>既存</w:t>
+      </w:r>
+      <w:r>
+        <w:rPr>
+          <w:lang w:eastAsia="ja-JP"/>
+        </w:rPr>
+        <w:t>DOM</w:t>
+      </w:r>
+      <w:r>
+        <w:rPr>
+          <w:lang w:eastAsia="ja-JP"/>
+        </w:rPr>
+        <w:t>との接続点は、対象</w:t>
+      </w:r>
+      <w:r>
+        <w:rPr>
+          <w:lang w:eastAsia="ja-JP"/>
+        </w:rPr>
+        <w:t>Container</w:t>
+      </w:r>
+      <w:r>
+        <w:rPr>
+          <w:lang w:eastAsia="ja-JP"/>
+        </w:rPr>
+        <w:t>の取得・初期化・破棄に限定し、外側レイアウトや既存機能への依存を最小化する。</w:t>
       </w:r>
     </w:p>
     <w:p>
       <w:pPr>
-        <w:pStyle w:val="27"/>
-      </w:pPr>
-      <w:r>
-        <w:t>page module  →  ui component  →  state/store  →  service(api/stomp)</w:t>
+        <w:pStyle w:val="1"/>
+        <w:rPr>
+          <w:lang w:eastAsia="ja-JP"/>
+        </w:rPr>
+      </w:pPr>
+      <w:r>
+        <w:rPr>
+          <w:lang w:eastAsia="ja-JP"/>
+        </w:rPr>
+        <w:t xml:space="preserve">4. </w:t>
+      </w:r>
+      <w:r>
+        <w:rPr>
+          <w:lang w:eastAsia="ja-JP"/>
+        </w:rPr>
+        <w:t>推奨アーキテクチャ</w:t>
       </w:r>
     </w:p>
     <w:p>
       <w:pPr>
         <w:spacing w:after="100" w:line="240" w:lineRule="auto"/>
-      </w:pPr>
-      <w:r>
-        <w:lastRenderedPageBreak/>
+        <w:rPr>
+          <w:lang w:eastAsia="ja-JP"/>
+        </w:rPr>
+      </w:pPr>
+      <w:r>
+        <w:rPr>
+          <w:lang w:eastAsia="ja-JP"/>
+        </w:rPr>
+        <w:t>移植版では、以下の</w:t>
+      </w:r>
+      <w:r>
+        <w:rPr>
+          <w:lang w:eastAsia="ja-JP"/>
+        </w:rPr>
+        <w:t>4</w:t>
+      </w:r>
+      <w:r>
+        <w:rPr>
+          <w:lang w:eastAsia="ja-JP"/>
+        </w:rPr>
+        <w:t>層構成を推奨する。</w:t>
+      </w:r>
+    </w:p>
+    <w:p>
+      <w:pPr>
+        <w:pStyle w:val="27"/>
+        <w:rPr>
+          <w:lang w:eastAsia="ja-JP"/>
+        </w:rPr>
+      </w:pPr>
+      <w:r>
+        <w:t>page module  →  ui component  →  state/store  →  service(api/stomp)</w:t>
+      </w:r>
+    </w:p>
+    <w:p>
+      <w:pPr>
+        <w:spacing w:after="100" w:line="240" w:lineRule="auto"/>
+        <w:rPr>
+          <w:lang w:eastAsia="ja-JP"/>
+        </w:rPr>
+      </w:pPr>
+      <w:r>
+        <w:rPr>
+          <w:lang w:eastAsia="ja-JP"/>
+        </w:rPr>
         <w:t>役割分担は次の通り。</w:t>
       </w:r>
     </w:p>
     <w:tbl>
       <w:tblPr>
+        <w:tblpPr w:leftFromText="142" w:rightFromText="142" w:vertAnchor="text" w:tblpY="85"/>
         <w:tblW w:w="10096" w:type="dxa"/>
-        <w:jc w:val="center"/>
         <w:tblBorders>
           <w:top w:val="single" w:sz="8" w:space="0" w:color="B6D7A8"/>
           <w:left w:val="single" w:sz="8" w:space="0" w:color="B6D7A8"/>
@@ -1355,9 +1594,6 @@
         <w:gridCol w:w="2918"/>
       </w:tblGrid>
       <w:tr>
-        <w:trPr>
-          <w:jc w:val="center"/>
-        </w:trPr>
         <w:tc>
           <w:tcPr>
             <w:tcW w:w="1366" w:type="dxa"/>
@@ -1448,9 +1684,6 @@
         </w:tc>
       </w:tr>
       <w:tr>
-        <w:trPr>
-          <w:jc w:val="center"/>
-        </w:trPr>
         <w:tc>
           <w:tcPr>
             <w:tcW w:w="1366" w:type="dxa"/>
@@ -1533,7 +1766,7 @@
           </w:tcPr>
           <w:p>
             <w:pPr>
-              <w:spacing w:after="0" w:line="240" w:lineRule="auto"/>
+              <w:spacing w:after="0" w:line="240" w:lineRule="exact"/>
               <w:rPr>
                 <w:sz w:val="18"/>
                 <w:szCs w:val="18"/>
@@ -1546,15 +1779,28 @@
                 <w:szCs w:val="18"/>
                 <w:lang w:eastAsia="ja-JP"/>
               </w:rPr>
-              <w:t>初期化と画面更新の起点</w:t>
+              <w:t>差し替え対象</w:t>
+            </w:r>
+            <w:r>
+              <w:rPr>
+                <w:sz w:val="18"/>
+                <w:szCs w:val="18"/>
+                <w:lang w:eastAsia="ja-JP"/>
+              </w:rPr>
+              <w:t>Container</w:t>
+            </w:r>
+            <w:r>
+              <w:rPr>
+                <w:sz w:val="18"/>
+                <w:szCs w:val="18"/>
+                <w:lang w:eastAsia="ja-JP"/>
+              </w:rPr>
+              <w:t>へのマウント、初期化、画面更新、破棄の起点</w:t>
             </w:r>
           </w:p>
         </w:tc>
       </w:tr>
       <w:tr>
-        <w:trPr>
-          <w:jc w:val="center"/>
-        </w:trPr>
         <w:tc>
           <w:tcPr>
             <w:tcW w:w="1366" w:type="dxa"/>
@@ -1659,9 +1905,6 @@
         </w:tc>
       </w:tr>
       <w:tr>
-        <w:trPr>
-          <w:jc w:val="center"/>
-        </w:trPr>
         <w:tc>
           <w:tcPr>
             <w:tcW w:w="1366" w:type="dxa"/>
@@ -1772,9 +2015,6 @@
         </w:tc>
       </w:tr>
       <w:tr>
-        <w:trPr>
-          <w:jc w:val="center"/>
-        </w:trPr>
         <w:tc>
           <w:tcPr>
             <w:tcW w:w="1366" w:type="dxa"/>
@@ -1898,6 +2138,71 @@
         </w:tc>
       </w:tr>
     </w:tbl>
+    <w:p>
+      <w:pPr>
+        <w:spacing w:after="100" w:line="240" w:lineRule="auto"/>
+        <w:rPr>
+          <w:rFonts w:hint="eastAsia"/>
+          <w:lang w:eastAsia="ja-JP"/>
+        </w:rPr>
+      </w:pPr>
+      <w:r>
+        <w:rPr>
+          <w:rFonts w:hint="eastAsia"/>
+          <w:lang w:eastAsia="ja-JP"/>
+        </w:rPr>
+        <w:t xml:space="preserve">page module </w:t>
+      </w:r>
+      <w:r>
+        <w:rPr>
+          <w:rFonts w:hint="eastAsia"/>
+          <w:lang w:eastAsia="ja-JP"/>
+        </w:rPr>
+        <w:t>は独立ページの生成だけでなく、既存実機</w:t>
+      </w:r>
+      <w:r>
+        <w:rPr>
+          <w:rFonts w:hint="eastAsia"/>
+          <w:lang w:eastAsia="ja-JP"/>
+        </w:rPr>
+        <w:t>Web</w:t>
+      </w:r>
+      <w:r>
+        <w:rPr>
+          <w:rFonts w:hint="eastAsia"/>
+          <w:lang w:eastAsia="ja-JP"/>
+        </w:rPr>
+        <w:t>アプリ内の差し替え対象</w:t>
+      </w:r>
+      <w:r>
+        <w:rPr>
+          <w:rFonts w:hint="eastAsia"/>
+          <w:lang w:eastAsia="ja-JP"/>
+        </w:rPr>
+        <w:t>Container</w:t>
+      </w:r>
+      <w:r>
+        <w:rPr>
+          <w:rFonts w:hint="eastAsia"/>
+          <w:lang w:eastAsia="ja-JP"/>
+        </w:rPr>
+        <w:t>へ</w:t>
+      </w:r>
+      <w:r>
+        <w:rPr>
+          <w:rFonts w:hint="eastAsia"/>
+          <w:lang w:eastAsia="ja-JP"/>
+        </w:rPr>
+        <w:t>UI</w:t>
+      </w:r>
+      <w:r>
+        <w:rPr>
+          <w:rFonts w:hint="eastAsia"/>
+          <w:lang w:eastAsia="ja-JP"/>
+        </w:rPr>
+        <w:t>をマウントする責務を持つ。これにより、移植対象機能を既存画面の一部として安全に組み込む。</w:t>
+      </w:r>
+    </w:p>
     <w:p>
       <w:pPr>
         <w:pStyle w:val="1"/>
@@ -3857,6 +4162,22 @@
     </w:p>
     <w:p>
       <w:pPr>
+        <w:spacing w:after="0" w:line="240" w:lineRule="auto"/>
+        <w:rPr>
+          <w:rFonts w:ascii="メイリオ" w:hAnsi="メイリオ" w:hint="eastAsia"/>
+          <w:lang w:eastAsia="ja-JP"/>
+        </w:rPr>
+      </w:pPr>
+      <w:r>
+        <w:rPr>
+          <w:rFonts w:ascii="メイリオ" w:hAnsi="メイリオ" w:hint="eastAsia"/>
+          <w:lang w:eastAsia="ja-JP"/>
+        </w:rPr>
+        <w:t>また、各ページは独立ページとして振る舞うのではなく、既存実機Webアプリ内の差し替え対象Containerへマウントされる単位として設計する。したがって、page module は対象Containerの直接操作を許される唯一の層とし、component や service は対象Containerを直接参照しない。</w:t>
+      </w:r>
+    </w:p>
+    <w:p>
+      <w:pPr>
         <w:pStyle w:val="21"/>
         <w:spacing w:line="240" w:lineRule="auto"/>
         <w:rPr>
@@ -3969,6 +4290,13 @@
         </w:rPr>
         <w:t>destroy(): イベント解除、リソース解放</w:t>
       </w:r>
+      <w:r>
+        <w:rPr>
+          <w:rFonts w:ascii="メイリオ" w:hAnsi="メイリオ" w:hint="eastAsia"/>
+          <w:lang w:eastAsia="ja-JP"/>
+        </w:rPr>
+        <w:t>、差し替え対象Container内の後始末</w:t>
+      </w:r>
     </w:p>
     <w:p>
       <w:pPr>
@@ -4363,6 +4691,7 @@
           <w:szCs w:val="21"/>
           <w:lang w:eastAsia="ja-JP"/>
         </w:rPr>
+        <w:lastRenderedPageBreak/>
         <w:t>■ 禁止事項</w:t>
       </w:r>
     </w:p>
@@ -4405,7 +4734,6 @@
           <w:rFonts w:ascii="メイリオ" w:hAnsi="メイリオ"/>
           <w:lang w:eastAsia="ja-JP"/>
         </w:rPr>
-        <w:lastRenderedPageBreak/>
         <w:t>イベント内で直接DOMを書き換えない（必ずstate経由）</w:t>
       </w:r>
     </w:p>
@@ -4432,6 +4760,27 @@
     </w:p>
     <w:p>
       <w:pPr>
+        <w:pStyle w:val="ae"/>
+        <w:numPr>
+          <w:ilvl w:val="0"/>
+          <w:numId w:val="21"/>
+        </w:numPr>
+        <w:spacing w:after="0" w:line="240" w:lineRule="auto"/>
+        <w:rPr>
+          <w:rFonts w:ascii="メイリオ" w:hAnsi="メイリオ"/>
+          <w:lang w:eastAsia="ja-JP"/>
+        </w:rPr>
+      </w:pPr>
+      <w:r>
+        <w:rPr>
+          <w:rFonts w:ascii="メイリオ" w:hAnsi="メイリオ" w:hint="eastAsia"/>
+          <w:lang w:eastAsia="ja-JP"/>
+        </w:rPr>
+        <w:t>差し替え対象Container外のDOMを直接制御しない</w:t>
+      </w:r>
+    </w:p>
+    <w:p>
+      <w:pPr>
         <w:pStyle w:val="21"/>
         <w:spacing w:line="240" w:lineRule="auto"/>
         <w:rPr>
@@ -4470,6 +4819,22 @@
           <w:lang w:eastAsia="ja-JP"/>
         </w:rPr>
         <w:t>本設計は、UI主導の段階的実装を前提とし、画面モジュールが過度にstateや通信へ依存することを防ぐ。 これにより、モック段階での手戻りを最小化し、実装の安定性を確保する。</w:t>
+      </w:r>
+    </w:p>
+    <w:p>
+      <w:pPr>
+        <w:spacing w:after="0" w:line="240" w:lineRule="auto"/>
+        <w:rPr>
+          <w:rFonts w:ascii="メイリオ" w:hAnsi="メイリオ" w:hint="eastAsia"/>
+          <w:lang w:eastAsia="ja-JP"/>
+        </w:rPr>
+      </w:pPr>
+      <w:r>
+        <w:rPr>
+          <w:rFonts w:ascii="メイリオ" w:hAnsi="メイリオ" w:hint="eastAsia"/>
+          <w:lang w:eastAsia="ja-JP"/>
+        </w:rPr>
+        <w:t>また、対象Containerとの接点を page module に限定することで、既存実機Webアプリへの影響範囲を明確化し、置き換え実装時の副作用を抑制する。</w:t>
       </w:r>
     </w:p>
     <w:p>
@@ -5298,6 +5663,7 @@
         <w:rPr>
           <w:lang w:eastAsia="ja-JP"/>
         </w:rPr>
+        <w:lastRenderedPageBreak/>
         <w:t>144dpi</w:t>
       </w:r>
       <w:r>
@@ -5388,7 +5754,6 @@
         </w:rPr>
       </w:pPr>
       <w:r>
-        <w:lastRenderedPageBreak/>
         <w:t xml:space="preserve">11. </w:t>
       </w:r>
       <w:r>
@@ -5586,7 +5951,7 @@
                 <w:szCs w:val="18"/>
                 <w:lang w:eastAsia="ja-JP"/>
               </w:rPr>
-              <w:t>UI構造確定</w:t>
+              <w:t>UI適用範囲確定</w:t>
             </w:r>
           </w:p>
         </w:tc>
@@ -5613,7 +5978,7 @@
                 <w:szCs w:val="18"/>
                 <w:lang w:eastAsia="ja-JP"/>
               </w:rPr>
-              <w:t>DOMツリー整理、Container / Content分解、画面内遷移の整理をおこない、UI構造を確定する</w:t>
+              <w:t>差し替え対象Containerの特定、既存DOMとの境界確認、Container / Content分解、画面内遷移の整理をおこない、移植対象UIの適用範囲を確定する</w:t>
             </w:r>
           </w:p>
         </w:tc>
@@ -5718,7 +6083,7 @@
                 <w:sz w:val="18"/>
                 <w:szCs w:val="18"/>
               </w:rPr>
-              <w:t>HTML/CSSでautoframing, camera_controlのレイアウトを静的に再現する（動作なし）</w:t>
+              <w:t>HTML/CSSでautoframing, camera_controlのレイアウトを静的に再現し、対象Container内に収まるUI骨格を構築する（動作なし）</w:t>
             </w:r>
           </w:p>
         </w:tc>
@@ -6237,7 +6602,25 @@
                 <w:szCs w:val="18"/>
                 <w:lang w:eastAsia="ja-JP"/>
               </w:rPr>
-              <w:t>イベント→state→通信→再描画の一連の動作を確認する</w:t>
+              <w:t>イベント→state→通信→再描画の一連の動作を確認</w:t>
+            </w:r>
+            <w:r>
+              <w:rPr>
+                <w:rFonts w:ascii="メイリオ" w:eastAsia="メイリオ" w:hAnsi="メイリオ" w:hint="eastAsia"/>
+                <w:sz w:val="18"/>
+                <w:szCs w:val="18"/>
+                <w:lang w:eastAsia="ja-JP"/>
+              </w:rPr>
+              <w:t>し</w:t>
+            </w:r>
+            <w:r>
+              <w:rPr>
+                <w:rFonts w:ascii="メイリオ" w:eastAsia="メイリオ" w:hAnsi="メイリオ" w:hint="eastAsia"/>
+                <w:sz w:val="18"/>
+                <w:szCs w:val="18"/>
+                <w:lang w:eastAsia="ja-JP"/>
+              </w:rPr>
+              <w:t>、対象Container置き換え後も既存ページとの干渉がないことを確認する</w:t>
             </w:r>
           </w:p>
         </w:tc>
@@ -6340,7 +6723,25 @@
                 <w:szCs w:val="18"/>
                 <w:lang w:eastAsia="ja-JP"/>
               </w:rPr>
-              <w:t>不要再描画の削減、エラーハンドリング、UI調整を実施する</w:t>
+              <w:t>不要再描画の削減、エラーハンドリング、UI調整</w:t>
+            </w:r>
+            <w:r>
+              <w:rPr>
+                <w:rFonts w:ascii="メイリオ" w:eastAsia="メイリオ" w:hAnsi="メイリオ" w:hint="eastAsia"/>
+                <w:sz w:val="18"/>
+                <w:szCs w:val="18"/>
+                <w:lang w:eastAsia="ja-JP"/>
+              </w:rPr>
+              <w:t>、Container置き換え時の例外対応</w:t>
+            </w:r>
+            <w:r>
+              <w:rPr>
+                <w:rFonts w:ascii="メイリオ" w:eastAsia="メイリオ" w:hAnsi="メイリオ" w:hint="eastAsia"/>
+                <w:sz w:val="18"/>
+                <w:szCs w:val="18"/>
+                <w:lang w:eastAsia="ja-JP"/>
+              </w:rPr>
+              <w:t>を実施する</w:t>
             </w:r>
           </w:p>
         </w:tc>
@@ -6800,6 +7201,7 @@
         <w:rPr>
           <w:lang w:eastAsia="ja-JP"/>
         </w:rPr>
+        <w:lastRenderedPageBreak/>
         <w:t xml:space="preserve">13. </w:t>
       </w:r>
       <w:r>
@@ -6813,47 +7215,55 @@
       <w:pPr>
         <w:spacing w:after="0" w:line="240" w:lineRule="auto"/>
         <w:rPr>
-          <w:lang w:eastAsia="ja-JP"/>
-        </w:rPr>
-      </w:pPr>
-      <w:r>
-        <w:rPr>
+          <w:rFonts w:hint="eastAsia"/>
+          <w:lang w:eastAsia="ja-JP"/>
+        </w:rPr>
+      </w:pPr>
+      <w:r>
+        <w:rPr>
+          <w:rFonts w:hint="eastAsia"/>
           <w:lang w:eastAsia="ja-JP"/>
         </w:rPr>
         <w:t>移植の成否は、</w:t>
       </w:r>
       <w:r>
         <w:rPr>
+          <w:rFonts w:hint="eastAsia"/>
           <w:lang w:eastAsia="ja-JP"/>
         </w:rPr>
         <w:t>DOM</w:t>
       </w:r>
       <w:r>
         <w:rPr>
+          <w:rFonts w:hint="eastAsia"/>
           <w:lang w:eastAsia="ja-JP"/>
         </w:rPr>
         <w:t>再現そのものではなく、「通信」「状態」「イベント制御」を</w:t>
       </w:r>
       <w:r>
         <w:rPr>
+          <w:rFonts w:hint="eastAsia"/>
           <w:lang w:eastAsia="ja-JP"/>
         </w:rPr>
         <w:t xml:space="preserve"> React</w:t>
       </w:r>
       <w:r>
         <w:rPr>
+          <w:rFonts w:hint="eastAsia"/>
           <w:lang w:eastAsia="ja-JP"/>
         </w:rPr>
         <w:t>依存から切り離し、</w:t>
       </w:r>
       <w:r>
         <w:rPr>
+          <w:rFonts w:hint="eastAsia"/>
           <w:lang w:eastAsia="ja-JP"/>
         </w:rPr>
         <w:t>jQuery</w:t>
       </w:r>
       <w:r>
         <w:rPr>
+          <w:rFonts w:hint="eastAsia"/>
           <w:lang w:eastAsia="ja-JP"/>
         </w:rPr>
         <w:t>でも破綻しない形で再設計できるかにかかっている。</w:t>
@@ -6863,173 +7273,452 @@
       <w:pPr>
         <w:spacing w:after="0" w:line="240" w:lineRule="auto"/>
         <w:rPr>
-          <w:lang w:eastAsia="ja-JP"/>
-        </w:rPr>
-      </w:pPr>
+          <w:rFonts w:hint="eastAsia"/>
+          <w:lang w:eastAsia="ja-JP"/>
+        </w:rPr>
+      </w:pPr>
+      <w:r>
+        <w:rPr>
+          <w:rFonts w:hint="eastAsia"/>
+          <w:lang w:eastAsia="ja-JP"/>
+        </w:rPr>
+        <w:t>したがって、実作業は画面コピーから入るのではなく、</w:t>
+      </w:r>
+      <w:r>
+        <w:rPr>
+          <w:rFonts w:hint="eastAsia"/>
+          <w:lang w:eastAsia="ja-JP"/>
+        </w:rPr>
+        <w:t>UI</w:t>
+      </w:r>
+      <w:r>
+        <w:rPr>
+          <w:rFonts w:hint="eastAsia"/>
+          <w:lang w:eastAsia="ja-JP"/>
+        </w:rPr>
+        <w:t>主導の段階的実装（</w:t>
+      </w:r>
+      <w:r>
+        <w:rPr>
+          <w:rFonts w:hint="eastAsia"/>
+          <w:lang w:eastAsia="ja-JP"/>
+        </w:rPr>
+        <w:t>11</w:t>
+      </w:r>
+      <w:r>
+        <w:rPr>
+          <w:rFonts w:hint="eastAsia"/>
+          <w:lang w:eastAsia="ja-JP"/>
+        </w:rPr>
+        <w:t>章）に従い、対象</w:t>
+      </w:r>
+      <w:r>
+        <w:rPr>
+          <w:rFonts w:hint="eastAsia"/>
+          <w:lang w:eastAsia="ja-JP"/>
+        </w:rPr>
+        <w:t>Container</w:t>
+      </w:r>
+      <w:r>
+        <w:rPr>
+          <w:rFonts w:hint="eastAsia"/>
+          <w:lang w:eastAsia="ja-JP"/>
+        </w:rPr>
+        <w:t>の適用範囲確定</w:t>
+      </w:r>
+      <w:r>
+        <w:rPr>
+          <w:rFonts w:hint="eastAsia"/>
+          <w:lang w:eastAsia="ja-JP"/>
+        </w:rPr>
+        <w:t xml:space="preserve"> </w:t>
+      </w:r>
+      <w:r>
+        <w:rPr>
+          <w:rFonts w:hint="eastAsia"/>
+          <w:lang w:eastAsia="ja-JP"/>
+        </w:rPr>
+        <w:t>→</w:t>
+      </w:r>
+      <w:r>
+        <w:rPr>
+          <w:rFonts w:hint="eastAsia"/>
+          <w:lang w:eastAsia="ja-JP"/>
+        </w:rPr>
+        <w:t xml:space="preserve"> </w:t>
+      </w:r>
+      <w:r>
+        <w:rPr>
+          <w:rFonts w:hint="eastAsia"/>
+          <w:lang w:eastAsia="ja-JP"/>
+        </w:rPr>
+        <w:t>画面骨格</w:t>
+      </w:r>
+      <w:r>
+        <w:rPr>
+          <w:rFonts w:hint="eastAsia"/>
+          <w:lang w:eastAsia="ja-JP"/>
+        </w:rPr>
+        <w:t xml:space="preserve"> </w:t>
+      </w:r>
+      <w:r>
+        <w:rPr>
+          <w:rFonts w:hint="eastAsia"/>
+          <w:lang w:eastAsia="ja-JP"/>
+        </w:rPr>
+        <w:t>→</w:t>
+      </w:r>
+      <w:r>
+        <w:rPr>
+          <w:rFonts w:hint="eastAsia"/>
+          <w:lang w:eastAsia="ja-JP"/>
+        </w:rPr>
+        <w:t xml:space="preserve"> UI</w:t>
+      </w:r>
+      <w:r>
+        <w:rPr>
+          <w:rFonts w:hint="eastAsia"/>
+          <w:lang w:eastAsia="ja-JP"/>
+        </w:rPr>
+        <w:t>操作</w:t>
+      </w:r>
+      <w:r>
+        <w:rPr>
+          <w:rFonts w:hint="eastAsia"/>
+          <w:lang w:eastAsia="ja-JP"/>
+        </w:rPr>
+        <w:t xml:space="preserve"> </w:t>
+      </w:r>
+      <w:r>
+        <w:rPr>
+          <w:rFonts w:hint="eastAsia"/>
+          <w:lang w:eastAsia="ja-JP"/>
+        </w:rPr>
+        <w:t>→</w:t>
+      </w:r>
+      <w:r>
+        <w:rPr>
+          <w:rFonts w:hint="eastAsia"/>
+          <w:lang w:eastAsia="ja-JP"/>
+        </w:rPr>
+        <w:t xml:space="preserve"> </w:t>
+      </w:r>
+      <w:r>
+        <w:rPr>
+          <w:rFonts w:hint="eastAsia"/>
+          <w:lang w:eastAsia="ja-JP"/>
+        </w:rPr>
+        <w:t>画面内遷移</w:t>
+      </w:r>
+      <w:r>
+        <w:rPr>
+          <w:rFonts w:hint="eastAsia"/>
+          <w:lang w:eastAsia="ja-JP"/>
+        </w:rPr>
+        <w:t xml:space="preserve"> </w:t>
+      </w:r>
+      <w:r>
+        <w:rPr>
+          <w:rFonts w:hint="eastAsia"/>
+          <w:lang w:eastAsia="ja-JP"/>
+        </w:rPr>
+        <w:t>→</w:t>
+      </w:r>
+      <w:r>
+        <w:rPr>
+          <w:rFonts w:hint="eastAsia"/>
+          <w:lang w:eastAsia="ja-JP"/>
+        </w:rPr>
+        <w:t xml:space="preserve"> </w:t>
+      </w:r>
+      <w:r>
+        <w:rPr>
+          <w:rFonts w:hint="eastAsia"/>
+          <w:lang w:eastAsia="ja-JP"/>
+        </w:rPr>
+        <w:t>最小</w:t>
+      </w:r>
+      <w:r>
+        <w:rPr>
+          <w:rFonts w:hint="eastAsia"/>
+          <w:lang w:eastAsia="ja-JP"/>
+        </w:rPr>
+        <w:t>state</w:t>
+      </w:r>
+      <w:r>
+        <w:rPr>
+          <w:rFonts w:hint="eastAsia"/>
+          <w:lang w:eastAsia="ja-JP"/>
+        </w:rPr>
+        <w:t>導入</w:t>
+      </w:r>
+      <w:r>
+        <w:rPr>
+          <w:rFonts w:hint="eastAsia"/>
+          <w:lang w:eastAsia="ja-JP"/>
+        </w:rPr>
+        <w:t xml:space="preserve"> </w:t>
+      </w:r>
+      <w:r>
+        <w:rPr>
+          <w:rFonts w:hint="eastAsia"/>
+          <w:lang w:eastAsia="ja-JP"/>
+        </w:rPr>
+        <w:t>→</w:t>
+      </w:r>
+      <w:r>
+        <w:rPr>
+          <w:rFonts w:hint="eastAsia"/>
+          <w:lang w:eastAsia="ja-JP"/>
+        </w:rPr>
+        <w:t xml:space="preserve"> </w:t>
+      </w:r>
+      <w:r>
+        <w:rPr>
+          <w:rFonts w:hint="eastAsia"/>
+          <w:lang w:eastAsia="ja-JP"/>
+        </w:rPr>
+        <w:t>通信連携の順で進めるべきである。</w:t>
+      </w:r>
     </w:p>
     <w:p>
       <w:pPr>
         <w:spacing w:after="0" w:line="240" w:lineRule="auto"/>
         <w:rPr>
-          <w:lang w:eastAsia="ja-JP"/>
-        </w:rPr>
-      </w:pPr>
-      <w:r>
-        <w:rPr>
-          <w:lang w:eastAsia="ja-JP"/>
-        </w:rPr>
-        <w:t>したがって、実作業は画面コピーから入るのではなく、</w:t>
-      </w:r>
-      <w:r>
-        <w:rPr>
+          <w:rFonts w:hint="eastAsia"/>
+          <w:lang w:eastAsia="ja-JP"/>
+        </w:rPr>
+      </w:pPr>
+      <w:r>
+        <w:rPr>
+          <w:rFonts w:hint="eastAsia"/>
+          <w:lang w:eastAsia="ja-JP"/>
+        </w:rPr>
+        <w:t>この順序を採用する理由は、初期段階で</w:t>
+      </w:r>
+      <w:r>
+        <w:rPr>
+          <w:rFonts w:hint="eastAsia"/>
+          <w:lang w:eastAsia="ja-JP"/>
+        </w:rPr>
+        <w:t>state</w:t>
+      </w:r>
+      <w:r>
+        <w:rPr>
+          <w:rFonts w:hint="eastAsia"/>
+          <w:lang w:eastAsia="ja-JP"/>
+        </w:rPr>
+        <w:t>や通信に依存した実装を行うと、仕様未確定部分に引きずられて手戻りが増加し、</w:t>
+      </w:r>
+      <w:r>
+        <w:rPr>
+          <w:rFonts w:hint="eastAsia"/>
           <w:lang w:eastAsia="ja-JP"/>
         </w:rPr>
         <w:t>UI</w:t>
       </w:r>
       <w:r>
         <w:rPr>
-          <w:lang w:eastAsia="ja-JP"/>
-        </w:rPr>
-        <w:t>主導の段階的実装（</w:t>
-      </w:r>
-      <w:r>
-        <w:rPr>
-          <w:lang w:eastAsia="ja-JP"/>
-        </w:rPr>
-        <w:t>11</w:t>
-      </w:r>
-      <w:r>
-        <w:rPr>
-          <w:lang w:eastAsia="ja-JP"/>
-        </w:rPr>
-        <w:t>章）に従い、画面骨格</w:t>
-      </w:r>
-      <w:r>
-        <w:rPr>
-          <w:lang w:eastAsia="ja-JP"/>
-        </w:rPr>
-        <w:t xml:space="preserve"> → UI</w:t>
-      </w:r>
-      <w:r>
-        <w:rPr>
-          <w:lang w:eastAsia="ja-JP"/>
-        </w:rPr>
-        <w:t>操作</w:t>
-      </w:r>
-      <w:r>
-        <w:rPr>
-          <w:lang w:eastAsia="ja-JP"/>
-        </w:rPr>
-        <w:t xml:space="preserve"> → </w:t>
-      </w:r>
-      <w:r>
-        <w:rPr>
-          <w:lang w:eastAsia="ja-JP"/>
-        </w:rPr>
-        <w:t>画面内遷移</w:t>
-      </w:r>
-      <w:r>
-        <w:rPr>
-          <w:lang w:eastAsia="ja-JP"/>
-        </w:rPr>
-        <w:t xml:space="preserve"> → </w:t>
-      </w:r>
-      <w:r>
-        <w:rPr>
-          <w:lang w:eastAsia="ja-JP"/>
-        </w:rPr>
-        <w:t>最小</w:t>
-      </w:r>
-      <w:r>
-        <w:rPr>
-          <w:lang w:eastAsia="ja-JP"/>
-        </w:rPr>
-        <w:t>state</w:t>
-      </w:r>
-      <w:r>
-        <w:rPr>
-          <w:lang w:eastAsia="ja-JP"/>
-        </w:rPr>
-        <w:t>導入</w:t>
-      </w:r>
-      <w:r>
-        <w:rPr>
-          <w:lang w:eastAsia="ja-JP"/>
-        </w:rPr>
-        <w:t xml:space="preserve"> → </w:t>
-      </w:r>
-      <w:r>
-        <w:rPr>
-          <w:lang w:eastAsia="ja-JP"/>
-        </w:rPr>
-        <w:t>通信連携の順で進めるべきである。</w:t>
+          <w:rFonts w:hint="eastAsia"/>
+          <w:lang w:eastAsia="ja-JP"/>
+        </w:rPr>
+        <w:t>構造の見直しコストが肥大化するためである。</w:t>
+      </w:r>
+      <w:r>
+        <w:rPr>
+          <w:rFonts w:hint="eastAsia"/>
+          <w:lang w:eastAsia="ja-JP"/>
+        </w:rPr>
+        <w:t>UI</w:t>
+      </w:r>
+      <w:r>
+        <w:rPr>
+          <w:rFonts w:hint="eastAsia"/>
+          <w:lang w:eastAsia="ja-JP"/>
+        </w:rPr>
+        <w:t>を先に確定させることで、状態設計および通信設計を後段で安定して適用できる。</w:t>
       </w:r>
     </w:p>
     <w:p>
       <w:pPr>
         <w:spacing w:after="0" w:line="240" w:lineRule="auto"/>
         <w:rPr>
-          <w:lang w:eastAsia="ja-JP"/>
-        </w:rPr>
-      </w:pPr>
+          <w:rFonts w:hint="eastAsia"/>
+          <w:lang w:eastAsia="ja-JP"/>
+        </w:rPr>
+      </w:pPr>
+      <w:r>
+        <w:rPr>
+          <w:rFonts w:hint="eastAsia"/>
+          <w:lang w:eastAsia="ja-JP"/>
+        </w:rPr>
+        <w:t>また、状態管理（</w:t>
+      </w:r>
+      <w:r>
+        <w:rPr>
+          <w:rFonts w:hint="eastAsia"/>
+          <w:lang w:eastAsia="ja-JP"/>
+        </w:rPr>
+        <w:t>7</w:t>
+      </w:r>
+      <w:r>
+        <w:rPr>
+          <w:rFonts w:hint="eastAsia"/>
+          <w:lang w:eastAsia="ja-JP"/>
+        </w:rPr>
+        <w:t>章）および画面モジュール設計（</w:t>
+      </w:r>
+      <w:r>
+        <w:rPr>
+          <w:rFonts w:hint="eastAsia"/>
+          <w:lang w:eastAsia="ja-JP"/>
+        </w:rPr>
+        <w:t>8</w:t>
+      </w:r>
+      <w:r>
+        <w:rPr>
+          <w:rFonts w:hint="eastAsia"/>
+          <w:lang w:eastAsia="ja-JP"/>
+        </w:rPr>
+        <w:t>章）と整合させるため、</w:t>
+      </w:r>
+      <w:r>
+        <w:rPr>
+          <w:rFonts w:hint="eastAsia"/>
+          <w:lang w:eastAsia="ja-JP"/>
+        </w:rPr>
+        <w:t>UI</w:t>
+      </w:r>
+      <w:r>
+        <w:rPr>
+          <w:rFonts w:hint="eastAsia"/>
+          <w:lang w:eastAsia="ja-JP"/>
+        </w:rPr>
+        <w:t>部品は限定的に流用しつつ、ページモジュールを中心に状態と表示制御を一元管理する構成とする。</w:t>
+      </w:r>
     </w:p>
     <w:p>
       <w:pPr>
         <w:spacing w:after="0" w:line="240" w:lineRule="auto"/>
         <w:rPr>
-          <w:lang w:eastAsia="ja-JP"/>
-        </w:rPr>
-      </w:pPr>
-      <w:r>
-        <w:rPr>
-          <w:lang w:eastAsia="ja-JP"/>
-        </w:rPr>
-        <w:t>また、状態管理（</w:t>
-      </w:r>
-      <w:r>
-        <w:rPr>
-          <w:lang w:eastAsia="ja-JP"/>
-        </w:rPr>
-        <w:t>7</w:t>
-      </w:r>
-      <w:r>
-        <w:rPr>
-          <w:lang w:eastAsia="ja-JP"/>
-        </w:rPr>
-        <w:t>章）および画面モジュール設計（</w:t>
-      </w:r>
-      <w:r>
-        <w:rPr>
-          <w:lang w:eastAsia="ja-JP"/>
-        </w:rPr>
-        <w:t>8</w:t>
-      </w:r>
-      <w:r>
-        <w:rPr>
-          <w:lang w:eastAsia="ja-JP"/>
-        </w:rPr>
-        <w:t>章）と整合させるため、</w:t>
-      </w:r>
-      <w:r>
-        <w:rPr>
+          <w:rFonts w:hint="eastAsia"/>
+          <w:lang w:eastAsia="ja-JP"/>
+        </w:rPr>
+      </w:pPr>
+      <w:r>
+        <w:rPr>
+          <w:rFonts w:hint="eastAsia"/>
+          <w:lang w:eastAsia="ja-JP"/>
+        </w:rPr>
+        <w:t>さらに、本移植は既存実機</w:t>
+      </w:r>
+      <w:r>
+        <w:rPr>
+          <w:rFonts w:hint="eastAsia"/>
+          <w:lang w:eastAsia="ja-JP"/>
+        </w:rPr>
+        <w:t>Web</w:t>
+      </w:r>
+      <w:r>
+        <w:rPr>
+          <w:rFonts w:hint="eastAsia"/>
+          <w:lang w:eastAsia="ja-JP"/>
+        </w:rPr>
+        <w:t>アプリ全体の再構築ではなく、指定</w:t>
+      </w:r>
+      <w:r>
+        <w:rPr>
+          <w:rFonts w:hint="eastAsia"/>
+          <w:lang w:eastAsia="ja-JP"/>
+        </w:rPr>
+        <w:t>Container</w:t>
+      </w:r>
+      <w:r>
+        <w:rPr>
+          <w:rFonts w:hint="eastAsia"/>
+          <w:lang w:eastAsia="ja-JP"/>
+        </w:rPr>
+        <w:t>配下の</w:t>
+      </w:r>
+      <w:r>
+        <w:rPr>
+          <w:rFonts w:hint="eastAsia"/>
           <w:lang w:eastAsia="ja-JP"/>
         </w:rPr>
         <w:t>UI</w:t>
       </w:r>
       <w:r>
         <w:rPr>
-          <w:lang w:eastAsia="ja-JP"/>
-        </w:rPr>
-        <w:t>部品は限定的に流用しつつ、ページモジュールを中心に状態と表示制御を一元管理する構成とする。</w:t>
+          <w:rFonts w:hint="eastAsia"/>
+          <w:lang w:eastAsia="ja-JP"/>
+        </w:rPr>
+        <w:t>を安全に差し替える形で実施する。そのため、移植対象機能は対象</w:t>
+      </w:r>
+      <w:r>
+        <w:rPr>
+          <w:rFonts w:hint="eastAsia"/>
+          <w:lang w:eastAsia="ja-JP"/>
+        </w:rPr>
+        <w:t>Container</w:t>
+      </w:r>
+      <w:r>
+        <w:rPr>
+          <w:rFonts w:hint="eastAsia"/>
+          <w:lang w:eastAsia="ja-JP"/>
+        </w:rPr>
+        <w:t>内で自己完結し、外側ページ構造への影響を最小化することを設計上の前提とする。</w:t>
       </w:r>
     </w:p>
     <w:p>
       <w:pPr>
         <w:spacing w:after="0" w:line="240" w:lineRule="auto"/>
         <w:rPr>
-          <w:lang w:eastAsia="ja-JP"/>
-        </w:rPr>
-      </w:pPr>
+          <w:rFonts w:hint="eastAsia"/>
+          <w:lang w:eastAsia="ja-JP"/>
+        </w:rPr>
+      </w:pPr>
+      <w:r>
+        <w:rPr>
+          <w:rFonts w:hint="eastAsia"/>
+          <w:lang w:eastAsia="ja-JP"/>
+        </w:rPr>
+        <w:t xml:space="preserve">Auto Framing </w:t>
+      </w:r>
+      <w:r>
+        <w:rPr>
+          <w:rFonts w:hint="eastAsia"/>
+          <w:lang w:eastAsia="ja-JP"/>
+        </w:rPr>
+        <w:t>と</w:t>
+      </w:r>
+      <w:r>
+        <w:rPr>
+          <w:rFonts w:hint="eastAsia"/>
+          <w:lang w:eastAsia="ja-JP"/>
+        </w:rPr>
+        <w:t xml:space="preserve"> Camera Control </w:t>
+      </w:r>
+      <w:r>
+        <w:rPr>
+          <w:rFonts w:hint="eastAsia"/>
+          <w:lang w:eastAsia="ja-JP"/>
+        </w:rPr>
+        <w:t>は、同一の</w:t>
+      </w:r>
+      <w:r>
+        <w:rPr>
+          <w:rFonts w:hint="eastAsia"/>
+          <w:lang w:eastAsia="ja-JP"/>
+        </w:rPr>
+        <w:t xml:space="preserve"> deviceState / framingState </w:t>
+      </w:r>
+      <w:r>
+        <w:rPr>
+          <w:rFonts w:hint="eastAsia"/>
+          <w:lang w:eastAsia="ja-JP"/>
+        </w:rPr>
+        <w:t>を参照する兄弟画面として設計し、状態の一貫性を維持することで、後工程における不整合および実装負荷の増大を防ぐ。</w:t>
+      </w:r>
     </w:p>
     <w:p>
       <w:pPr>
@@ -7039,41 +7728,6 @@
         </w:rPr>
       </w:pPr>
       <w:r>
-        <w:lastRenderedPageBreak/>
-        <w:t xml:space="preserve">Auto Framing </w:t>
-      </w:r>
-      <w:r>
-        <w:t>と</w:t>
-      </w:r>
-      <w:r>
-        <w:t xml:space="preserve"> Camera Control </w:t>
-      </w:r>
-      <w:r>
-        <w:t>は、同一の</w:t>
-      </w:r>
-      <w:r>
-        <w:t xml:space="preserve"> deviceState / framingState </w:t>
-      </w:r>
-      <w:r>
-        <w:t>を参照する兄弟画面として設計し、状態の一貫性を維持することで、後工程における不整合および実装負荷の増大を防ぐ。</w:t>
-      </w:r>
-    </w:p>
-    <w:p>
-      <w:pPr>
-        <w:spacing w:after="0" w:line="240" w:lineRule="auto"/>
-        <w:rPr>
-          <w:lang w:eastAsia="ja-JP"/>
-        </w:rPr>
-      </w:pPr>
-    </w:p>
-    <w:p>
-      <w:pPr>
-        <w:spacing w:after="0" w:line="240" w:lineRule="auto"/>
-        <w:rPr>
-          <w:lang w:eastAsia="ja-JP"/>
-        </w:rPr>
-      </w:pPr>
-      <w:r>
         <w:rPr>
           <w:rFonts w:hint="eastAsia"/>
           <w:lang w:eastAsia="ja-JP"/>
@@ -7092,11 +7746,39 @@
           <w:rFonts w:hint="eastAsia"/>
           <w:lang w:eastAsia="ja-JP"/>
         </w:rPr>
-        <w:t>確定を起点に状態と通信を後追いで結合する」ことを基本原則とする。</w:t>
+        <w:t>確定を起点に状態と通信を後追いで結合する」ことを基本原則とし、最終実機ではその</w:t>
+      </w:r>
+      <w:r>
+        <w:rPr>
+          <w:rFonts w:hint="eastAsia"/>
+          <w:lang w:eastAsia="ja-JP"/>
+        </w:rPr>
+        <w:t>UI</w:t>
+      </w:r>
+      <w:r>
+        <w:rPr>
+          <w:rFonts w:hint="eastAsia"/>
+          <w:lang w:eastAsia="ja-JP"/>
+        </w:rPr>
+        <w:t>を既存ページ内の対象</w:t>
+      </w:r>
+      <w:r>
+        <w:rPr>
+          <w:rFonts w:hint="eastAsia"/>
+          <w:lang w:eastAsia="ja-JP"/>
+        </w:rPr>
+        <w:t>Container</w:t>
+      </w:r>
+      <w:r>
+        <w:rPr>
+          <w:rFonts w:hint="eastAsia"/>
+          <w:lang w:eastAsia="ja-JP"/>
+        </w:rPr>
+        <w:t>へ安全にマウントして置き換えることを前提とする。</w:t>
       </w:r>
     </w:p>
     <w:sectPr>
-      <w:headerReference w:type="default" r:id="rId8"/>
+      <w:headerReference w:type="default" r:id="rId11"/>
       <w:pgSz w:w="12240" w:h="15840"/>
       <w:pgMar w:top="1020" w:right="1020" w:bottom="907" w:left="1020" w:header="720" w:footer="720" w:gutter="0"/>
       <w:cols w:space="720"/>
@@ -7170,14 +7852,14 @@
         <w:rFonts w:hint="eastAsia"/>
         <w:lang w:eastAsia="ja-JP"/>
       </w:rPr>
-      <w:t>2026/3/3</w:t>
+      <w:t>2026/</w:t>
     </w:r>
     <w:r>
       <w:rPr>
         <w:rFonts w:hint="eastAsia"/>
         <w:lang w:eastAsia="ja-JP"/>
       </w:rPr>
-      <w:t>1</w:t>
+      <w:t>4/2</w:t>
     </w:r>
     <w:r>
       <w:rPr>
@@ -7185,6 +7867,13 @@
         <w:lang w:eastAsia="ja-JP"/>
       </w:rPr>
       <w:t xml:space="preserve"> v1.00</w:t>
+    </w:r>
+    <w:r>
+      <w:rPr>
+        <w:rFonts w:hint="eastAsia"/>
+        <w:lang w:eastAsia="ja-JP"/>
+      </w:rPr>
+      <w:t>6</w:t>
     </w:r>
   </w:p>
   <w:p>
@@ -9505,7 +10194,6 @@
   <w:style w:type="character" w:default="1" w:styleId="a2">
     <w:name w:val="Default Paragraph Font"/>
     <w:uiPriority w:val="1"/>
-    <w:semiHidden/>
     <w:unhideWhenUsed/>
   </w:style>
   <w:style w:type="table" w:default="1" w:styleId="a3">
@@ -20610,10 +21298,297 @@
 <b:Sources xmlns:b="http://schemas.openxmlformats.org/officeDocument/2006/bibliography" xmlns="http://schemas.openxmlformats.org/officeDocument/2006/bibliography" SelectedStyle="/APA.XSL" StyleName="APA"/>
 </file>
 
+<file path=customXml/item2.xml><?xml version="1.0" encoding="utf-8"?>
+<?mso-contentType ?>
+<FormTemplates xmlns="http://schemas.microsoft.com/sharepoint/v3/contenttype/forms">
+  <Display>DocumentLibraryForm</Display>
+  <Edit>DocumentLibraryForm</Edit>
+  <New>DocumentLibraryForm</New>
+</FormTemplates>
+</file>
+
+<file path=customXml/item3.xml><?xml version="1.0" encoding="utf-8"?>
+<p:properties xmlns:p="http://schemas.microsoft.com/office/2006/metadata/properties" xmlns:xsi="http://www.w3.org/2001/XMLSchema-instance" xmlns:pc="http://schemas.microsoft.com/office/infopath/2007/PartnerControls">
+  <documentManagement>
+    <TaxCatchAll xmlns="e6a3500b-cb6e-4909-beef-410a8b399cb6" xsi:nil="true"/>
+    <lcf76f155ced4ddcb4097134ff3c332f xmlns="838ecdd3-fee6-4c8e-8f5d-71174a821220">
+      <Terms xmlns="http://schemas.microsoft.com/office/infopath/2007/PartnerControls"/>
+    </lcf76f155ced4ddcb4097134ff3c332f>
+  </documentManagement>
+</p:properties>
+</file>
+
+<file path=customXml/item4.xml><?xml version="1.0" encoding="utf-8"?>
+<ct:contentTypeSchema xmlns:ct="http://schemas.microsoft.com/office/2006/metadata/contentType" xmlns:ma="http://schemas.microsoft.com/office/2006/metadata/properties/metaAttributes" ct:_="" ma:_="" ma:contentTypeName="ドキュメント" ma:contentTypeID="0x010100BC3B0B34402F0F479286A507A611FAA5" ma:contentTypeVersion="14" ma:contentTypeDescription="新しいドキュメントを作成します。" ma:contentTypeScope="" ma:versionID="6655fa7c6762fc0d10148cd39cb65651">
+  <xsd:schema xmlns:xsd="http://www.w3.org/2001/XMLSchema" xmlns:xs="http://www.w3.org/2001/XMLSchema" xmlns:p="http://schemas.microsoft.com/office/2006/metadata/properties" xmlns:ns2="838ecdd3-fee6-4c8e-8f5d-71174a821220" xmlns:ns3="e6a3500b-cb6e-4909-beef-410a8b399cb6" targetNamespace="http://schemas.microsoft.com/office/2006/metadata/properties" ma:root="true" ma:fieldsID="f204cef3bddeda29b09be846878ac50b" ns2:_="" ns3:_="">
+    <xsd:import namespace="838ecdd3-fee6-4c8e-8f5d-71174a821220"/>
+    <xsd:import namespace="e6a3500b-cb6e-4909-beef-410a8b399cb6"/>
+    <xsd:element name="properties">
+      <xsd:complexType>
+        <xsd:sequence>
+          <xsd:element name="documentManagement">
+            <xsd:complexType>
+              <xsd:all>
+                <xsd:element ref="ns2:MediaServiceMetadata" minOccurs="0"/>
+                <xsd:element ref="ns2:MediaServiceFastMetadata" minOccurs="0"/>
+                <xsd:element ref="ns2:MediaServiceObjectDetectorVersions" minOccurs="0"/>
+                <xsd:element ref="ns2:lcf76f155ced4ddcb4097134ff3c332f" minOccurs="0"/>
+                <xsd:element ref="ns3:TaxCatchAll" minOccurs="0"/>
+                <xsd:element ref="ns2:MediaServiceOCR" minOccurs="0"/>
+                <xsd:element ref="ns2:MediaServiceGenerationTime" minOccurs="0"/>
+                <xsd:element ref="ns2:MediaServiceEventHashCode" minOccurs="0"/>
+                <xsd:element ref="ns2:MediaServiceSearchProperties" minOccurs="0"/>
+                <xsd:element ref="ns2:MediaServiceDateTaken" minOccurs="0"/>
+                <xsd:element ref="ns3:SharedWithUsers" minOccurs="0"/>
+                <xsd:element ref="ns3:SharedWithDetails" minOccurs="0"/>
+                <xsd:element ref="ns2:MediaLengthInSeconds" minOccurs="0"/>
+              </xsd:all>
+            </xsd:complexType>
+          </xsd:element>
+        </xsd:sequence>
+      </xsd:complexType>
+    </xsd:element>
+  </xsd:schema>
+  <xsd:schema xmlns:xsd="http://www.w3.org/2001/XMLSchema" xmlns:xs="http://www.w3.org/2001/XMLSchema" xmlns:dms="http://schemas.microsoft.com/office/2006/documentManagement/types" xmlns:pc="http://schemas.microsoft.com/office/infopath/2007/PartnerControls" targetNamespace="838ecdd3-fee6-4c8e-8f5d-71174a821220" elementFormDefault="qualified">
+    <xsd:import namespace="http://schemas.microsoft.com/office/2006/documentManagement/types"/>
+    <xsd:import namespace="http://schemas.microsoft.com/office/infopath/2007/PartnerControls"/>
+    <xsd:element name="MediaServiceMetadata" ma:index="8" nillable="true" ma:displayName="MediaServiceMetadata" ma:hidden="true" ma:internalName="MediaServiceMetadata" ma:readOnly="true">
+      <xsd:simpleType>
+        <xsd:restriction base="dms:Note"/>
+      </xsd:simpleType>
+    </xsd:element>
+    <xsd:element name="MediaServiceFastMetadata" ma:index="9" nillable="true" ma:displayName="MediaServiceFastMetadata" ma:hidden="true" ma:internalName="MediaServiceFastMetadata" ma:readOnly="true">
+      <xsd:simpleType>
+        <xsd:restriction base="dms:Note"/>
+      </xsd:simpleType>
+    </xsd:element>
+    <xsd:element name="MediaServiceObjectDetectorVersions" ma:index="10" nillable="true" ma:displayName="MediaServiceObjectDetectorVersions" ma:hidden="true" ma:indexed="true" ma:internalName="MediaServiceObjectDetectorVersions" ma:readOnly="true">
+      <xsd:simpleType>
+        <xsd:restriction base="dms:Text"/>
+      </xsd:simpleType>
+    </xsd:element>
+    <xsd:element name="lcf76f155ced4ddcb4097134ff3c332f" ma:index="12" nillable="true" ma:taxonomy="true" ma:internalName="lcf76f155ced4ddcb4097134ff3c332f" ma:taxonomyFieldName="MediaServiceImageTags" ma:displayName="画像タグ" ma:readOnly="false" ma:fieldId="{5cf76f15-5ced-4ddc-b409-7134ff3c332f}" ma:taxonomyMulti="true" ma:sspId="ce391acf-b2a8-4a1c-9c03-161b1cee9121" ma:termSetId="09814cd3-568e-fe90-9814-8d621ff8fb84" ma:anchorId="fba54fb3-c3e1-fe81-a776-ca4b69148c4d" ma:open="true" ma:isKeyword="false">
+      <xsd:complexType>
+        <xsd:sequence>
+          <xsd:element ref="pc:Terms" minOccurs="0" maxOccurs="1"/>
+        </xsd:sequence>
+      </xsd:complexType>
+    </xsd:element>
+    <xsd:element name="MediaServiceOCR" ma:index="14" nillable="true" ma:displayName="Extracted Text" ma:internalName="MediaServiceOCR" ma:readOnly="true">
+      <xsd:simpleType>
+        <xsd:restriction base="dms:Note">
+          <xsd:maxLength value="255"/>
+        </xsd:restriction>
+      </xsd:simpleType>
+    </xsd:element>
+    <xsd:element name="MediaServiceGenerationTime" ma:index="15" nillable="true" ma:displayName="MediaServiceGenerationTime" ma:hidden="true" ma:internalName="MediaServiceGenerationTime" ma:readOnly="true">
+      <xsd:simpleType>
+        <xsd:restriction base="dms:Text"/>
+      </xsd:simpleType>
+    </xsd:element>
+    <xsd:element name="MediaServiceEventHashCode" ma:index="16" nillable="true" ma:displayName="MediaServiceEventHashCode" ma:hidden="true" ma:internalName="MediaServiceEventHashCode" ma:readOnly="true">
+      <xsd:simpleType>
+        <xsd:restriction base="dms:Text"/>
+      </xsd:simpleType>
+    </xsd:element>
+    <xsd:element name="MediaServiceSearchProperties" ma:index="17" nillable="true" ma:displayName="MediaServiceSearchProperties" ma:hidden="true" ma:internalName="MediaServiceSearchProperties" ma:readOnly="true">
+      <xsd:simpleType>
+        <xsd:restriction base="dms:Note"/>
+      </xsd:simpleType>
+    </xsd:element>
+    <xsd:element name="MediaServiceDateTaken" ma:index="18" nillable="true" ma:displayName="MediaServiceDateTaken" ma:hidden="true" ma:indexed="true" ma:internalName="MediaServiceDateTaken" ma:readOnly="true">
+      <xsd:simpleType>
+        <xsd:restriction base="dms:Text"/>
+      </xsd:simpleType>
+    </xsd:element>
+    <xsd:element name="MediaLengthInSeconds" ma:index="21" nillable="true" ma:displayName="MediaLengthInSeconds" ma:hidden="true" ma:internalName="MediaLengthInSeconds" ma:readOnly="true">
+      <xsd:simpleType>
+        <xsd:restriction base="dms:Unknown"/>
+      </xsd:simpleType>
+    </xsd:element>
+  </xsd:schema>
+  <xsd:schema xmlns:xsd="http://www.w3.org/2001/XMLSchema" xmlns:xs="http://www.w3.org/2001/XMLSchema" xmlns:dms="http://schemas.microsoft.com/office/2006/documentManagement/types" xmlns:pc="http://schemas.microsoft.com/office/infopath/2007/PartnerControls" targetNamespace="e6a3500b-cb6e-4909-beef-410a8b399cb6" elementFormDefault="qualified">
+    <xsd:import namespace="http://schemas.microsoft.com/office/2006/documentManagement/types"/>
+    <xsd:import namespace="http://schemas.microsoft.com/office/infopath/2007/PartnerControls"/>
+    <xsd:element name="TaxCatchAll" ma:index="13" nillable="true" ma:displayName="Taxonomy Catch All Column" ma:hidden="true" ma:list="{0ff979c9-dd6e-430d-a416-f81f71338db0}" ma:internalName="TaxCatchAll" ma:showField="CatchAllData" ma:web="e6a3500b-cb6e-4909-beef-410a8b399cb6">
+      <xsd:complexType>
+        <xsd:complexContent>
+          <xsd:extension base="dms:MultiChoiceLookup">
+            <xsd:sequence>
+              <xsd:element name="Value" type="dms:Lookup" maxOccurs="unbounded" minOccurs="0" nillable="true"/>
+            </xsd:sequence>
+          </xsd:extension>
+        </xsd:complexContent>
+      </xsd:complexType>
+    </xsd:element>
+    <xsd:element name="SharedWithUsers" ma:index="19" nillable="true" ma:displayName="共有相手" ma:internalName="SharedWithUsers" ma:readOnly="true">
+      <xsd:complexType>
+        <xsd:complexContent>
+          <xsd:extension base="dms:UserMulti">
+            <xsd:sequence>
+              <xsd:element name="UserInfo" minOccurs="0" maxOccurs="unbounded">
+                <xsd:complexType>
+                  <xsd:sequence>
+                    <xsd:element name="DisplayName" type="xsd:string" minOccurs="0"/>
+                    <xsd:element name="AccountId" type="dms:UserId" minOccurs="0" nillable="true"/>
+                    <xsd:element name="AccountType" type="xsd:string" minOccurs="0"/>
+                  </xsd:sequence>
+                </xsd:complexType>
+              </xsd:element>
+            </xsd:sequence>
+          </xsd:extension>
+        </xsd:complexContent>
+      </xsd:complexType>
+    </xsd:element>
+    <xsd:element name="SharedWithDetails" ma:index="20" nillable="true" ma:displayName="共有相手の詳細情報" ma:internalName="SharedWithDetails" ma:readOnly="true">
+      <xsd:simpleType>
+        <xsd:restriction base="dms:Note">
+          <xsd:maxLength value="255"/>
+        </xsd:restriction>
+      </xsd:simpleType>
+    </xsd:element>
+  </xsd:schema>
+  <xsd:schema xmlns="http://schemas.openxmlformats.org/package/2006/metadata/core-properties" xmlns:xsd="http://www.w3.org/2001/XMLSchema" xmlns:xsi="http://www.w3.org/2001/XMLSchema-instance" xmlns:dc="http://purl.org/dc/elements/1.1/" xmlns:dcterms="http://purl.org/dc/terms/" xmlns:odoc="http://schemas.microsoft.com/internal/obd" targetNamespace="http://schemas.openxmlformats.org/package/2006/metadata/core-properties" elementFormDefault="qualified" attributeFormDefault="unqualified" blockDefault="#all">
+    <xsd:import namespace="http://purl.org/dc/elements/1.1/" schemaLocation="http://dublincore.org/schemas/xmls/qdc/2003/04/02/dc.xsd"/>
+    <xsd:import namespace="http://purl.org/dc/terms/" schemaLocation="http://dublincore.org/schemas/xmls/qdc/2003/04/02/dcterms.xsd"/>
+    <xsd:element name="coreProperties" type="CT_coreProperties"/>
+    <xsd:complexType name="CT_coreProperties">
+      <xsd:all>
+        <xsd:element ref="dc:creator" minOccurs="0" maxOccurs="1"/>
+        <xsd:element ref="dcterms:created" minOccurs="0" maxOccurs="1"/>
+        <xsd:element ref="dc:identifier" minOccurs="0" maxOccurs="1"/>
+        <xsd:element name="contentType" minOccurs="0" maxOccurs="1" type="xsd:string" ma:index="0" ma:displayName="コンテンツ タイプ"/>
+        <xsd:element ref="dc:title" minOccurs="0" maxOccurs="1" ma:index="4" ma:displayName="タイトル"/>
+        <xsd:element ref="dc:subject" minOccurs="0" maxOccurs="1"/>
+        <xsd:element ref="dc:description" minOccurs="0" maxOccurs="1"/>
+        <xsd:element name="keywords" minOccurs="0" maxOccurs="1" type="xsd:string"/>
+        <xsd:element ref="dc:language" minOccurs="0" maxOccurs="1"/>
+        <xsd:element name="category" minOccurs="0" maxOccurs="1" type="xsd:string"/>
+        <xsd:element name="version" minOccurs="0" maxOccurs="1" type="xsd:string"/>
+        <xsd:element name="revision" minOccurs="0" maxOccurs="1" type="xsd:string">
+          <xsd:annotation>
+            <xsd:documentation>
+                        This value indicates the number of saves or revisions. The application is responsible for updating this value after each revision.
+                    </xsd:documentation>
+          </xsd:annotation>
+        </xsd:element>
+        <xsd:element name="lastModifiedBy" minOccurs="0" maxOccurs="1" type="xsd:string"/>
+        <xsd:element ref="dcterms:modified" minOccurs="0" maxOccurs="1"/>
+        <xsd:element name="contentStatus" minOccurs="0" maxOccurs="1" type="xsd:string"/>
+      </xsd:all>
+    </xsd:complexType>
+  </xsd:schema>
+  <xs:schema xmlns:pc="http://schemas.microsoft.com/office/infopath/2007/PartnerControls" xmlns:xs="http://www.w3.org/2001/XMLSchema" targetNamespace="http://schemas.microsoft.com/office/infopath/2007/PartnerControls" elementFormDefault="qualified" attributeFormDefault="unqualified">
+    <xs:element name="Person">
+      <xs:complexType>
+        <xs:sequence>
+          <xs:element ref="pc:DisplayName" minOccurs="0"/>
+          <xs:element ref="pc:AccountId" minOccurs="0"/>
+          <xs:element ref="pc:AccountType" minOccurs="0"/>
+        </xs:sequence>
+      </xs:complexType>
+    </xs:element>
+    <xs:element name="DisplayName" type="xs:string"/>
+    <xs:element name="AccountId" type="xs:string"/>
+    <xs:element name="AccountType" type="xs:string"/>
+    <xs:element name="BDCAssociatedEntity">
+      <xs:complexType>
+        <xs:sequence>
+          <xs:element ref="pc:BDCEntity" minOccurs="0" maxOccurs="unbounded"/>
+        </xs:sequence>
+        <xs:attribute ref="pc:EntityNamespace"/>
+        <xs:attribute ref="pc:EntityName"/>
+        <xs:attribute ref="pc:SystemInstanceName"/>
+        <xs:attribute ref="pc:AssociationName"/>
+      </xs:complexType>
+    </xs:element>
+    <xs:attribute name="EntityNamespace" type="xs:string"/>
+    <xs:attribute name="EntityName" type="xs:string"/>
+    <xs:attribute name="SystemInstanceName" type="xs:string"/>
+    <xs:attribute name="AssociationName" type="xs:string"/>
+    <xs:element name="BDCEntity">
+      <xs:complexType>
+        <xs:sequence>
+          <xs:element ref="pc:EntityDisplayName" minOccurs="0"/>
+          <xs:element ref="pc:EntityInstanceReference" minOccurs="0"/>
+          <xs:element ref="pc:EntityId1" minOccurs="0"/>
+          <xs:element ref="pc:EntityId2" minOccurs="0"/>
+          <xs:element ref="pc:EntityId3" minOccurs="0"/>
+          <xs:element ref="pc:EntityId4" minOccurs="0"/>
+          <xs:element ref="pc:EntityId5" minOccurs="0"/>
+        </xs:sequence>
+      </xs:complexType>
+    </xs:element>
+    <xs:element name="EntityDisplayName" type="xs:string"/>
+    <xs:element name="EntityInstanceReference" type="xs:string"/>
+    <xs:element name="EntityId1" type="xs:string"/>
+    <xs:element name="EntityId2" type="xs:string"/>
+    <xs:element name="EntityId3" type="xs:string"/>
+    <xs:element name="EntityId4" type="xs:string"/>
+    <xs:element name="EntityId5" type="xs:string"/>
+    <xs:element name="Terms">
+      <xs:complexType>
+        <xs:sequence>
+          <xs:element ref="pc:TermInfo" minOccurs="0" maxOccurs="unbounded"/>
+        </xs:sequence>
+      </xs:complexType>
+    </xs:element>
+    <xs:element name="TermInfo">
+      <xs:complexType>
+        <xs:sequence>
+          <xs:element ref="pc:TermName" minOccurs="0"/>
+          <xs:element ref="pc:TermId" minOccurs="0"/>
+        </xs:sequence>
+      </xs:complexType>
+    </xs:element>
+    <xs:element name="TermName" type="xs:string"/>
+    <xs:element name="TermId" type="xs:string"/>
+  </xs:schema>
+</ct:contentTypeSchema>
+</file>
+
 <file path=customXml/itemProps1.xml><?xml version="1.0" encoding="utf-8"?>
 <ds:datastoreItem xmlns:ds="http://schemas.openxmlformats.org/officeDocument/2006/customXml" ds:itemID="{EF278816-EC6F-A645-907D-7F25AECB1D4A}">
   <ds:schemaRefs>
     <ds:schemaRef ds:uri="http://schemas.openxmlformats.org/officeDocument/2006/bibliography"/>
   </ds:schemaRefs>
 </ds:datastoreItem>
+</file>
+
+<file path=customXml/itemProps2.xml><?xml version="1.0" encoding="utf-8"?>
+<ds:datastoreItem xmlns:ds="http://schemas.openxmlformats.org/officeDocument/2006/customXml" ds:itemID="{C71A6495-5839-434F-9BC8-DE712B5FDD86}">
+  <ds:schemaRefs>
+    <ds:schemaRef ds:uri="http://schemas.microsoft.com/sharepoint/v3/contenttype/forms"/>
+  </ds:schemaRefs>
+</ds:datastoreItem>
+</file>
+
+<file path=customXml/itemProps3.xml><?xml version="1.0" encoding="utf-8"?>
+<ds:datastoreItem xmlns:ds="http://schemas.openxmlformats.org/officeDocument/2006/customXml" ds:itemID="{82B77061-5AA4-4601-94F4-60E7EA7D4C43}">
+  <ds:schemaRefs>
+    <ds:schemaRef ds:uri="http://schemas.microsoft.com/office/2006/metadata/properties"/>
+    <ds:schemaRef ds:uri="http://schemas.microsoft.com/office/infopath/2007/PartnerControls"/>
+    <ds:schemaRef ds:uri="e6a3500b-cb6e-4909-beef-410a8b399cb6"/>
+    <ds:schemaRef ds:uri="838ecdd3-fee6-4c8e-8f5d-71174a821220"/>
+  </ds:schemaRefs>
+</ds:datastoreItem>
+</file>
+
+<file path=customXml/itemProps4.xml><?xml version="1.0" encoding="utf-8"?>
+<ds:datastoreItem xmlns:ds="http://schemas.openxmlformats.org/officeDocument/2006/customXml" ds:itemID="{A7895211-5F84-4FE3-A220-992F5B5F4B50}">
+  <ds:schemaRefs>
+    <ds:schemaRef ds:uri="http://schemas.microsoft.com/office/2006/metadata/contentType"/>
+    <ds:schemaRef ds:uri="http://schemas.microsoft.com/office/2006/metadata/properties/metaAttributes"/>
+    <ds:schemaRef ds:uri="http://www.w3.org/2001/XMLSchema"/>
+    <ds:schemaRef ds:uri="http://schemas.microsoft.com/office/2006/metadata/properties"/>
+    <ds:schemaRef ds:uri="838ecdd3-fee6-4c8e-8f5d-71174a821220"/>
+    <ds:schemaRef ds:uri="e6a3500b-cb6e-4909-beef-410a8b399cb6"/>
+    <ds:schemaRef ds:uri="http://schemas.microsoft.com/office/2006/documentManagement/types"/>
+    <ds:schemaRef ds:uri="http://schemas.microsoft.com/office/infopath/2007/PartnerControls"/>
+    <ds:schemaRef ds:uri="http://schemas.openxmlformats.org/package/2006/metadata/core-properties"/>
+    <ds:schemaRef ds:uri="http://purl.org/dc/elements/1.1/"/>
+    <ds:schemaRef ds:uri="http://purl.org/dc/terms/"/>
+    <ds:schemaRef ds:uri="http://schemas.microsoft.com/internal/obd"/>
+  </ds:schemaRefs>
+</ds:datastoreItem>
 </file>
--- a/jquery_migration_design.docx
+++ b/jquery_migration_design.docx
@@ -626,7 +626,6 @@
       <w:pPr>
         <w:spacing w:line="240" w:lineRule="auto"/>
         <w:rPr>
-          <w:rFonts w:hint="eastAsia"/>
           <w:lang w:eastAsia="ja-JP"/>
         </w:rPr>
       </w:pPr>
@@ -1503,6 +1502,182 @@
     </w:p>
     <w:p>
       <w:pPr>
+        <w:pStyle w:val="a0"/>
+        <w:spacing w:line="240" w:lineRule="auto"/>
+        <w:rPr>
+          <w:lang w:eastAsia="ja-JP"/>
+        </w:rPr>
+      </w:pPr>
+      <w:r>
+        <w:rPr>
+          <w:lang w:eastAsia="ja-JP"/>
+        </w:rPr>
+        <w:t>対象</w:t>
+      </w:r>
+      <w:r>
+        <w:rPr>
+          <w:lang w:eastAsia="ja-JP"/>
+        </w:rPr>
+        <w:t>Container</w:t>
+      </w:r>
+      <w:r>
+        <w:rPr>
+          <w:lang w:eastAsia="ja-JP"/>
+        </w:rPr>
+        <w:t>外の</w:t>
+      </w:r>
+      <w:r>
+        <w:rPr>
+          <w:lang w:eastAsia="ja-JP"/>
+        </w:rPr>
+        <w:t>DOM</w:t>
+      </w:r>
+      <w:r>
+        <w:rPr>
+          <w:lang w:eastAsia="ja-JP"/>
+        </w:rPr>
+        <w:t>を直接操作しない</w:t>
+      </w:r>
+      <w:r>
+        <w:rPr>
+          <w:rFonts w:hint="eastAsia"/>
+          <w:lang w:eastAsia="ja-JP"/>
+        </w:rPr>
+        <w:t>。</w:t>
+      </w:r>
+    </w:p>
+    <w:p>
+      <w:pPr>
+        <w:pStyle w:val="a0"/>
+        <w:spacing w:line="240" w:lineRule="auto"/>
+        <w:rPr>
+          <w:lang w:eastAsia="ja-JP"/>
+        </w:rPr>
+      </w:pPr>
+      <w:r>
+        <w:rPr>
+          <w:lang w:eastAsia="ja-JP"/>
+        </w:rPr>
+        <w:t>グローバル</w:t>
+      </w:r>
+      <w:r>
+        <w:rPr>
+          <w:lang w:eastAsia="ja-JP"/>
+        </w:rPr>
+        <w:t>CSS</w:t>
+      </w:r>
+      <w:r>
+        <w:rPr>
+          <w:lang w:eastAsia="ja-JP"/>
+        </w:rPr>
+        <w:t>の上書きを避ける（スコープ付きクラスを使用）</w:t>
+      </w:r>
+      <w:r>
+        <w:rPr>
+          <w:rFonts w:hint="eastAsia"/>
+          <w:lang w:eastAsia="ja-JP"/>
+        </w:rPr>
+        <w:t>。</w:t>
+      </w:r>
+    </w:p>
+    <w:p>
+      <w:pPr>
+        <w:pStyle w:val="a0"/>
+        <w:spacing w:line="240" w:lineRule="auto"/>
+        <w:rPr>
+          <w:lang w:eastAsia="ja-JP"/>
+        </w:rPr>
+      </w:pPr>
+      <w:r>
+        <w:rPr>
+          <w:lang w:eastAsia="ja-JP"/>
+        </w:rPr>
+        <w:t>イベントは</w:t>
+      </w:r>
+      <w:r>
+        <w:rPr>
+          <w:lang w:eastAsia="ja-JP"/>
+        </w:rPr>
+        <w:t>Container</w:t>
+      </w:r>
+      <w:r>
+        <w:rPr>
+          <w:lang w:eastAsia="ja-JP"/>
+        </w:rPr>
+        <w:t>配下で委譲する</w:t>
+      </w:r>
+      <w:r>
+        <w:rPr>
+          <w:rFonts w:hint="eastAsia"/>
+          <w:lang w:eastAsia="ja-JP"/>
+        </w:rPr>
+        <w:t>。</w:t>
+      </w:r>
+    </w:p>
+    <w:p>
+      <w:pPr>
+        <w:pStyle w:val="a0"/>
+        <w:spacing w:line="240" w:lineRule="auto"/>
+        <w:rPr>
+          <w:lang w:eastAsia="ja-JP"/>
+        </w:rPr>
+      </w:pPr>
+      <w:r>
+        <w:rPr>
+          <w:lang w:eastAsia="ja-JP"/>
+        </w:rPr>
+        <w:t xml:space="preserve">document / body </w:t>
+      </w:r>
+      <w:r>
+        <w:rPr>
+          <w:lang w:eastAsia="ja-JP"/>
+        </w:rPr>
+        <w:t>へのイベント登録は禁止</w:t>
+      </w:r>
+      <w:r>
+        <w:rPr>
+          <w:rFonts w:hint="eastAsia"/>
+          <w:lang w:eastAsia="ja-JP"/>
+        </w:rPr>
+        <w:t>。</w:t>
+      </w:r>
+    </w:p>
+    <w:p>
+      <w:pPr>
+        <w:pStyle w:val="a0"/>
+        <w:spacing w:line="240" w:lineRule="auto"/>
+        <w:rPr>
+          <w:lang w:eastAsia="ja-JP"/>
+        </w:rPr>
+      </w:pPr>
+      <w:r>
+        <w:rPr>
+          <w:lang w:eastAsia="ja-JP"/>
+        </w:rPr>
+        <w:t>既存</w:t>
+      </w:r>
+      <w:r>
+        <w:rPr>
+          <w:lang w:eastAsia="ja-JP"/>
+        </w:rPr>
+        <w:t>JS</w:t>
+      </w:r>
+      <w:r>
+        <w:rPr>
+          <w:lang w:eastAsia="ja-JP"/>
+        </w:rPr>
+        <w:t>のグローバル変数を参照しない</w:t>
+      </w:r>
+      <w:r>
+        <w:rPr>
+          <w:rFonts w:hint="eastAsia"/>
+          <w:lang w:eastAsia="ja-JP"/>
+        </w:rPr>
+        <w:t>。</w:t>
+      </w:r>
+    </w:p>
+    <w:p>
+      <w:pPr>
         <w:pStyle w:val="1"/>
         <w:rPr>
           <w:lang w:eastAsia="ja-JP"/>
@@ -2142,7 +2317,6 @@
       <w:pPr>
         <w:spacing w:after="100" w:line="240" w:lineRule="auto"/>
         <w:rPr>
-          <w:rFonts w:hint="eastAsia"/>
           <w:lang w:eastAsia="ja-JP"/>
         </w:rPr>
       </w:pPr>
@@ -2205,12 +2379,26 @@
     </w:p>
     <w:p>
       <w:pPr>
+        <w:rPr>
+          <w:lang w:eastAsia="ja-JP"/>
+        </w:rPr>
+      </w:pPr>
+      <w:r>
+        <w:rPr>
+          <w:lang w:eastAsia="ja-JP"/>
+        </w:rPr>
+        <w:br w:type="page"/>
+      </w:r>
+    </w:p>
+    <w:p>
+      <w:pPr>
         <w:pStyle w:val="1"/>
         <w:rPr>
           <w:lang w:eastAsia="ja-JP"/>
         </w:rPr>
       </w:pPr>
       <w:r>
+        <w:lastRenderedPageBreak/>
         <w:t>5. React</w:t>
       </w:r>
       <w:r>
@@ -2820,6 +3008,19 @@
     <w:p>
       <w:pPr>
         <w:rPr>
+          <w:lang w:eastAsia="ja-JP"/>
+        </w:rPr>
+      </w:pPr>
+    </w:p>
+    <w:p>
+      <w:pPr>
+        <w:rPr>
+          <w:rFonts w:asciiTheme="majorHAnsi" w:eastAsiaTheme="majorEastAsia" w:hAnsiTheme="majorHAnsi" w:cstheme="majorBidi"/>
+          <w:b/>
+          <w:bCs/>
+          <w:color w:val="1F4E79"/>
+          <w:sz w:val="28"/>
+          <w:szCs w:val="28"/>
           <w:lang w:eastAsia="ja-JP"/>
         </w:rPr>
       </w:pPr>
@@ -4051,6 +4252,59 @@
     </w:p>
     <w:p>
       <w:pPr>
+        <w:spacing w:after="0" w:line="240" w:lineRule="auto"/>
+        <w:rPr>
+          <w:rFonts w:ascii="メイリオ" w:hAnsi="メイリオ" w:hint="eastAsia"/>
+          <w:szCs w:val="21"/>
+          <w:lang w:eastAsia="ja-JP"/>
+        </w:rPr>
+      </w:pPr>
+      <w:r>
+        <w:rPr>
+          <w:rFonts w:hint="eastAsia"/>
+          <w:lang w:eastAsia="ja-JP"/>
+        </w:rPr>
+        <w:t>・</w:t>
+      </w:r>
+      <w:r>
+        <w:rPr>
+          <w:lang w:eastAsia="ja-JP"/>
+        </w:rPr>
+        <w:t>state</w:t>
+      </w:r>
+      <w:r>
+        <w:rPr>
+          <w:lang w:eastAsia="ja-JP"/>
+        </w:rPr>
+        <w:t>は常に「</w:t>
+      </w:r>
+      <w:r>
+        <w:rPr>
+          <w:lang w:eastAsia="ja-JP"/>
+        </w:rPr>
+        <w:t>UI</w:t>
+      </w:r>
+      <w:r>
+        <w:rPr>
+          <w:lang w:eastAsia="ja-JP"/>
+        </w:rPr>
+        <w:t>の唯一の正」とし、</w:t>
+      </w:r>
+      <w:r>
+        <w:rPr>
+          <w:lang w:eastAsia="ja-JP"/>
+        </w:rPr>
+        <w:t>DOM</w:t>
+      </w:r>
+      <w:r>
+        <w:rPr>
+          <w:lang w:eastAsia="ja-JP"/>
+        </w:rPr>
+        <w:t>状態を正としない</w:t>
+      </w:r>
+    </w:p>
+    <w:p>
+      <w:pPr>
         <w:pStyle w:val="21"/>
         <w:spacing w:line="240" w:lineRule="auto"/>
         <w:rPr>
@@ -4112,6 +4366,7 @@
           <w:szCs w:val="21"/>
           <w:lang w:eastAsia="ja-JP"/>
         </w:rPr>
+        <w:lastRenderedPageBreak/>
         <w:t>・updateView(partialState) により部分更新する</w:t>
       </w:r>
     </w:p>
@@ -4134,7 +4389,6 @@
         <w:rPr>
           <w:lang w:eastAsia="ja-JP"/>
         </w:rPr>
-        <w:lastRenderedPageBreak/>
         <w:t xml:space="preserve">8. </w:t>
       </w:r>
       <w:r>
@@ -4164,7 +4418,7 @@
       <w:pPr>
         <w:spacing w:after="0" w:line="240" w:lineRule="auto"/>
         <w:rPr>
-          <w:rFonts w:ascii="メイリオ" w:hAnsi="メイリオ" w:hint="eastAsia"/>
+          <w:rFonts w:ascii="メイリオ" w:hAnsi="メイリオ"/>
           <w:lang w:eastAsia="ja-JP"/>
         </w:rPr>
       </w:pPr>
@@ -4654,6 +4908,7 @@
           <w:szCs w:val="21"/>
           <w:lang w:eastAsia="ja-JP"/>
         </w:rPr>
+        <w:lastRenderedPageBreak/>
         <w:t>■ load関数の扱い</w:t>
       </w:r>
     </w:p>
@@ -4691,7 +4946,246 @@
           <w:szCs w:val="21"/>
           <w:lang w:eastAsia="ja-JP"/>
         </w:rPr>
-        <w:lastRenderedPageBreak/>
+        <w:t xml:space="preserve">■ </w:t>
+      </w:r>
+      <w:r>
+        <w:rPr>
+          <w:rFonts w:ascii="メイリオ" w:eastAsia="メイリオ" w:hAnsi="メイリオ" w:hint="eastAsia"/>
+          <w:sz w:val="21"/>
+          <w:szCs w:val="21"/>
+          <w:lang w:eastAsia="ja-JP"/>
+        </w:rPr>
+        <w:t>Containerライフサイクル</w:t>
+      </w:r>
+    </w:p>
+    <w:p>
+      <w:pPr>
+        <w:spacing w:after="0" w:line="240" w:lineRule="auto"/>
+        <w:rPr>
+          <w:rFonts w:ascii="メイリオ" w:hAnsi="メイリオ" w:hint="eastAsia"/>
+          <w:lang w:eastAsia="ja-JP"/>
+        </w:rPr>
+      </w:pPr>
+      <w:r>
+        <w:rPr>
+          <w:rFonts w:ascii="メイリオ" w:hAnsi="メイリオ" w:hint="eastAsia"/>
+          <w:lang w:eastAsia="ja-JP"/>
+        </w:rPr>
+        <w:t>対象Containerへのマウントは、既存画面遷移または明示的な呼び出しにより行う。</w:t>
+      </w:r>
+    </w:p>
+    <w:p>
+      <w:pPr>
+        <w:spacing w:after="0" w:line="240" w:lineRule="auto"/>
+        <w:rPr>
+          <w:rFonts w:ascii="メイリオ" w:hAnsi="メイリオ"/>
+          <w:lang w:eastAsia="ja-JP"/>
+        </w:rPr>
+      </w:pPr>
+    </w:p>
+    <w:p>
+      <w:pPr>
+        <w:spacing w:after="0" w:line="240" w:lineRule="auto"/>
+        <w:rPr>
+          <w:rFonts w:ascii="メイリオ" w:hAnsi="メイリオ" w:hint="eastAsia"/>
+          <w:lang w:eastAsia="ja-JP"/>
+        </w:rPr>
+      </w:pPr>
+      <w:r>
+        <w:rPr>
+          <w:rFonts w:ascii="メイリオ" w:hAnsi="メイリオ" w:hint="eastAsia"/>
+          <w:lang w:eastAsia="ja-JP"/>
+        </w:rPr>
+        <w:t>1. 既存UIから対象Container取得</w:t>
+      </w:r>
+    </w:p>
+    <w:p>
+      <w:pPr>
+        <w:spacing w:after="0" w:line="240" w:lineRule="auto"/>
+        <w:rPr>
+          <w:rFonts w:ascii="メイリオ" w:hAnsi="メイリオ" w:hint="eastAsia"/>
+          <w:lang w:eastAsia="ja-JP"/>
+        </w:rPr>
+      </w:pPr>
+      <w:r>
+        <w:rPr>
+          <w:rFonts w:ascii="メイリオ" w:hAnsi="メイリオ" w:hint="eastAsia"/>
+          <w:lang w:eastAsia="ja-JP"/>
+        </w:rPr>
+        <w:t>2. 既存内容のクリア（必要に応じて）</w:t>
+      </w:r>
+    </w:p>
+    <w:p>
+      <w:pPr>
+        <w:spacing w:after="0" w:line="240" w:lineRule="auto"/>
+        <w:rPr>
+          <w:rFonts w:ascii="メイリオ" w:hAnsi="メイリオ"/>
+          <w:lang w:eastAsia="ja-JP"/>
+        </w:rPr>
+      </w:pPr>
+      <w:r>
+        <w:rPr>
+          <w:rFonts w:ascii="メイリオ" w:hAnsi="メイリオ"/>
+          <w:lang w:eastAsia="ja-JP"/>
+        </w:rPr>
+        <w:t>3. pageModule.init(container)</w:t>
+      </w:r>
+    </w:p>
+    <w:p>
+      <w:pPr>
+        <w:spacing w:after="0" w:line="240" w:lineRule="auto"/>
+        <w:rPr>
+          <w:rFonts w:ascii="メイリオ" w:hAnsi="メイリオ"/>
+          <w:lang w:eastAsia="ja-JP"/>
+        </w:rPr>
+      </w:pPr>
+      <w:r>
+        <w:rPr>
+          <w:rFonts w:ascii="メイリオ" w:hAnsi="メイリオ"/>
+          <w:lang w:eastAsia="ja-JP"/>
+        </w:rPr>
+        <w:t>4. pageModule.bindEvents()</w:t>
+      </w:r>
+    </w:p>
+    <w:p>
+      <w:pPr>
+        <w:spacing w:after="0" w:line="240" w:lineRule="auto"/>
+        <w:rPr>
+          <w:rFonts w:ascii="メイリオ" w:hAnsi="メイリオ"/>
+          <w:lang w:eastAsia="ja-JP"/>
+        </w:rPr>
+      </w:pPr>
+    </w:p>
+    <w:p>
+      <w:pPr>
+        <w:spacing w:after="0" w:line="240" w:lineRule="auto"/>
+        <w:rPr>
+          <w:rFonts w:ascii="メイリオ" w:hAnsi="メイリオ" w:hint="eastAsia"/>
+          <w:lang w:eastAsia="ja-JP"/>
+        </w:rPr>
+      </w:pPr>
+      <w:r>
+        <w:rPr>
+          <w:rFonts w:ascii="メイリオ" w:hAnsi="メイリオ" w:hint="eastAsia"/>
+          <w:lang w:eastAsia="ja-JP"/>
+        </w:rPr>
+        <w:t>画面</w:t>
+      </w:r>
+      <w:r>
+        <w:rPr>
+          <w:rFonts w:ascii="メイリオ" w:hAnsi="メイリオ" w:hint="eastAsia"/>
+          <w:lang w:eastAsia="ja-JP"/>
+        </w:rPr>
+        <w:t>切り替え</w:t>
+      </w:r>
+      <w:r>
+        <w:rPr>
+          <w:rFonts w:ascii="メイリオ" w:hAnsi="メイリオ" w:hint="eastAsia"/>
+          <w:lang w:eastAsia="ja-JP"/>
+        </w:rPr>
+        <w:t>または破棄時は以下を必ず実施する：</w:t>
+      </w:r>
+    </w:p>
+    <w:p>
+      <w:pPr>
+        <w:spacing w:after="0" w:line="240" w:lineRule="auto"/>
+        <w:rPr>
+          <w:rFonts w:ascii="メイリオ" w:hAnsi="メイリオ"/>
+          <w:lang w:eastAsia="ja-JP"/>
+        </w:rPr>
+      </w:pPr>
+    </w:p>
+    <w:p>
+      <w:pPr>
+        <w:spacing w:after="0" w:line="240" w:lineRule="auto"/>
+        <w:rPr>
+          <w:rFonts w:ascii="メイリオ" w:hAnsi="メイリオ"/>
+          <w:lang w:eastAsia="ja-JP"/>
+        </w:rPr>
+      </w:pPr>
+      <w:r>
+        <w:rPr>
+          <w:rFonts w:ascii="メイリオ" w:hAnsi="メイリオ"/>
+          <w:lang w:eastAsia="ja-JP"/>
+        </w:rPr>
+        <w:t>1. pageModule.destroy()</w:t>
+      </w:r>
+    </w:p>
+    <w:p>
+      <w:pPr>
+        <w:spacing w:after="0" w:line="240" w:lineRule="auto"/>
+        <w:rPr>
+          <w:rFonts w:ascii="メイリオ" w:hAnsi="メイリオ" w:hint="eastAsia"/>
+          <w:lang w:eastAsia="ja-JP"/>
+        </w:rPr>
+      </w:pPr>
+      <w:r>
+        <w:rPr>
+          <w:rFonts w:ascii="メイリオ" w:hAnsi="メイリオ" w:hint="eastAsia"/>
+          <w:lang w:eastAsia="ja-JP"/>
+        </w:rPr>
+        <w:t>2. Container内DOMのクリーンアップ</w:t>
+      </w:r>
+    </w:p>
+    <w:p>
+      <w:pPr>
+        <w:spacing w:after="0" w:line="240" w:lineRule="auto"/>
+        <w:rPr>
+          <w:rFonts w:ascii="メイリオ" w:hAnsi="メイリオ" w:hint="eastAsia"/>
+          <w:lang w:eastAsia="ja-JP"/>
+        </w:rPr>
+      </w:pPr>
+      <w:r>
+        <w:rPr>
+          <w:rFonts w:ascii="メイリオ" w:hAnsi="メイリオ" w:hint="eastAsia"/>
+          <w:lang w:eastAsia="ja-JP"/>
+        </w:rPr>
+        <w:t>3. イベント・タイマー・購読の解除</w:t>
+      </w:r>
+    </w:p>
+    <w:p>
+      <w:pPr>
+        <w:spacing w:after="0" w:line="240" w:lineRule="auto"/>
+        <w:rPr>
+          <w:rFonts w:ascii="メイリオ" w:hAnsi="メイリオ"/>
+          <w:lang w:eastAsia="ja-JP"/>
+        </w:rPr>
+      </w:pPr>
+    </w:p>
+    <w:p>
+      <w:pPr>
+        <w:spacing w:after="0" w:line="240" w:lineRule="auto"/>
+        <w:rPr>
+          <w:rFonts w:ascii="メイリオ" w:hAnsi="メイリオ" w:hint="eastAsia"/>
+          <w:lang w:eastAsia="ja-JP"/>
+        </w:rPr>
+      </w:pPr>
+      <w:r>
+        <w:rPr>
+          <w:rFonts w:ascii="メイリオ" w:hAnsi="メイリオ" w:hint="eastAsia"/>
+          <w:lang w:eastAsia="ja-JP"/>
+        </w:rPr>
+        <w:t>同一Containerに対する再initは、必ずdestroy後に行うこと。</w:t>
+      </w:r>
+    </w:p>
+    <w:p>
+      <w:pPr>
+        <w:pStyle w:val="21"/>
+        <w:spacing w:line="240" w:lineRule="auto"/>
+        <w:rPr>
+          <w:rFonts w:ascii="メイリオ" w:eastAsia="メイリオ" w:hAnsi="メイリオ"/>
+          <w:sz w:val="21"/>
+          <w:szCs w:val="21"/>
+          <w:lang w:eastAsia="ja-JP"/>
+        </w:rPr>
+      </w:pPr>
+      <w:r>
+        <w:rPr>
+          <w:rFonts w:ascii="メイリオ" w:eastAsia="メイリオ" w:hAnsi="メイリオ"/>
+          <w:sz w:val="21"/>
+          <w:szCs w:val="21"/>
+          <w:lang w:eastAsia="ja-JP"/>
+        </w:rPr>
         <w:t>■ 禁止事項</w:t>
       </w:r>
     </w:p>
@@ -4825,7 +5319,7 @@
       <w:pPr>
         <w:spacing w:after="0" w:line="240" w:lineRule="auto"/>
         <w:rPr>
-          <w:rFonts w:ascii="メイリオ" w:hAnsi="メイリオ" w:hint="eastAsia"/>
+          <w:rFonts w:ascii="メイリオ" w:hAnsi="メイリオ"/>
           <w:lang w:eastAsia="ja-JP"/>
         </w:rPr>
       </w:pPr>
@@ -4842,6 +5336,7 @@
         <w:pStyle w:val="1"/>
       </w:pPr>
       <w:r>
+        <w:lastRenderedPageBreak/>
         <w:t xml:space="preserve">9. </w:t>
       </w:r>
       <w:r>
@@ -5663,7 +6158,6 @@
         <w:rPr>
           <w:lang w:eastAsia="ja-JP"/>
         </w:rPr>
-        <w:lastRenderedPageBreak/>
         <w:t>144dpi</w:t>
       </w:r>
       <w:r>
@@ -5745,6 +6239,12 @@
           <w:lang w:eastAsia="ja-JP"/>
         </w:rPr>
       </w:pPr>
+      <w:r>
+        <w:rPr>
+          <w:lang w:eastAsia="ja-JP"/>
+        </w:rPr>
+        <w:br w:type="page"/>
+      </w:r>
     </w:p>
     <w:p>
       <w:pPr>
@@ -5754,6 +6254,7 @@
         </w:rPr>
       </w:pPr>
       <w:r>
+        <w:lastRenderedPageBreak/>
         <w:t xml:space="preserve">11. </w:t>
       </w:r>
       <w:r>
@@ -6623,6 +7124,57 @@
               <w:t>、対象Container置き換え後も既存ページとの干渉がないことを確認する</w:t>
             </w:r>
           </w:p>
+          <w:p>
+            <w:pPr>
+              <w:pStyle w:val="a9"/>
+              <w:spacing w:line="240" w:lineRule="exact"/>
+              <w:rPr>
+                <w:rFonts w:ascii="メイリオ" w:eastAsia="メイリオ" w:hAnsi="メイリオ" w:hint="eastAsia"/>
+                <w:sz w:val="18"/>
+                <w:szCs w:val="18"/>
+                <w:lang w:eastAsia="ja-JP"/>
+              </w:rPr>
+            </w:pPr>
+            <w:r>
+              <w:rPr>
+                <w:rFonts w:ascii="メイリオ" w:eastAsia="メイリオ" w:hAnsi="メイリオ"/>
+                <w:sz w:val="18"/>
+                <w:szCs w:val="18"/>
+                <w:lang w:eastAsia="ja-JP"/>
+              </w:rPr>
+              <w:t>・イベントリークなし（再init後も重複発火しない）</w:t>
+            </w:r>
+            <w:r>
+              <w:rPr>
+                <w:rFonts w:ascii="メイリオ" w:eastAsia="メイリオ" w:hAnsi="メイリオ"/>
+                <w:sz w:val="18"/>
+                <w:szCs w:val="18"/>
+                <w:lang w:eastAsia="ja-JP"/>
+              </w:rPr>
+              <w:br/>
+              <w:t>・Container外DOMに影響なし</w:t>
+            </w:r>
+            <w:r>
+              <w:rPr>
+                <w:rFonts w:ascii="メイリオ" w:eastAsia="メイリオ" w:hAnsi="メイリオ"/>
+                <w:sz w:val="18"/>
+                <w:szCs w:val="18"/>
+                <w:lang w:eastAsia="ja-JP"/>
+              </w:rPr>
+              <w:br/>
+              <w:t>・既存機能（他UI）が正常動作することを確認</w:t>
+            </w:r>
+            <w:r>
+              <w:rPr>
+                <w:rFonts w:ascii="メイリオ" w:eastAsia="メイリオ" w:hAnsi="メイリオ"/>
+                <w:sz w:val="18"/>
+                <w:szCs w:val="18"/>
+                <w:lang w:eastAsia="ja-JP"/>
+              </w:rPr>
+              <w:br/>
+              <w:t>・stateとUI表示が常に一致していること</w:t>
+            </w:r>
+          </w:p>
         </w:tc>
         <w:tc>
           <w:tcPr>
@@ -7192,6 +7744,25 @@
     </w:tbl>
     <w:p>
       <w:pPr>
+        <w:rPr>
+          <w:rFonts w:asciiTheme="majorHAnsi" w:eastAsiaTheme="majorEastAsia" w:hAnsiTheme="majorHAnsi" w:cstheme="majorBidi"/>
+          <w:b/>
+          <w:bCs/>
+          <w:color w:val="1F4E79"/>
+          <w:sz w:val="28"/>
+          <w:szCs w:val="28"/>
+          <w:lang w:eastAsia="ja-JP"/>
+        </w:rPr>
+      </w:pPr>
+      <w:r>
+        <w:rPr>
+          <w:lang w:eastAsia="ja-JP"/>
+        </w:rPr>
+        <w:br w:type="page"/>
+      </w:r>
+    </w:p>
+    <w:p>
+      <w:pPr>
         <w:pStyle w:val="1"/>
         <w:rPr>
           <w:lang w:eastAsia="ja-JP"/>
@@ -7215,7 +7786,6 @@
       <w:pPr>
         <w:spacing w:after="0" w:line="240" w:lineRule="auto"/>
         <w:rPr>
-          <w:rFonts w:hint="eastAsia"/>
           <w:lang w:eastAsia="ja-JP"/>
         </w:rPr>
       </w:pPr>
@@ -7273,7 +7843,6 @@
       <w:pPr>
         <w:spacing w:after="0" w:line="240" w:lineRule="auto"/>
         <w:rPr>
-          <w:rFonts w:hint="eastAsia"/>
           <w:lang w:eastAsia="ja-JP"/>
         </w:rPr>
       </w:pPr>
@@ -7485,7 +8054,6 @@
       <w:pPr>
         <w:spacing w:after="0" w:line="240" w:lineRule="auto"/>
         <w:rPr>
-          <w:rFonts w:hint="eastAsia"/>
           <w:lang w:eastAsia="ja-JP"/>
         </w:rPr>
       </w:pPr>
@@ -7543,7 +8111,6 @@
       <w:pPr>
         <w:spacing w:after="0" w:line="240" w:lineRule="auto"/>
         <w:rPr>
-          <w:rFonts w:hint="eastAsia"/>
           <w:lang w:eastAsia="ja-JP"/>
         </w:rPr>
       </w:pPr>
@@ -7601,7 +8168,6 @@
       <w:pPr>
         <w:spacing w:after="0" w:line="240" w:lineRule="auto"/>
         <w:rPr>
-          <w:rFonts w:hint="eastAsia"/>
           <w:lang w:eastAsia="ja-JP"/>
         </w:rPr>
       </w:pPr>
@@ -7673,7 +8239,6 @@
       <w:pPr>
         <w:spacing w:after="0" w:line="240" w:lineRule="auto"/>
         <w:rPr>
-          <w:rFonts w:hint="eastAsia"/>
           <w:lang w:eastAsia="ja-JP"/>
         </w:rPr>
       </w:pPr>
@@ -7778,7 +8343,12 @@
       </w:r>
     </w:p>
     <w:sectPr>
-      <w:headerReference w:type="default" r:id="rId11"/>
+      <w:headerReference w:type="even" r:id="rId11"/>
+      <w:headerReference w:type="default" r:id="rId12"/>
+      <w:footerReference w:type="even" r:id="rId13"/>
+      <w:footerReference w:type="default" r:id="rId14"/>
+      <w:headerReference w:type="first" r:id="rId15"/>
+      <w:footerReference w:type="first" r:id="rId16"/>
       <w:pgSz w:w="12240" w:h="15840"/>
       <w:pgMar w:top="1020" w:right="1020" w:bottom="907" w:left="1020" w:header="720" w:footer="720" w:gutter="0"/>
       <w:cols w:space="720"/>
@@ -7813,6 +8383,36 @@
 </w:endnotes>
 </file>
 
+<file path=word/footer1.xml><?xml version="1.0" encoding="utf-8"?>
+<w:ftr xmlns:wpc="http://schemas.microsoft.com/office/word/2010/wordprocessingCanvas" xmlns:cx="http://schemas.microsoft.com/office/drawing/2014/chartex" xmlns:cx1="http://schemas.microsoft.com/office/drawing/2015/9/8/chartex" xmlns:cx2="http://schemas.microsoft.com/office/drawing/2015/10/21/chartex" xmlns:cx3="http://schemas.microsoft.com/office/drawing/2016/5/9/chartex" xmlns:cx4="http://schemas.microsoft.com/office/drawing/2016/5/10/chartex" xmlns:cx5="http://schemas.microsoft.com/office/drawing/2016/5/11/chartex" xmlns:cx6="http://schemas.microsoft.com/office/drawing/2016/5/12/chartex" xmlns:cx7="http://schemas.microsoft.com/office/drawing/2016/5/13/chartex" xmlns:cx8="http://schemas.microsoft.com/office/drawing/2016/5/14/chartex" xmlns:mc="http://schemas.openxmlformats.org/markup-compatibility/2006" xmlns:aink="http://schemas.microsoft.com/office/drawing/2016/ink" xmlns:am3d="http://schemas.microsoft.com/office/drawing/2017/model3d" xmlns:o="urn:schemas-microsoft-com:office:office" xmlns:oel="http://schemas.microsoft.com/office/2019/extlst" xmlns:r="http://schemas.openxmlformats.org/officeDocument/2006/relationships" xmlns:m="http://schemas.openxmlformats.org/officeDocument/2006/math" xmlns:v="urn:schemas-microsoft-com:vml" xmlns:wp14="http://schemas.microsoft.com/office/word/2010/wordprocessingDrawing" xmlns:wp="http://schemas.openxmlformats.org/drawingml/2006/wordprocessingDrawing" xmlns:w10="urn:schemas-microsoft-com:office:word" xmlns:w="http://schemas.openxmlformats.org/wordprocessingml/2006/main" xmlns:w14="http://schemas.microsoft.com/office/word/2010/wordml" xmlns:w15="http://schemas.microsoft.com/office/word/2012/wordml" xmlns:w16cex="http://schemas.microsoft.com/office/word/2018/wordml/cex" xmlns:w16cid="http://schemas.microsoft.com/office/word/2016/wordml/cid" xmlns:w16="http://schemas.microsoft.com/office/word/2018/wordml" xmlns:w16du="http://schemas.microsoft.com/office/word/2023/wordml/word16du" xmlns:w16sdtdh="http://schemas.microsoft.com/office/word/2020/wordml/sdtdatahash" xmlns:w16sdtfl="http://schemas.microsoft.com/office/word/2024/wordml/sdtformatlock" xmlns:w16se="http://schemas.microsoft.com/office/word/2015/wordml/symex" xmlns:wpg="http://schemas.microsoft.com/office/word/2010/wordprocessingGroup" xmlns:wpi="http://schemas.microsoft.com/office/word/2010/wordprocessingInk" xmlns:wne="http://schemas.microsoft.com/office/word/2006/wordml" xmlns:wps="http://schemas.microsoft.com/office/word/2010/wordprocessingShape" mc:Ignorable="w14 w15 w16se w16cid w16 w16cex w16sdtdh w16sdtfl w16du wp14">
+  <w:p>
+    <w:pPr>
+      <w:pStyle w:val="a7"/>
+    </w:pPr>
+  </w:p>
+</w:ftr>
+</file>
+
+<file path=word/footer2.xml><?xml version="1.0" encoding="utf-8"?>
+<w:ftr xmlns:wpc="http://schemas.microsoft.com/office/word/2010/wordprocessingCanvas" xmlns:cx="http://schemas.microsoft.com/office/drawing/2014/chartex" xmlns:cx1="http://schemas.microsoft.com/office/drawing/2015/9/8/chartex" xmlns:cx2="http://schemas.microsoft.com/office/drawing/2015/10/21/chartex" xmlns:cx3="http://schemas.microsoft.com/office/drawing/2016/5/9/chartex" xmlns:cx4="http://schemas.microsoft.com/office/drawing/2016/5/10/chartex" xmlns:cx5="http://schemas.microsoft.com/office/drawing/2016/5/11/chartex" xmlns:cx6="http://schemas.microsoft.com/office/drawing/2016/5/12/chartex" xmlns:cx7="http://schemas.microsoft.com/office/drawing/2016/5/13/chartex" xmlns:cx8="http://schemas.microsoft.com/office/drawing/2016/5/14/chartex" xmlns:mc="http://schemas.openxmlformats.org/markup-compatibility/2006" xmlns:aink="http://schemas.microsoft.com/office/drawing/2016/ink" xmlns:am3d="http://schemas.microsoft.com/office/drawing/2017/model3d" xmlns:o="urn:schemas-microsoft-com:office:office" xmlns:oel="http://schemas.microsoft.com/office/2019/extlst" xmlns:r="http://schemas.openxmlformats.org/officeDocument/2006/relationships" xmlns:m="http://schemas.openxmlformats.org/officeDocument/2006/math" xmlns:v="urn:schemas-microsoft-com:vml" xmlns:wp14="http://schemas.microsoft.com/office/word/2010/wordprocessingDrawing" xmlns:wp="http://schemas.openxmlformats.org/drawingml/2006/wordprocessingDrawing" xmlns:w10="urn:schemas-microsoft-com:office:word" xmlns:w="http://schemas.openxmlformats.org/wordprocessingml/2006/main" xmlns:w14="http://schemas.microsoft.com/office/word/2010/wordml" xmlns:w15="http://schemas.microsoft.com/office/word/2012/wordml" xmlns:w16cex="http://schemas.microsoft.com/office/word/2018/wordml/cex" xmlns:w16cid="http://schemas.microsoft.com/office/word/2016/wordml/cid" xmlns:w16="http://schemas.microsoft.com/office/word/2018/wordml" xmlns:w16du="http://schemas.microsoft.com/office/word/2023/wordml/word16du" xmlns:w16sdtdh="http://schemas.microsoft.com/office/word/2020/wordml/sdtdatahash" xmlns:w16sdtfl="http://schemas.microsoft.com/office/word/2024/wordml/sdtformatlock" xmlns:w16se="http://schemas.microsoft.com/office/word/2015/wordml/symex" xmlns:wpg="http://schemas.microsoft.com/office/word/2010/wordprocessingGroup" xmlns:wpi="http://schemas.microsoft.com/office/word/2010/wordprocessingInk" xmlns:wne="http://schemas.microsoft.com/office/word/2006/wordml" xmlns:wps="http://schemas.microsoft.com/office/word/2010/wordprocessingShape" mc:Ignorable="w14 w15 w16se w16cid w16 w16cex w16sdtdh w16sdtfl w16du wp14">
+  <w:p>
+    <w:pPr>
+      <w:pStyle w:val="a7"/>
+    </w:pPr>
+  </w:p>
+</w:ftr>
+</file>
+
+<file path=word/footer3.xml><?xml version="1.0" encoding="utf-8"?>
+<w:ftr xmlns:wpc="http://schemas.microsoft.com/office/word/2010/wordprocessingCanvas" xmlns:cx="http://schemas.microsoft.com/office/drawing/2014/chartex" xmlns:cx1="http://schemas.microsoft.com/office/drawing/2015/9/8/chartex" xmlns:cx2="http://schemas.microsoft.com/office/drawing/2015/10/21/chartex" xmlns:cx3="http://schemas.microsoft.com/office/drawing/2016/5/9/chartex" xmlns:cx4="http://schemas.microsoft.com/office/drawing/2016/5/10/chartex" xmlns:cx5="http://schemas.microsoft.com/office/drawing/2016/5/11/chartex" xmlns:cx6="http://schemas.microsoft.com/office/drawing/2016/5/12/chartex" xmlns:cx7="http://schemas.microsoft.com/office/drawing/2016/5/13/chartex" xmlns:cx8="http://schemas.microsoft.com/office/drawing/2016/5/14/chartex" xmlns:mc="http://schemas.openxmlformats.org/markup-compatibility/2006" xmlns:aink="http://schemas.microsoft.com/office/drawing/2016/ink" xmlns:am3d="http://schemas.microsoft.com/office/drawing/2017/model3d" xmlns:o="urn:schemas-microsoft-com:office:office" xmlns:oel="http://schemas.microsoft.com/office/2019/extlst" xmlns:r="http://schemas.openxmlformats.org/officeDocument/2006/relationships" xmlns:m="http://schemas.openxmlformats.org/officeDocument/2006/math" xmlns:v="urn:schemas-microsoft-com:vml" xmlns:wp14="http://schemas.microsoft.com/office/word/2010/wordprocessingDrawing" xmlns:wp="http://schemas.openxmlformats.org/drawingml/2006/wordprocessingDrawing" xmlns:w10="urn:schemas-microsoft-com:office:word" xmlns:w="http://schemas.openxmlformats.org/wordprocessingml/2006/main" xmlns:w14="http://schemas.microsoft.com/office/word/2010/wordml" xmlns:w15="http://schemas.microsoft.com/office/word/2012/wordml" xmlns:w16cex="http://schemas.microsoft.com/office/word/2018/wordml/cex" xmlns:w16cid="http://schemas.microsoft.com/office/word/2016/wordml/cid" xmlns:w16="http://schemas.microsoft.com/office/word/2018/wordml" xmlns:w16du="http://schemas.microsoft.com/office/word/2023/wordml/word16du" xmlns:w16sdtdh="http://schemas.microsoft.com/office/word/2020/wordml/sdtdatahash" xmlns:w16sdtfl="http://schemas.microsoft.com/office/word/2024/wordml/sdtformatlock" xmlns:w16se="http://schemas.microsoft.com/office/word/2015/wordml/symex" xmlns:wpg="http://schemas.microsoft.com/office/word/2010/wordprocessingGroup" xmlns:wpi="http://schemas.microsoft.com/office/word/2010/wordprocessingInk" xmlns:wne="http://schemas.microsoft.com/office/word/2006/wordml" xmlns:wps="http://schemas.microsoft.com/office/word/2010/wordprocessingShape" mc:Ignorable="w14 w15 w16se w16cid w16 w16cex w16sdtdh w16sdtfl w16du wp14">
+  <w:p>
+    <w:pPr>
+      <w:pStyle w:val="a7"/>
+    </w:pPr>
+  </w:p>
+</w:ftr>
+</file>
+
 <file path=word/footnotes.xml><?xml version="1.0" encoding="utf-8"?>
 <w:footnotes xmlns:wpc="http://schemas.microsoft.com/office/word/2010/wordprocessingCanvas" xmlns:cx="http://schemas.microsoft.com/office/drawing/2014/chartex" xmlns:cx1="http://schemas.microsoft.com/office/drawing/2015/9/8/chartex" xmlns:cx2="http://schemas.microsoft.com/office/drawing/2015/10/21/chartex" xmlns:cx3="http://schemas.microsoft.com/office/drawing/2016/5/9/chartex" xmlns:cx4="http://schemas.microsoft.com/office/drawing/2016/5/10/chartex" xmlns:cx5="http://schemas.microsoft.com/office/drawing/2016/5/11/chartex" xmlns:cx6="http://schemas.microsoft.com/office/drawing/2016/5/12/chartex" xmlns:cx7="http://schemas.microsoft.com/office/drawing/2016/5/13/chartex" xmlns:cx8="http://schemas.microsoft.com/office/drawing/2016/5/14/chartex" xmlns:mc="http://schemas.openxmlformats.org/markup-compatibility/2006" xmlns:aink="http://schemas.microsoft.com/office/drawing/2016/ink" xmlns:am3d="http://schemas.microsoft.com/office/drawing/2017/model3d" xmlns:o="urn:schemas-microsoft-com:office:office" xmlns:oel="http://schemas.microsoft.com/office/2019/extlst" xmlns:r="http://schemas.openxmlformats.org/officeDocument/2006/relationships" xmlns:m="http://schemas.openxmlformats.org/officeDocument/2006/math" xmlns:v="urn:schemas-microsoft-com:vml" xmlns:wp14="http://schemas.microsoft.com/office/word/2010/wordprocessingDrawing" xmlns:wp="http://schemas.openxmlformats.org/drawingml/2006/wordprocessingDrawing" xmlns:w10="urn:schemas-microsoft-com:office:word" xmlns:w="http://schemas.openxmlformats.org/wordprocessingml/2006/main" xmlns:w14="http://schemas.microsoft.com/office/word/2010/wordml" xmlns:w15="http://schemas.microsoft.com/office/word/2012/wordml" xmlns:w16cex="http://schemas.microsoft.com/office/word/2018/wordml/cex" xmlns:w16cid="http://schemas.microsoft.com/office/word/2016/wordml/cid" xmlns:w16="http://schemas.microsoft.com/office/word/2018/wordml" xmlns:w16du="http://schemas.microsoft.com/office/word/2023/wordml/word16du" xmlns:w16sdtdh="http://schemas.microsoft.com/office/word/2020/wordml/sdtdatahash" xmlns:w16sdtfl="http://schemas.microsoft.com/office/word/2024/wordml/sdtformatlock" xmlns:w16se="http://schemas.microsoft.com/office/word/2015/wordml/symex" xmlns:wpg="http://schemas.microsoft.com/office/word/2010/wordprocessingGroup" xmlns:wpi="http://schemas.microsoft.com/office/word/2010/wordprocessingInk" xmlns:wne="http://schemas.microsoft.com/office/word/2006/wordml" xmlns:wps="http://schemas.microsoft.com/office/word/2010/wordprocessingShape" mc:Ignorable="w14 w15 w16se w16cid w16 w16cex w16sdtdh w16sdtfl w16du wp14">
   <w:footnote w:type="separator" w:id="-1">
@@ -7843,6 +8443,16 @@
   <w:p>
     <w:pPr>
       <w:pStyle w:val="a5"/>
+    </w:pPr>
+  </w:p>
+</w:hdr>
+</file>
+
+<file path=word/header2.xml><?xml version="1.0" encoding="utf-8"?>
+<w:hdr xmlns:wpc="http://schemas.microsoft.com/office/word/2010/wordprocessingCanvas" xmlns:cx="http://schemas.microsoft.com/office/drawing/2014/chartex" xmlns:cx1="http://schemas.microsoft.com/office/drawing/2015/9/8/chartex" xmlns:cx2="http://schemas.microsoft.com/office/drawing/2015/10/21/chartex" xmlns:cx3="http://schemas.microsoft.com/office/drawing/2016/5/9/chartex" xmlns:cx4="http://schemas.microsoft.com/office/drawing/2016/5/10/chartex" xmlns:cx5="http://schemas.microsoft.com/office/drawing/2016/5/11/chartex" xmlns:cx6="http://schemas.microsoft.com/office/drawing/2016/5/12/chartex" xmlns:cx7="http://schemas.microsoft.com/office/drawing/2016/5/13/chartex" xmlns:cx8="http://schemas.microsoft.com/office/drawing/2016/5/14/chartex" xmlns:mc="http://schemas.openxmlformats.org/markup-compatibility/2006" xmlns:aink="http://schemas.microsoft.com/office/drawing/2016/ink" xmlns:am3d="http://schemas.microsoft.com/office/drawing/2017/model3d" xmlns:o="urn:schemas-microsoft-com:office:office" xmlns:oel="http://schemas.microsoft.com/office/2019/extlst" xmlns:r="http://schemas.openxmlformats.org/officeDocument/2006/relationships" xmlns:m="http://schemas.openxmlformats.org/officeDocument/2006/math" xmlns:v="urn:schemas-microsoft-com:vml" xmlns:wp14="http://schemas.microsoft.com/office/word/2010/wordprocessingDrawing" xmlns:wp="http://schemas.openxmlformats.org/drawingml/2006/wordprocessingDrawing" xmlns:w10="urn:schemas-microsoft-com:office:word" xmlns:w="http://schemas.openxmlformats.org/wordprocessingml/2006/main" xmlns:w14="http://schemas.microsoft.com/office/word/2010/wordml" xmlns:w15="http://schemas.microsoft.com/office/word/2012/wordml" xmlns:w16cex="http://schemas.microsoft.com/office/word/2018/wordml/cex" xmlns:w16cid="http://schemas.microsoft.com/office/word/2016/wordml/cid" xmlns:w16="http://schemas.microsoft.com/office/word/2018/wordml" xmlns:w16du="http://schemas.microsoft.com/office/word/2023/wordml/word16du" xmlns:w16sdtdh="http://schemas.microsoft.com/office/word/2020/wordml/sdtdatahash" xmlns:w16sdtfl="http://schemas.microsoft.com/office/word/2024/wordml/sdtformatlock" xmlns:w16se="http://schemas.microsoft.com/office/word/2015/wordml/symex" xmlns:wpg="http://schemas.microsoft.com/office/word/2010/wordprocessingGroup" xmlns:wpi="http://schemas.microsoft.com/office/word/2010/wordprocessingInk" xmlns:wne="http://schemas.microsoft.com/office/word/2006/wordml" xmlns:wps="http://schemas.microsoft.com/office/word/2010/wordprocessingShape" mc:Ignorable="w14 w15 w16se w16cid w16 w16cex w16sdtdh w16sdtfl w16du wp14">
+  <w:p>
+    <w:pPr>
+      <w:pStyle w:val="a5"/>
       <w:rPr>
         <w:lang w:eastAsia="ja-JP"/>
       </w:rPr>
@@ -7873,9 +8483,19 @@
         <w:rFonts w:hint="eastAsia"/>
         <w:lang w:eastAsia="ja-JP"/>
       </w:rPr>
-      <w:t>6</w:t>
+      <w:t>7</w:t>
     </w:r>
   </w:p>
+  <w:p>
+    <w:pPr>
+      <w:pStyle w:val="a5"/>
+    </w:pPr>
+  </w:p>
+</w:hdr>
+</file>
+
+<file path=word/header3.xml><?xml version="1.0" encoding="utf-8"?>
+<w:hdr xmlns:wpc="http://schemas.microsoft.com/office/word/2010/wordprocessingCanvas" xmlns:cx="http://schemas.microsoft.com/office/drawing/2014/chartex" xmlns:cx1="http://schemas.microsoft.com/office/drawing/2015/9/8/chartex" xmlns:cx2="http://schemas.microsoft.com/office/drawing/2015/10/21/chartex" xmlns:cx3="http://schemas.microsoft.com/office/drawing/2016/5/9/chartex" xmlns:cx4="http://schemas.microsoft.com/office/drawing/2016/5/10/chartex" xmlns:cx5="http://schemas.microsoft.com/office/drawing/2016/5/11/chartex" xmlns:cx6="http://schemas.microsoft.com/office/drawing/2016/5/12/chartex" xmlns:cx7="http://schemas.microsoft.com/office/drawing/2016/5/13/chartex" xmlns:cx8="http://schemas.microsoft.com/office/drawing/2016/5/14/chartex" xmlns:mc="http://schemas.openxmlformats.org/markup-compatibility/2006" xmlns:aink="http://schemas.microsoft.com/office/drawing/2016/ink" xmlns:am3d="http://schemas.microsoft.com/office/drawing/2017/model3d" xmlns:o="urn:schemas-microsoft-com:office:office" xmlns:oel="http://schemas.microsoft.com/office/2019/extlst" xmlns:r="http://schemas.openxmlformats.org/officeDocument/2006/relationships" xmlns:m="http://schemas.openxmlformats.org/officeDocument/2006/math" xmlns:v="urn:schemas-microsoft-com:vml" xmlns:wp14="http://schemas.microsoft.com/office/word/2010/wordprocessingDrawing" xmlns:wp="http://schemas.openxmlformats.org/drawingml/2006/wordprocessingDrawing" xmlns:w10="urn:schemas-microsoft-com:office:word" xmlns:w="http://schemas.openxmlformats.org/wordprocessingml/2006/main" xmlns:w14="http://schemas.microsoft.com/office/word/2010/wordml" xmlns:w15="http://schemas.microsoft.com/office/word/2012/wordml" xmlns:w16cex="http://schemas.microsoft.com/office/word/2018/wordml/cex" xmlns:w16cid="http://schemas.microsoft.com/office/word/2016/wordml/cid" xmlns:w16="http://schemas.microsoft.com/office/word/2018/wordml" xmlns:w16du="http://schemas.microsoft.com/office/word/2023/wordml/word16du" xmlns:w16sdtdh="http://schemas.microsoft.com/office/word/2020/wordml/sdtdatahash" xmlns:w16sdtfl="http://schemas.microsoft.com/office/word/2024/wordml/sdtformatlock" xmlns:w16se="http://schemas.microsoft.com/office/word/2015/wordml/symex" xmlns:wpg="http://schemas.microsoft.com/office/word/2010/wordprocessingGroup" xmlns:wpi="http://schemas.microsoft.com/office/word/2010/wordprocessingInk" xmlns:wne="http://schemas.microsoft.com/office/word/2006/wordml" xmlns:wps="http://schemas.microsoft.com/office/word/2010/wordprocessingShape" mc:Ignorable="w14 w15 w16se w16cid w16 w16cex w16sdtdh w16sdtfl w16du wp14">
   <w:p>
     <w:pPr>
       <w:pStyle w:val="a5"/>
@@ -21295,30 +21915,6 @@
 </file>
 
 <file path=customXml/item1.xml><?xml version="1.0" encoding="utf-8"?>
-<b:Sources xmlns:b="http://schemas.openxmlformats.org/officeDocument/2006/bibliography" xmlns="http://schemas.openxmlformats.org/officeDocument/2006/bibliography" SelectedStyle="/APA.XSL" StyleName="APA"/>
-</file>
-
-<file path=customXml/item2.xml><?xml version="1.0" encoding="utf-8"?>
-<?mso-contentType ?>
-<FormTemplates xmlns="http://schemas.microsoft.com/sharepoint/v3/contenttype/forms">
-  <Display>DocumentLibraryForm</Display>
-  <Edit>DocumentLibraryForm</Edit>
-  <New>DocumentLibraryForm</New>
-</FormTemplates>
-</file>
-
-<file path=customXml/item3.xml><?xml version="1.0" encoding="utf-8"?>
-<p:properties xmlns:p="http://schemas.microsoft.com/office/2006/metadata/properties" xmlns:xsi="http://www.w3.org/2001/XMLSchema-instance" xmlns:pc="http://schemas.microsoft.com/office/infopath/2007/PartnerControls">
-  <documentManagement>
-    <TaxCatchAll xmlns="e6a3500b-cb6e-4909-beef-410a8b399cb6" xsi:nil="true"/>
-    <lcf76f155ced4ddcb4097134ff3c332f xmlns="838ecdd3-fee6-4c8e-8f5d-71174a821220">
-      <Terms xmlns="http://schemas.microsoft.com/office/infopath/2007/PartnerControls"/>
-    </lcf76f155ced4ddcb4097134ff3c332f>
-  </documentManagement>
-</p:properties>
-</file>
-
-<file path=customXml/item4.xml><?xml version="1.0" encoding="utf-8"?>
 <ct:contentTypeSchema xmlns:ct="http://schemas.microsoft.com/office/2006/metadata/contentType" xmlns:ma="http://schemas.microsoft.com/office/2006/metadata/properties/metaAttributes" ct:_="" ma:_="" ma:contentTypeName="ドキュメント" ma:contentTypeID="0x010100BC3B0B34402F0F479286A507A611FAA5" ma:contentTypeVersion="14" ma:contentTypeDescription="新しいドキュメントを作成します。" ma:contentTypeScope="" ma:versionID="6655fa7c6762fc0d10148cd39cb65651">
   <xsd:schema xmlns:xsd="http://www.w3.org/2001/XMLSchema" xmlns:xs="http://www.w3.org/2001/XMLSchema" xmlns:p="http://schemas.microsoft.com/office/2006/metadata/properties" xmlns:ns2="838ecdd3-fee6-4c8e-8f5d-71174a821220" xmlns:ns3="e6a3500b-cb6e-4909-beef-410a8b399cb6" targetNamespace="http://schemas.microsoft.com/office/2006/metadata/properties" ma:root="true" ma:fieldsID="f204cef3bddeda29b09be846878ac50b" ns2:_="" ns3:_="">
     <xsd:import namespace="838ecdd3-fee6-4c8e-8f5d-71174a821220"/>
@@ -21547,34 +22143,31 @@
 </ct:contentTypeSchema>
 </file>
 
-<file path=customXml/itemProps1.xml><?xml version="1.0" encoding="utf-8"?>
-<ds:datastoreItem xmlns:ds="http://schemas.openxmlformats.org/officeDocument/2006/customXml" ds:itemID="{EF278816-EC6F-A645-907D-7F25AECB1D4A}">
-  <ds:schemaRefs>
-    <ds:schemaRef ds:uri="http://schemas.openxmlformats.org/officeDocument/2006/bibliography"/>
-  </ds:schemaRefs>
-</ds:datastoreItem>
+<file path=customXml/item2.xml><?xml version="1.0" encoding="utf-8"?>
+<p:properties xmlns:p="http://schemas.microsoft.com/office/2006/metadata/properties" xmlns:xsi="http://www.w3.org/2001/XMLSchema-instance" xmlns:pc="http://schemas.microsoft.com/office/infopath/2007/PartnerControls">
+  <documentManagement>
+    <TaxCatchAll xmlns="e6a3500b-cb6e-4909-beef-410a8b399cb6" xsi:nil="true"/>
+    <lcf76f155ced4ddcb4097134ff3c332f xmlns="838ecdd3-fee6-4c8e-8f5d-71174a821220">
+      <Terms xmlns="http://schemas.microsoft.com/office/infopath/2007/PartnerControls"/>
+    </lcf76f155ced4ddcb4097134ff3c332f>
+  </documentManagement>
+</p:properties>
 </file>
 
-<file path=customXml/itemProps2.xml><?xml version="1.0" encoding="utf-8"?>
-<ds:datastoreItem xmlns:ds="http://schemas.openxmlformats.org/officeDocument/2006/customXml" ds:itemID="{C71A6495-5839-434F-9BC8-DE712B5FDD86}">
-  <ds:schemaRefs>
-    <ds:schemaRef ds:uri="http://schemas.microsoft.com/sharepoint/v3/contenttype/forms"/>
-  </ds:schemaRefs>
-</ds:datastoreItem>
+<file path=customXml/item3.xml><?xml version="1.0" encoding="utf-8"?>
+<?mso-contentType ?>
+<FormTemplates xmlns="http://schemas.microsoft.com/sharepoint/v3/contenttype/forms">
+  <Display>DocumentLibraryForm</Display>
+  <Edit>DocumentLibraryForm</Edit>
+  <New>DocumentLibraryForm</New>
+</FormTemplates>
 </file>
 
-<file path=customXml/itemProps3.xml><?xml version="1.0" encoding="utf-8"?>
-<ds:datastoreItem xmlns:ds="http://schemas.openxmlformats.org/officeDocument/2006/customXml" ds:itemID="{82B77061-5AA4-4601-94F4-60E7EA7D4C43}">
-  <ds:schemaRefs>
-    <ds:schemaRef ds:uri="http://schemas.microsoft.com/office/2006/metadata/properties"/>
-    <ds:schemaRef ds:uri="http://schemas.microsoft.com/office/infopath/2007/PartnerControls"/>
-    <ds:schemaRef ds:uri="e6a3500b-cb6e-4909-beef-410a8b399cb6"/>
-    <ds:schemaRef ds:uri="838ecdd3-fee6-4c8e-8f5d-71174a821220"/>
-  </ds:schemaRefs>
-</ds:datastoreItem>
+<file path=customXml/item4.xml><?xml version="1.0" encoding="utf-8"?>
+<b:Sources xmlns:b="http://schemas.openxmlformats.org/officeDocument/2006/bibliography" xmlns="http://schemas.openxmlformats.org/officeDocument/2006/bibliography" SelectedStyle="/APA.XSL" StyleName="APA"/>
 </file>
 
-<file path=customXml/itemProps4.xml><?xml version="1.0" encoding="utf-8"?>
+<file path=customXml/itemProps1.xml><?xml version="1.0" encoding="utf-8"?>
 <ds:datastoreItem xmlns:ds="http://schemas.openxmlformats.org/officeDocument/2006/customXml" ds:itemID="{A7895211-5F84-4FE3-A220-992F5B5F4B50}">
   <ds:schemaRefs>
     <ds:schemaRef ds:uri="http://schemas.microsoft.com/office/2006/metadata/contentType"/>
@@ -21591,4 +22184,31 @@
     <ds:schemaRef ds:uri="http://schemas.microsoft.com/internal/obd"/>
   </ds:schemaRefs>
 </ds:datastoreItem>
+</file>
+
+<file path=customXml/itemProps2.xml><?xml version="1.0" encoding="utf-8"?>
+<ds:datastoreItem xmlns:ds="http://schemas.openxmlformats.org/officeDocument/2006/customXml" ds:itemID="{82B77061-5AA4-4601-94F4-60E7EA7D4C43}">
+  <ds:schemaRefs>
+    <ds:schemaRef ds:uri="http://schemas.microsoft.com/office/2006/metadata/properties"/>
+    <ds:schemaRef ds:uri="http://schemas.microsoft.com/office/infopath/2007/PartnerControls"/>
+    <ds:schemaRef ds:uri="e6a3500b-cb6e-4909-beef-410a8b399cb6"/>
+    <ds:schemaRef ds:uri="838ecdd3-fee6-4c8e-8f5d-71174a821220"/>
+  </ds:schemaRefs>
+</ds:datastoreItem>
+</file>
+
+<file path=customXml/itemProps3.xml><?xml version="1.0" encoding="utf-8"?>
+<ds:datastoreItem xmlns:ds="http://schemas.openxmlformats.org/officeDocument/2006/customXml" ds:itemID="{C71A6495-5839-434F-9BC8-DE712B5FDD86}">
+  <ds:schemaRefs>
+    <ds:schemaRef ds:uri="http://schemas.microsoft.com/sharepoint/v3/contenttype/forms"/>
+  </ds:schemaRefs>
+</ds:datastoreItem>
+</file>
+
+<file path=customXml/itemProps4.xml><?xml version="1.0" encoding="utf-8"?>
+<ds:datastoreItem xmlns:ds="http://schemas.openxmlformats.org/officeDocument/2006/customXml" ds:itemID="{EF278816-EC6F-A645-907D-7F25AECB1D4A}">
+  <ds:schemaRefs>
+    <ds:schemaRef ds:uri="http://schemas.openxmlformats.org/officeDocument/2006/bibliography"/>
+  </ds:schemaRefs>
+</ds:datastoreItem>
 </file>